--- a/DR/Тема_07_ПП.docx
+++ b/DR/Тема_07_ПП.docx
@@ -6,6 +6,9 @@
       <w:sdtPr>
         <w:rPr>
           <w:rFonts w:ascii="Times New Roman" w:eastAsiaTheme="minorEastAsia" w:hAnsi="Times New Roman" w:cs="Times New Roman"/>
+          <w:b w:val="0"/>
+          <w:bCs w:val="0"/>
+          <w:smallCaps w:val="0"/>
           <w:color w:val="auto"/>
           <w:sz w:val="24"/>
           <w:szCs w:val="24"/>
@@ -19,9 +22,6 @@
       </w:sdtPr>
       <w:sdtEndPr>
         <w:rPr>
-          <w:b w:val="0"/>
-          <w:bCs w:val="0"/>
-          <w:smallCaps w:val="0"/>
           <w:noProof/>
         </w:rPr>
       </w:sdtEndPr>
@@ -46,6 +46,7 @@
               <w:tab w:val="left" w:pos="1320"/>
               <w:tab w:val="right" w:leader="dot" w:pos="9062"/>
             </w:tabs>
+            <w:spacing w:line="240" w:lineRule="auto"/>
             <w:rPr>
               <w:rFonts w:asciiTheme="minorHAnsi" w:hAnsiTheme="minorHAnsi" w:cstheme="minorBidi"/>
               <w:noProof/>
@@ -145,6 +146,7 @@
               <w:tab w:val="left" w:pos="1760"/>
               <w:tab w:val="right" w:leader="dot" w:pos="9062"/>
             </w:tabs>
+            <w:spacing w:line="240" w:lineRule="auto"/>
             <w:rPr>
               <w:rFonts w:asciiTheme="minorHAnsi" w:hAnsiTheme="minorHAnsi" w:cstheme="minorBidi"/>
               <w:noProof/>
@@ -235,6 +237,7 @@
               <w:tab w:val="left" w:pos="1760"/>
               <w:tab w:val="right" w:leader="dot" w:pos="9062"/>
             </w:tabs>
+            <w:spacing w:line="240" w:lineRule="auto"/>
             <w:rPr>
               <w:rFonts w:asciiTheme="minorHAnsi" w:hAnsiTheme="minorHAnsi" w:cstheme="minorBidi"/>
               <w:noProof/>
@@ -325,6 +328,7 @@
               <w:tab w:val="left" w:pos="1760"/>
               <w:tab w:val="right" w:leader="dot" w:pos="9062"/>
             </w:tabs>
+            <w:spacing w:line="240" w:lineRule="auto"/>
             <w:rPr>
               <w:rFonts w:asciiTheme="minorHAnsi" w:hAnsiTheme="minorHAnsi" w:cstheme="minorBidi"/>
               <w:noProof/>
@@ -415,6 +419,7 @@
               <w:tab w:val="left" w:pos="1760"/>
               <w:tab w:val="right" w:leader="dot" w:pos="9062"/>
             </w:tabs>
+            <w:spacing w:line="240" w:lineRule="auto"/>
             <w:rPr>
               <w:rFonts w:asciiTheme="minorHAnsi" w:hAnsiTheme="minorHAnsi" w:cstheme="minorBidi"/>
               <w:noProof/>
@@ -505,6 +510,7 @@
               <w:tab w:val="left" w:pos="1760"/>
               <w:tab w:val="right" w:leader="dot" w:pos="9062"/>
             </w:tabs>
+            <w:spacing w:line="240" w:lineRule="auto"/>
             <w:rPr>
               <w:rFonts w:asciiTheme="minorHAnsi" w:hAnsiTheme="minorHAnsi" w:cstheme="minorBidi"/>
               <w:noProof/>
@@ -595,6 +601,7 @@
               <w:tab w:val="left" w:pos="1320"/>
               <w:tab w:val="right" w:leader="dot" w:pos="9062"/>
             </w:tabs>
+            <w:spacing w:line="240" w:lineRule="auto"/>
             <w:rPr>
               <w:rFonts w:asciiTheme="minorHAnsi" w:hAnsiTheme="minorHAnsi" w:cstheme="minorBidi"/>
               <w:noProof/>
@@ -685,6 +692,7 @@
               <w:tab w:val="left" w:pos="1760"/>
               <w:tab w:val="right" w:leader="dot" w:pos="9062"/>
             </w:tabs>
+            <w:spacing w:line="240" w:lineRule="auto"/>
             <w:rPr>
               <w:rFonts w:asciiTheme="minorHAnsi" w:hAnsiTheme="minorHAnsi" w:cstheme="minorBidi"/>
               <w:noProof/>
@@ -775,6 +783,7 @@
               <w:tab w:val="left" w:pos="1760"/>
               <w:tab w:val="right" w:leader="dot" w:pos="9062"/>
             </w:tabs>
+            <w:spacing w:line="240" w:lineRule="auto"/>
             <w:rPr>
               <w:rFonts w:asciiTheme="minorHAnsi" w:hAnsiTheme="minorHAnsi" w:cstheme="minorBidi"/>
               <w:noProof/>
@@ -865,6 +874,7 @@
               <w:tab w:val="left" w:pos="1760"/>
               <w:tab w:val="right" w:leader="dot" w:pos="9062"/>
             </w:tabs>
+            <w:spacing w:line="240" w:lineRule="auto"/>
             <w:rPr>
               <w:rFonts w:asciiTheme="minorHAnsi" w:hAnsiTheme="minorHAnsi" w:cstheme="minorBidi"/>
               <w:noProof/>
@@ -955,6 +965,7 @@
               <w:tab w:val="left" w:pos="1760"/>
               <w:tab w:val="right" w:leader="dot" w:pos="9062"/>
             </w:tabs>
+            <w:spacing w:line="240" w:lineRule="auto"/>
             <w:rPr>
               <w:rFonts w:asciiTheme="minorHAnsi" w:hAnsiTheme="minorHAnsi" w:cstheme="minorBidi"/>
               <w:noProof/>
@@ -1045,6 +1056,7 @@
               <w:tab w:val="left" w:pos="1760"/>
               <w:tab w:val="right" w:leader="dot" w:pos="9062"/>
             </w:tabs>
+            <w:spacing w:line="240" w:lineRule="auto"/>
             <w:rPr>
               <w:rFonts w:asciiTheme="minorHAnsi" w:hAnsiTheme="minorHAnsi" w:cstheme="minorBidi"/>
               <w:noProof/>
@@ -1135,6 +1147,7 @@
               <w:tab w:val="left" w:pos="1320"/>
               <w:tab w:val="right" w:leader="dot" w:pos="9062"/>
             </w:tabs>
+            <w:spacing w:line="240" w:lineRule="auto"/>
             <w:rPr>
               <w:rFonts w:asciiTheme="minorHAnsi" w:hAnsiTheme="minorHAnsi" w:cstheme="minorBidi"/>
               <w:noProof/>
@@ -1225,6 +1238,7 @@
               <w:tab w:val="left" w:pos="1760"/>
               <w:tab w:val="right" w:leader="dot" w:pos="9062"/>
             </w:tabs>
+            <w:spacing w:line="240" w:lineRule="auto"/>
             <w:rPr>
               <w:rFonts w:asciiTheme="minorHAnsi" w:hAnsiTheme="minorHAnsi" w:cstheme="minorBidi"/>
               <w:noProof/>
@@ -1315,6 +1329,7 @@
               <w:tab w:val="left" w:pos="1760"/>
               <w:tab w:val="right" w:leader="dot" w:pos="9062"/>
             </w:tabs>
+            <w:spacing w:line="240" w:lineRule="auto"/>
             <w:rPr>
               <w:rFonts w:asciiTheme="minorHAnsi" w:hAnsiTheme="minorHAnsi" w:cstheme="minorBidi"/>
               <w:noProof/>
@@ -1405,6 +1420,7 @@
               <w:tab w:val="left" w:pos="1760"/>
               <w:tab w:val="right" w:leader="dot" w:pos="9062"/>
             </w:tabs>
+            <w:spacing w:line="240" w:lineRule="auto"/>
             <w:rPr>
               <w:rFonts w:asciiTheme="minorHAnsi" w:hAnsiTheme="minorHAnsi" w:cstheme="minorBidi"/>
               <w:noProof/>
@@ -1495,6 +1511,7 @@
               <w:tab w:val="left" w:pos="1760"/>
               <w:tab w:val="right" w:leader="dot" w:pos="9062"/>
             </w:tabs>
+            <w:spacing w:line="240" w:lineRule="auto"/>
             <w:rPr>
               <w:rFonts w:asciiTheme="minorHAnsi" w:hAnsiTheme="minorHAnsi" w:cstheme="minorBidi"/>
               <w:noProof/>
@@ -1585,6 +1602,7 @@
               <w:tab w:val="left" w:pos="1320"/>
               <w:tab w:val="right" w:leader="dot" w:pos="9062"/>
             </w:tabs>
+            <w:spacing w:line="240" w:lineRule="auto"/>
             <w:rPr>
               <w:rFonts w:asciiTheme="minorHAnsi" w:hAnsiTheme="minorHAnsi" w:cstheme="minorBidi"/>
               <w:noProof/>
@@ -1675,6 +1693,7 @@
               <w:tab w:val="left" w:pos="1760"/>
               <w:tab w:val="right" w:leader="dot" w:pos="9062"/>
             </w:tabs>
+            <w:spacing w:line="240" w:lineRule="auto"/>
             <w:rPr>
               <w:rFonts w:asciiTheme="minorHAnsi" w:hAnsiTheme="minorHAnsi" w:cstheme="minorBidi"/>
               <w:noProof/>
@@ -1765,6 +1784,7 @@
               <w:tab w:val="left" w:pos="1760"/>
               <w:tab w:val="right" w:leader="dot" w:pos="9062"/>
             </w:tabs>
+            <w:spacing w:line="240" w:lineRule="auto"/>
             <w:rPr>
               <w:rFonts w:asciiTheme="minorHAnsi" w:hAnsiTheme="minorHAnsi" w:cstheme="minorBidi"/>
               <w:noProof/>
@@ -1855,6 +1875,7 @@
               <w:tab w:val="left" w:pos="1760"/>
               <w:tab w:val="right" w:leader="dot" w:pos="9062"/>
             </w:tabs>
+            <w:spacing w:line="240" w:lineRule="auto"/>
             <w:rPr>
               <w:rFonts w:asciiTheme="minorHAnsi" w:hAnsiTheme="minorHAnsi" w:cstheme="minorBidi"/>
               <w:noProof/>
@@ -1945,6 +1966,7 @@
               <w:tab w:val="left" w:pos="1320"/>
               <w:tab w:val="right" w:leader="dot" w:pos="9062"/>
             </w:tabs>
+            <w:spacing w:line="240" w:lineRule="auto"/>
             <w:rPr>
               <w:rFonts w:asciiTheme="minorHAnsi" w:hAnsiTheme="minorHAnsi" w:cstheme="minorBidi"/>
               <w:noProof/>
@@ -2035,6 +2057,7 @@
               <w:tab w:val="left" w:pos="1760"/>
               <w:tab w:val="right" w:leader="dot" w:pos="9062"/>
             </w:tabs>
+            <w:spacing w:line="240" w:lineRule="auto"/>
             <w:rPr>
               <w:rFonts w:asciiTheme="minorHAnsi" w:hAnsiTheme="minorHAnsi" w:cstheme="minorBidi"/>
               <w:noProof/>
@@ -2125,6 +2148,7 @@
               <w:tab w:val="left" w:pos="1760"/>
               <w:tab w:val="right" w:leader="dot" w:pos="9062"/>
             </w:tabs>
+            <w:spacing w:line="240" w:lineRule="auto"/>
             <w:rPr>
               <w:rFonts w:asciiTheme="minorHAnsi" w:hAnsiTheme="minorHAnsi" w:cstheme="minorBidi"/>
               <w:noProof/>
@@ -2215,6 +2239,7 @@
               <w:tab w:val="left" w:pos="2031"/>
               <w:tab w:val="right" w:leader="dot" w:pos="9062"/>
             </w:tabs>
+            <w:spacing w:line="240" w:lineRule="auto"/>
             <w:rPr>
               <w:rFonts w:asciiTheme="minorHAnsi" w:hAnsiTheme="minorHAnsi" w:cstheme="minorBidi"/>
               <w:noProof/>
@@ -2305,6 +2330,7 @@
               <w:tab w:val="left" w:pos="2031"/>
               <w:tab w:val="right" w:leader="dot" w:pos="9062"/>
             </w:tabs>
+            <w:spacing w:line="240" w:lineRule="auto"/>
             <w:rPr>
               <w:rFonts w:asciiTheme="minorHAnsi" w:hAnsiTheme="minorHAnsi" w:cstheme="minorBidi"/>
               <w:noProof/>
@@ -2395,6 +2421,7 @@
               <w:tab w:val="left" w:pos="1760"/>
               <w:tab w:val="right" w:leader="dot" w:pos="9062"/>
             </w:tabs>
+            <w:spacing w:line="240" w:lineRule="auto"/>
             <w:rPr>
               <w:rFonts w:asciiTheme="minorHAnsi" w:hAnsiTheme="minorHAnsi" w:cstheme="minorBidi"/>
               <w:noProof/>
@@ -2485,6 +2512,7 @@
               <w:tab w:val="left" w:pos="1760"/>
               <w:tab w:val="right" w:leader="dot" w:pos="9062"/>
             </w:tabs>
+            <w:spacing w:line="240" w:lineRule="auto"/>
             <w:rPr>
               <w:rFonts w:asciiTheme="minorHAnsi" w:hAnsiTheme="minorHAnsi" w:cstheme="minorBidi"/>
               <w:noProof/>
@@ -2575,6 +2603,7 @@
               <w:tab w:val="left" w:pos="1760"/>
               <w:tab w:val="right" w:leader="dot" w:pos="9062"/>
             </w:tabs>
+            <w:spacing w:line="240" w:lineRule="auto"/>
             <w:rPr>
               <w:rFonts w:asciiTheme="minorHAnsi" w:hAnsiTheme="minorHAnsi" w:cstheme="minorBidi"/>
               <w:noProof/>
@@ -2665,6 +2694,7 @@
               <w:tab w:val="left" w:pos="1320"/>
               <w:tab w:val="right" w:leader="dot" w:pos="9062"/>
             </w:tabs>
+            <w:spacing w:line="240" w:lineRule="auto"/>
             <w:rPr>
               <w:rFonts w:asciiTheme="minorHAnsi" w:hAnsiTheme="minorHAnsi" w:cstheme="minorBidi"/>
               <w:noProof/>
@@ -2755,6 +2785,7 @@
               <w:tab w:val="left" w:pos="1760"/>
               <w:tab w:val="right" w:leader="dot" w:pos="9062"/>
             </w:tabs>
+            <w:spacing w:line="240" w:lineRule="auto"/>
             <w:rPr>
               <w:rFonts w:asciiTheme="minorHAnsi" w:hAnsiTheme="minorHAnsi" w:cstheme="minorBidi"/>
               <w:noProof/>
@@ -2845,6 +2876,7 @@
               <w:tab w:val="left" w:pos="1760"/>
               <w:tab w:val="right" w:leader="dot" w:pos="9062"/>
             </w:tabs>
+            <w:spacing w:line="240" w:lineRule="auto"/>
             <w:rPr>
               <w:rFonts w:asciiTheme="minorHAnsi" w:hAnsiTheme="minorHAnsi" w:cstheme="minorBidi"/>
               <w:noProof/>
@@ -2935,6 +2967,7 @@
               <w:tab w:val="left" w:pos="2031"/>
               <w:tab w:val="right" w:leader="dot" w:pos="9062"/>
             </w:tabs>
+            <w:spacing w:line="240" w:lineRule="auto"/>
             <w:rPr>
               <w:rFonts w:asciiTheme="minorHAnsi" w:hAnsiTheme="minorHAnsi" w:cstheme="minorBidi"/>
               <w:noProof/>
@@ -3025,6 +3058,7 @@
               <w:tab w:val="left" w:pos="2031"/>
               <w:tab w:val="right" w:leader="dot" w:pos="9062"/>
             </w:tabs>
+            <w:spacing w:line="240" w:lineRule="auto"/>
             <w:rPr>
               <w:rFonts w:asciiTheme="minorHAnsi" w:hAnsiTheme="minorHAnsi" w:cstheme="minorBidi"/>
               <w:noProof/>
@@ -3115,6 +3149,7 @@
               <w:tab w:val="left" w:pos="2031"/>
               <w:tab w:val="right" w:leader="dot" w:pos="9062"/>
             </w:tabs>
+            <w:spacing w:line="240" w:lineRule="auto"/>
             <w:rPr>
               <w:rFonts w:asciiTheme="minorHAnsi" w:hAnsiTheme="minorHAnsi" w:cstheme="minorBidi"/>
               <w:noProof/>
@@ -3205,6 +3240,7 @@
               <w:tab w:val="left" w:pos="2031"/>
               <w:tab w:val="right" w:leader="dot" w:pos="9062"/>
             </w:tabs>
+            <w:spacing w:line="240" w:lineRule="auto"/>
             <w:rPr>
               <w:rFonts w:asciiTheme="minorHAnsi" w:hAnsiTheme="minorHAnsi" w:cstheme="minorBidi"/>
               <w:noProof/>
@@ -3295,6 +3331,7 @@
               <w:tab w:val="left" w:pos="1760"/>
               <w:tab w:val="right" w:leader="dot" w:pos="9062"/>
             </w:tabs>
+            <w:spacing w:line="240" w:lineRule="auto"/>
             <w:rPr>
               <w:rFonts w:asciiTheme="minorHAnsi" w:hAnsiTheme="minorHAnsi" w:cstheme="minorBidi"/>
               <w:noProof/>
@@ -3385,6 +3422,7 @@
               <w:tab w:val="left" w:pos="1760"/>
               <w:tab w:val="right" w:leader="dot" w:pos="9062"/>
             </w:tabs>
+            <w:spacing w:line="240" w:lineRule="auto"/>
             <w:rPr>
               <w:rFonts w:asciiTheme="minorHAnsi" w:hAnsiTheme="minorHAnsi" w:cstheme="minorBidi"/>
               <w:noProof/>
@@ -3475,6 +3513,7 @@
               <w:tab w:val="left" w:pos="1760"/>
               <w:tab w:val="right" w:leader="dot" w:pos="9062"/>
             </w:tabs>
+            <w:spacing w:line="240" w:lineRule="auto"/>
             <w:rPr>
               <w:rFonts w:asciiTheme="minorHAnsi" w:hAnsiTheme="minorHAnsi" w:cstheme="minorBidi"/>
               <w:noProof/>
@@ -3565,6 +3604,7 @@
               <w:tab w:val="left" w:pos="1320"/>
               <w:tab w:val="right" w:leader="dot" w:pos="9062"/>
             </w:tabs>
+            <w:spacing w:line="240" w:lineRule="auto"/>
             <w:rPr>
               <w:rFonts w:asciiTheme="minorHAnsi" w:hAnsiTheme="minorHAnsi" w:cstheme="minorBidi"/>
               <w:noProof/>
@@ -3655,6 +3695,7 @@
               <w:tab w:val="left" w:pos="1760"/>
               <w:tab w:val="right" w:leader="dot" w:pos="9062"/>
             </w:tabs>
+            <w:spacing w:line="240" w:lineRule="auto"/>
             <w:rPr>
               <w:rFonts w:asciiTheme="minorHAnsi" w:hAnsiTheme="minorHAnsi" w:cstheme="minorBidi"/>
               <w:noProof/>
@@ -3745,6 +3786,7 @@
               <w:tab w:val="left" w:pos="1760"/>
               <w:tab w:val="right" w:leader="dot" w:pos="9062"/>
             </w:tabs>
+            <w:spacing w:line="240" w:lineRule="auto"/>
             <w:rPr>
               <w:rFonts w:asciiTheme="minorHAnsi" w:hAnsiTheme="minorHAnsi" w:cstheme="minorBidi"/>
               <w:noProof/>
@@ -3835,6 +3877,7 @@
               <w:tab w:val="left" w:pos="1760"/>
               <w:tab w:val="right" w:leader="dot" w:pos="9062"/>
             </w:tabs>
+            <w:spacing w:line="240" w:lineRule="auto"/>
             <w:rPr>
               <w:rFonts w:asciiTheme="minorHAnsi" w:hAnsiTheme="minorHAnsi" w:cstheme="minorBidi"/>
               <w:noProof/>
@@ -3925,6 +3968,7 @@
               <w:tab w:val="left" w:pos="1760"/>
               <w:tab w:val="right" w:leader="dot" w:pos="9062"/>
             </w:tabs>
+            <w:spacing w:line="240" w:lineRule="auto"/>
             <w:rPr>
               <w:rFonts w:asciiTheme="minorHAnsi" w:hAnsiTheme="minorHAnsi" w:cstheme="minorBidi"/>
               <w:noProof/>
@@ -4015,6 +4059,7 @@
               <w:tab w:val="left" w:pos="1320"/>
               <w:tab w:val="right" w:leader="dot" w:pos="9062"/>
             </w:tabs>
+            <w:spacing w:line="240" w:lineRule="auto"/>
             <w:rPr>
               <w:rFonts w:asciiTheme="minorHAnsi" w:hAnsiTheme="minorHAnsi" w:cstheme="minorBidi"/>
               <w:noProof/>
@@ -4105,6 +4150,7 @@
               <w:tab w:val="left" w:pos="1760"/>
               <w:tab w:val="right" w:leader="dot" w:pos="9062"/>
             </w:tabs>
+            <w:spacing w:line="240" w:lineRule="auto"/>
             <w:rPr>
               <w:rFonts w:asciiTheme="minorHAnsi" w:hAnsiTheme="minorHAnsi" w:cstheme="minorBidi"/>
               <w:noProof/>
@@ -4195,6 +4241,7 @@
               <w:tab w:val="left" w:pos="1760"/>
               <w:tab w:val="right" w:leader="dot" w:pos="9062"/>
             </w:tabs>
+            <w:spacing w:line="240" w:lineRule="auto"/>
             <w:rPr>
               <w:rFonts w:asciiTheme="minorHAnsi" w:hAnsiTheme="minorHAnsi" w:cstheme="minorBidi"/>
               <w:noProof/>
@@ -4285,6 +4332,7 @@
               <w:tab w:val="left" w:pos="1760"/>
               <w:tab w:val="right" w:leader="dot" w:pos="9062"/>
             </w:tabs>
+            <w:spacing w:line="240" w:lineRule="auto"/>
             <w:rPr>
               <w:rFonts w:asciiTheme="minorHAnsi" w:hAnsiTheme="minorHAnsi" w:cstheme="minorBidi"/>
               <w:noProof/>
@@ -4375,6 +4423,7 @@
               <w:tab w:val="left" w:pos="1760"/>
               <w:tab w:val="right" w:leader="dot" w:pos="9062"/>
             </w:tabs>
+            <w:spacing w:line="240" w:lineRule="auto"/>
             <w:rPr>
               <w:rFonts w:asciiTheme="minorHAnsi" w:hAnsiTheme="minorHAnsi" w:cstheme="minorBidi"/>
               <w:noProof/>
@@ -4465,6 +4514,7 @@
               <w:tab w:val="left" w:pos="1760"/>
               <w:tab w:val="right" w:leader="dot" w:pos="9062"/>
             </w:tabs>
+            <w:spacing w:line="240" w:lineRule="auto"/>
             <w:rPr>
               <w:rFonts w:asciiTheme="minorHAnsi" w:hAnsiTheme="minorHAnsi" w:cstheme="minorBidi"/>
               <w:noProof/>
@@ -4555,6 +4605,7 @@
               <w:tab w:val="left" w:pos="1320"/>
               <w:tab w:val="right" w:leader="dot" w:pos="9062"/>
             </w:tabs>
+            <w:spacing w:line="240" w:lineRule="auto"/>
             <w:rPr>
               <w:rFonts w:asciiTheme="minorHAnsi" w:hAnsiTheme="minorHAnsi" w:cstheme="minorBidi"/>
               <w:noProof/>
@@ -4645,6 +4696,7 @@
               <w:tab w:val="left" w:pos="1760"/>
               <w:tab w:val="right" w:leader="dot" w:pos="9062"/>
             </w:tabs>
+            <w:spacing w:line="240" w:lineRule="auto"/>
             <w:rPr>
               <w:rFonts w:asciiTheme="minorHAnsi" w:hAnsiTheme="minorHAnsi" w:cstheme="minorBidi"/>
               <w:noProof/>
@@ -4735,6 +4787,7 @@
               <w:tab w:val="left" w:pos="1760"/>
               <w:tab w:val="right" w:leader="dot" w:pos="9062"/>
             </w:tabs>
+            <w:spacing w:line="240" w:lineRule="auto"/>
             <w:rPr>
               <w:rFonts w:asciiTheme="minorHAnsi" w:hAnsiTheme="minorHAnsi" w:cstheme="minorBidi"/>
               <w:noProof/>
@@ -4825,6 +4878,7 @@
               <w:tab w:val="left" w:pos="1760"/>
               <w:tab w:val="right" w:leader="dot" w:pos="9062"/>
             </w:tabs>
+            <w:spacing w:line="240" w:lineRule="auto"/>
             <w:rPr>
               <w:rFonts w:asciiTheme="minorHAnsi" w:hAnsiTheme="minorHAnsi" w:cstheme="minorBidi"/>
               <w:noProof/>
@@ -4915,6 +4969,7 @@
               <w:tab w:val="left" w:pos="1540"/>
               <w:tab w:val="right" w:leader="dot" w:pos="9062"/>
             </w:tabs>
+            <w:spacing w:line="240" w:lineRule="auto"/>
             <w:rPr>
               <w:rFonts w:asciiTheme="minorHAnsi" w:hAnsiTheme="minorHAnsi" w:cstheme="minorBidi"/>
               <w:noProof/>
@@ -5005,6 +5060,7 @@
               <w:tab w:val="left" w:pos="1760"/>
               <w:tab w:val="right" w:leader="dot" w:pos="9062"/>
             </w:tabs>
+            <w:spacing w:line="240" w:lineRule="auto"/>
             <w:rPr>
               <w:rFonts w:asciiTheme="minorHAnsi" w:hAnsiTheme="minorHAnsi" w:cstheme="minorBidi"/>
               <w:noProof/>
@@ -5095,6 +5151,7 @@
               <w:tab w:val="left" w:pos="1760"/>
               <w:tab w:val="right" w:leader="dot" w:pos="9062"/>
             </w:tabs>
+            <w:spacing w:line="240" w:lineRule="auto"/>
             <w:rPr>
               <w:rFonts w:asciiTheme="minorHAnsi" w:hAnsiTheme="minorHAnsi" w:cstheme="minorBidi"/>
               <w:noProof/>
@@ -5185,6 +5242,7 @@
               <w:tab w:val="left" w:pos="1760"/>
               <w:tab w:val="right" w:leader="dot" w:pos="9062"/>
             </w:tabs>
+            <w:spacing w:line="240" w:lineRule="auto"/>
             <w:rPr>
               <w:rFonts w:asciiTheme="minorHAnsi" w:hAnsiTheme="minorHAnsi" w:cstheme="minorBidi"/>
               <w:noProof/>
@@ -5275,6 +5333,7 @@
               <w:tab w:val="left" w:pos="1760"/>
               <w:tab w:val="right" w:leader="dot" w:pos="9062"/>
             </w:tabs>
+            <w:spacing w:line="240" w:lineRule="auto"/>
             <w:rPr>
               <w:rFonts w:asciiTheme="minorHAnsi" w:hAnsiTheme="minorHAnsi" w:cstheme="minorBidi"/>
               <w:noProof/>
@@ -5365,6 +5424,7 @@
               <w:tab w:val="left" w:pos="1760"/>
               <w:tab w:val="right" w:leader="dot" w:pos="9062"/>
             </w:tabs>
+            <w:spacing w:line="240" w:lineRule="auto"/>
             <w:rPr>
               <w:rFonts w:asciiTheme="minorHAnsi" w:hAnsiTheme="minorHAnsi" w:cstheme="minorBidi"/>
               <w:noProof/>
@@ -5455,6 +5515,7 @@
               <w:tab w:val="left" w:pos="1540"/>
               <w:tab w:val="right" w:leader="dot" w:pos="9062"/>
             </w:tabs>
+            <w:spacing w:line="240" w:lineRule="auto"/>
             <w:rPr>
               <w:rFonts w:asciiTheme="minorHAnsi" w:hAnsiTheme="minorHAnsi" w:cstheme="minorBidi"/>
               <w:noProof/>
@@ -5545,6 +5606,7 @@
               <w:tab w:val="left" w:pos="1760"/>
               <w:tab w:val="right" w:leader="dot" w:pos="9062"/>
             </w:tabs>
+            <w:spacing w:line="240" w:lineRule="auto"/>
             <w:rPr>
               <w:rFonts w:asciiTheme="minorHAnsi" w:hAnsiTheme="minorHAnsi" w:cstheme="minorBidi"/>
               <w:noProof/>
@@ -5635,6 +5697,7 @@
               <w:tab w:val="left" w:pos="1760"/>
               <w:tab w:val="right" w:leader="dot" w:pos="9062"/>
             </w:tabs>
+            <w:spacing w:line="240" w:lineRule="auto"/>
             <w:rPr>
               <w:rFonts w:asciiTheme="minorHAnsi" w:hAnsiTheme="minorHAnsi" w:cstheme="minorBidi"/>
               <w:noProof/>
@@ -5725,6 +5788,7 @@
               <w:tab w:val="left" w:pos="1540"/>
               <w:tab w:val="right" w:leader="dot" w:pos="9062"/>
             </w:tabs>
+            <w:spacing w:line="240" w:lineRule="auto"/>
             <w:rPr>
               <w:rFonts w:asciiTheme="minorHAnsi" w:hAnsiTheme="minorHAnsi" w:cstheme="minorBidi"/>
               <w:noProof/>
@@ -5756,21 +5820,7 @@
                 <w:rStyle w:val="a7"/>
                 <w:noProof/>
               </w:rPr>
-              <w:t>Практическо при</w:t>
-            </w:r>
-            <w:r>
-              <w:rPr>
-                <w:rStyle w:val="a7"/>
-                <w:noProof/>
-              </w:rPr>
-              <w:t>л</w:t>
-            </w:r>
-            <w:r>
-              <w:rPr>
-                <w:rStyle w:val="a7"/>
-                <w:noProof/>
-              </w:rPr>
-              <w:t>ожение и бъдещо развитие</w:t>
+              <w:t>Практическо приложение и бъдещо развитие</w:t>
             </w:r>
             <w:r>
               <w:rPr>
@@ -5829,6 +5879,7 @@
               <w:tab w:val="left" w:pos="1760"/>
               <w:tab w:val="right" w:leader="dot" w:pos="9062"/>
             </w:tabs>
+            <w:spacing w:line="240" w:lineRule="auto"/>
             <w:rPr>
               <w:rFonts w:asciiTheme="minorHAnsi" w:hAnsiTheme="minorHAnsi" w:cstheme="minorBidi"/>
               <w:noProof/>
@@ -5919,6 +5970,7 @@
               <w:tab w:val="left" w:pos="1760"/>
               <w:tab w:val="right" w:leader="dot" w:pos="9062"/>
             </w:tabs>
+            <w:spacing w:line="240" w:lineRule="auto"/>
             <w:rPr>
               <w:rFonts w:asciiTheme="minorHAnsi" w:hAnsiTheme="minorHAnsi" w:cstheme="minorBidi"/>
               <w:noProof/>
@@ -6009,6 +6061,7 @@
               <w:tab w:val="left" w:pos="1760"/>
               <w:tab w:val="right" w:leader="dot" w:pos="9062"/>
             </w:tabs>
+            <w:spacing w:line="240" w:lineRule="auto"/>
             <w:rPr>
               <w:rFonts w:asciiTheme="minorHAnsi" w:hAnsiTheme="minorHAnsi" w:cstheme="minorBidi"/>
               <w:noProof/>
@@ -6099,6 +6152,7 @@
               <w:tab w:val="left" w:pos="1540"/>
               <w:tab w:val="right" w:leader="dot" w:pos="9062"/>
             </w:tabs>
+            <w:spacing w:line="240" w:lineRule="auto"/>
             <w:rPr>
               <w:rFonts w:asciiTheme="minorHAnsi" w:hAnsiTheme="minorHAnsi" w:cstheme="minorBidi"/>
               <w:noProof/>
@@ -6189,6 +6243,7 @@
               <w:tab w:val="left" w:pos="1540"/>
               <w:tab w:val="right" w:leader="dot" w:pos="9062"/>
             </w:tabs>
+            <w:spacing w:line="240" w:lineRule="auto"/>
             <w:rPr>
               <w:rFonts w:asciiTheme="minorHAnsi" w:hAnsiTheme="minorHAnsi" w:cstheme="minorBidi"/>
               <w:noProof/>
@@ -6273,6 +6328,9 @@
           </w:hyperlink>
         </w:p>
         <w:p>
+          <w:pPr>
+            <w:spacing w:line="240" w:lineRule="auto"/>
+          </w:pPr>
           <w:r>
             <w:rPr>
               <w:b/>
@@ -6313,14 +6371,14 @@
       <w:pPr>
         <w:pStyle w:val="2"/>
       </w:pPr>
-      <w:bookmarkStart w:id="1" w:name="_Toc164562456"/>
-      <w:bookmarkStart w:id="2" w:name="_Toc164568069"/>
-      <w:bookmarkStart w:id="3" w:name="_Toc164627453"/>
-      <w:bookmarkStart w:id="4" w:name="_Toc226903130"/>
+      <w:bookmarkStart w:id="1" w:name="_Toc226903130"/>
+      <w:bookmarkStart w:id="2" w:name="_Toc164562456"/>
+      <w:bookmarkStart w:id="3" w:name="_Toc164568069"/>
+      <w:bookmarkStart w:id="4" w:name="_Toc164627453"/>
       <w:r>
         <w:t>Значение на анализа и визуализацията на данни в съвременния свят</w:t>
       </w:r>
-      <w:bookmarkEnd w:id="4"/>
+      <w:bookmarkEnd w:id="1"/>
     </w:p>
     <w:p>
       <w:r>
@@ -7582,6 +7640,9 @@
       </w:r>
     </w:p>
     <w:p>
+      <w:pPr>
+        <w:pStyle w:val="2"/>
+      </w:pPr>
       <w:r>
         <w:t xml:space="preserve">Зареждане на </w:t>
       </w:r>
@@ -7651,8 +7712,12 @@
     </w:p>
     <w:p/>
     <w:p>
-      <w:r>
-        <w:t xml:space="preserve">5.7. Роля на </w:t>
+      <w:pPr>
+        <w:pStyle w:val="2"/>
+      </w:pPr>
+      <w:r>
+        <w:lastRenderedPageBreak/>
+        <w:t xml:space="preserve">Роля на </w:t>
       </w:r>
       <w:proofErr w:type="spellStart"/>
       <w:r>
@@ -7673,115 +7738,195 @@
       </w:r>
       <w:proofErr w:type="spellEnd"/>
       <w:r>
-        <w:t xml:space="preserve"> се използва като основен инструмент за работа с табличните данни. Чрез нея се осъществява </w:t>
+        <w:t xml:space="preserve"> се използва като основен инструмент за работа с табличните данни. Чрез нея се осъществява зареждането на данните от </w:t>
+      </w:r>
+      <w:r>
+        <w:t>CSV</w:t>
+      </w:r>
+      <w:r>
+        <w:t xml:space="preserve"> и </w:t>
+      </w:r>
+      <w:r>
+        <w:t>Excel</w:t>
+      </w:r>
+      <w:r>
+        <w:t xml:space="preserve"> файлове, както и тяхната последваща обработка и анализ. </w:t>
+      </w:r>
+      <w:proofErr w:type="spellStart"/>
+      <w:r>
+        <w:t>Pandas</w:t>
+      </w:r>
+      <w:proofErr w:type="spellEnd"/>
+      <w:r>
+        <w:t xml:space="preserve"> позволява ефективно управление на информацията чрез удобни структури от данни, което улеснява работата с големи обеми данни и повишава надеждността на анализа.</w:t>
+      </w:r>
+    </w:p>
+    <w:p>
+      <w:r>
+        <w:t xml:space="preserve">В рамките на проекта </w:t>
+      </w:r>
+      <w:proofErr w:type="spellStart"/>
+      <w:r>
+        <w:t>Pandas</w:t>
+      </w:r>
+      <w:proofErr w:type="spellEnd"/>
+      <w:r>
+        <w:t xml:space="preserve"> играе ключова роля при подготовката на данните за визуализация. След приключване на анализа, обработените данни се подават към библиотеката </w:t>
+      </w:r>
+      <w:proofErr w:type="spellStart"/>
+      <w:r>
+        <w:t>Matplotlib</w:t>
+      </w:r>
+      <w:proofErr w:type="spellEnd"/>
+      <w:r>
+        <w:t xml:space="preserve">, където се използват за създаване на различни видове графики и диаграми в </w:t>
+      </w:r>
+      <w:proofErr w:type="spellStart"/>
+      <w:r>
+        <w:t>дашборда</w:t>
+      </w:r>
+      <w:proofErr w:type="spellEnd"/>
+      <w:r>
+        <w:t xml:space="preserve">. По този начин </w:t>
+      </w:r>
+      <w:proofErr w:type="spellStart"/>
+      <w:r>
+        <w:t>Pandas</w:t>
+      </w:r>
+      <w:proofErr w:type="spellEnd"/>
+      <w:r>
+        <w:t xml:space="preserve"> осигурява логическата и аналитичната основа на приложението.</w:t>
+      </w:r>
+    </w:p>
+    <w:p>
+      <w:pPr>
+        <w:pStyle w:val="1"/>
+      </w:pPr>
+      <w:bookmarkStart w:id="32" w:name="_Toc226903158"/>
+      <w:bookmarkStart w:id="33" w:name="_GoBack"/>
+      <w:bookmarkEnd w:id="33"/>
+      <w:r>
+        <w:t xml:space="preserve">Библиотеката </w:t>
+      </w:r>
+      <w:proofErr w:type="spellStart"/>
+      <w:r>
+        <w:t>Matplotlib</w:t>
+      </w:r>
+      <w:bookmarkEnd w:id="32"/>
+      <w:proofErr w:type="spellEnd"/>
+    </w:p>
+    <w:p>
+      <w:pPr>
+        <w:pStyle w:val="2"/>
+      </w:pPr>
+      <w:bookmarkStart w:id="34" w:name="_Toc226903159"/>
+      <w:r>
+        <w:t xml:space="preserve">Какво представлява </w:t>
+      </w:r>
+      <w:proofErr w:type="spellStart"/>
+      <w:r>
+        <w:t>Matplotlib</w:t>
+      </w:r>
+      <w:bookmarkEnd w:id="34"/>
+      <w:proofErr w:type="spellEnd"/>
+    </w:p>
+    <w:p>
+      <w:proofErr w:type="spellStart"/>
+      <w:r>
+        <w:t>Matplotlib</w:t>
+      </w:r>
+      <w:proofErr w:type="spellEnd"/>
+      <w:r>
+        <w:t xml:space="preserve"> е външна библиотека на програмния език </w:t>
+      </w:r>
+      <w:r>
+        <w:t>Python</w:t>
+      </w:r>
+      <w:r>
+        <w:t xml:space="preserve"> с отворен код, предназначена за създаване на статични графики и различни видове диаграми с цел визуализация на данни. Тя предоставя възможност за представяне на числова информация чрез разнообразни графични елементи като линии, стълбове, точки и сектори, което улеснява разбирането на сложни набори от данни. Чрез използването на </w:t>
+      </w:r>
+      <w:proofErr w:type="spellStart"/>
+      <w:r>
+        <w:t>Matplotlib</w:t>
+      </w:r>
+      <w:proofErr w:type="spellEnd"/>
+      <w:r>
+        <w:t xml:space="preserve"> информацията може да бъде представена по ясен, структуриран и нагледен начин. Библиотеката предлага богат набор от функции за настройка на външния вид на графиките, като добавяне на заглавия, надписи на осите, легенди, мрежи и избор на цветове. Тези възможности позволяват създаване на визуализации, които са не само информативни, но и лесни за възприемане. Едно от основните предимства на </w:t>
+      </w:r>
+      <w:proofErr w:type="spellStart"/>
+      <w:r>
+        <w:t>Matplotlib</w:t>
+      </w:r>
+      <w:proofErr w:type="spellEnd"/>
+      <w:r>
+        <w:t xml:space="preserve"> е нейната висока гъвкавост и възможността за детайлно контролиране на начина, по който се представят данните. Потребителят може да настройва всеки елемент от графиката според конкретните нужди и целите на анализа. Това прави библиотеката </w:t>
       </w:r>
       <w:r>
         <w:lastRenderedPageBreak/>
-        <w:t xml:space="preserve">зареждането на данните от </w:t>
-      </w:r>
-      <w:r>
-        <w:t>CSV</w:t>
-      </w:r>
-      <w:r>
-        <w:t xml:space="preserve"> и </w:t>
-      </w:r>
-      <w:r>
-        <w:t>Excel</w:t>
-      </w:r>
-      <w:r>
-        <w:t xml:space="preserve"> файлове, както и тяхната последваща обработка и анализ. </w:t>
-      </w:r>
-      <w:proofErr w:type="spellStart"/>
-      <w:r>
-        <w:t>Pandas</w:t>
-      </w:r>
-      <w:proofErr w:type="spellEnd"/>
-      <w:r>
-        <w:t xml:space="preserve"> позволява ефективно управление на информацията чрез удобни структури от данни, което улеснява работата с големи обеми данни и повишава надеждността на анализа.</w:t>
-      </w:r>
-    </w:p>
-    <w:p>
-      <w:r>
-        <w:t xml:space="preserve">В рамките на проекта </w:t>
-      </w:r>
-      <w:proofErr w:type="spellStart"/>
-      <w:r>
-        <w:t>Pandas</w:t>
-      </w:r>
-      <w:proofErr w:type="spellEnd"/>
-      <w:r>
-        <w:t xml:space="preserve"> играе ключова роля при подготовката на данните за визуализация. След приключване на анализа, обработените данни се подават към библиотеката </w:t>
-      </w:r>
+        <w:t>подходяща за визуализация на резултати както в малки учебни задачи, така и в по-сложни и мащабни проекти.</w:t>
+      </w:r>
+    </w:p>
+    <w:p>
+      <w:pPr>
+        <w:pStyle w:val="2"/>
+      </w:pPr>
+      <w:bookmarkStart w:id="35" w:name="_Toc226903160"/>
+      <w:r>
+        <w:t>Основни видове диаграми</w:t>
+      </w:r>
+      <w:bookmarkEnd w:id="35"/>
+    </w:p>
+    <w:p>
       <w:proofErr w:type="spellStart"/>
       <w:r>
         <w:t>Matplotlib</w:t>
       </w:r>
       <w:proofErr w:type="spellEnd"/>
       <w:r>
-        <w:t xml:space="preserve">, където се използват за създаване на различни видове графики и диаграми в </w:t>
-      </w:r>
-      <w:proofErr w:type="spellStart"/>
-      <w:r>
-        <w:t>дашборда</w:t>
-      </w:r>
-      <w:proofErr w:type="spellEnd"/>
-      <w:r>
-        <w:t xml:space="preserve">. По този начин </w:t>
-      </w:r>
-      <w:proofErr w:type="spellStart"/>
-      <w:r>
-        <w:t>Pandas</w:t>
-      </w:r>
-      <w:proofErr w:type="spellEnd"/>
-      <w:r>
-        <w:t xml:space="preserve"> осигурява логическата и аналитичната основа на приложението.</w:t>
-      </w:r>
-    </w:p>
-    <w:p/>
-    <w:p>
-      <w:pPr>
-        <w:pStyle w:val="1"/>
-      </w:pPr>
-      <w:bookmarkStart w:id="32" w:name="_Toc226903158"/>
-      <w:r>
-        <w:t xml:space="preserve">Библиотеката </w:t>
+        <w:t xml:space="preserve"> поддържа голямо разнообразие от видове диаграми, които се използват в зависимост от целта на анализа и характера на данните. Всеки тип диаграма е създаден с определено предназначение и е подходящ за представяне на конкретен вид информация. Правилният избор на диаграма е от съществено значение за коректното и ясно представяне на данните. Чрез използването на подходящ тип визуализация могат ефективно да се сравняват стойности, категории и групи от данни. Диаграмите позволяват бързо откриване на тенденции, закономерности и зависимости, които биха били трудни за забелязване при таблично представяне на информацията. </w:t>
       </w:r>
       <w:proofErr w:type="spellStart"/>
       <w:r>
         <w:t>Matplotlib</w:t>
       </w:r>
-      <w:bookmarkEnd w:id="32"/>
-      <w:proofErr w:type="spellEnd"/>
-    </w:p>
-    <w:p>
-      <w:pPr>
-        <w:pStyle w:val="2"/>
-      </w:pPr>
-      <w:bookmarkStart w:id="33" w:name="_Toc226903159"/>
-      <w:r>
-        <w:t xml:space="preserve">Какво представлява </w:t>
+      <w:proofErr w:type="spellEnd"/>
+      <w:r>
+        <w:t xml:space="preserve"> предоставя възможност за лесно и гъвкаво създаване на различни визуализации, което улеснява анализа на данни. Различните типове диаграми подпомагат разбирането на информацията и правят резултатите по-нагледни. Визуализациите улесняват интерпретацията на резултатите и подпомагат вземането на обосновани изводи. Добре подбраната диаграма подобрява възприемането на данните и намалява вероятността от неправилно тълкуване. Основните видове диаграми, предлагани от </w:t>
       </w:r>
       <w:proofErr w:type="spellStart"/>
       <w:r>
         <w:t>Matplotlib</w:t>
       </w:r>
-      <w:bookmarkEnd w:id="33"/>
-      <w:proofErr w:type="spellEnd"/>
-    </w:p>
-    <w:p>
+      <w:proofErr w:type="spellEnd"/>
+      <w:r>
+        <w:t xml:space="preserve">, са широко използвани в практиката в области като образование, анализ на данни и научни изследвания. Благодарение на тази гъвкавост </w:t>
+      </w:r>
       <w:proofErr w:type="spellStart"/>
       <w:r>
         <w:t>Matplotlib</w:t>
       </w:r>
       <w:proofErr w:type="spellEnd"/>
       <w:r>
-        <w:t xml:space="preserve"> е външна библиотека на програмния език </w:t>
-      </w:r>
-      <w:r>
-        <w:t>Python</w:t>
-      </w:r>
-      <w:r>
-        <w:t xml:space="preserve"> с отворен код, предназначена за създаване на статични графики и различни видове диаграми с цел визуализация на данни. Тя предоставя възможност за представяне на числова информация чрез разнообразни графични елементи като линии, стълбове, точки и сектори, което улеснява разбирането на сложни набори от данни. Чрез използването на </w:t>
+        <w:t xml:space="preserve"> е предпочитан инструмент за визуализация на информацията.</w:t>
+      </w:r>
+    </w:p>
+    <w:p>
+      <w:pPr>
+        <w:pStyle w:val="3"/>
+      </w:pPr>
+      <w:bookmarkStart w:id="36" w:name="_Toc226903161"/>
+      <w:r>
+        <w:t>Линейни диаграми</w:t>
+      </w:r>
+      <w:bookmarkEnd w:id="36"/>
+    </w:p>
+    <w:p>
+      <w:r>
+        <w:t xml:space="preserve">Линейните диаграми се използват за представяне на промените на дадена величина във времето или спрямо друга непрекъсната променлива. Те показват връзката между две променливи чрез линия, която свързва последователните стойности на данните. Този тип диаграма е особено подходящ за анализ на тенденции и развитие на процеси във времето. Линейните диаграми позволяват лесно проследяване на нараствания, спадове и колебания в стойностите. Те са широко използвани при работа с времеви редове, като например метеорологични данни, продажби или статистически измервания. Чрез линейните диаграми могат да се сравняват стойности в различни моменти от време. Те предоставят ясна и последователна визуална представа за </w:t>
+      </w:r>
+      <w:r>
+        <w:lastRenderedPageBreak/>
+        <w:t xml:space="preserve">развитието на данните. </w:t>
       </w:r>
       <w:proofErr w:type="spellStart"/>
       <w:r>
@@ -7789,7 +7934,22 @@
       </w:r>
       <w:proofErr w:type="spellEnd"/>
       <w:r>
-        <w:t xml:space="preserve"> информацията може да бъде представена по ясен, структуриран и нагледен начин. Библиотеката предлага богат набор от функции за настройка на външния вид на графиките, като добавяне на заглавия, надписи на осите, легенди, мрежи и избор на цветове. Тези възможности позволяват създаване на визуализации, които са не само информативни, но и лесни за възприемане. Едно от основните предимства на </w:t>
+        <w:t xml:space="preserve"> позволява лесно и бързо създаване на линейни диаграми чрез подходящи функции. Добавянето на заглавие, надписи на осите и легенда значително подобрява четимостта и разбирането на графиката. Поради тези характеристики линейните диаграми са основен и широко използван инструмент за визуализация на данни.</w:t>
+      </w:r>
+    </w:p>
+    <w:p>
+      <w:pPr>
+        <w:pStyle w:val="3"/>
+      </w:pPr>
+      <w:bookmarkStart w:id="37" w:name="_Toc226903162"/>
+      <w:r>
+        <w:t>Стълбовидни диаграми</w:t>
+      </w:r>
+      <w:bookmarkEnd w:id="37"/>
+    </w:p>
+    <w:p>
+      <w:r>
+        <w:t xml:space="preserve">Стълбовидните диаграми се използват за сравнение между различни категории, групи или отделни стойности в даден набор от данни. Те представят информацията чрез вертикални или хоризонтални стълбове, като височината или дължината на всеки стълб съответства на конкретна стойност. Всеки стълб представлява определена категория или показател, което прави този тип диаграма лесен за възприемане. Стълбовидните диаграми позволяват бързо и ясно откриване на разлики между стойностите. Те са особено подходящи за работа с дискретни данни и сравнителен анализ. Често се използват при сравнение на резултати, количества или групи от данни. Визуалното представяне е ясно, подредено и прегледно. </w:t>
       </w:r>
       <w:proofErr w:type="spellStart"/>
       <w:r>
@@ -7797,137 +7957,42 @@
       </w:r>
       <w:proofErr w:type="spellEnd"/>
       <w:r>
-        <w:t xml:space="preserve"> е нейната висока гъвкавост и възможността за детайлно контролиране на начина, по който се представят данните. Потребителят може да настройва всеки елемент от графиката според конкретните нужди и целите на анализа. Това прави библиотеката подходяща за визуализация на резултати както в малки учебни задачи, така и в по-сложни и мащабни проекти.</w:t>
-      </w:r>
-    </w:p>
-    <w:p>
-      <w:pPr>
-        <w:pStyle w:val="2"/>
-      </w:pPr>
-      <w:bookmarkStart w:id="34" w:name="_Toc226903160"/>
-      <w:r>
-        <w:lastRenderedPageBreak/>
-        <w:t>Основни видове диаграми</w:t>
-      </w:r>
-      <w:bookmarkEnd w:id="34"/>
-    </w:p>
-    <w:p>
+        <w:t xml:space="preserve"> позволява настройка на размера, цвета и подредбата на стълбовете. Това допринася за по-добро възприемане на информацията. Поради своята нагледност стълбовидните диаграми са широко използвани в анализа и представянето на данни.</w:t>
+      </w:r>
+    </w:p>
+    <w:p>
+      <w:pPr>
+        <w:pStyle w:val="3"/>
+      </w:pPr>
+      <w:bookmarkStart w:id="38" w:name="_Toc226903163"/>
+      <w:r>
+        <w:t>Кръгови диаграми</w:t>
+      </w:r>
+      <w:bookmarkEnd w:id="38"/>
+    </w:p>
+    <w:p>
+      <w:r>
+        <w:t xml:space="preserve">Кръговите диаграми се използват за представяне на процентното или относително разпределение на дадена величина спрямо цялото. Те показват как отделните части напълно или частично формират общия резултат. Всяка категория се представя като сектор от кръга, чиято големина е пропорционална на нейния дял. Кръговите диаграми са особено подходящи за анализ на относителни стойности и съотношения между различни категории. Те позволяват бързо визуално сравнение между отделните дялове. Представянето е интуитивно и лесно за разбиране, дори за потребители без задълбочени технически познания. Кръговите диаграми често се използват при анализ на разпределения, проценти и структури. </w:t>
+      </w:r>
       <w:proofErr w:type="spellStart"/>
       <w:r>
         <w:t>Matplotlib</w:t>
       </w:r>
       <w:proofErr w:type="spellEnd"/>
       <w:r>
-        <w:t xml:space="preserve"> поддържа голямо разнообразие от видове диаграми, които се използват в зависимост от целта на анализа и характера на данните. Всеки тип диаграма е създаден с определено предназначение и е подходящ за представяне на конкретен вид информация. Правилният избор на диаграма е от съществено значение за коректното и ясно представяне на данните. Чрез използването на подходящ тип визуализация могат ефективно да се сравняват стойности, категории и групи от данни. Диаграмите позволяват бързо откриване на тенденции, закономерности и зависимости, които биха били трудни за забелязване при таблично представяне на информацията. </w:t>
-      </w:r>
-      <w:proofErr w:type="spellStart"/>
-      <w:r>
-        <w:t>Matplotlib</w:t>
-      </w:r>
-      <w:proofErr w:type="spellEnd"/>
-      <w:r>
-        <w:t xml:space="preserve"> предоставя възможност за лесно и гъвкаво създаване на различни визуализации, което улеснява анализа на данни. Различните типове диаграми подпомагат разбирането на информацията и правят резултатите по-нагледни. Визуализациите улесняват интерпретацията на резултатите и подпомагат вземането на обосновани изводи. Добре подбраната диаграма подобрява възприемането на данните и намалява вероятността от неправилно тълкуване. Основните видове диаграми, предлагани от </w:t>
-      </w:r>
-      <w:proofErr w:type="spellStart"/>
-      <w:r>
-        <w:t>Matplotlib</w:t>
-      </w:r>
-      <w:proofErr w:type="spellEnd"/>
-      <w:r>
-        <w:t xml:space="preserve">, са широко използвани в практиката в области като образование, анализ на данни и научни изследвания. Благодарение на тази гъвкавост </w:t>
-      </w:r>
-      <w:proofErr w:type="spellStart"/>
-      <w:r>
-        <w:t>Matplotlib</w:t>
-      </w:r>
-      <w:proofErr w:type="spellEnd"/>
-      <w:r>
-        <w:t xml:space="preserve"> е предпочитан инструмент за визуализация на информацията.</w:t>
+        <w:t xml:space="preserve"> позволява създаване на такива диаграми с малко количество код. Добавянето на етикети и проценти улеснява интерпретацията на резултатите. Кръговите диаграми са полезен и широко използван визуален инструмент.</w:t>
       </w:r>
     </w:p>
     <w:p>
       <w:pPr>
         <w:pStyle w:val="3"/>
       </w:pPr>
-      <w:bookmarkStart w:id="35" w:name="_Toc226903161"/>
-      <w:r>
-        <w:t>Линейни диаграми</w:t>
-      </w:r>
-      <w:bookmarkEnd w:id="35"/>
-    </w:p>
-    <w:p>
-      <w:r>
-        <w:t xml:space="preserve">Линейните диаграми се използват за представяне на промените на дадена величина във времето или спрямо друга непрекъсната променлива. Те показват връзката между две променливи чрез линия, която свързва последователните стойности на данните. Този тип диаграма е особено подходящ за анализ на тенденции и развитие на процеси във времето. Линейните диаграми позволяват лесно проследяване на нараствания, спадове и колебания в стойностите. Те са широко използвани при работа с времеви редове, като например метеорологични данни, продажби или статистически измервания. Чрез линейните диаграми могат да се сравняват стойности в различни моменти от време. Те предоставят ясна и последователна визуална представа за развитието на данните. </w:t>
-      </w:r>
-      <w:proofErr w:type="spellStart"/>
-      <w:r>
-        <w:t>Matplotlib</w:t>
-      </w:r>
-      <w:proofErr w:type="spellEnd"/>
-      <w:r>
-        <w:t xml:space="preserve"> позволява лесно и бързо създаване на линейни диаграми чрез подходящи функции. Добавянето на заглавие, надписи на осите и легенда значително подобрява четимостта и разбирането на графиката. Поради тези </w:t>
-      </w:r>
-      <w:r>
-        <w:lastRenderedPageBreak/>
-        <w:t>характеристики линейните диаграми са основен и широко използван инструмент за визуализация на данни.</w:t>
-      </w:r>
-    </w:p>
-    <w:p>
-      <w:pPr>
-        <w:pStyle w:val="3"/>
-      </w:pPr>
-      <w:bookmarkStart w:id="36" w:name="_Toc226903162"/>
-      <w:r>
-        <w:t>Стълбовидни диаграми</w:t>
-      </w:r>
-      <w:bookmarkEnd w:id="36"/>
-    </w:p>
-    <w:p>
-      <w:r>
-        <w:t xml:space="preserve">Стълбовидните диаграми се използват за сравнение между различни категории, групи или отделни стойности в даден набор от данни. Те представят информацията чрез вертикални или хоризонтални стълбове, като височината или дължината на всеки стълб съответства на конкретна стойност. Всеки стълб представлява определена категория или показател, което прави този тип диаграма лесен за възприемане. Стълбовидните диаграми позволяват бързо и ясно откриване на разлики между стойностите. Те са особено подходящи за работа с дискретни данни и сравнителен анализ. Често се използват при сравнение на резултати, количества или групи от данни. Визуалното представяне е ясно, подредено и прегледно. </w:t>
-      </w:r>
-      <w:proofErr w:type="spellStart"/>
-      <w:r>
-        <w:t>Matplotlib</w:t>
-      </w:r>
-      <w:proofErr w:type="spellEnd"/>
-      <w:r>
-        <w:t xml:space="preserve"> позволява настройка на размера, цвета и подредбата на стълбовете. Това допринася за по-добро възприемане на информацията. Поради своята нагледност стълбовидните диаграми са широко използвани в анализа и представянето на данни.</w:t>
-      </w:r>
-    </w:p>
-    <w:p>
-      <w:pPr>
-        <w:pStyle w:val="3"/>
-      </w:pPr>
-      <w:bookmarkStart w:id="37" w:name="_Toc226903163"/>
-      <w:r>
-        <w:t>Кръгови диаграми</w:t>
-      </w:r>
-      <w:bookmarkEnd w:id="37"/>
-    </w:p>
-    <w:p>
-      <w:r>
-        <w:t xml:space="preserve">Кръговите диаграми се използват за представяне на процентното или относително разпределение на дадена величина спрямо цялото. Те показват как отделните части напълно или частично формират общия резултат. Всяка категория се представя като сектор от кръга, чиято големина е пропорционална на нейния дял. Кръговите диаграми са особено подходящи за анализ на относителни стойности и съотношения между различни категории. Те позволяват бързо визуално сравнение между отделните дялове. Представянето е интуитивно и лесно за разбиране, дори за потребители без задълбочени технически познания. Кръговите диаграми често се използват при анализ на разпределения, проценти и структури. </w:t>
-      </w:r>
-      <w:proofErr w:type="spellStart"/>
-      <w:r>
-        <w:t>Matplotlib</w:t>
-      </w:r>
-      <w:proofErr w:type="spellEnd"/>
-      <w:r>
-        <w:t xml:space="preserve"> позволява създаване на такива диаграми с малко количество код. Добавянето на етикети и проценти улеснява интерпретацията на резултатите. Кръговите диаграми са полезен и широко използван визуален инструмент.</w:t>
-      </w:r>
-    </w:p>
-    <w:p>
-      <w:pPr>
-        <w:pStyle w:val="3"/>
-      </w:pPr>
-      <w:bookmarkStart w:id="38" w:name="_Toc226903164"/>
+      <w:bookmarkStart w:id="39" w:name="_Toc226903164"/>
       <w:r>
         <w:lastRenderedPageBreak/>
         <w:t>Хистограми</w:t>
       </w:r>
-      <w:bookmarkEnd w:id="38"/>
+      <w:bookmarkEnd w:id="39"/>
     </w:p>
     <w:p>
       <w:r>
@@ -7946,11 +8011,11 @@
       <w:pPr>
         <w:pStyle w:val="2"/>
       </w:pPr>
-      <w:bookmarkStart w:id="39" w:name="_Toc226903165"/>
+      <w:bookmarkStart w:id="40" w:name="_Toc226903165"/>
       <w:r>
         <w:t>Настройки и стилизиране на графики</w:t>
       </w:r>
-      <w:bookmarkEnd w:id="39"/>
+      <w:bookmarkEnd w:id="40"/>
     </w:p>
     <w:p>
       <w:proofErr w:type="spellStart"/>
@@ -7974,11 +8039,11 @@
       <w:pPr>
         <w:pStyle w:val="2"/>
       </w:pPr>
-      <w:bookmarkStart w:id="40" w:name="_Toc226903166"/>
+      <w:bookmarkStart w:id="41" w:name="_Toc226903166"/>
       <w:r>
         <w:t>Генериране на графики като изображения</w:t>
       </w:r>
-      <w:bookmarkEnd w:id="40"/>
+      <w:bookmarkEnd w:id="41"/>
     </w:p>
     <w:p>
       <w:proofErr w:type="spellStart"/>
@@ -8006,7 +8071,7 @@
       <w:pPr>
         <w:pStyle w:val="2"/>
       </w:pPr>
-      <w:bookmarkStart w:id="41" w:name="_Toc226903167"/>
+      <w:bookmarkStart w:id="42" w:name="_Toc226903167"/>
       <w:r>
         <w:t xml:space="preserve">Причини за използване на </w:t>
       </w:r>
@@ -8018,7 +8083,7 @@
       <w:r>
         <w:t xml:space="preserve"> в проекта</w:t>
       </w:r>
-      <w:bookmarkEnd w:id="41"/>
+      <w:bookmarkEnd w:id="42"/>
     </w:p>
     <w:p>
       <w:r>
@@ -8058,7 +8123,7 @@
       <w:pPr>
         <w:pStyle w:val="1"/>
       </w:pPr>
-      <w:bookmarkStart w:id="42" w:name="_Toc226903168"/>
+      <w:bookmarkStart w:id="43" w:name="_Toc226903168"/>
       <w:r>
         <w:t xml:space="preserve">Съвместна работа между </w:t>
       </w:r>
@@ -8074,18 +8139,18 @@
       <w:r>
         <w:t>Matplotlib</w:t>
       </w:r>
-      <w:bookmarkEnd w:id="42"/>
+      <w:bookmarkEnd w:id="43"/>
       <w:proofErr w:type="spellEnd"/>
     </w:p>
     <w:p>
       <w:pPr>
         <w:pStyle w:val="2"/>
       </w:pPr>
-      <w:bookmarkStart w:id="43" w:name="_Toc226903169"/>
+      <w:bookmarkStart w:id="44" w:name="_Toc226903169"/>
       <w:r>
         <w:t>Връзка между анализ и визуализация</w:t>
       </w:r>
-      <w:bookmarkEnd w:id="43"/>
+      <w:bookmarkEnd w:id="44"/>
     </w:p>
     <w:p>
       <w:r>
@@ -8100,7 +8165,7 @@
       <w:pPr>
         <w:pStyle w:val="2"/>
       </w:pPr>
-      <w:bookmarkStart w:id="44" w:name="_Toc226903170"/>
+      <w:bookmarkStart w:id="45" w:name="_Toc226903170"/>
       <w:r>
         <w:t xml:space="preserve">Подготовка на данните чрез </w:t>
       </w:r>
@@ -8108,7 +8173,7 @@
       <w:r>
         <w:t>Pandas</w:t>
       </w:r>
-      <w:bookmarkEnd w:id="44"/>
+      <w:bookmarkEnd w:id="45"/>
       <w:proofErr w:type="spellEnd"/>
     </w:p>
     <w:p>
@@ -8152,7 +8217,7 @@
       <w:pPr>
         <w:pStyle w:val="2"/>
       </w:pPr>
-      <w:bookmarkStart w:id="45" w:name="_Toc226903171"/>
+      <w:bookmarkStart w:id="46" w:name="_Toc226903171"/>
       <w:r>
         <w:t xml:space="preserve">Подаване на данните към </w:t>
       </w:r>
@@ -8160,7 +8225,7 @@
       <w:r>
         <w:t>Matplotlib</w:t>
       </w:r>
-      <w:bookmarkEnd w:id="45"/>
+      <w:bookmarkEnd w:id="46"/>
       <w:proofErr w:type="spellEnd"/>
     </w:p>
     <w:p>
@@ -8240,11 +8305,11 @@
       <w:pPr>
         <w:pStyle w:val="2"/>
       </w:pPr>
-      <w:bookmarkStart w:id="46" w:name="_Toc226903172"/>
+      <w:bookmarkStart w:id="47" w:name="_Toc226903172"/>
       <w:r>
         <w:t>Процес на създаване на диаграма</w:t>
       </w:r>
-      <w:bookmarkEnd w:id="46"/>
+      <w:bookmarkEnd w:id="47"/>
     </w:p>
     <w:p>
       <w:r>
@@ -8263,7 +8328,7 @@
       <w:pPr>
         <w:pStyle w:val="1"/>
       </w:pPr>
-      <w:bookmarkStart w:id="47" w:name="_Toc226903173"/>
+      <w:bookmarkStart w:id="48" w:name="_Toc226903173"/>
       <w:r>
         <w:lastRenderedPageBreak/>
         <w:t>Работа с таблични файлове (</w:t>
@@ -8280,13 +8345,13 @@
       <w:r>
         <w:t>)</w:t>
       </w:r>
-      <w:bookmarkEnd w:id="47"/>
+      <w:bookmarkEnd w:id="48"/>
     </w:p>
     <w:p>
       <w:pPr>
         <w:pStyle w:val="2"/>
       </w:pPr>
-      <w:bookmarkStart w:id="48" w:name="_Toc226903174"/>
+      <w:bookmarkStart w:id="49" w:name="_Toc226903174"/>
       <w:r>
         <w:t xml:space="preserve">Формат </w:t>
       </w:r>
@@ -8296,7 +8361,7 @@
       <w:r>
         <w:t xml:space="preserve"> – структура и предназначение</w:t>
       </w:r>
-      <w:bookmarkEnd w:id="48"/>
+      <w:bookmarkEnd w:id="49"/>
     </w:p>
     <w:p>
       <w:r>
@@ -8350,14 +8415,14 @@
       <w:pPr>
         <w:pStyle w:val="2"/>
       </w:pPr>
-      <w:bookmarkStart w:id="49" w:name="_Toc226903175"/>
+      <w:bookmarkStart w:id="50" w:name="_Toc226903175"/>
       <w:r>
         <w:t>Excel</w:t>
       </w:r>
       <w:r>
         <w:t xml:space="preserve"> файлове – особености и приложения</w:t>
       </w:r>
-      <w:bookmarkEnd w:id="49"/>
+      <w:bookmarkEnd w:id="50"/>
     </w:p>
     <w:p>
       <w:r>
@@ -8407,7 +8472,7 @@
       <w:pPr>
         <w:pStyle w:val="2"/>
       </w:pPr>
-      <w:bookmarkStart w:id="50" w:name="_Toc226903176"/>
+      <w:bookmarkStart w:id="51" w:name="_Toc226903176"/>
       <w:r>
         <w:lastRenderedPageBreak/>
         <w:t xml:space="preserve">Зареждане на </w:t>
@@ -8427,7 +8492,7 @@
       <w:r>
         <w:t>Python</w:t>
       </w:r>
-      <w:bookmarkEnd w:id="50"/>
+      <w:bookmarkEnd w:id="51"/>
     </w:p>
     <w:p>
       <w:r>
@@ -8491,16 +8556,11 @@
       <w:pPr>
         <w:pStyle w:val="2"/>
       </w:pPr>
-      <w:bookmarkStart w:id="51" w:name="_Toc226903177"/>
-      <w:proofErr w:type="spellStart"/>
-      <w:r>
-        <w:t>Валидация</w:t>
-      </w:r>
-      <w:proofErr w:type="spellEnd"/>
-      <w:r>
-        <w:t xml:space="preserve"> на входните данни</w:t>
-      </w:r>
-      <w:bookmarkEnd w:id="51"/>
+      <w:bookmarkStart w:id="52" w:name="_Toc226903177"/>
+      <w:r>
+        <w:t>Валидация на входните данни</w:t>
+      </w:r>
+      <w:bookmarkEnd w:id="52"/>
     </w:p>
     <w:p>
       <w:r>
@@ -8519,12 +8579,12 @@
       <w:pPr>
         <w:pStyle w:val="2"/>
       </w:pPr>
-      <w:bookmarkStart w:id="52" w:name="_Toc226903178"/>
+      <w:bookmarkStart w:id="53" w:name="_Toc226903178"/>
       <w:r>
         <w:lastRenderedPageBreak/>
         <w:t>Обработка на липсващи и некоректни стойности</w:t>
       </w:r>
-      <w:bookmarkEnd w:id="52"/>
+      <w:bookmarkEnd w:id="53"/>
     </w:p>
     <w:p>
       <w:r>
@@ -8536,21 +8596,21 @@
       <w:pPr>
         <w:pStyle w:val="1"/>
       </w:pPr>
-      <w:bookmarkStart w:id="53" w:name="_Toc226903179"/>
+      <w:bookmarkStart w:id="54" w:name="_Toc226903179"/>
       <w:r>
         <w:t>Филтриране и групиране на данни в приложението</w:t>
       </w:r>
-      <w:bookmarkEnd w:id="53"/>
+      <w:bookmarkEnd w:id="54"/>
     </w:p>
     <w:p>
       <w:pPr>
         <w:pStyle w:val="2"/>
       </w:pPr>
-      <w:bookmarkStart w:id="54" w:name="_Toc226903180"/>
+      <w:bookmarkStart w:id="55" w:name="_Toc226903180"/>
       <w:r>
         <w:t>Филтриране по стойности и диапазони</w:t>
       </w:r>
-      <w:bookmarkEnd w:id="54"/>
+      <w:bookmarkEnd w:id="55"/>
     </w:p>
     <w:p>
       <w:r>
@@ -8565,11 +8625,11 @@
       <w:pPr>
         <w:pStyle w:val="2"/>
       </w:pPr>
-      <w:bookmarkStart w:id="55" w:name="_Toc226903181"/>
+      <w:bookmarkStart w:id="56" w:name="_Toc226903181"/>
       <w:r>
         <w:t>Групиране по категории</w:t>
       </w:r>
-      <w:bookmarkEnd w:id="55"/>
+      <w:bookmarkEnd w:id="56"/>
     </w:p>
     <w:p>
       <w:r>
@@ -8588,7 +8648,7 @@
       <w:pPr>
         <w:pStyle w:val="2"/>
       </w:pPr>
-      <w:bookmarkStart w:id="56" w:name="_Toc226903182"/>
+      <w:bookmarkStart w:id="57" w:name="_Toc226903182"/>
       <w:proofErr w:type="spellStart"/>
       <w:r>
         <w:t>Агрегиращи</w:t>
@@ -8597,7 +8657,7 @@
       <w:r>
         <w:t xml:space="preserve"> функции – сума, средно аритметично</w:t>
       </w:r>
-      <w:bookmarkEnd w:id="56"/>
+      <w:bookmarkEnd w:id="57"/>
     </w:p>
     <w:p>
       <w:proofErr w:type="spellStart"/>
@@ -8633,21 +8693,21 @@
       <w:pPr>
         <w:pStyle w:val="1"/>
       </w:pPr>
-      <w:bookmarkStart w:id="57" w:name="_Toc226903183"/>
+      <w:bookmarkStart w:id="58" w:name="_Toc226903183"/>
       <w:r>
         <w:t>Уеб технологии, използвани в проекта</w:t>
       </w:r>
-      <w:bookmarkEnd w:id="57"/>
+      <w:bookmarkEnd w:id="58"/>
     </w:p>
     <w:p>
       <w:pPr>
         <w:pStyle w:val="2"/>
       </w:pPr>
-      <w:bookmarkStart w:id="58" w:name="_Toc226903184"/>
+      <w:bookmarkStart w:id="59" w:name="_Toc226903184"/>
       <w:r>
         <w:t>Същност на уеб приложенията</w:t>
       </w:r>
-      <w:bookmarkEnd w:id="58"/>
+      <w:bookmarkEnd w:id="59"/>
     </w:p>
     <w:p>
       <w:r>
@@ -8658,7 +8718,7 @@
       <w:pPr>
         <w:pStyle w:val="2"/>
       </w:pPr>
-      <w:bookmarkStart w:id="59" w:name="_Toc226903185"/>
+      <w:bookmarkStart w:id="60" w:name="_Toc226903185"/>
       <w:r>
         <w:t xml:space="preserve">Django </w:t>
       </w:r>
@@ -8670,7 +8730,7 @@
       <w:r>
         <w:t xml:space="preserve"> – общ преглед</w:t>
       </w:r>
-      <w:bookmarkEnd w:id="59"/>
+      <w:bookmarkEnd w:id="60"/>
     </w:p>
     <w:p>
       <w:r>
@@ -8697,11 +8757,11 @@
       <w:pPr>
         <w:pStyle w:val="2"/>
       </w:pPr>
-      <w:bookmarkStart w:id="60" w:name="_Toc226903186"/>
+      <w:bookmarkStart w:id="61" w:name="_Toc226903186"/>
       <w:r>
         <w:t>Архитектура на Django (MTV модел)</w:t>
       </w:r>
-      <w:bookmarkEnd w:id="60"/>
+      <w:bookmarkEnd w:id="61"/>
     </w:p>
     <w:p>
       <w:r>
@@ -8768,11 +8828,11 @@
       <w:pPr>
         <w:pStyle w:val="2"/>
       </w:pPr>
-      <w:bookmarkStart w:id="61" w:name="_Toc226903187"/>
+      <w:bookmarkStart w:id="62" w:name="_Toc226903187"/>
       <w:r>
         <w:t>Визуализация на резултатите в уеб среда</w:t>
       </w:r>
-      <w:bookmarkEnd w:id="61"/>
+      <w:bookmarkEnd w:id="62"/>
     </w:p>
     <w:p>
       <w:r>
@@ -8787,11 +8847,11 @@
       <w:pPr>
         <w:pStyle w:val="2"/>
       </w:pPr>
-      <w:bookmarkStart w:id="62" w:name="_Toc226903188"/>
+      <w:bookmarkStart w:id="63" w:name="_Toc226903188"/>
       <w:r>
         <w:t>Приложение на Bootstrap в проекта</w:t>
       </w:r>
-      <w:bookmarkEnd w:id="62"/>
+      <w:bookmarkEnd w:id="63"/>
     </w:p>
     <w:p>
       <w:r>
@@ -8826,21 +8886,21 @@
       <w:pPr>
         <w:pStyle w:val="1"/>
       </w:pPr>
-      <w:bookmarkStart w:id="63" w:name="_Toc226903189"/>
+      <w:bookmarkStart w:id="64" w:name="_Toc226903189"/>
       <w:r>
         <w:t>Разработка на приложението</w:t>
       </w:r>
-      <w:bookmarkEnd w:id="63"/>
+      <w:bookmarkEnd w:id="64"/>
     </w:p>
     <w:p>
       <w:pPr>
         <w:pStyle w:val="2"/>
       </w:pPr>
-      <w:bookmarkStart w:id="64" w:name="_Toc226903190"/>
+      <w:bookmarkStart w:id="65" w:name="_Toc226903190"/>
       <w:r>
         <w:t>Общо описание на приложението</w:t>
       </w:r>
-      <w:bookmarkEnd w:id="64"/>
+      <w:bookmarkEnd w:id="65"/>
     </w:p>
     <w:p>
       <w:r>
@@ -9057,11 +9117,11 @@
       <w:pPr>
         <w:pStyle w:val="2"/>
       </w:pPr>
-      <w:bookmarkStart w:id="65" w:name="_Toc226903191"/>
+      <w:bookmarkStart w:id="66" w:name="_Toc226903191"/>
       <w:r>
         <w:t>Основни функционалности</w:t>
       </w:r>
-      <w:bookmarkEnd w:id="65"/>
+      <w:bookmarkEnd w:id="66"/>
       <w:r>
         <w:t xml:space="preserve"> </w:t>
       </w:r>
@@ -9204,7 +9264,9 @@
       <w:r>
         <w:rPr>
           <w:rFonts w:eastAsia="Times New Roman"/>
+          <w:noProof/>
           <w:bdr w:val="none" w:sz="0" w:space="0" w:color="auto" w:frame="1"/>
+          <w:lang w:eastAsia="bg-BG"/>
         </w:rPr>
         <w:drawing>
           <wp:inline distT="0" distB="0" distL="0" distR="0" wp14:anchorId="76ED9C24" wp14:editId="148C006D">
@@ -11236,14 +11298,7 @@
           <w:rStyle w:val="af4"/>
           <w:shd w:val="clear" w:color="auto" w:fill="FFFFFF"/>
         </w:rPr>
-        <w:t>Визуализация на резултатите чрез различни видове диаграми</w:t>
-      </w:r>
-      <w:r>
-        <w:rPr>
-          <w:rStyle w:val="af4"/>
-          <w:shd w:val="clear" w:color="auto" w:fill="FFFFFF"/>
-        </w:rPr>
-        <w:t>:</w:t>
+        <w:t>Визуализация на резултатите чрез различни видове диаграми:</w:t>
       </w:r>
       <w:r>
         <w:rPr>
@@ -11252,11 +11307,10 @@
         </w:rPr>
         <w:t xml:space="preserve"> </w:t>
       </w:r>
-      <w:bookmarkStart w:id="66" w:name="_GoBack"/>
-      <w:bookmarkEnd w:id="66"/>
       <w:r>
         <w:rPr>
           <w:rFonts w:eastAsia="Times New Roman"/>
+          <w:noProof/>
           <w:bdr w:val="none" w:sz="0" w:space="0" w:color="auto" w:frame="1"/>
           <w:lang w:eastAsia="bg-BG"/>
         </w:rPr>
@@ -11851,9 +11905,9 @@
         <w:tab/>
         <w:t>https://html.w3schools.bg</w:t>
       </w:r>
-      <w:bookmarkEnd w:id="1"/>
       <w:bookmarkEnd w:id="2"/>
       <w:bookmarkEnd w:id="3"/>
+      <w:bookmarkEnd w:id="4"/>
     </w:p>
     <w:sectPr>
       <w:footerReference w:type="default" r:id="rId11"/>
@@ -11895,6 +11949,7 @@
         <w:docPartUnique/>
       </w:docPartObj>
     </w:sdtPr>
+    <w:sdtEndPr/>
     <w:sdtContent>
       <w:p>
         <w:pPr>
@@ -11922,7 +11977,7 @@
           <w:rPr>
             <w:noProof/>
           </w:rPr>
-          <w:t>35</w:t>
+          <w:t>38</w:t>
         </w:r>
         <w:r>
           <w:rPr>
@@ -15970,7 +16025,7 @@
 </file>
 
 <file path=customXml/itemProps1.xml><?xml version="1.0" encoding="utf-8"?>
-<ds:datastoreItem xmlns:ds="http://schemas.openxmlformats.org/officeDocument/2006/customXml" ds:itemID="{6EAFDFC8-27F9-46C6-A132-99CEB8304A5A}">
+<ds:datastoreItem xmlns:ds="http://schemas.openxmlformats.org/officeDocument/2006/customXml" ds:itemID="{599E239C-5029-4638-888E-8EE60CDA8AD5}">
   <ds:schemaRefs>
     <ds:schemaRef ds:uri="http://schemas.openxmlformats.org/officeDocument/2006/bibliography"/>
   </ds:schemaRefs>

--- a/DR/Тема_07_ПП.docx
+++ b/DR/Тема_07_ПП.docx
@@ -1,6 +1,6 @@
 
 <file path=word/document.xml><?xml version="1.0" encoding="utf-8"?>
-<w:document xmlns:wpc="http://schemas.microsoft.com/office/word/2010/wordprocessingCanvas" xmlns:mc="http://schemas.openxmlformats.org/markup-compatibility/2006" xmlns:o="urn:schemas-microsoft-com:office:office" xmlns:r="http://schemas.openxmlformats.org/officeDocument/2006/relationships" xmlns:m="http://schemas.openxmlformats.org/officeDocument/2006/math" xmlns:v="urn:schemas-microsoft-com:vml" xmlns:wp14="http://schemas.microsoft.com/office/word/2010/wordprocessingDrawing" xmlns:wp="http://schemas.openxmlformats.org/drawingml/2006/wordprocessingDrawing" xmlns:w10="urn:schemas-microsoft-com:office:word" xmlns:w="http://schemas.openxmlformats.org/wordprocessingml/2006/main" xmlns:w14="http://schemas.microsoft.com/office/word/2010/wordml" xmlns:wpg="http://schemas.microsoft.com/office/word/2010/wordprocessingGroup" xmlns:wpi="http://schemas.microsoft.com/office/word/2010/wordprocessingInk" xmlns:wne="http://schemas.microsoft.com/office/word/2006/wordml" xmlns:wps="http://schemas.microsoft.com/office/word/2010/wordprocessingShape" mc:Ignorable="w14 wp14">
+<w:document xmlns:wpc="http://schemas.microsoft.com/office/word/2010/wordprocessingCanvas" xmlns:cx="http://schemas.microsoft.com/office/drawing/2014/chartex" xmlns:mc="http://schemas.openxmlformats.org/markup-compatibility/2006" xmlns:o="urn:schemas-microsoft-com:office:office" xmlns:r="http://schemas.openxmlformats.org/officeDocument/2006/relationships" xmlns:m="http://schemas.openxmlformats.org/officeDocument/2006/math" xmlns:v="urn:schemas-microsoft-com:vml" xmlns:wp14="http://schemas.microsoft.com/office/word/2010/wordprocessingDrawing" xmlns:wp="http://schemas.openxmlformats.org/drawingml/2006/wordprocessingDrawing" xmlns:w10="urn:schemas-microsoft-com:office:word" xmlns:w="http://schemas.openxmlformats.org/wordprocessingml/2006/main" xmlns:w14="http://schemas.microsoft.com/office/word/2010/wordml" xmlns:w15="http://schemas.microsoft.com/office/word/2012/wordml" xmlns:w16se="http://schemas.microsoft.com/office/word/2015/wordml/symex" xmlns:wpg="http://schemas.microsoft.com/office/word/2010/wordprocessingGroup" xmlns:wpi="http://schemas.microsoft.com/office/word/2010/wordprocessingInk" xmlns:wne="http://schemas.microsoft.com/office/word/2006/wordml" xmlns:wps="http://schemas.microsoft.com/office/word/2010/wordprocessingShape" mc:Ignorable="w14 w15 w16se wp14">
   <w:body>
     <w:sdt>
       <w:sdtPr>
@@ -28,7 +28,7 @@
       <w:sdtContent>
         <w:p>
           <w:pPr>
-            <w:pStyle w:val="aff"/>
+            <w:pStyle w:val="TOCHeading"/>
             <w:numPr>
               <w:ilvl w:val="0"/>
               <w:numId w:val="0"/>
@@ -41,7 +41,7 @@
         </w:p>
         <w:p>
           <w:pPr>
-            <w:pStyle w:val="11"/>
+            <w:pStyle w:val="TOC1"/>
             <w:tabs>
               <w:tab w:val="left" w:pos="1320"/>
               <w:tab w:val="right" w:leader="dot" w:pos="9062"/>
@@ -67,7 +67,7 @@
           <w:hyperlink w:anchor="_Toc226903129" w:history="1">
             <w:r>
               <w:rPr>
-                <w:rStyle w:val="a7"/>
+                <w:rStyle w:val="Hyperlink"/>
                 <w:noProof/>
               </w:rPr>
               <w:t>1.</w:t>
@@ -84,7 +84,7 @@
             </w:r>
             <w:r>
               <w:rPr>
-                <w:rStyle w:val="a7"/>
+                <w:rStyle w:val="Hyperlink"/>
                 <w:noProof/>
               </w:rPr>
               <w:t>Увод</w:t>
@@ -141,7 +141,7 @@
         </w:p>
         <w:p>
           <w:pPr>
-            <w:pStyle w:val="21"/>
+            <w:pStyle w:val="TOC2"/>
             <w:tabs>
               <w:tab w:val="left" w:pos="1760"/>
               <w:tab w:val="right" w:leader="dot" w:pos="9062"/>
@@ -158,7 +158,7 @@
           <w:hyperlink w:anchor="_Toc226903130" w:history="1">
             <w:r>
               <w:rPr>
-                <w:rStyle w:val="a7"/>
+                <w:rStyle w:val="Hyperlink"/>
                 <w:noProof/>
               </w:rPr>
               <w:t>1.1</w:t>
@@ -175,7 +175,7 @@
             </w:r>
             <w:r>
               <w:rPr>
-                <w:rStyle w:val="a7"/>
+                <w:rStyle w:val="Hyperlink"/>
                 <w:noProof/>
               </w:rPr>
               <w:t>Значение на анализа и визуализацията на данни в съвременния свят</w:t>
@@ -232,7 +232,7 @@
         </w:p>
         <w:p>
           <w:pPr>
-            <w:pStyle w:val="21"/>
+            <w:pStyle w:val="TOC2"/>
             <w:tabs>
               <w:tab w:val="left" w:pos="1760"/>
               <w:tab w:val="right" w:leader="dot" w:pos="9062"/>
@@ -249,7 +249,7 @@
           <w:hyperlink w:anchor="_Toc226903131" w:history="1">
             <w:r>
               <w:rPr>
-                <w:rStyle w:val="a7"/>
+                <w:rStyle w:val="Hyperlink"/>
                 <w:noProof/>
               </w:rPr>
               <w:t>1.2</w:t>
@@ -266,7 +266,7 @@
             </w:r>
             <w:r>
               <w:rPr>
-                <w:rStyle w:val="a7"/>
+                <w:rStyle w:val="Hyperlink"/>
                 <w:noProof/>
               </w:rPr>
               <w:t>Приложение на анализа на данни в реални области</w:t>
@@ -323,7 +323,7 @@
         </w:p>
         <w:p>
           <w:pPr>
-            <w:pStyle w:val="21"/>
+            <w:pStyle w:val="TOC2"/>
             <w:tabs>
               <w:tab w:val="left" w:pos="1760"/>
               <w:tab w:val="right" w:leader="dot" w:pos="9062"/>
@@ -340,7 +340,7 @@
           <w:hyperlink w:anchor="_Toc226903132" w:history="1">
             <w:r>
               <w:rPr>
-                <w:rStyle w:val="a7"/>
+                <w:rStyle w:val="Hyperlink"/>
                 <w:noProof/>
               </w:rPr>
               <w:t>1.3</w:t>
@@ -357,7 +357,7 @@
             </w:r>
             <w:r>
               <w:rPr>
-                <w:rStyle w:val="a7"/>
+                <w:rStyle w:val="Hyperlink"/>
                 <w:noProof/>
               </w:rPr>
               <w:t>Причини за избора на темата</w:t>
@@ -414,7 +414,7 @@
         </w:p>
         <w:p>
           <w:pPr>
-            <w:pStyle w:val="21"/>
+            <w:pStyle w:val="TOC2"/>
             <w:tabs>
               <w:tab w:val="left" w:pos="1760"/>
               <w:tab w:val="right" w:leader="dot" w:pos="9062"/>
@@ -431,7 +431,7 @@
           <w:hyperlink w:anchor="_Toc226903133" w:history="1">
             <w:r>
               <w:rPr>
-                <w:rStyle w:val="a7"/>
+                <w:rStyle w:val="Hyperlink"/>
                 <w:noProof/>
               </w:rPr>
               <w:t>1.4</w:t>
@@ -448,7 +448,7 @@
             </w:r>
             <w:r>
               <w:rPr>
-                <w:rStyle w:val="a7"/>
+                <w:rStyle w:val="Hyperlink"/>
                 <w:noProof/>
               </w:rPr>
               <w:t>Цел и задачи на дипломния проект</w:t>
@@ -505,7 +505,7 @@
         </w:p>
         <w:p>
           <w:pPr>
-            <w:pStyle w:val="21"/>
+            <w:pStyle w:val="TOC2"/>
             <w:tabs>
               <w:tab w:val="left" w:pos="1760"/>
               <w:tab w:val="right" w:leader="dot" w:pos="9062"/>
@@ -522,7 +522,7 @@
           <w:hyperlink w:anchor="_Toc226903134" w:history="1">
             <w:r>
               <w:rPr>
-                <w:rStyle w:val="a7"/>
+                <w:rStyle w:val="Hyperlink"/>
                 <w:noProof/>
               </w:rPr>
               <w:t>1.5</w:t>
@@ -539,7 +539,7 @@
             </w:r>
             <w:r>
               <w:rPr>
-                <w:rStyle w:val="a7"/>
+                <w:rStyle w:val="Hyperlink"/>
                 <w:noProof/>
               </w:rPr>
               <w:t>Очаквани резултати от разработката</w:t>
@@ -596,7 +596,7 @@
         </w:p>
         <w:p>
           <w:pPr>
-            <w:pStyle w:val="11"/>
+            <w:pStyle w:val="TOC1"/>
             <w:tabs>
               <w:tab w:val="left" w:pos="1320"/>
               <w:tab w:val="right" w:leader="dot" w:pos="9062"/>
@@ -613,7 +613,7 @@
           <w:hyperlink w:anchor="_Toc226903135" w:history="1">
             <w:r>
               <w:rPr>
-                <w:rStyle w:val="a7"/>
+                <w:rStyle w:val="Hyperlink"/>
                 <w:noProof/>
               </w:rPr>
               <w:t>2.</w:t>
@@ -630,7 +630,7 @@
             </w:r>
             <w:r>
               <w:rPr>
-                <w:rStyle w:val="a7"/>
+                <w:rStyle w:val="Hyperlink"/>
                 <w:noProof/>
               </w:rPr>
               <w:t>Основни понятия и термини</w:t>
@@ -687,7 +687,7 @@
         </w:p>
         <w:p>
           <w:pPr>
-            <w:pStyle w:val="21"/>
+            <w:pStyle w:val="TOC2"/>
             <w:tabs>
               <w:tab w:val="left" w:pos="1760"/>
               <w:tab w:val="right" w:leader="dot" w:pos="9062"/>
@@ -704,7 +704,7 @@
           <w:hyperlink w:anchor="_Toc226903136" w:history="1">
             <w:r>
               <w:rPr>
-                <w:rStyle w:val="a7"/>
+                <w:rStyle w:val="Hyperlink"/>
                 <w:noProof/>
               </w:rPr>
               <w:t>2.1</w:t>
@@ -721,7 +721,7 @@
             </w:r>
             <w:r>
               <w:rPr>
-                <w:rStyle w:val="a7"/>
+                <w:rStyle w:val="Hyperlink"/>
                 <w:noProof/>
               </w:rPr>
               <w:t>Данни – определение и видове</w:t>
@@ -778,7 +778,7 @@
         </w:p>
         <w:p>
           <w:pPr>
-            <w:pStyle w:val="21"/>
+            <w:pStyle w:val="TOC2"/>
             <w:tabs>
               <w:tab w:val="left" w:pos="1760"/>
               <w:tab w:val="right" w:leader="dot" w:pos="9062"/>
@@ -795,7 +795,7 @@
           <w:hyperlink w:anchor="_Toc226903137" w:history="1">
             <w:r>
               <w:rPr>
-                <w:rStyle w:val="a7"/>
+                <w:rStyle w:val="Hyperlink"/>
                 <w:noProof/>
               </w:rPr>
               <w:t>2.2</w:t>
@@ -812,7 +812,7 @@
             </w:r>
             <w:r>
               <w:rPr>
-                <w:rStyle w:val="a7"/>
+                <w:rStyle w:val="Hyperlink"/>
                 <w:noProof/>
               </w:rPr>
               <w:t>Таблични данни</w:t>
@@ -869,7 +869,7 @@
         </w:p>
         <w:p>
           <w:pPr>
-            <w:pStyle w:val="21"/>
+            <w:pStyle w:val="TOC2"/>
             <w:tabs>
               <w:tab w:val="left" w:pos="1760"/>
               <w:tab w:val="right" w:leader="dot" w:pos="9062"/>
@@ -886,7 +886,7 @@
           <w:hyperlink w:anchor="_Toc226903138" w:history="1">
             <w:r>
               <w:rPr>
-                <w:rStyle w:val="a7"/>
+                <w:rStyle w:val="Hyperlink"/>
                 <w:noProof/>
               </w:rPr>
               <w:t>2.3</w:t>
@@ -903,7 +903,7 @@
             </w:r>
             <w:r>
               <w:rPr>
-                <w:rStyle w:val="a7"/>
+                <w:rStyle w:val="Hyperlink"/>
                 <w:noProof/>
               </w:rPr>
               <w:t>Анализ на данни – същност</w:t>
@@ -960,7 +960,7 @@
         </w:p>
         <w:p>
           <w:pPr>
-            <w:pStyle w:val="21"/>
+            <w:pStyle w:val="TOC2"/>
             <w:tabs>
               <w:tab w:val="left" w:pos="1760"/>
               <w:tab w:val="right" w:leader="dot" w:pos="9062"/>
@@ -977,7 +977,7 @@
           <w:hyperlink w:anchor="_Toc226903139" w:history="1">
             <w:r>
               <w:rPr>
-                <w:rStyle w:val="a7"/>
+                <w:rStyle w:val="Hyperlink"/>
                 <w:noProof/>
               </w:rPr>
               <w:t>2.4</w:t>
@@ -994,7 +994,7 @@
             </w:r>
             <w:r>
               <w:rPr>
-                <w:rStyle w:val="a7"/>
+                <w:rStyle w:val="Hyperlink"/>
                 <w:noProof/>
               </w:rPr>
               <w:t>Визуализация на данни – роля и значение</w:t>
@@ -1051,7 +1051,7 @@
         </w:p>
         <w:p>
           <w:pPr>
-            <w:pStyle w:val="21"/>
+            <w:pStyle w:val="TOC2"/>
             <w:tabs>
               <w:tab w:val="left" w:pos="1760"/>
               <w:tab w:val="right" w:leader="dot" w:pos="9062"/>
@@ -1068,7 +1068,7 @@
           <w:hyperlink w:anchor="_Toc226903140" w:history="1">
             <w:r>
               <w:rPr>
-                <w:rStyle w:val="a7"/>
+                <w:rStyle w:val="Hyperlink"/>
                 <w:noProof/>
               </w:rPr>
               <w:t>2.5</w:t>
@@ -1085,7 +1085,7 @@
             </w:r>
             <w:r>
               <w:rPr>
-                <w:rStyle w:val="a7"/>
+                <w:rStyle w:val="Hyperlink"/>
                 <w:noProof/>
               </w:rPr>
               <w:t>Backend и frontend – разлика и предназначение</w:t>
@@ -1142,7 +1142,7 @@
         </w:p>
         <w:p>
           <w:pPr>
-            <w:pStyle w:val="11"/>
+            <w:pStyle w:val="TOC1"/>
             <w:tabs>
               <w:tab w:val="left" w:pos="1320"/>
               <w:tab w:val="right" w:leader="dot" w:pos="9062"/>
@@ -1159,7 +1159,7 @@
           <w:hyperlink w:anchor="_Toc226903141" w:history="1">
             <w:r>
               <w:rPr>
-                <w:rStyle w:val="a7"/>
+                <w:rStyle w:val="Hyperlink"/>
                 <w:noProof/>
               </w:rPr>
               <w:t>3.</w:t>
@@ -1176,7 +1176,7 @@
             </w:r>
             <w:r>
               <w:rPr>
-                <w:rStyle w:val="a7"/>
+                <w:rStyle w:val="Hyperlink"/>
                 <w:noProof/>
               </w:rPr>
               <w:t>Програмен език Python</w:t>
@@ -1233,7 +1233,7 @@
         </w:p>
         <w:p>
           <w:pPr>
-            <w:pStyle w:val="21"/>
+            <w:pStyle w:val="TOC2"/>
             <w:tabs>
               <w:tab w:val="left" w:pos="1760"/>
               <w:tab w:val="right" w:leader="dot" w:pos="9062"/>
@@ -1250,7 +1250,7 @@
           <w:hyperlink w:anchor="_Toc226903142" w:history="1">
             <w:r>
               <w:rPr>
-                <w:rStyle w:val="a7"/>
+                <w:rStyle w:val="Hyperlink"/>
                 <w:noProof/>
               </w:rPr>
               <w:t>3.1</w:t>
@@ -1267,7 +1267,7 @@
             </w:r>
             <w:r>
               <w:rPr>
-                <w:rStyle w:val="a7"/>
+                <w:rStyle w:val="Hyperlink"/>
                 <w:noProof/>
               </w:rPr>
               <w:t>Кратка история на Python</w:t>
@@ -1324,7 +1324,7 @@
         </w:p>
         <w:p>
           <w:pPr>
-            <w:pStyle w:val="21"/>
+            <w:pStyle w:val="TOC2"/>
             <w:tabs>
               <w:tab w:val="left" w:pos="1760"/>
               <w:tab w:val="right" w:leader="dot" w:pos="9062"/>
@@ -1341,7 +1341,7 @@
           <w:hyperlink w:anchor="_Toc226903143" w:history="1">
             <w:r>
               <w:rPr>
-                <w:rStyle w:val="a7"/>
+                <w:rStyle w:val="Hyperlink"/>
                 <w:noProof/>
               </w:rPr>
               <w:t>3.2</w:t>
@@ -1358,7 +1358,7 @@
             </w:r>
             <w:r>
               <w:rPr>
-                <w:rStyle w:val="a7"/>
+                <w:rStyle w:val="Hyperlink"/>
                 <w:noProof/>
               </w:rPr>
               <w:t>Основни характеристики на Python</w:t>
@@ -1415,7 +1415,7 @@
         </w:p>
         <w:p>
           <w:pPr>
-            <w:pStyle w:val="21"/>
+            <w:pStyle w:val="TOC2"/>
             <w:tabs>
               <w:tab w:val="left" w:pos="1760"/>
               <w:tab w:val="right" w:leader="dot" w:pos="9062"/>
@@ -1432,7 +1432,7 @@
           <w:hyperlink w:anchor="_Toc226903144" w:history="1">
             <w:r>
               <w:rPr>
-                <w:rStyle w:val="a7"/>
+                <w:rStyle w:val="Hyperlink"/>
                 <w:noProof/>
               </w:rPr>
               <w:t>3.3</w:t>
@@ -1449,7 +1449,7 @@
             </w:r>
             <w:r>
               <w:rPr>
-                <w:rStyle w:val="a7"/>
+                <w:rStyle w:val="Hyperlink"/>
                 <w:noProof/>
               </w:rPr>
               <w:t>Python като език за анализ на данни</w:t>
@@ -1506,7 +1506,7 @@
         </w:p>
         <w:p>
           <w:pPr>
-            <w:pStyle w:val="21"/>
+            <w:pStyle w:val="TOC2"/>
             <w:tabs>
               <w:tab w:val="left" w:pos="1760"/>
               <w:tab w:val="right" w:leader="dot" w:pos="9062"/>
@@ -1523,7 +1523,7 @@
           <w:hyperlink w:anchor="_Toc226903145" w:history="1">
             <w:r>
               <w:rPr>
-                <w:rStyle w:val="a7"/>
+                <w:rStyle w:val="Hyperlink"/>
                 <w:noProof/>
               </w:rPr>
               <w:t>3.4</w:t>
@@ -1540,7 +1540,7 @@
             </w:r>
             <w:r>
               <w:rPr>
-                <w:rStyle w:val="a7"/>
+                <w:rStyle w:val="Hyperlink"/>
                 <w:noProof/>
               </w:rPr>
               <w:t>Python в уеб разработката</w:t>
@@ -1597,7 +1597,7 @@
         </w:p>
         <w:p>
           <w:pPr>
-            <w:pStyle w:val="11"/>
+            <w:pStyle w:val="TOC1"/>
             <w:tabs>
               <w:tab w:val="left" w:pos="1320"/>
               <w:tab w:val="right" w:leader="dot" w:pos="9062"/>
@@ -1614,7 +1614,7 @@
           <w:hyperlink w:anchor="_Toc226903146" w:history="1">
             <w:r>
               <w:rPr>
-                <w:rStyle w:val="a7"/>
+                <w:rStyle w:val="Hyperlink"/>
                 <w:noProof/>
               </w:rPr>
               <w:t>4.</w:t>
@@ -1631,7 +1631,7 @@
             </w:r>
             <w:r>
               <w:rPr>
-                <w:rStyle w:val="a7"/>
+                <w:rStyle w:val="Hyperlink"/>
                 <w:noProof/>
               </w:rPr>
               <w:t>Библиотеки в Python</w:t>
@@ -1688,7 +1688,7 @@
         </w:p>
         <w:p>
           <w:pPr>
-            <w:pStyle w:val="21"/>
+            <w:pStyle w:val="TOC2"/>
             <w:tabs>
               <w:tab w:val="left" w:pos="1760"/>
               <w:tab w:val="right" w:leader="dot" w:pos="9062"/>
@@ -1705,7 +1705,7 @@
           <w:hyperlink w:anchor="_Toc226903147" w:history="1">
             <w:r>
               <w:rPr>
-                <w:rStyle w:val="a7"/>
+                <w:rStyle w:val="Hyperlink"/>
                 <w:noProof/>
               </w:rPr>
               <w:t>4.1</w:t>
@@ -1722,7 +1722,7 @@
             </w:r>
             <w:r>
               <w:rPr>
-                <w:rStyle w:val="a7"/>
+                <w:rStyle w:val="Hyperlink"/>
                 <w:noProof/>
               </w:rPr>
               <w:t>Понятието „библиотека“</w:t>
@@ -1779,7 +1779,7 @@
         </w:p>
         <w:p>
           <w:pPr>
-            <w:pStyle w:val="21"/>
+            <w:pStyle w:val="TOC2"/>
             <w:tabs>
               <w:tab w:val="left" w:pos="1760"/>
               <w:tab w:val="right" w:leader="dot" w:pos="9062"/>
@@ -1796,7 +1796,7 @@
           <w:hyperlink w:anchor="_Toc226903148" w:history="1">
             <w:r>
               <w:rPr>
-                <w:rStyle w:val="a7"/>
+                <w:rStyle w:val="Hyperlink"/>
                 <w:noProof/>
               </w:rPr>
               <w:t>4.2</w:t>
@@ -1813,7 +1813,7 @@
             </w:r>
             <w:r>
               <w:rPr>
-                <w:rStyle w:val="a7"/>
+                <w:rStyle w:val="Hyperlink"/>
                 <w:noProof/>
               </w:rPr>
               <w:t>Управление на библиотеки чрез pip</w:t>
@@ -1870,7 +1870,7 @@
         </w:p>
         <w:p>
           <w:pPr>
-            <w:pStyle w:val="21"/>
+            <w:pStyle w:val="TOC2"/>
             <w:tabs>
               <w:tab w:val="left" w:pos="1760"/>
               <w:tab w:val="right" w:leader="dot" w:pos="9062"/>
@@ -1887,7 +1887,7 @@
           <w:hyperlink w:anchor="_Toc226903149" w:history="1">
             <w:r>
               <w:rPr>
-                <w:rStyle w:val="a7"/>
+                <w:rStyle w:val="Hyperlink"/>
                 <w:noProof/>
               </w:rPr>
               <w:t>4.3</w:t>
@@ -1904,7 +1904,7 @@
             </w:r>
             <w:r>
               <w:rPr>
-                <w:rStyle w:val="a7"/>
+                <w:rStyle w:val="Hyperlink"/>
                 <w:noProof/>
               </w:rPr>
               <w:t>Значение на виртуалните среди</w:t>
@@ -1961,7 +1961,7 @@
         </w:p>
         <w:p>
           <w:pPr>
-            <w:pStyle w:val="11"/>
+            <w:pStyle w:val="TOC1"/>
             <w:tabs>
               <w:tab w:val="left" w:pos="1320"/>
               <w:tab w:val="right" w:leader="dot" w:pos="9062"/>
@@ -1978,7 +1978,7 @@
           <w:hyperlink w:anchor="_Toc226903150" w:history="1">
             <w:r>
               <w:rPr>
-                <w:rStyle w:val="a7"/>
+                <w:rStyle w:val="Hyperlink"/>
                 <w:noProof/>
               </w:rPr>
               <w:t>5.</w:t>
@@ -1995,7 +1995,7 @@
             </w:r>
             <w:r>
               <w:rPr>
-                <w:rStyle w:val="a7"/>
+                <w:rStyle w:val="Hyperlink"/>
                 <w:noProof/>
               </w:rPr>
               <w:t>Библиотеката Pandas</w:t>
@@ -2052,7 +2052,7 @@
         </w:p>
         <w:p>
           <w:pPr>
-            <w:pStyle w:val="21"/>
+            <w:pStyle w:val="TOC2"/>
             <w:tabs>
               <w:tab w:val="left" w:pos="1760"/>
               <w:tab w:val="right" w:leader="dot" w:pos="9062"/>
@@ -2069,7 +2069,7 @@
           <w:hyperlink w:anchor="_Toc226903151" w:history="1">
             <w:r>
               <w:rPr>
-                <w:rStyle w:val="a7"/>
+                <w:rStyle w:val="Hyperlink"/>
                 <w:noProof/>
               </w:rPr>
               <w:t>5.1</w:t>
@@ -2086,7 +2086,7 @@
             </w:r>
             <w:r>
               <w:rPr>
-                <w:rStyle w:val="a7"/>
+                <w:rStyle w:val="Hyperlink"/>
                 <w:noProof/>
               </w:rPr>
               <w:t>Какво представлява Pandas</w:t>
@@ -2143,7 +2143,7 @@
         </w:p>
         <w:p>
           <w:pPr>
-            <w:pStyle w:val="21"/>
+            <w:pStyle w:val="TOC2"/>
             <w:tabs>
               <w:tab w:val="left" w:pos="1760"/>
               <w:tab w:val="right" w:leader="dot" w:pos="9062"/>
@@ -2160,7 +2160,7 @@
           <w:hyperlink w:anchor="_Toc226903152" w:history="1">
             <w:r>
               <w:rPr>
-                <w:rStyle w:val="a7"/>
+                <w:rStyle w:val="Hyperlink"/>
                 <w:noProof/>
               </w:rPr>
               <w:t>5.2</w:t>
@@ -2177,7 +2177,7 @@
             </w:r>
             <w:r>
               <w:rPr>
-                <w:rStyle w:val="a7"/>
+                <w:rStyle w:val="Hyperlink"/>
                 <w:noProof/>
               </w:rPr>
               <w:t>Основни структури в Pandas</w:t>
@@ -2234,7 +2234,7 @@
         </w:p>
         <w:p>
           <w:pPr>
-            <w:pStyle w:val="31"/>
+            <w:pStyle w:val="TOC3"/>
             <w:tabs>
               <w:tab w:val="left" w:pos="2031"/>
               <w:tab w:val="right" w:leader="dot" w:pos="9062"/>
@@ -2251,7 +2251,7 @@
           <w:hyperlink w:anchor="_Toc226903153" w:history="1">
             <w:r>
               <w:rPr>
-                <w:rStyle w:val="a7"/>
+                <w:rStyle w:val="Hyperlink"/>
                 <w:noProof/>
               </w:rPr>
               <w:t>5.2.1</w:t>
@@ -2268,7 +2268,7 @@
             </w:r>
             <w:r>
               <w:rPr>
-                <w:rStyle w:val="a7"/>
+                <w:rStyle w:val="Hyperlink"/>
                 <w:noProof/>
               </w:rPr>
               <w:t>Series</w:t>
@@ -2325,7 +2325,7 @@
         </w:p>
         <w:p>
           <w:pPr>
-            <w:pStyle w:val="31"/>
+            <w:pStyle w:val="TOC3"/>
             <w:tabs>
               <w:tab w:val="left" w:pos="2031"/>
               <w:tab w:val="right" w:leader="dot" w:pos="9062"/>
@@ -2342,7 +2342,7 @@
           <w:hyperlink w:anchor="_Toc226903154" w:history="1">
             <w:r>
               <w:rPr>
-                <w:rStyle w:val="a7"/>
+                <w:rStyle w:val="Hyperlink"/>
                 <w:noProof/>
               </w:rPr>
               <w:t>5.2.2</w:t>
@@ -2359,7 +2359,7 @@
             </w:r>
             <w:r>
               <w:rPr>
-                <w:rStyle w:val="a7"/>
+                <w:rStyle w:val="Hyperlink"/>
                 <w:noProof/>
               </w:rPr>
               <w:t>DataFrame</w:t>
@@ -2416,7 +2416,7 @@
         </w:p>
         <w:p>
           <w:pPr>
-            <w:pStyle w:val="21"/>
+            <w:pStyle w:val="TOC2"/>
             <w:tabs>
               <w:tab w:val="left" w:pos="1760"/>
               <w:tab w:val="right" w:leader="dot" w:pos="9062"/>
@@ -2433,7 +2433,7 @@
           <w:hyperlink w:anchor="_Toc226903155" w:history="1">
             <w:r>
               <w:rPr>
-                <w:rStyle w:val="a7"/>
+                <w:rStyle w:val="Hyperlink"/>
                 <w:noProof/>
               </w:rPr>
               <w:t>5.3</w:t>
@@ -2450,7 +2450,7 @@
             </w:r>
             <w:r>
               <w:rPr>
-                <w:rStyle w:val="a7"/>
+                <w:rStyle w:val="Hyperlink"/>
                 <w:noProof/>
               </w:rPr>
               <w:t>Обработка и филтриране на данни</w:t>
@@ -2507,7 +2507,7 @@
         </w:p>
         <w:p>
           <w:pPr>
-            <w:pStyle w:val="21"/>
+            <w:pStyle w:val="TOC2"/>
             <w:tabs>
               <w:tab w:val="left" w:pos="1760"/>
               <w:tab w:val="right" w:leader="dot" w:pos="9062"/>
@@ -2524,7 +2524,7 @@
           <w:hyperlink w:anchor="_Toc226903156" w:history="1">
             <w:r>
               <w:rPr>
-                <w:rStyle w:val="a7"/>
+                <w:rStyle w:val="Hyperlink"/>
                 <w:noProof/>
               </w:rPr>
               <w:t>5.4</w:t>
@@ -2541,7 +2541,7 @@
             </w:r>
             <w:r>
               <w:rPr>
-                <w:rStyle w:val="a7"/>
+                <w:rStyle w:val="Hyperlink"/>
                 <w:noProof/>
               </w:rPr>
               <w:t>Изчисляване на статистически показатели</w:t>
@@ -2598,7 +2598,7 @@
         </w:p>
         <w:p>
           <w:pPr>
-            <w:pStyle w:val="21"/>
+            <w:pStyle w:val="TOC2"/>
             <w:tabs>
               <w:tab w:val="left" w:pos="1760"/>
               <w:tab w:val="right" w:leader="dot" w:pos="9062"/>
@@ -2615,7 +2615,7 @@
           <w:hyperlink w:anchor="_Toc226903157" w:history="1">
             <w:r>
               <w:rPr>
-                <w:rStyle w:val="a7"/>
+                <w:rStyle w:val="Hyperlink"/>
                 <w:noProof/>
               </w:rPr>
               <w:t>5.5</w:t>
@@ -2632,7 +2632,7 @@
             </w:r>
             <w:r>
               <w:rPr>
-                <w:rStyle w:val="a7"/>
+                <w:rStyle w:val="Hyperlink"/>
                 <w:noProof/>
               </w:rPr>
               <w:t>Приложение на Pandas в проекта</w:t>
@@ -2689,7 +2689,7 @@
         </w:p>
         <w:p>
           <w:pPr>
-            <w:pStyle w:val="11"/>
+            <w:pStyle w:val="TOC1"/>
             <w:tabs>
               <w:tab w:val="left" w:pos="1320"/>
               <w:tab w:val="right" w:leader="dot" w:pos="9062"/>
@@ -2706,7 +2706,7 @@
           <w:hyperlink w:anchor="_Toc226903158" w:history="1">
             <w:r>
               <w:rPr>
-                <w:rStyle w:val="a7"/>
+                <w:rStyle w:val="Hyperlink"/>
                 <w:noProof/>
               </w:rPr>
               <w:t>6.</w:t>
@@ -2723,7 +2723,7 @@
             </w:r>
             <w:r>
               <w:rPr>
-                <w:rStyle w:val="a7"/>
+                <w:rStyle w:val="Hyperlink"/>
                 <w:noProof/>
               </w:rPr>
               <w:t>Библиотеката Matplotlib</w:t>
@@ -2780,7 +2780,7 @@
         </w:p>
         <w:p>
           <w:pPr>
-            <w:pStyle w:val="21"/>
+            <w:pStyle w:val="TOC2"/>
             <w:tabs>
               <w:tab w:val="left" w:pos="1760"/>
               <w:tab w:val="right" w:leader="dot" w:pos="9062"/>
@@ -2797,7 +2797,7 @@
           <w:hyperlink w:anchor="_Toc226903159" w:history="1">
             <w:r>
               <w:rPr>
-                <w:rStyle w:val="a7"/>
+                <w:rStyle w:val="Hyperlink"/>
                 <w:noProof/>
               </w:rPr>
               <w:t>6.1</w:t>
@@ -2814,7 +2814,7 @@
             </w:r>
             <w:r>
               <w:rPr>
-                <w:rStyle w:val="a7"/>
+                <w:rStyle w:val="Hyperlink"/>
                 <w:noProof/>
               </w:rPr>
               <w:t>Какво представлява Matplotlib</w:t>
@@ -2871,7 +2871,7 @@
         </w:p>
         <w:p>
           <w:pPr>
-            <w:pStyle w:val="21"/>
+            <w:pStyle w:val="TOC2"/>
             <w:tabs>
               <w:tab w:val="left" w:pos="1760"/>
               <w:tab w:val="right" w:leader="dot" w:pos="9062"/>
@@ -2888,7 +2888,7 @@
           <w:hyperlink w:anchor="_Toc226903160" w:history="1">
             <w:r>
               <w:rPr>
-                <w:rStyle w:val="a7"/>
+                <w:rStyle w:val="Hyperlink"/>
                 <w:noProof/>
               </w:rPr>
               <w:t>6.2</w:t>
@@ -2905,7 +2905,7 @@
             </w:r>
             <w:r>
               <w:rPr>
-                <w:rStyle w:val="a7"/>
+                <w:rStyle w:val="Hyperlink"/>
                 <w:noProof/>
               </w:rPr>
               <w:t>Основни видове диаграми</w:t>
@@ -2962,7 +2962,7 @@
         </w:p>
         <w:p>
           <w:pPr>
-            <w:pStyle w:val="31"/>
+            <w:pStyle w:val="TOC3"/>
             <w:tabs>
               <w:tab w:val="left" w:pos="2031"/>
               <w:tab w:val="right" w:leader="dot" w:pos="9062"/>
@@ -2979,7 +2979,7 @@
           <w:hyperlink w:anchor="_Toc226903161" w:history="1">
             <w:r>
               <w:rPr>
-                <w:rStyle w:val="a7"/>
+                <w:rStyle w:val="Hyperlink"/>
                 <w:noProof/>
               </w:rPr>
               <w:t>6.2.1</w:t>
@@ -2996,7 +2996,7 @@
             </w:r>
             <w:r>
               <w:rPr>
-                <w:rStyle w:val="a7"/>
+                <w:rStyle w:val="Hyperlink"/>
                 <w:noProof/>
               </w:rPr>
               <w:t>Линейни диаграми</w:t>
@@ -3053,7 +3053,7 @@
         </w:p>
         <w:p>
           <w:pPr>
-            <w:pStyle w:val="31"/>
+            <w:pStyle w:val="TOC3"/>
             <w:tabs>
               <w:tab w:val="left" w:pos="2031"/>
               <w:tab w:val="right" w:leader="dot" w:pos="9062"/>
@@ -3070,7 +3070,7 @@
           <w:hyperlink w:anchor="_Toc226903162" w:history="1">
             <w:r>
               <w:rPr>
-                <w:rStyle w:val="a7"/>
+                <w:rStyle w:val="Hyperlink"/>
                 <w:noProof/>
               </w:rPr>
               <w:t>6.2.2</w:t>
@@ -3087,7 +3087,7 @@
             </w:r>
             <w:r>
               <w:rPr>
-                <w:rStyle w:val="a7"/>
+                <w:rStyle w:val="Hyperlink"/>
                 <w:noProof/>
               </w:rPr>
               <w:t>Стълбовидни диаграми</w:t>
@@ -3144,7 +3144,7 @@
         </w:p>
         <w:p>
           <w:pPr>
-            <w:pStyle w:val="31"/>
+            <w:pStyle w:val="TOC3"/>
             <w:tabs>
               <w:tab w:val="left" w:pos="2031"/>
               <w:tab w:val="right" w:leader="dot" w:pos="9062"/>
@@ -3161,7 +3161,7 @@
           <w:hyperlink w:anchor="_Toc226903163" w:history="1">
             <w:r>
               <w:rPr>
-                <w:rStyle w:val="a7"/>
+                <w:rStyle w:val="Hyperlink"/>
                 <w:noProof/>
               </w:rPr>
               <w:t>6.2.3</w:t>
@@ -3178,7 +3178,7 @@
             </w:r>
             <w:r>
               <w:rPr>
-                <w:rStyle w:val="a7"/>
+                <w:rStyle w:val="Hyperlink"/>
                 <w:noProof/>
               </w:rPr>
               <w:t>Кръгови диаграми</w:t>
@@ -3235,7 +3235,7 @@
         </w:p>
         <w:p>
           <w:pPr>
-            <w:pStyle w:val="31"/>
+            <w:pStyle w:val="TOC3"/>
             <w:tabs>
               <w:tab w:val="left" w:pos="2031"/>
               <w:tab w:val="right" w:leader="dot" w:pos="9062"/>
@@ -3252,7 +3252,7 @@
           <w:hyperlink w:anchor="_Toc226903164" w:history="1">
             <w:r>
               <w:rPr>
-                <w:rStyle w:val="a7"/>
+                <w:rStyle w:val="Hyperlink"/>
                 <w:noProof/>
               </w:rPr>
               <w:t>6.2.4</w:t>
@@ -3269,7 +3269,7 @@
             </w:r>
             <w:r>
               <w:rPr>
-                <w:rStyle w:val="a7"/>
+                <w:rStyle w:val="Hyperlink"/>
                 <w:noProof/>
               </w:rPr>
               <w:t>Хистограми</w:t>
@@ -3326,7 +3326,7 @@
         </w:p>
         <w:p>
           <w:pPr>
-            <w:pStyle w:val="21"/>
+            <w:pStyle w:val="TOC2"/>
             <w:tabs>
               <w:tab w:val="left" w:pos="1760"/>
               <w:tab w:val="right" w:leader="dot" w:pos="9062"/>
@@ -3343,7 +3343,7 @@
           <w:hyperlink w:anchor="_Toc226903165" w:history="1">
             <w:r>
               <w:rPr>
-                <w:rStyle w:val="a7"/>
+                <w:rStyle w:val="Hyperlink"/>
                 <w:noProof/>
               </w:rPr>
               <w:t>6.3</w:t>
@@ -3360,7 +3360,7 @@
             </w:r>
             <w:r>
               <w:rPr>
-                <w:rStyle w:val="a7"/>
+                <w:rStyle w:val="Hyperlink"/>
                 <w:noProof/>
               </w:rPr>
               <w:t>Настройки и стилизиране на графики</w:t>
@@ -3417,7 +3417,7 @@
         </w:p>
         <w:p>
           <w:pPr>
-            <w:pStyle w:val="21"/>
+            <w:pStyle w:val="TOC2"/>
             <w:tabs>
               <w:tab w:val="left" w:pos="1760"/>
               <w:tab w:val="right" w:leader="dot" w:pos="9062"/>
@@ -3434,7 +3434,7 @@
           <w:hyperlink w:anchor="_Toc226903166" w:history="1">
             <w:r>
               <w:rPr>
-                <w:rStyle w:val="a7"/>
+                <w:rStyle w:val="Hyperlink"/>
                 <w:noProof/>
               </w:rPr>
               <w:t>6.4</w:t>
@@ -3451,7 +3451,7 @@
             </w:r>
             <w:r>
               <w:rPr>
-                <w:rStyle w:val="a7"/>
+                <w:rStyle w:val="Hyperlink"/>
                 <w:noProof/>
               </w:rPr>
               <w:t>Генериране на графики като изображения</w:t>
@@ -3508,7 +3508,7 @@
         </w:p>
         <w:p>
           <w:pPr>
-            <w:pStyle w:val="21"/>
+            <w:pStyle w:val="TOC2"/>
             <w:tabs>
               <w:tab w:val="left" w:pos="1760"/>
               <w:tab w:val="right" w:leader="dot" w:pos="9062"/>
@@ -3525,7 +3525,7 @@
           <w:hyperlink w:anchor="_Toc226903167" w:history="1">
             <w:r>
               <w:rPr>
-                <w:rStyle w:val="a7"/>
+                <w:rStyle w:val="Hyperlink"/>
                 <w:noProof/>
               </w:rPr>
               <w:t>6.5</w:t>
@@ -3542,7 +3542,7 @@
             </w:r>
             <w:r>
               <w:rPr>
-                <w:rStyle w:val="a7"/>
+                <w:rStyle w:val="Hyperlink"/>
                 <w:noProof/>
               </w:rPr>
               <w:t>Причини за използване на Matplotlib в проекта</w:t>
@@ -3599,7 +3599,7 @@
         </w:p>
         <w:p>
           <w:pPr>
-            <w:pStyle w:val="11"/>
+            <w:pStyle w:val="TOC1"/>
             <w:tabs>
               <w:tab w:val="left" w:pos="1320"/>
               <w:tab w:val="right" w:leader="dot" w:pos="9062"/>
@@ -3616,7 +3616,7 @@
           <w:hyperlink w:anchor="_Toc226903168" w:history="1">
             <w:r>
               <w:rPr>
-                <w:rStyle w:val="a7"/>
+                <w:rStyle w:val="Hyperlink"/>
                 <w:noProof/>
               </w:rPr>
               <w:t>7.</w:t>
@@ -3633,7 +3633,7 @@
             </w:r>
             <w:r>
               <w:rPr>
-                <w:rStyle w:val="a7"/>
+                <w:rStyle w:val="Hyperlink"/>
                 <w:noProof/>
               </w:rPr>
               <w:t>Съвместна работа между Pandas и Matplotlib</w:t>
@@ -3690,7 +3690,7 @@
         </w:p>
         <w:p>
           <w:pPr>
-            <w:pStyle w:val="21"/>
+            <w:pStyle w:val="TOC2"/>
             <w:tabs>
               <w:tab w:val="left" w:pos="1760"/>
               <w:tab w:val="right" w:leader="dot" w:pos="9062"/>
@@ -3707,7 +3707,7 @@
           <w:hyperlink w:anchor="_Toc226903169" w:history="1">
             <w:r>
               <w:rPr>
-                <w:rStyle w:val="a7"/>
+                <w:rStyle w:val="Hyperlink"/>
                 <w:noProof/>
               </w:rPr>
               <w:t>7.1</w:t>
@@ -3724,7 +3724,7 @@
             </w:r>
             <w:r>
               <w:rPr>
-                <w:rStyle w:val="a7"/>
+                <w:rStyle w:val="Hyperlink"/>
                 <w:noProof/>
               </w:rPr>
               <w:t>Връзка между анализ и визуализация</w:t>
@@ -3781,7 +3781,7 @@
         </w:p>
         <w:p>
           <w:pPr>
-            <w:pStyle w:val="21"/>
+            <w:pStyle w:val="TOC2"/>
             <w:tabs>
               <w:tab w:val="left" w:pos="1760"/>
               <w:tab w:val="right" w:leader="dot" w:pos="9062"/>
@@ -3798,7 +3798,7 @@
           <w:hyperlink w:anchor="_Toc226903170" w:history="1">
             <w:r>
               <w:rPr>
-                <w:rStyle w:val="a7"/>
+                <w:rStyle w:val="Hyperlink"/>
                 <w:noProof/>
               </w:rPr>
               <w:t>7.2</w:t>
@@ -3815,7 +3815,7 @@
             </w:r>
             <w:r>
               <w:rPr>
-                <w:rStyle w:val="a7"/>
+                <w:rStyle w:val="Hyperlink"/>
                 <w:noProof/>
               </w:rPr>
               <w:t>Подготовка на данните чрез Pandas</w:t>
@@ -3872,7 +3872,7 @@
         </w:p>
         <w:p>
           <w:pPr>
-            <w:pStyle w:val="21"/>
+            <w:pStyle w:val="TOC2"/>
             <w:tabs>
               <w:tab w:val="left" w:pos="1760"/>
               <w:tab w:val="right" w:leader="dot" w:pos="9062"/>
@@ -3889,7 +3889,7 @@
           <w:hyperlink w:anchor="_Toc226903171" w:history="1">
             <w:r>
               <w:rPr>
-                <w:rStyle w:val="a7"/>
+                <w:rStyle w:val="Hyperlink"/>
                 <w:noProof/>
               </w:rPr>
               <w:t>7.3</w:t>
@@ -3906,7 +3906,7 @@
             </w:r>
             <w:r>
               <w:rPr>
-                <w:rStyle w:val="a7"/>
+                <w:rStyle w:val="Hyperlink"/>
                 <w:noProof/>
               </w:rPr>
               <w:t>Подаване на данните към Matplotlib</w:t>
@@ -3963,7 +3963,7 @@
         </w:p>
         <w:p>
           <w:pPr>
-            <w:pStyle w:val="21"/>
+            <w:pStyle w:val="TOC2"/>
             <w:tabs>
               <w:tab w:val="left" w:pos="1760"/>
               <w:tab w:val="right" w:leader="dot" w:pos="9062"/>
@@ -3980,7 +3980,7 @@
           <w:hyperlink w:anchor="_Toc226903172" w:history="1">
             <w:r>
               <w:rPr>
-                <w:rStyle w:val="a7"/>
+                <w:rStyle w:val="Hyperlink"/>
                 <w:noProof/>
               </w:rPr>
               <w:t>7.4</w:t>
@@ -3997,7 +3997,7 @@
             </w:r>
             <w:r>
               <w:rPr>
-                <w:rStyle w:val="a7"/>
+                <w:rStyle w:val="Hyperlink"/>
                 <w:noProof/>
               </w:rPr>
               <w:t>Процес на създаване на диаграма</w:t>
@@ -4054,7 +4054,7 @@
         </w:p>
         <w:p>
           <w:pPr>
-            <w:pStyle w:val="11"/>
+            <w:pStyle w:val="TOC1"/>
             <w:tabs>
               <w:tab w:val="left" w:pos="1320"/>
               <w:tab w:val="right" w:leader="dot" w:pos="9062"/>
@@ -4071,7 +4071,7 @@
           <w:hyperlink w:anchor="_Toc226903173" w:history="1">
             <w:r>
               <w:rPr>
-                <w:rStyle w:val="a7"/>
+                <w:rStyle w:val="Hyperlink"/>
                 <w:noProof/>
               </w:rPr>
               <w:t>8.</w:t>
@@ -4088,7 +4088,7 @@
             </w:r>
             <w:r>
               <w:rPr>
-                <w:rStyle w:val="a7"/>
+                <w:rStyle w:val="Hyperlink"/>
                 <w:noProof/>
               </w:rPr>
               <w:t>Работа с таблични файлове (CSV и Excel)</w:t>
@@ -4145,7 +4145,7 @@
         </w:p>
         <w:p>
           <w:pPr>
-            <w:pStyle w:val="21"/>
+            <w:pStyle w:val="TOC2"/>
             <w:tabs>
               <w:tab w:val="left" w:pos="1760"/>
               <w:tab w:val="right" w:leader="dot" w:pos="9062"/>
@@ -4162,7 +4162,7 @@
           <w:hyperlink w:anchor="_Toc226903174" w:history="1">
             <w:r>
               <w:rPr>
-                <w:rStyle w:val="a7"/>
+                <w:rStyle w:val="Hyperlink"/>
                 <w:noProof/>
               </w:rPr>
               <w:t>8.1</w:t>
@@ -4179,7 +4179,7 @@
             </w:r>
             <w:r>
               <w:rPr>
-                <w:rStyle w:val="a7"/>
+                <w:rStyle w:val="Hyperlink"/>
                 <w:noProof/>
               </w:rPr>
               <w:t>Формат CSV – структура и предназначение</w:t>
@@ -4236,7 +4236,7 @@
         </w:p>
         <w:p>
           <w:pPr>
-            <w:pStyle w:val="21"/>
+            <w:pStyle w:val="TOC2"/>
             <w:tabs>
               <w:tab w:val="left" w:pos="1760"/>
               <w:tab w:val="right" w:leader="dot" w:pos="9062"/>
@@ -4253,7 +4253,7 @@
           <w:hyperlink w:anchor="_Toc226903175" w:history="1">
             <w:r>
               <w:rPr>
-                <w:rStyle w:val="a7"/>
+                <w:rStyle w:val="Hyperlink"/>
                 <w:noProof/>
               </w:rPr>
               <w:t>8.2</w:t>
@@ -4270,7 +4270,7 @@
             </w:r>
             <w:r>
               <w:rPr>
-                <w:rStyle w:val="a7"/>
+                <w:rStyle w:val="Hyperlink"/>
                 <w:noProof/>
               </w:rPr>
               <w:t>Excel файлове – особености и приложения</w:t>
@@ -4327,7 +4327,7 @@
         </w:p>
         <w:p>
           <w:pPr>
-            <w:pStyle w:val="21"/>
+            <w:pStyle w:val="TOC2"/>
             <w:tabs>
               <w:tab w:val="left" w:pos="1760"/>
               <w:tab w:val="right" w:leader="dot" w:pos="9062"/>
@@ -4344,7 +4344,7 @@
           <w:hyperlink w:anchor="_Toc226903176" w:history="1">
             <w:r>
               <w:rPr>
-                <w:rStyle w:val="a7"/>
+                <w:rStyle w:val="Hyperlink"/>
                 <w:noProof/>
               </w:rPr>
               <w:t>8.3</w:t>
@@ -4361,7 +4361,7 @@
             </w:r>
             <w:r>
               <w:rPr>
-                <w:rStyle w:val="a7"/>
+                <w:rStyle w:val="Hyperlink"/>
                 <w:noProof/>
               </w:rPr>
               <w:t>Зареждане на CSV и Excel файлове в Python</w:t>
@@ -4418,7 +4418,7 @@
         </w:p>
         <w:p>
           <w:pPr>
-            <w:pStyle w:val="21"/>
+            <w:pStyle w:val="TOC2"/>
             <w:tabs>
               <w:tab w:val="left" w:pos="1760"/>
               <w:tab w:val="right" w:leader="dot" w:pos="9062"/>
@@ -4435,7 +4435,7 @@
           <w:hyperlink w:anchor="_Toc226903177" w:history="1">
             <w:r>
               <w:rPr>
-                <w:rStyle w:val="a7"/>
+                <w:rStyle w:val="Hyperlink"/>
                 <w:noProof/>
               </w:rPr>
               <w:t>8.4</w:t>
@@ -4452,7 +4452,7 @@
             </w:r>
             <w:r>
               <w:rPr>
-                <w:rStyle w:val="a7"/>
+                <w:rStyle w:val="Hyperlink"/>
                 <w:noProof/>
               </w:rPr>
               <w:t>Валидация на входните данни</w:t>
@@ -4509,7 +4509,7 @@
         </w:p>
         <w:p>
           <w:pPr>
-            <w:pStyle w:val="21"/>
+            <w:pStyle w:val="TOC2"/>
             <w:tabs>
               <w:tab w:val="left" w:pos="1760"/>
               <w:tab w:val="right" w:leader="dot" w:pos="9062"/>
@@ -4526,7 +4526,7 @@
           <w:hyperlink w:anchor="_Toc226903178" w:history="1">
             <w:r>
               <w:rPr>
-                <w:rStyle w:val="a7"/>
+                <w:rStyle w:val="Hyperlink"/>
                 <w:noProof/>
               </w:rPr>
               <w:t>8.5</w:t>
@@ -4543,7 +4543,7 @@
             </w:r>
             <w:r>
               <w:rPr>
-                <w:rStyle w:val="a7"/>
+                <w:rStyle w:val="Hyperlink"/>
                 <w:noProof/>
               </w:rPr>
               <w:t>Обработка на липсващи и некоректни стойности</w:t>
@@ -4600,7 +4600,7 @@
         </w:p>
         <w:p>
           <w:pPr>
-            <w:pStyle w:val="11"/>
+            <w:pStyle w:val="TOC1"/>
             <w:tabs>
               <w:tab w:val="left" w:pos="1320"/>
               <w:tab w:val="right" w:leader="dot" w:pos="9062"/>
@@ -4617,7 +4617,7 @@
           <w:hyperlink w:anchor="_Toc226903179" w:history="1">
             <w:r>
               <w:rPr>
-                <w:rStyle w:val="a7"/>
+                <w:rStyle w:val="Hyperlink"/>
                 <w:noProof/>
               </w:rPr>
               <w:t>9.</w:t>
@@ -4634,7 +4634,7 @@
             </w:r>
             <w:r>
               <w:rPr>
-                <w:rStyle w:val="a7"/>
+                <w:rStyle w:val="Hyperlink"/>
                 <w:noProof/>
               </w:rPr>
               <w:t>Филтриране и групиране на данни в приложението</w:t>
@@ -4691,7 +4691,7 @@
         </w:p>
         <w:p>
           <w:pPr>
-            <w:pStyle w:val="21"/>
+            <w:pStyle w:val="TOC2"/>
             <w:tabs>
               <w:tab w:val="left" w:pos="1760"/>
               <w:tab w:val="right" w:leader="dot" w:pos="9062"/>
@@ -4708,7 +4708,7 @@
           <w:hyperlink w:anchor="_Toc226903180" w:history="1">
             <w:r>
               <w:rPr>
-                <w:rStyle w:val="a7"/>
+                <w:rStyle w:val="Hyperlink"/>
                 <w:noProof/>
               </w:rPr>
               <w:t>9.1</w:t>
@@ -4725,7 +4725,7 @@
             </w:r>
             <w:r>
               <w:rPr>
-                <w:rStyle w:val="a7"/>
+                <w:rStyle w:val="Hyperlink"/>
                 <w:noProof/>
               </w:rPr>
               <w:t>Филтриране по стойности и диапазони</w:t>
@@ -4782,7 +4782,7 @@
         </w:p>
         <w:p>
           <w:pPr>
-            <w:pStyle w:val="21"/>
+            <w:pStyle w:val="TOC2"/>
             <w:tabs>
               <w:tab w:val="left" w:pos="1760"/>
               <w:tab w:val="right" w:leader="dot" w:pos="9062"/>
@@ -4799,7 +4799,7 @@
           <w:hyperlink w:anchor="_Toc226903181" w:history="1">
             <w:r>
               <w:rPr>
-                <w:rStyle w:val="a7"/>
+                <w:rStyle w:val="Hyperlink"/>
                 <w:noProof/>
               </w:rPr>
               <w:t>9.2</w:t>
@@ -4816,7 +4816,7 @@
             </w:r>
             <w:r>
               <w:rPr>
-                <w:rStyle w:val="a7"/>
+                <w:rStyle w:val="Hyperlink"/>
                 <w:noProof/>
               </w:rPr>
               <w:t>Групиране по категории</w:t>
@@ -4873,7 +4873,7 @@
         </w:p>
         <w:p>
           <w:pPr>
-            <w:pStyle w:val="21"/>
+            <w:pStyle w:val="TOC2"/>
             <w:tabs>
               <w:tab w:val="left" w:pos="1760"/>
               <w:tab w:val="right" w:leader="dot" w:pos="9062"/>
@@ -4890,7 +4890,7 @@
           <w:hyperlink w:anchor="_Toc226903182" w:history="1">
             <w:r>
               <w:rPr>
-                <w:rStyle w:val="a7"/>
+                <w:rStyle w:val="Hyperlink"/>
                 <w:noProof/>
               </w:rPr>
               <w:t>9.3</w:t>
@@ -4907,7 +4907,7 @@
             </w:r>
             <w:r>
               <w:rPr>
-                <w:rStyle w:val="a7"/>
+                <w:rStyle w:val="Hyperlink"/>
                 <w:noProof/>
               </w:rPr>
               <w:t>Агрегиращи функции – сума, средно аритметично</w:t>
@@ -4964,7 +4964,7 @@
         </w:p>
         <w:p>
           <w:pPr>
-            <w:pStyle w:val="11"/>
+            <w:pStyle w:val="TOC1"/>
             <w:tabs>
               <w:tab w:val="left" w:pos="1540"/>
               <w:tab w:val="right" w:leader="dot" w:pos="9062"/>
@@ -4981,7 +4981,7 @@
           <w:hyperlink w:anchor="_Toc226903183" w:history="1">
             <w:r>
               <w:rPr>
-                <w:rStyle w:val="a7"/>
+                <w:rStyle w:val="Hyperlink"/>
                 <w:noProof/>
               </w:rPr>
               <w:t>10.</w:t>
@@ -4998,7 +4998,7 @@
             </w:r>
             <w:r>
               <w:rPr>
-                <w:rStyle w:val="a7"/>
+                <w:rStyle w:val="Hyperlink"/>
                 <w:noProof/>
               </w:rPr>
               <w:t>Уеб технологии, използвани в проекта</w:t>
@@ -5055,7 +5055,7 @@
         </w:p>
         <w:p>
           <w:pPr>
-            <w:pStyle w:val="21"/>
+            <w:pStyle w:val="TOC2"/>
             <w:tabs>
               <w:tab w:val="left" w:pos="1760"/>
               <w:tab w:val="right" w:leader="dot" w:pos="9062"/>
@@ -5072,7 +5072,7 @@
           <w:hyperlink w:anchor="_Toc226903184" w:history="1">
             <w:r>
               <w:rPr>
-                <w:rStyle w:val="a7"/>
+                <w:rStyle w:val="Hyperlink"/>
                 <w:noProof/>
               </w:rPr>
               <w:t>10.1</w:t>
@@ -5089,7 +5089,7 @@
             </w:r>
             <w:r>
               <w:rPr>
-                <w:rStyle w:val="a7"/>
+                <w:rStyle w:val="Hyperlink"/>
                 <w:noProof/>
               </w:rPr>
               <w:t>Същност на уеб приложенията</w:t>
@@ -5146,7 +5146,7 @@
         </w:p>
         <w:p>
           <w:pPr>
-            <w:pStyle w:val="21"/>
+            <w:pStyle w:val="TOC2"/>
             <w:tabs>
               <w:tab w:val="left" w:pos="1760"/>
               <w:tab w:val="right" w:leader="dot" w:pos="9062"/>
@@ -5163,7 +5163,7 @@
           <w:hyperlink w:anchor="_Toc226903185" w:history="1">
             <w:r>
               <w:rPr>
-                <w:rStyle w:val="a7"/>
+                <w:rStyle w:val="Hyperlink"/>
                 <w:noProof/>
               </w:rPr>
               <w:t>10.2</w:t>
@@ -5180,7 +5180,7 @@
             </w:r>
             <w:r>
               <w:rPr>
-                <w:rStyle w:val="a7"/>
+                <w:rStyle w:val="Hyperlink"/>
                 <w:noProof/>
               </w:rPr>
               <w:t>Django framework – общ преглед</w:t>
@@ -5237,7 +5237,7 @@
         </w:p>
         <w:p>
           <w:pPr>
-            <w:pStyle w:val="21"/>
+            <w:pStyle w:val="TOC2"/>
             <w:tabs>
               <w:tab w:val="left" w:pos="1760"/>
               <w:tab w:val="right" w:leader="dot" w:pos="9062"/>
@@ -5254,7 +5254,7 @@
           <w:hyperlink w:anchor="_Toc226903186" w:history="1">
             <w:r>
               <w:rPr>
-                <w:rStyle w:val="a7"/>
+                <w:rStyle w:val="Hyperlink"/>
                 <w:noProof/>
               </w:rPr>
               <w:t>10.3</w:t>
@@ -5271,7 +5271,7 @@
             </w:r>
             <w:r>
               <w:rPr>
-                <w:rStyle w:val="a7"/>
+                <w:rStyle w:val="Hyperlink"/>
                 <w:noProof/>
               </w:rPr>
               <w:t>Архитектура на Django (MTV модел)</w:t>
@@ -5328,7 +5328,7 @@
         </w:p>
         <w:p>
           <w:pPr>
-            <w:pStyle w:val="21"/>
+            <w:pStyle w:val="TOC2"/>
             <w:tabs>
               <w:tab w:val="left" w:pos="1760"/>
               <w:tab w:val="right" w:leader="dot" w:pos="9062"/>
@@ -5345,7 +5345,7 @@
           <w:hyperlink w:anchor="_Toc226903187" w:history="1">
             <w:r>
               <w:rPr>
-                <w:rStyle w:val="a7"/>
+                <w:rStyle w:val="Hyperlink"/>
                 <w:noProof/>
               </w:rPr>
               <w:t>10.4</w:t>
@@ -5362,7 +5362,7 @@
             </w:r>
             <w:r>
               <w:rPr>
-                <w:rStyle w:val="a7"/>
+                <w:rStyle w:val="Hyperlink"/>
                 <w:noProof/>
               </w:rPr>
               <w:t>Визуализация на резултатите в уеб среда</w:t>
@@ -5419,7 +5419,7 @@
         </w:p>
         <w:p>
           <w:pPr>
-            <w:pStyle w:val="21"/>
+            <w:pStyle w:val="TOC2"/>
             <w:tabs>
               <w:tab w:val="left" w:pos="1760"/>
               <w:tab w:val="right" w:leader="dot" w:pos="9062"/>
@@ -5436,7 +5436,7 @@
           <w:hyperlink w:anchor="_Toc226903188" w:history="1">
             <w:r>
               <w:rPr>
-                <w:rStyle w:val="a7"/>
+                <w:rStyle w:val="Hyperlink"/>
                 <w:noProof/>
               </w:rPr>
               <w:t>10.5</w:t>
@@ -5453,7 +5453,7 @@
             </w:r>
             <w:r>
               <w:rPr>
-                <w:rStyle w:val="a7"/>
+                <w:rStyle w:val="Hyperlink"/>
                 <w:noProof/>
               </w:rPr>
               <w:t>Приложение на Bootstrap в проекта</w:t>
@@ -5510,7 +5510,7 @@
         </w:p>
         <w:p>
           <w:pPr>
-            <w:pStyle w:val="11"/>
+            <w:pStyle w:val="TOC1"/>
             <w:tabs>
               <w:tab w:val="left" w:pos="1540"/>
               <w:tab w:val="right" w:leader="dot" w:pos="9062"/>
@@ -5527,7 +5527,7 @@
           <w:hyperlink w:anchor="_Toc226903189" w:history="1">
             <w:r>
               <w:rPr>
-                <w:rStyle w:val="a7"/>
+                <w:rStyle w:val="Hyperlink"/>
                 <w:noProof/>
               </w:rPr>
               <w:t>11.</w:t>
@@ -5544,7 +5544,7 @@
             </w:r>
             <w:r>
               <w:rPr>
-                <w:rStyle w:val="a7"/>
+                <w:rStyle w:val="Hyperlink"/>
                 <w:noProof/>
               </w:rPr>
               <w:t>Разработка на приложението</w:t>
@@ -5601,7 +5601,7 @@
         </w:p>
         <w:p>
           <w:pPr>
-            <w:pStyle w:val="21"/>
+            <w:pStyle w:val="TOC2"/>
             <w:tabs>
               <w:tab w:val="left" w:pos="1760"/>
               <w:tab w:val="right" w:leader="dot" w:pos="9062"/>
@@ -5618,7 +5618,7 @@
           <w:hyperlink w:anchor="_Toc226903190" w:history="1">
             <w:r>
               <w:rPr>
-                <w:rStyle w:val="a7"/>
+                <w:rStyle w:val="Hyperlink"/>
                 <w:noProof/>
               </w:rPr>
               <w:t>11.1</w:t>
@@ -5635,7 +5635,7 @@
             </w:r>
             <w:r>
               <w:rPr>
-                <w:rStyle w:val="a7"/>
+                <w:rStyle w:val="Hyperlink"/>
                 <w:noProof/>
               </w:rPr>
               <w:t>Общо описание на приложението</w:t>
@@ -5692,7 +5692,7 @@
         </w:p>
         <w:p>
           <w:pPr>
-            <w:pStyle w:val="21"/>
+            <w:pStyle w:val="TOC2"/>
             <w:tabs>
               <w:tab w:val="left" w:pos="1760"/>
               <w:tab w:val="right" w:leader="dot" w:pos="9062"/>
@@ -5709,7 +5709,7 @@
           <w:hyperlink w:anchor="_Toc226903191" w:history="1">
             <w:r>
               <w:rPr>
-                <w:rStyle w:val="a7"/>
+                <w:rStyle w:val="Hyperlink"/>
                 <w:noProof/>
               </w:rPr>
               <w:t>11.2</w:t>
@@ -5726,7 +5726,7 @@
             </w:r>
             <w:r>
               <w:rPr>
-                <w:rStyle w:val="a7"/>
+                <w:rStyle w:val="Hyperlink"/>
                 <w:noProof/>
               </w:rPr>
               <w:t>Основни функционалности</w:t>
@@ -5783,7 +5783,7 @@
         </w:p>
         <w:p>
           <w:pPr>
-            <w:pStyle w:val="11"/>
+            <w:pStyle w:val="TOC1"/>
             <w:tabs>
               <w:tab w:val="left" w:pos="1540"/>
               <w:tab w:val="right" w:leader="dot" w:pos="9062"/>
@@ -5800,7 +5800,7 @@
           <w:hyperlink w:anchor="_Toc226903192" w:history="1">
             <w:r>
               <w:rPr>
-                <w:rStyle w:val="a7"/>
+                <w:rStyle w:val="Hyperlink"/>
                 <w:noProof/>
               </w:rPr>
               <w:t>12.</w:t>
@@ -5817,7 +5817,7 @@
             </w:r>
             <w:r>
               <w:rPr>
-                <w:rStyle w:val="a7"/>
+                <w:rStyle w:val="Hyperlink"/>
                 <w:noProof/>
               </w:rPr>
               <w:t>Практическо приложение и бъдещо развитие</w:t>
@@ -5874,7 +5874,7 @@
         </w:p>
         <w:p>
           <w:pPr>
-            <w:pStyle w:val="21"/>
+            <w:pStyle w:val="TOC2"/>
             <w:tabs>
               <w:tab w:val="left" w:pos="1760"/>
               <w:tab w:val="right" w:leader="dot" w:pos="9062"/>
@@ -5891,7 +5891,7 @@
           <w:hyperlink w:anchor="_Toc226903193" w:history="1">
             <w:r>
               <w:rPr>
-                <w:rStyle w:val="a7"/>
+                <w:rStyle w:val="Hyperlink"/>
                 <w:noProof/>
               </w:rPr>
               <w:t>12.1</w:t>
@@ -5908,7 +5908,7 @@
             </w:r>
             <w:r>
               <w:rPr>
-                <w:rStyle w:val="a7"/>
+                <w:rStyle w:val="Hyperlink"/>
                 <w:noProof/>
               </w:rPr>
               <w:t>Добавяне на нови видове диаграми</w:t>
@@ -5965,7 +5965,7 @@
         </w:p>
         <w:p>
           <w:pPr>
-            <w:pStyle w:val="21"/>
+            <w:pStyle w:val="TOC2"/>
             <w:tabs>
               <w:tab w:val="left" w:pos="1760"/>
               <w:tab w:val="right" w:leader="dot" w:pos="9062"/>
@@ -5982,7 +5982,7 @@
           <w:hyperlink w:anchor="_Toc226903194" w:history="1">
             <w:r>
               <w:rPr>
-                <w:rStyle w:val="a7"/>
+                <w:rStyle w:val="Hyperlink"/>
                 <w:noProof/>
               </w:rPr>
               <w:t>12.2</w:t>
@@ -5999,7 +5999,7 @@
             </w:r>
             <w:r>
               <w:rPr>
-                <w:rStyle w:val="a7"/>
+                <w:rStyle w:val="Hyperlink"/>
                 <w:noProof/>
               </w:rPr>
               <w:t>Добавяне на база данни</w:t>
@@ -6056,7 +6056,7 @@
         </w:p>
         <w:p>
           <w:pPr>
-            <w:pStyle w:val="21"/>
+            <w:pStyle w:val="TOC2"/>
             <w:tabs>
               <w:tab w:val="left" w:pos="1760"/>
               <w:tab w:val="right" w:leader="dot" w:pos="9062"/>
@@ -6073,7 +6073,7 @@
           <w:hyperlink w:anchor="_Toc226903195" w:history="1">
             <w:r>
               <w:rPr>
-                <w:rStyle w:val="a7"/>
+                <w:rStyle w:val="Hyperlink"/>
                 <w:noProof/>
               </w:rPr>
               <w:t>12.3</w:t>
@@ -6090,7 +6090,7 @@
             </w:r>
             <w:r>
               <w:rPr>
-                <w:rStyle w:val="a7"/>
+                <w:rStyle w:val="Hyperlink"/>
                 <w:noProof/>
               </w:rPr>
               <w:t>Разширяване на функционалността</w:t>
@@ -6147,7 +6147,7 @@
         </w:p>
         <w:p>
           <w:pPr>
-            <w:pStyle w:val="11"/>
+            <w:pStyle w:val="TOC1"/>
             <w:tabs>
               <w:tab w:val="left" w:pos="1540"/>
               <w:tab w:val="right" w:leader="dot" w:pos="9062"/>
@@ -6164,7 +6164,7 @@
           <w:hyperlink w:anchor="_Toc226903196" w:history="1">
             <w:r>
               <w:rPr>
-                <w:rStyle w:val="a7"/>
+                <w:rStyle w:val="Hyperlink"/>
                 <w:noProof/>
               </w:rPr>
               <w:t>13.</w:t>
@@ -6181,7 +6181,7 @@
             </w:r>
             <w:r>
               <w:rPr>
-                <w:rStyle w:val="a7"/>
+                <w:rStyle w:val="Hyperlink"/>
                 <w:noProof/>
               </w:rPr>
               <w:t>Заключение</w:t>
@@ -6238,7 +6238,7 @@
         </w:p>
         <w:p>
           <w:pPr>
-            <w:pStyle w:val="11"/>
+            <w:pStyle w:val="TOC1"/>
             <w:tabs>
               <w:tab w:val="left" w:pos="1540"/>
               <w:tab w:val="right" w:leader="dot" w:pos="9062"/>
@@ -6255,7 +6255,7 @@
           <w:hyperlink w:anchor="_Toc226903197" w:history="1">
             <w:r>
               <w:rPr>
-                <w:rStyle w:val="a7"/>
+                <w:rStyle w:val="Hyperlink"/>
                 <w:noProof/>
               </w:rPr>
               <w:t>14.</w:t>
@@ -6272,7 +6272,7 @@
             </w:r>
             <w:r>
               <w:rPr>
-                <w:rStyle w:val="a7"/>
+                <w:rStyle w:val="Hyperlink"/>
                 <w:noProof/>
               </w:rPr>
               <w:t>Използвана литература и източници</w:t>
@@ -6358,7 +6358,7 @@
     </w:p>
     <w:p>
       <w:pPr>
-        <w:pStyle w:val="1"/>
+        <w:pStyle w:val="Heading1"/>
       </w:pPr>
       <w:bookmarkStart w:id="0" w:name="_Toc226903129"/>
       <w:r>
@@ -6369,7 +6369,7 @@
     </w:p>
     <w:p>
       <w:pPr>
-        <w:pStyle w:val="2"/>
+        <w:pStyle w:val="Heading2"/>
       </w:pPr>
       <w:bookmarkStart w:id="1" w:name="_Toc226903130"/>
       <w:bookmarkStart w:id="2" w:name="_Toc164562456"/>
@@ -6410,7 +6410,7 @@
     </w:p>
     <w:p>
       <w:pPr>
-        <w:pStyle w:val="2"/>
+        <w:pStyle w:val="Heading2"/>
       </w:pPr>
       <w:bookmarkStart w:id="5" w:name="_Toc226903131"/>
       <w:r>
@@ -6436,7 +6436,7 @@
     </w:p>
     <w:p>
       <w:pPr>
-        <w:pStyle w:val="2"/>
+        <w:pStyle w:val="Heading2"/>
       </w:pPr>
       <w:bookmarkStart w:id="6" w:name="_Toc226903132"/>
       <w:r>
@@ -6463,7 +6463,7 @@
     </w:p>
     <w:p>
       <w:pPr>
-        <w:pStyle w:val="2"/>
+        <w:pStyle w:val="Heading2"/>
       </w:pPr>
       <w:bookmarkStart w:id="7" w:name="_Toc226903133"/>
       <w:r>
@@ -6554,7 +6554,7 @@
     </w:p>
     <w:p>
       <w:pPr>
-        <w:pStyle w:val="2"/>
+        <w:pStyle w:val="Heading2"/>
       </w:pPr>
       <w:r>
         <w:t xml:space="preserve"> </w:t>
@@ -6577,7 +6577,7 @@
     </w:p>
     <w:p>
       <w:pPr>
-        <w:pStyle w:val="1"/>
+        <w:pStyle w:val="Heading1"/>
       </w:pPr>
       <w:bookmarkStart w:id="9" w:name="_Toc226903135"/>
       <w:r>
@@ -6588,7 +6588,7 @@
     </w:p>
     <w:p>
       <w:pPr>
-        <w:pStyle w:val="2"/>
+        <w:pStyle w:val="Heading2"/>
       </w:pPr>
       <w:bookmarkStart w:id="10" w:name="_Toc226903136"/>
       <w:r>
@@ -6612,13 +6612,8 @@
       </w:r>
     </w:p>
     <w:p>
-      <w:proofErr w:type="spellStart"/>
-      <w:r>
-        <w:t>Категориалните</w:t>
-      </w:r>
-      <w:proofErr w:type="spellEnd"/>
-      <w:r>
-        <w:t xml:space="preserve"> данни представят принадлежност към определена група или категория. </w:t>
+      <w:r>
+        <w:t xml:space="preserve">Категориалните данни представят принадлежност към определена група или категория. </w:t>
       </w:r>
     </w:p>
     <w:p>
@@ -6633,7 +6628,7 @@
     </w:p>
     <w:p>
       <w:pPr>
-        <w:pStyle w:val="2"/>
+        <w:pStyle w:val="Heading2"/>
       </w:pPr>
       <w:bookmarkStart w:id="11" w:name="_Toc226903137"/>
       <w:r>
@@ -6664,7 +6659,7 @@
     </w:p>
     <w:p>
       <w:pPr>
-        <w:pStyle w:val="2"/>
+        <w:pStyle w:val="Heading2"/>
       </w:pPr>
       <w:bookmarkStart w:id="12" w:name="_Toc226903138"/>
       <w:r>
@@ -6679,7 +6674,7 @@
     </w:p>
     <w:p>
       <w:pPr>
-        <w:pStyle w:val="2"/>
+        <w:pStyle w:val="Heading2"/>
       </w:pPr>
       <w:bookmarkStart w:id="13" w:name="_Toc226903139"/>
       <w:r>
@@ -6703,132 +6698,26 @@
     </w:p>
     <w:p>
       <w:pPr>
-        <w:pStyle w:val="2"/>
+        <w:pStyle w:val="Heading2"/>
       </w:pPr>
       <w:bookmarkStart w:id="14" w:name="_Toc226903140"/>
-      <w:proofErr w:type="spellStart"/>
-      <w:r>
-        <w:t>Backend</w:t>
-      </w:r>
-      <w:proofErr w:type="spellEnd"/>
-      <w:r>
-        <w:t xml:space="preserve"> и </w:t>
-      </w:r>
-      <w:proofErr w:type="spellStart"/>
-      <w:r>
-        <w:t>frontend</w:t>
-      </w:r>
-      <w:proofErr w:type="spellEnd"/>
-      <w:r>
-        <w:t xml:space="preserve"> – разлика и предназначение</w:t>
+      <w:r>
+        <w:t>Backend и frontend – разлика и предназначение</w:t>
       </w:r>
       <w:bookmarkEnd w:id="14"/>
     </w:p>
     <w:p>
-      <w:proofErr w:type="spellStart"/>
-      <w:r>
-        <w:t>Backend</w:t>
-      </w:r>
-      <w:proofErr w:type="spellEnd"/>
-      <w:r>
-        <w:t xml:space="preserve"> и </w:t>
-      </w:r>
-      <w:proofErr w:type="spellStart"/>
-      <w:r>
-        <w:t>frontend</w:t>
-      </w:r>
-      <w:proofErr w:type="spellEnd"/>
-      <w:r>
-        <w:t xml:space="preserve"> представляват двата основни и взаимно свързани компонента на едно съвременно уеб приложение, като всеки от тях изпълнява различни, но еднакво важни функции. </w:t>
-      </w:r>
-      <w:proofErr w:type="spellStart"/>
-      <w:r>
-        <w:t>Frontend</w:t>
-      </w:r>
-      <w:proofErr w:type="spellEnd"/>
-      <w:r>
-        <w:t xml:space="preserve"> е частта от приложението, която потребителят вижда и с която взаимодейства директно чрез уеб браузъра. Той включва всички визуални елементи като интерфейс, бутони, менюта, форми за въвеждане на данни и други компоненти, които осигуряват удобство и достъпност за потребителя. Основната задача на </w:t>
-      </w:r>
-      <w:proofErr w:type="spellStart"/>
-      <w:r>
-        <w:t>frontend</w:t>
-      </w:r>
-      <w:proofErr w:type="spellEnd"/>
-      <w:r>
-        <w:t xml:space="preserve"> е да представя информацията по ясен, разбираем и визуално привлекателен начин. От своя страна </w:t>
-      </w:r>
-      <w:proofErr w:type="spellStart"/>
-      <w:r>
-        <w:t>backend</w:t>
-      </w:r>
-      <w:proofErr w:type="spellEnd"/>
-      <w:r>
-        <w:t xml:space="preserve"> отговаря за логиката на приложението и обработката на данните, като работи „зад кулисите“ и не е пряко видим за потребителя. </w:t>
-      </w:r>
-      <w:proofErr w:type="spellStart"/>
-      <w:r>
-        <w:t>Backend</w:t>
-      </w:r>
-      <w:proofErr w:type="spellEnd"/>
-      <w:r>
-        <w:t xml:space="preserve"> осъществява връзката между потребителския интерфейс и източниците на данни, като бази данни или файлове. Той приема и обработва заявки, изпълнява програмния код и връща резултатите към </w:t>
-      </w:r>
-      <w:proofErr w:type="spellStart"/>
-      <w:r>
-        <w:t>frontend</w:t>
-      </w:r>
-      <w:proofErr w:type="spellEnd"/>
-      <w:r>
-        <w:t xml:space="preserve"> частта. Чрез </w:t>
-      </w:r>
-      <w:proofErr w:type="spellStart"/>
-      <w:r>
-        <w:t>backend</w:t>
-      </w:r>
-      <w:proofErr w:type="spellEnd"/>
-      <w:r>
-        <w:t xml:space="preserve"> се </w:t>
+      <w:r>
+        <w:t xml:space="preserve">Backend и frontend представляват двата основни и взаимно свързани компонента на едно съвременно уеб приложение, като всеки от тях изпълнява различни, но еднакво важни функции. Frontend е частта от приложението, която потребителят вижда и с която взаимодейства директно чрез уеб браузъра. Той включва всички визуални елементи като интерфейс, бутони, менюта, форми за въвеждане на данни и други компоненти, които осигуряват удобство и достъпност за потребителя. Основната задача на frontend е да представя информацията по ясен, разбираем и визуално привлекателен начин. От своя страна backend отговаря за логиката на приложението и обработката на данните, като работи „зад кулисите“ и не е пряко видим за потребителя. Backend осъществява връзката между потребителския интерфейс и източниците на данни, като бази данни или файлове. Той приема и обработва заявки, изпълнява програмния код и връща резултатите към frontend частта. Чрез backend се </w:t>
       </w:r>
       <w:r>
         <w:lastRenderedPageBreak/>
-        <w:t xml:space="preserve">реализират основните функционалности на приложението, като обработка на информация и контрол на достъпа. </w:t>
-      </w:r>
-      <w:proofErr w:type="spellStart"/>
-      <w:r>
-        <w:t>Frontend</w:t>
-      </w:r>
-      <w:proofErr w:type="spellEnd"/>
-      <w:r>
-        <w:t xml:space="preserve"> получава обработените данни от </w:t>
-      </w:r>
-      <w:proofErr w:type="spellStart"/>
-      <w:r>
-        <w:t>backend</w:t>
-      </w:r>
-      <w:proofErr w:type="spellEnd"/>
-      <w:r>
-        <w:t xml:space="preserve"> и ги визуализира по подходящ начин. Двата компонента работят в тясно взаимодействие и обменят информация непрекъснато. Ясното разделение между </w:t>
-      </w:r>
-      <w:proofErr w:type="spellStart"/>
-      <w:r>
-        <w:t>frontend</w:t>
-      </w:r>
-      <w:proofErr w:type="spellEnd"/>
-      <w:r>
-        <w:t xml:space="preserve"> и </w:t>
-      </w:r>
-      <w:proofErr w:type="spellStart"/>
-      <w:r>
-        <w:t>backend</w:t>
-      </w:r>
-      <w:proofErr w:type="spellEnd"/>
-      <w:r>
-        <w:t xml:space="preserve"> улеснява поддръжката и развитието на приложението. Това позволява по-добра организация на кода, по-лесно добавяне на нови функционалности и по-голяма стабилност на системата като цяло.</w:t>
-      </w:r>
-    </w:p>
-    <w:p>
-      <w:pPr>
-        <w:pStyle w:val="1"/>
+        <w:t>реализират основните функционалности на приложението, като обработка на информация и контрол на достъпа. Frontend получава обработените данни от backend и ги визуализира по подходящ начин. Двата компонента работят в тясно взаимодействие и обменят информация непрекъснато. Ясното разделение между frontend и backend улеснява поддръжката и развитието на приложението. Това позволява по-добра организация на кода, по-лесно добавяне на нови функционалности и по-голяма стабилност на системата като цяло.</w:t>
+      </w:r>
+    </w:p>
+    <w:p>
+      <w:pPr>
+        <w:pStyle w:val="Heading1"/>
       </w:pPr>
       <w:bookmarkStart w:id="15" w:name="_Toc226903141"/>
       <w:r>
@@ -6841,7 +6730,7 @@
     </w:p>
     <w:p>
       <w:pPr>
-        <w:pStyle w:val="2"/>
+        <w:pStyle w:val="Heading2"/>
       </w:pPr>
       <w:bookmarkStart w:id="16" w:name="_Toc226903142"/>
       <w:r>
@@ -6860,37 +6749,13 @@
         <w:t>Python</w:t>
       </w:r>
       <w:r>
-        <w:t xml:space="preserve"> е създаден в края на 80-те години на XX век от </w:t>
-      </w:r>
-      <w:proofErr w:type="spellStart"/>
-      <w:r>
-        <w:t>Гуидо</w:t>
-      </w:r>
-      <w:proofErr w:type="spellEnd"/>
-      <w:r>
-        <w:t xml:space="preserve"> ван </w:t>
-      </w:r>
-      <w:proofErr w:type="spellStart"/>
-      <w:r>
-        <w:t>Росум</w:t>
-      </w:r>
-      <w:proofErr w:type="spellEnd"/>
-      <w:r>
-        <w:t xml:space="preserve">. Първата версия на езика е публикувана през 1991 година. Основната цел при разработката му е била да се създаде лесен за четене и използване програмен език. Името </w:t>
+        <w:t xml:space="preserve"> е създаден в края на 80-те години на XX век от Гуидо ван Росум. Първата версия на езика е публикувана през 1991 година. Основната цел при разработката му е била да се създаде лесен за четене и използване програмен език. Името </w:t>
       </w:r>
       <w:r>
         <w:t>Python</w:t>
       </w:r>
       <w:r>
-        <w:t xml:space="preserve"> не е свързано със змията, а с комедийното шоу „</w:t>
-      </w:r>
-      <w:proofErr w:type="spellStart"/>
-      <w:r>
-        <w:t>Monty</w:t>
-      </w:r>
-      <w:proofErr w:type="spellEnd"/>
-      <w:r>
-        <w:t xml:space="preserve"> </w:t>
+        <w:t xml:space="preserve"> не е свързано със змията, а с комедийното шоу „Monty </w:t>
       </w:r>
       <w:r>
         <w:t>Python</w:t>
@@ -6919,7 +6784,7 @@
     </w:p>
     <w:p>
       <w:pPr>
-        <w:pStyle w:val="2"/>
+        <w:pStyle w:val="Heading2"/>
       </w:pPr>
       <w:bookmarkStart w:id="17" w:name="_Toc226903143"/>
       <w:r>
@@ -6993,7 +6858,7 @@
     </w:p>
     <w:p>
       <w:pPr>
-        <w:pStyle w:val="2"/>
+        <w:pStyle w:val="Heading2"/>
       </w:pPr>
       <w:bookmarkStart w:id="18" w:name="_Toc226903144"/>
       <w:r>
@@ -7044,7 +6909,7 @@
     </w:p>
     <w:p>
       <w:pPr>
-        <w:pStyle w:val="2"/>
+        <w:pStyle w:val="Heading2"/>
       </w:pPr>
       <w:bookmarkStart w:id="19" w:name="_Toc226903145"/>
       <w:r>
@@ -7076,15 +6941,7 @@
         <w:t>Python</w:t>
       </w:r>
       <w:r>
-        <w:t xml:space="preserve"> поддържа разработката на уеб приложения с ясна и добре подредена структура, което улеснява ориентацията в кода. Това значително опростява поддръжката и </w:t>
-      </w:r>
-      <w:proofErr w:type="spellStart"/>
-      <w:r>
-        <w:t>последващото</w:t>
-      </w:r>
-      <w:proofErr w:type="spellEnd"/>
-      <w:r>
-        <w:t xml:space="preserve"> разширяване на системите. С помощта на подходящи инструменти и уеб фреймуъркове, разработени за </w:t>
+        <w:t xml:space="preserve"> поддържа разработката на уеб приложения с ясна и добре подредена структура, което улеснява ориентацията в кода. Това значително опростява поддръжката и последващото разширяване на системите. С помощта на подходящи инструменти и уеб фреймуъркове, разработени за </w:t>
       </w:r>
       <w:r>
         <w:t>Python</w:t>
@@ -7101,7 +6958,7 @@
     </w:p>
     <w:p>
       <w:pPr>
-        <w:pStyle w:val="1"/>
+        <w:pStyle w:val="Heading1"/>
       </w:pPr>
       <w:bookmarkStart w:id="20" w:name="_Toc226903146"/>
       <w:r>
@@ -7114,7 +6971,7 @@
     </w:p>
     <w:p>
       <w:pPr>
-        <w:pStyle w:val="2"/>
+        <w:pStyle w:val="Heading2"/>
       </w:pPr>
       <w:bookmarkStart w:id="21" w:name="_Toc226903147"/>
       <w:r>
@@ -7135,7 +6992,7 @@
     </w:p>
     <w:p>
       <w:pPr>
-        <w:pStyle w:val="2"/>
+        <w:pStyle w:val="Heading2"/>
       </w:pPr>
       <w:bookmarkStart w:id="22" w:name="_Toc226903148"/>
       <w:r>
@@ -7152,31 +7009,7 @@
         <w:t>Python</w:t>
       </w:r>
       <w:r>
-        <w:t xml:space="preserve"> се осъществява чрез инструмента pip. </w:t>
-      </w:r>
-      <w:proofErr w:type="spellStart"/>
-      <w:r>
-        <w:t>Pip</w:t>
-      </w:r>
-      <w:proofErr w:type="spellEnd"/>
-      <w:r>
-        <w:t xml:space="preserve"> представлява пакетен мениджър, който позволява лесно инсталиране, обновяване и премахване на библиотеки. Чрез него програмистът може бързо да добави необходимите зависимости към даден проект. </w:t>
-      </w:r>
-      <w:proofErr w:type="spellStart"/>
-      <w:r>
-        <w:t>Pip</w:t>
-      </w:r>
-      <w:proofErr w:type="spellEnd"/>
-      <w:r>
-        <w:t xml:space="preserve"> работи чрез команден ред и използва онлайн хранилища с библиотеки. Това улеснява достъпа до хиляди готови пакети. Използването на pip спомага за поддържане на актуални версии на библиотеките. Освен това позволява контрол върху използваните зависимости. </w:t>
-      </w:r>
-      <w:proofErr w:type="spellStart"/>
-      <w:r>
-        <w:t>Pip</w:t>
-      </w:r>
-      <w:proofErr w:type="spellEnd"/>
-      <w:r>
-        <w:t xml:space="preserve"> улеснява споделянето и възпроизвеждането на проекти. Чрез него могат да се инсталират библиотеки с една команда. Управлението чрез pip е основно умение при работа с </w:t>
+        <w:t xml:space="preserve"> се осъществява чрез инструмента pip. Pip представлява пакетен мениджър, който позволява лесно инсталиране, обновяване и премахване на библиотеки. Чрез него програмистът може бързо да добави необходимите зависимости към даден проект. Pip работи чрез команден ред и използва онлайн хранилища с библиотеки. Това улеснява достъпа до хиляди готови пакети. Използването на pip спомага за поддържане на актуални версии на библиотеките. Освен това позволява контрол върху използваните зависимости. Pip улеснява споделянето и възпроизвеждането на проекти. Чрез него могат да се инсталират библиотеки с една команда. Управлението чрез pip е основно умение при работа с </w:t>
       </w:r>
       <w:r>
         <w:t>Python</w:t>
@@ -7187,7 +7020,7 @@
     </w:p>
     <w:p>
       <w:pPr>
-        <w:pStyle w:val="2"/>
+        <w:pStyle w:val="Heading2"/>
       </w:pPr>
       <w:bookmarkStart w:id="23" w:name="_Toc226903149"/>
       <w:r>
@@ -7203,54 +7036,40 @@
         <w:t>Python</w:t>
       </w:r>
       <w:r>
-        <w:t xml:space="preserve">, които позволяват работа по проекти без влияние върху глобалната инсталация на езика и библиотеките. Те дават възможност за създаване на отделни работни пространства за различни проекти, като по този начин се осигурява ясно разграничение между тях. Всяка виртуална среда може да съдържа собствени библиотеки, зависимости и конкретни версии на използвания софтуер. Това предотвратява възникването на конфликти между различни версии на една и съща библиотека, които често се използват в различни проекти. Използването на виртуални среди значително подобрява организацията и структурата на проектите. Те улесняват управлението на библиотеките и зависимостите, като позволяват прецизен контрол върху използвания софтуер. Виртуалните среди позволяват по-лесно пренасяне на проекти между различни компютри и среди за разработка. Това гарантира, че проектът ще работи по един и същи начин независимо от системата. Те осигуряват по-голяма стабилност и </w:t>
-      </w:r>
-      <w:proofErr w:type="spellStart"/>
-      <w:r>
-        <w:t>предвидимост</w:t>
-      </w:r>
-      <w:proofErr w:type="spellEnd"/>
-      <w:r>
-        <w:t xml:space="preserve"> при разработката на приложения. Виртуалните среди са особено важни при по-сложни приложения, както и при работа в екип, където е необходимо всички участници да използват еднакви версии на библиотеките.</w:t>
-      </w:r>
-    </w:p>
-    <w:p>
-      <w:pPr>
-        <w:pStyle w:val="1"/>
+        <w:t>, които позволяват работа по проекти без влияние върху глобалната инсталация на езика и библиотеките. Те дават възможност за създаване на отделни работни пространства за различни проекти, като по този начин се осигурява ясно разграничение между тях. Всяка виртуална среда може да съдържа собствени библиотеки, зависимости и конкретни версии на използвания софтуер. Това предотвратява възникването на конфликти между различни версии на една и съща библиотека, които често се използват в различни проекти. Използването на виртуални среди значително подобрява организацията и структурата на проектите. Те улесняват управлението на библиотеките и зависимостите, като позволяват прецизен контрол върху използвания софтуер. Виртуалните среди позволяват по-лесно пренасяне на проекти между различни компютри и среди за разработка. Това гарантира, че проектът ще работи по един и същи начин независимо от системата. Те осигуряват по-голяма стабилност и предвидимост при разработката на приложения. Виртуалните среди са особено важни при по-сложни приложения, както и при работа в екип, където е необходимо всички участници да използват еднакви версии на библиотеките.</w:t>
+      </w:r>
+    </w:p>
+    <w:p>
+      <w:pPr>
+        <w:pStyle w:val="Heading1"/>
       </w:pPr>
       <w:bookmarkStart w:id="24" w:name="_Toc226903150"/>
       <w:r>
         <w:lastRenderedPageBreak/>
         <w:t xml:space="preserve">Библиотеката </w:t>
       </w:r>
-      <w:proofErr w:type="spellStart"/>
       <w:r>
         <w:t>Pandas</w:t>
       </w:r>
       <w:bookmarkEnd w:id="24"/>
-      <w:proofErr w:type="spellEnd"/>
-    </w:p>
-    <w:p>
-      <w:pPr>
-        <w:pStyle w:val="2"/>
+    </w:p>
+    <w:p>
+      <w:pPr>
+        <w:pStyle w:val="Heading2"/>
       </w:pPr>
       <w:bookmarkStart w:id="25" w:name="_Toc226903151"/>
       <w:r>
         <w:t xml:space="preserve">Какво представлява </w:t>
       </w:r>
-      <w:proofErr w:type="spellStart"/>
       <w:r>
         <w:t>Pandas</w:t>
       </w:r>
       <w:bookmarkEnd w:id="25"/>
-      <w:proofErr w:type="spellEnd"/>
-    </w:p>
-    <w:p>
-      <w:proofErr w:type="spellStart"/>
+    </w:p>
+    <w:p>
       <w:r>
         <w:t>Pandas</w:t>
       </w:r>
-      <w:proofErr w:type="spellEnd"/>
       <w:r>
         <w:t xml:space="preserve"> е външна библиотека с отворен код, предназначена за работа с таблични и времеви данни, която заема изключително важно място в екосистемата на програмния език </w:t>
       </w:r>
@@ -7260,259 +7079,125 @@
       <w:r>
         <w:t xml:space="preserve">. Тя е разработена с цел да улесни анализа, обработката и управлението на големи обеми информация по структуриран и ефективен начин. </w:t>
       </w:r>
-      <w:proofErr w:type="spellStart"/>
       <w:r>
         <w:t>Pandas</w:t>
       </w:r>
-      <w:proofErr w:type="spellEnd"/>
       <w:r>
         <w:t xml:space="preserve"> предоставя специализирани структури от данни, които позволяват лесна организация и манипулация на информацията. Благодарение на тези структури потребителят може бързо да извършва различни операции върху данните. Библиотеката позволява лесно зареждане на данни от различни източници, като файлове, бази данни и други формати за съхранение на информация. </w:t>
       </w:r>
-      <w:proofErr w:type="spellStart"/>
       <w:r>
         <w:t>Pandas</w:t>
       </w:r>
-      <w:proofErr w:type="spellEnd"/>
       <w:r>
         <w:t xml:space="preserve"> предлага богат набор от функции за манипулация на данни, включително филтриране, сортиране, групиране и обобщаване на стойности. Тези възможности значително ускоряват процеса на анализ. </w:t>
       </w:r>
-      <w:proofErr w:type="spellStart"/>
       <w:r>
         <w:t>Pandas</w:t>
       </w:r>
-      <w:proofErr w:type="spellEnd"/>
       <w:r>
         <w:t xml:space="preserve"> е създадена с фокус върху ефективността, удобството и четимостта на кода. Работата с нея наподобява работа с електронни таблици, което я прави интуитивна за използване. Това улеснява усвояването ѝ от начинаещи потребители и ученици. В същото време библиотеката предлага достатъчно функционалности за напреднали анализи. </w:t>
       </w:r>
-      <w:proofErr w:type="spellStart"/>
       <w:r>
         <w:t>Pandas</w:t>
       </w:r>
-      <w:proofErr w:type="spellEnd"/>
       <w:r>
         <w:t xml:space="preserve"> се използва широко в практиката в различни области като статистика, икономика и информационни технологии. Тя е утвърден и ключов инструмент за анализ и обработка на данни, който подпомага вземането на информирани решения.</w:t>
       </w:r>
     </w:p>
     <w:p>
       <w:pPr>
-        <w:pStyle w:val="2"/>
+        <w:pStyle w:val="Heading2"/>
       </w:pPr>
       <w:bookmarkStart w:id="26" w:name="_Toc226903152"/>
       <w:r>
         <w:t xml:space="preserve">Основни структури в </w:t>
       </w:r>
-      <w:proofErr w:type="spellStart"/>
       <w:r>
         <w:t>Pandas</w:t>
       </w:r>
       <w:bookmarkEnd w:id="26"/>
-      <w:proofErr w:type="spellEnd"/>
-    </w:p>
-    <w:p>
-      <w:proofErr w:type="spellStart"/>
+    </w:p>
+    <w:p>
       <w:r>
         <w:t>Pandas</w:t>
       </w:r>
-      <w:proofErr w:type="spellEnd"/>
       <w:r>
         <w:t xml:space="preserve"> използва специализирани структури от данни, които са в основата на нейната функционалност и позволяват ефективна работа с таблична информация. Тези структури са създадени с цел да осигурят удобно съхранение, бърз достъп и лесна обработка на големи обеми от данни. Основните структури от данни в </w:t>
       </w:r>
-      <w:proofErr w:type="spellStart"/>
       <w:r>
         <w:t>Pandas</w:t>
       </w:r>
-      <w:proofErr w:type="spellEnd"/>
-      <w:r>
-        <w:t xml:space="preserve"> са </w:t>
-      </w:r>
-      <w:proofErr w:type="spellStart"/>
-      <w:r>
-        <w:t>Series</w:t>
-      </w:r>
-      <w:proofErr w:type="spellEnd"/>
-      <w:r>
-        <w:t xml:space="preserve"> и </w:t>
-      </w:r>
-      <w:proofErr w:type="spellStart"/>
-      <w:r>
-        <w:t>DataFrame</w:t>
-      </w:r>
-      <w:proofErr w:type="spellEnd"/>
-      <w:r>
-        <w:t xml:space="preserve">, които се използват най-често при анализа на информация. Те предоставят удобен и структуриран начин за работа както с едномерни, така и с двумерни данни. Чрез използването на тези структури могат да се извършват различни операции като филтриране, сортиране, групиране и изчисления. Основните структури от данни </w:t>
+      <w:r>
+        <w:t xml:space="preserve"> са Series и DataFrame, които се използват най-често при анализа на информация. Те предоставят удобен и структуриран начин за работа както с едномерни, така и с двумерни данни. Чрез използването на тези структури могат да се извършват различни операции като филтриране, сортиране, групиране и изчисления. Основните структури от данни </w:t>
       </w:r>
       <w:r>
         <w:lastRenderedPageBreak/>
         <w:t xml:space="preserve">представляват фундаментална част от библиотеката и служат като основа за всички операции, които се извършват с </w:t>
       </w:r>
-      <w:proofErr w:type="spellStart"/>
       <w:r>
         <w:t>Pandas</w:t>
       </w:r>
-      <w:proofErr w:type="spellEnd"/>
       <w:r>
         <w:t>.</w:t>
       </w:r>
     </w:p>
     <w:p>
       <w:pPr>
-        <w:pStyle w:val="3"/>
+        <w:pStyle w:val="Heading3"/>
       </w:pPr>
       <w:bookmarkStart w:id="27" w:name="_Toc226903153"/>
-      <w:proofErr w:type="spellStart"/>
       <w:r>
         <w:t>Series</w:t>
       </w:r>
       <w:bookmarkEnd w:id="27"/>
-      <w:proofErr w:type="spellEnd"/>
-    </w:p>
-    <w:p>
-      <w:proofErr w:type="spellStart"/>
-      <w:r>
-        <w:t>Series</w:t>
-      </w:r>
-      <w:proofErr w:type="spellEnd"/>
-      <w:r>
-        <w:t xml:space="preserve"> представлява едномерна структура от данни в библиотеката </w:t>
-      </w:r>
-      <w:proofErr w:type="spellStart"/>
+    </w:p>
+    <w:p>
+      <w:r>
+        <w:t xml:space="preserve">Series представлява едномерна структура от данни в библиотеката </w:t>
+      </w:r>
       <w:r>
         <w:t>Pandas</w:t>
       </w:r>
-      <w:proofErr w:type="spellEnd"/>
-      <w:r>
-        <w:t xml:space="preserve">, която се използва за съхранение и обработка на последователност от стойности. Тя наподобява колона от таблица или електронна таблица, което я прави лесна за разбиране и използване. </w:t>
-      </w:r>
-      <w:proofErr w:type="spellStart"/>
-      <w:r>
-        <w:t>Series</w:t>
-      </w:r>
-      <w:proofErr w:type="spellEnd"/>
-      <w:r>
-        <w:t xml:space="preserve"> съдържа подредена последователност от стойности, които обикновено са от един и същи тип данни. Всяка стойност в </w:t>
-      </w:r>
-      <w:proofErr w:type="spellStart"/>
-      <w:r>
-        <w:t>Series</w:t>
-      </w:r>
-      <w:proofErr w:type="spellEnd"/>
-      <w:r>
-        <w:t xml:space="preserve"> има асоцииран индекс, който служи за нейното уникално идентифициране. Индексът позволява бърз и лесен достъп до конкретни елементи от структурата. </w:t>
-      </w:r>
-      <w:proofErr w:type="spellStart"/>
-      <w:r>
-        <w:t>Series</w:t>
-      </w:r>
-      <w:proofErr w:type="spellEnd"/>
-      <w:r>
-        <w:t xml:space="preserve"> може да съдържа както числови, така и текстови стойности, в зависимост от конкретния набор от данни. Тази структура се използва при работа с отделни колони или самостоятелни набори от данни. </w:t>
-      </w:r>
-      <w:proofErr w:type="spellStart"/>
-      <w:r>
-        <w:t>Series</w:t>
-      </w:r>
-      <w:proofErr w:type="spellEnd"/>
-      <w:r>
-        <w:t xml:space="preserve"> улеснява извършването на различни изчисления и операции върху данните. Тя е особено подходяща за анализ на една характеристика или променлива. Поради тези причини </w:t>
-      </w:r>
-      <w:proofErr w:type="spellStart"/>
-      <w:r>
-        <w:t>Series</w:t>
-      </w:r>
-      <w:proofErr w:type="spellEnd"/>
-      <w:r>
-        <w:t xml:space="preserve"> е основен и широко използван елемент при работа с библиотеката </w:t>
-      </w:r>
-      <w:proofErr w:type="spellStart"/>
+      <w:r>
+        <w:t xml:space="preserve">, която се използва за съхранение и обработка на последователност от стойности. Тя наподобява колона от таблица или електронна таблица, което я прави лесна за разбиране и използване. Series съдържа подредена последователност от стойности, които обикновено са от един и същи тип данни. Всяка стойност в Series има асоцииран индекс, който служи за нейното уникално идентифициране. Индексът позволява бърз и лесен достъп до конкретни елементи от структурата. Series може да съдържа както числови, така и текстови стойности, в зависимост от конкретния набор от данни. Тази структура се използва при работа с отделни колони или самостоятелни набори от данни. Series улеснява извършването на различни изчисления и операции върху данните. Тя е особено подходяща за анализ на една характеристика или променлива. Поради тези причини Series е основен и широко използван елемент при работа с библиотеката </w:t>
+      </w:r>
       <w:r>
         <w:t>Pandas</w:t>
       </w:r>
-      <w:proofErr w:type="spellEnd"/>
       <w:r>
         <w:t>.</w:t>
       </w:r>
     </w:p>
     <w:p>
       <w:pPr>
-        <w:pStyle w:val="3"/>
+        <w:pStyle w:val="Heading3"/>
       </w:pPr>
       <w:bookmarkStart w:id="28" w:name="_Toc226903154"/>
-      <w:proofErr w:type="spellStart"/>
       <w:r>
         <w:t>DataFrame</w:t>
       </w:r>
       <w:bookmarkEnd w:id="28"/>
-      <w:proofErr w:type="spellEnd"/>
-    </w:p>
-    <w:p>
-      <w:proofErr w:type="spellStart"/>
-      <w:r>
-        <w:t>DataFrame</w:t>
-      </w:r>
-      <w:proofErr w:type="spellEnd"/>
-      <w:r>
-        <w:t xml:space="preserve"> е основната и най-често използвана структура от данни в библиотеката </w:t>
-      </w:r>
-      <w:proofErr w:type="spellStart"/>
+    </w:p>
+    <w:p>
+      <w:r>
+        <w:t xml:space="preserve">DataFrame е основната и най-често използвана структура от данни в библиотеката </w:t>
+      </w:r>
       <w:r>
         <w:t>Pandas</w:t>
       </w:r>
-      <w:proofErr w:type="spellEnd"/>
-      <w:r>
-        <w:t xml:space="preserve">, която служи за съхранение и обработка на таблична информация. Тя представлява двумерна таблица, съставена от редове и колони, което я прави изключително удобна за работа с организирани данни. </w:t>
-      </w:r>
-      <w:proofErr w:type="spellStart"/>
-      <w:r>
-        <w:t>DataFrame</w:t>
-      </w:r>
-      <w:proofErr w:type="spellEnd"/>
-      <w:r>
-        <w:t xml:space="preserve"> наподобява електронна таблица или релационна база данни, познати от други софтуерни среди. Всеки ред в </w:t>
-      </w:r>
-      <w:proofErr w:type="spellStart"/>
-      <w:r>
-        <w:t>DataFrame</w:t>
-      </w:r>
-      <w:proofErr w:type="spellEnd"/>
-      <w:r>
-        <w:t xml:space="preserve"> представлява отделен запис с конкретни характеристики. Всяка колона описва определен атрибут или променлива от набора от данни. </w:t>
-      </w:r>
-      <w:proofErr w:type="spellStart"/>
-      <w:r>
-        <w:t>DataFrame</w:t>
-      </w:r>
-      <w:proofErr w:type="spellEnd"/>
-      <w:r>
-        <w:t xml:space="preserve"> позволява едновременно използване на различни типове данни в отделните колони. Това осигурява гъвкавост при анализа на информацията. Структурата улеснява сортирането, филтрирането и групирането на данните. Чрез </w:t>
-      </w:r>
-      <w:proofErr w:type="spellStart"/>
-      <w:r>
-        <w:t>DataFrame</w:t>
-      </w:r>
-      <w:proofErr w:type="spellEnd"/>
-      <w:r>
-        <w:t xml:space="preserve"> могат да се извършват сложни операции и изчисления. Той е особено подходящ за анализ на големи обеми от таблични данни. Поради тези характеристики </w:t>
-      </w:r>
-      <w:proofErr w:type="spellStart"/>
-      <w:r>
-        <w:t>DataFrame</w:t>
-      </w:r>
-      <w:proofErr w:type="spellEnd"/>
-      <w:r>
-        <w:t xml:space="preserve"> е основна и незаменима структура при работа с </w:t>
-      </w:r>
-      <w:proofErr w:type="spellStart"/>
+      <w:r>
+        <w:t xml:space="preserve">, която служи за съхранение и обработка на таблична информация. Тя представлява двумерна таблица, съставена от редове и колони, което я прави изключително удобна за работа с организирани данни. DataFrame наподобява електронна таблица или релационна база данни, познати от други софтуерни среди. Всеки ред в DataFrame представлява отделен запис с конкретни характеристики. Всяка колона описва определен атрибут или променлива от набора от данни. DataFrame позволява едновременно използване на различни типове данни в отделните колони. Това осигурява гъвкавост при анализа на информацията. Структурата улеснява сортирането, филтрирането и групирането на данните. Чрез DataFrame могат да се извършват сложни операции и изчисления. Той е особено подходящ за анализ на големи обеми от таблични данни. Поради тези характеристики DataFrame е основна и незаменима структура при работа с </w:t>
+      </w:r>
       <w:r>
         <w:t>Pandas</w:t>
       </w:r>
-      <w:proofErr w:type="spellEnd"/>
       <w:r>
         <w:t>.</w:t>
       </w:r>
     </w:p>
     <w:p>
       <w:pPr>
-        <w:pStyle w:val="2"/>
+        <w:pStyle w:val="Heading2"/>
       </w:pPr>
       <w:bookmarkStart w:id="29" w:name="_Toc226903155"/>
       <w:r>
@@ -7525,34 +7210,28 @@
       <w:r>
         <w:t xml:space="preserve">Обработката на данни е една от най-важните и задължителни стъпки при анализа на информацията, тъй като от нейното качество зависи точността на крайните резултати. </w:t>
       </w:r>
-      <w:proofErr w:type="spellStart"/>
       <w:r>
         <w:t>Pandas</w:t>
       </w:r>
-      <w:proofErr w:type="spellEnd"/>
       <w:r>
         <w:t xml:space="preserve"> предоставя богат набор от функции и методи, които улесняват този процес и позволяват ефективна работа с таблични данни. Чрез библиотеката могат да се откриват и премахват липсващи или некоректни стойности, които биха могли да изкривят анализа. Данните могат да бъдат филтрирани по определени условия, като например по стойности, диапазони или категории. Това позволява избор само на релевантната информация, която е необходима за конкретния анализ. </w:t>
       </w:r>
-      <w:proofErr w:type="spellStart"/>
       <w:r>
         <w:t>Pandas</w:t>
       </w:r>
-      <w:proofErr w:type="spellEnd"/>
       <w:r>
         <w:t xml:space="preserve"> улеснява и групирането на данни по различни признаци, което позволява извършване на по-задълбочени изчисления. Обработката на данни спомага за получаване на по-точни и надеждни резултати. Филтрирането подобрява качеството на анализа, като елиминира ненужната информация. Чрез тези операции данните се подготвят за последваща визуализация и интерпретация. Обработката е необходима предпоставка за коректен анализ на данни. </w:t>
       </w:r>
-      <w:proofErr w:type="spellStart"/>
       <w:r>
         <w:t>Pandas</w:t>
       </w:r>
-      <w:proofErr w:type="spellEnd"/>
       <w:r>
         <w:t xml:space="preserve"> прави този процес ясен, структуриран и ефективен.</w:t>
       </w:r>
     </w:p>
     <w:p>
       <w:pPr>
-        <w:pStyle w:val="2"/>
+        <w:pStyle w:val="Heading2"/>
       </w:pPr>
       <w:bookmarkStart w:id="30" w:name="_Toc226903156"/>
       <w:r>
@@ -7561,87 +7240,71 @@
       <w:bookmarkEnd w:id="30"/>
     </w:p>
     <w:p>
-      <w:proofErr w:type="spellStart"/>
       <w:r>
         <w:t>Pandas</w:t>
       </w:r>
-      <w:proofErr w:type="spellEnd"/>
       <w:r>
         <w:t xml:space="preserve"> предоставя вградени функции за изчисляване на основни статистически показатели, които са от съществено значение при анализа на данни. Тези функции позволяват получаване на обобщена и синтезирана информация за разглеждания набор от данни. Сред най-често използваните статистически показатели са средната стойност, сумата, минималната и максималната стойност, както и броят на записите. </w:t>
       </w:r>
-      <w:proofErr w:type="spellStart"/>
       <w:r>
         <w:t>Pandas</w:t>
       </w:r>
-      <w:proofErr w:type="spellEnd"/>
       <w:r>
         <w:t xml:space="preserve"> позволява бързи и точни изчисления дори при работа с големи обеми от информация. Тези показатели са важни за разбирането на общите характеристики на данните. Чрез тях могат да се открият тенденции, зависимости и отклонения в информацията. Статистическите функции улесняват интерпретацията на данните и подпомагат анализа. </w:t>
       </w:r>
-      <w:proofErr w:type="spellStart"/>
       <w:r>
         <w:t>Pandas</w:t>
       </w:r>
-      <w:proofErr w:type="spellEnd"/>
       <w:r>
         <w:t xml:space="preserve"> автоматично обработва големи набори от данни, без необходимост от ръчни изчисления. Това значително ускорява процеса на анализ. Изчисляването на статистически показатели е неразделна част от работата с данни и основен елемент при аналитичните задачи.</w:t>
       </w:r>
     </w:p>
     <w:p>
       <w:pPr>
-        <w:pStyle w:val="2"/>
+        <w:pStyle w:val="Heading2"/>
       </w:pPr>
       <w:bookmarkStart w:id="31" w:name="_Toc226903157"/>
       <w:r>
         <w:lastRenderedPageBreak/>
         <w:t xml:space="preserve">Приложение на </w:t>
       </w:r>
-      <w:proofErr w:type="spellStart"/>
       <w:r>
         <w:t>Pandas</w:t>
       </w:r>
-      <w:proofErr w:type="spellEnd"/>
       <w:r>
         <w:t xml:space="preserve"> в проекта</w:t>
       </w:r>
       <w:bookmarkEnd w:id="31"/>
     </w:p>
     <w:p>
-      <w:proofErr w:type="spellStart"/>
       <w:r>
         <w:t>Pandas</w:t>
       </w:r>
-      <w:proofErr w:type="spellEnd"/>
       <w:r>
         <w:t xml:space="preserve"> се използва като основен инструмент за работа с таблични данни, като осигурява всички необходими средства за тяхното зареждане, обработка и анализ. Чрез библиотеката се извършва организиране на информацията в структуриран и удобен за работа вид. </w:t>
       </w:r>
-      <w:proofErr w:type="spellStart"/>
       <w:r>
         <w:t>Pandas</w:t>
       </w:r>
-      <w:proofErr w:type="spellEnd"/>
       <w:r>
         <w:t xml:space="preserve"> позволява данните да бъдат подредени в таблици, които улесняват анализа и последващата визуализация. Библиотеката подпомага извършването на различни операции като филтриране, сортиране и групиране на данни. Чрез тези операции информацията се подготвя за по-детайлен анализ. </w:t>
       </w:r>
-      <w:proofErr w:type="spellStart"/>
       <w:r>
         <w:t>Pandas</w:t>
       </w:r>
-      <w:proofErr w:type="spellEnd"/>
       <w:r>
         <w:t xml:space="preserve"> осигурява логическа и последователна структура на данните, което улеснява работата с тях. Това позволява по-ясно представяне на резултатите. Библиотеката спомага за получаване на коректни и надеждни резултати. Работата с </w:t>
       </w:r>
-      <w:proofErr w:type="spellStart"/>
       <w:r>
         <w:t>Pandas</w:t>
       </w:r>
-      <w:proofErr w:type="spellEnd"/>
       <w:r>
         <w:t xml:space="preserve"> повишава ефективността и точността на анализа. Тя е основен и незаменим инструмент при анализа на данни.</w:t>
       </w:r>
     </w:p>
     <w:p>
       <w:pPr>
-        <w:pStyle w:val="2"/>
+        <w:pStyle w:val="Heading2"/>
       </w:pPr>
       <w:r>
         <w:t xml:space="preserve">Зареждане на </w:t>
@@ -7658,18 +7321,14 @@
       <w:r>
         <w:t xml:space="preserve"> файлове с </w:t>
       </w:r>
-      <w:proofErr w:type="spellStart"/>
       <w:r>
         <w:t>Pandas</w:t>
       </w:r>
-      <w:proofErr w:type="spellEnd"/>
-    </w:p>
-    <w:p>
-      <w:proofErr w:type="spellStart"/>
+    </w:p>
+    <w:p>
       <w:r>
         <w:t>Pandas</w:t>
       </w:r>
-      <w:proofErr w:type="spellEnd"/>
       <w:r>
         <w:t xml:space="preserve"> предоставя удобни и ефективни функции за зареждане на данни от </w:t>
       </w:r>
@@ -7685,27 +7344,21 @@
       <w:r>
         <w:t xml:space="preserve"> файлове, които са сред най-често използваните формати за съхранение на таблична информация. Тези формати са широко разпространени поради своята простота и съвместимост с различни софтуерни продукти. Зареждането на файлове с </w:t>
       </w:r>
-      <w:proofErr w:type="spellStart"/>
       <w:r>
         <w:t>Pandas</w:t>
       </w:r>
-      <w:proofErr w:type="spellEnd"/>
       <w:r>
         <w:t xml:space="preserve"> става бързо и лесно чрез специализирани функции. Библиотеката автоматично разпознава структурата на данните, включително редове, колони и типове стойности. Това значително улеснява последващата обработка и анализ на информацията. Файловете могат да съдържат голям обем от данни, които </w:t>
       </w:r>
-      <w:proofErr w:type="spellStart"/>
       <w:r>
         <w:t>Pandas</w:t>
       </w:r>
-      <w:proofErr w:type="spellEnd"/>
       <w:r>
         <w:t xml:space="preserve"> обработва ефективно. Данните могат да бъдат използвани директно след зареждането им. Не е необходима сложна предварителна обработка. Зареждането на файлове е първата и една от най-важните стъпки при анализа на реални данни. Това прави </w:t>
       </w:r>
-      <w:proofErr w:type="spellStart"/>
       <w:r>
         <w:t>Pandas</w:t>
       </w:r>
-      <w:proofErr w:type="spellEnd"/>
       <w:r>
         <w:t xml:space="preserve"> изключително удобен и практичен инструмент за работа с таблична информация.</w:t>
       </w:r>
@@ -7713,17 +7366,15 @@
     <w:p/>
     <w:p>
       <w:pPr>
-        <w:pStyle w:val="2"/>
+        <w:pStyle w:val="Heading2"/>
       </w:pPr>
       <w:r>
         <w:lastRenderedPageBreak/>
         <w:t xml:space="preserve">Роля на </w:t>
       </w:r>
-      <w:proofErr w:type="spellStart"/>
       <w:r>
         <w:t>Pandas</w:t>
       </w:r>
-      <w:proofErr w:type="spellEnd"/>
       <w:r>
         <w:t xml:space="preserve"> при анализа на данните в проекта</w:t>
       </w:r>
@@ -7732,11 +7383,9 @@
       <w:r>
         <w:t xml:space="preserve">В разработваното уеб приложение библиотеката </w:t>
       </w:r>
-      <w:proofErr w:type="spellStart"/>
       <w:r>
         <w:t>Pandas</w:t>
       </w:r>
-      <w:proofErr w:type="spellEnd"/>
       <w:r>
         <w:t xml:space="preserve"> се използва като основен инструмент за работа с табличните данни. Чрез нея се осъществява зареждането на данните от </w:t>
       </w:r>
@@ -7752,11 +7401,9 @@
       <w:r>
         <w:t xml:space="preserve"> файлове, както и тяхната последваща обработка и анализ. </w:t>
       </w:r>
-      <w:proofErr w:type="spellStart"/>
       <w:r>
         <w:t>Pandas</w:t>
       </w:r>
-      <w:proofErr w:type="spellEnd"/>
       <w:r>
         <w:t xml:space="preserve"> позволява ефективно управление на информацията чрез удобни структури от данни, което улеснява работата с големи обеми данни и повишава надеждността на анализа.</w:t>
       </w:r>
@@ -7765,99 +7412,73 @@
       <w:r>
         <w:t xml:space="preserve">В рамките на проекта </w:t>
       </w:r>
-      <w:proofErr w:type="spellStart"/>
       <w:r>
         <w:t>Pandas</w:t>
       </w:r>
-      <w:proofErr w:type="spellEnd"/>
       <w:r>
         <w:t xml:space="preserve"> играе ключова роля при подготовката на данните за визуализация. След приключване на анализа, обработените данни се подават към библиотеката </w:t>
       </w:r>
-      <w:proofErr w:type="spellStart"/>
       <w:r>
         <w:t>Matplotlib</w:t>
       </w:r>
-      <w:proofErr w:type="spellEnd"/>
-      <w:r>
-        <w:t xml:space="preserve">, където се използват за създаване на различни видове графики и диаграми в </w:t>
-      </w:r>
-      <w:proofErr w:type="spellStart"/>
-      <w:r>
-        <w:t>дашборда</w:t>
-      </w:r>
-      <w:proofErr w:type="spellEnd"/>
-      <w:r>
-        <w:t xml:space="preserve">. По този начин </w:t>
-      </w:r>
-      <w:proofErr w:type="spellStart"/>
+      <w:r>
+        <w:t xml:space="preserve">, където се използват за създаване на различни видове графики и диаграми в дашборда. По този начин </w:t>
+      </w:r>
       <w:r>
         <w:t>Pandas</w:t>
       </w:r>
-      <w:proofErr w:type="spellEnd"/>
       <w:r>
         <w:t xml:space="preserve"> осигурява логическата и аналитичната основа на приложението.</w:t>
       </w:r>
     </w:p>
     <w:p>
       <w:pPr>
-        <w:pStyle w:val="1"/>
+        <w:pStyle w:val="Heading1"/>
       </w:pPr>
       <w:bookmarkStart w:id="32" w:name="_Toc226903158"/>
-      <w:bookmarkStart w:id="33" w:name="_GoBack"/>
+      <w:r>
+        <w:t xml:space="preserve">Библиотеката </w:t>
+      </w:r>
+      <w:r>
+        <w:t>Matplotlib</w:t>
+      </w:r>
+      <w:bookmarkEnd w:id="32"/>
+    </w:p>
+    <w:p>
+      <w:pPr>
+        <w:pStyle w:val="Heading2"/>
+      </w:pPr>
+      <w:bookmarkStart w:id="33" w:name="_Toc226903159"/>
+      <w:r>
+        <w:t xml:space="preserve">Какво представлява </w:t>
+      </w:r>
+      <w:r>
+        <w:t>Matplotlib</w:t>
+      </w:r>
       <w:bookmarkEnd w:id="33"/>
-      <w:r>
-        <w:t xml:space="preserve">Библиотеката </w:t>
-      </w:r>
-      <w:proofErr w:type="spellStart"/>
+    </w:p>
+    <w:p>
       <w:r>
         <w:t>Matplotlib</w:t>
       </w:r>
-      <w:bookmarkEnd w:id="32"/>
-      <w:proofErr w:type="spellEnd"/>
-    </w:p>
-    <w:p>
-      <w:pPr>
-        <w:pStyle w:val="2"/>
-      </w:pPr>
-      <w:bookmarkStart w:id="34" w:name="_Toc226903159"/>
-      <w:r>
-        <w:t xml:space="preserve">Какво представлява </w:t>
-      </w:r>
-      <w:proofErr w:type="spellStart"/>
+      <w:r>
+        <w:t xml:space="preserve"> е външна библиотека на програмния език </w:t>
+      </w:r>
+      <w:r>
+        <w:t>Python</w:t>
+      </w:r>
+      <w:r>
+        <w:t xml:space="preserve"> с отворен код, предназначена за създаване на статични графики и различни видове диаграми с цел визуализация на данни. Тя предоставя възможност за представяне на числова информация чрез разнообразни графични елементи като линии, стълбове, точки и сектори, което улеснява разбирането на сложни набори от данни. Чрез използването на </w:t>
+      </w:r>
       <w:r>
         <w:t>Matplotlib</w:t>
       </w:r>
-      <w:bookmarkEnd w:id="34"/>
-      <w:proofErr w:type="spellEnd"/>
-    </w:p>
-    <w:p>
-      <w:proofErr w:type="spellStart"/>
+      <w:r>
+        <w:t xml:space="preserve"> информацията може да бъде представена по ясен, структуриран и нагледен начин. Библиотеката предлага богат набор от функции за настройка на външния вид на графиките, като добавяне на заглавия, надписи на осите, легенди, мрежи и избор на цветове. Тези възможности позволяват създаване на визуализации, които са не само информативни, но и лесни за възприемане. Едно от основните предимства на </w:t>
+      </w:r>
       <w:r>
         <w:t>Matplotlib</w:t>
       </w:r>
-      <w:proofErr w:type="spellEnd"/>
-      <w:r>
-        <w:t xml:space="preserve"> е външна библиотека на програмния език </w:t>
-      </w:r>
-      <w:r>
-        <w:t>Python</w:t>
-      </w:r>
-      <w:r>
-        <w:t xml:space="preserve"> с отворен код, предназначена за създаване на статични графики и различни видове диаграми с цел визуализация на данни. Тя предоставя възможност за представяне на числова информация чрез разнообразни графични елементи като линии, стълбове, точки и сектори, което улеснява разбирането на сложни набори от данни. Чрез използването на </w:t>
-      </w:r>
-      <w:proofErr w:type="spellStart"/>
-      <w:r>
-        <w:t>Matplotlib</w:t>
-      </w:r>
-      <w:proofErr w:type="spellEnd"/>
-      <w:r>
-        <w:t xml:space="preserve"> информацията може да бъде представена по ясен, структуриран и нагледен начин. Библиотеката предлага богат набор от функции за настройка на външния вид на графиките, като добавяне на заглавия, надписи на осите, легенди, мрежи и избор на цветове. Тези възможности позволяват създаване на визуализации, които са не само информативни, но и лесни за възприемане. Едно от основните предимства на </w:t>
-      </w:r>
-      <w:proofErr w:type="spellStart"/>
-      <w:r>
-        <w:t>Matplotlib</w:t>
-      </w:r>
-      <w:proofErr w:type="spellEnd"/>
       <w:r>
         <w:t xml:space="preserve"> е нейната висока гъвкавост и възможността за детайлно контролиране на начина, по който се представят данните. Потребителят може да настройва всеки елемент от графиката според конкретните нужди и целите на анализа. Това прави библиотеката </w:t>
       </w:r>
@@ -7868,57 +7489,49 @@
     </w:p>
     <w:p>
       <w:pPr>
-        <w:pStyle w:val="2"/>
-      </w:pPr>
-      <w:bookmarkStart w:id="35" w:name="_Toc226903160"/>
+        <w:pStyle w:val="Heading2"/>
+      </w:pPr>
+      <w:bookmarkStart w:id="34" w:name="_Toc226903160"/>
       <w:r>
         <w:t>Основни видове диаграми</w:t>
       </w:r>
+      <w:bookmarkEnd w:id="34"/>
+    </w:p>
+    <w:p>
+      <w:r>
+        <w:t>Matplotlib</w:t>
+      </w:r>
+      <w:r>
+        <w:t xml:space="preserve"> поддържа голямо разнообразие от видове диаграми, които се използват в зависимост от целта на анализа и характера на данните. Всеки тип диаграма е създаден с определено предназначение и е подходящ за представяне на конкретен вид информация. Правилният избор на диаграма е от съществено значение за коректното и ясно представяне на данните. Чрез използването на подходящ тип визуализация могат ефективно да се сравняват стойности, категории и групи от данни. Диаграмите позволяват бързо откриване на тенденции, закономерности и зависимости, които биха били трудни за забелязване при таблично представяне на информацията. </w:t>
+      </w:r>
+      <w:r>
+        <w:t>Matplotlib</w:t>
+      </w:r>
+      <w:r>
+        <w:t xml:space="preserve"> предоставя възможност за лесно и гъвкаво създаване на различни визуализации, което улеснява анализа на данни. Различните типове диаграми подпомагат разбирането на информацията и правят резултатите по-нагледни. Визуализациите улесняват интерпретацията на резултатите и подпомагат вземането на обосновани изводи. Добре подбраната диаграма подобрява възприемането на данните и намалява вероятността от неправилно тълкуване. Основните видове диаграми, предлагани от </w:t>
+      </w:r>
+      <w:r>
+        <w:t>Matplotlib</w:t>
+      </w:r>
+      <w:r>
+        <w:t xml:space="preserve">, са широко използвани в практиката в области като образование, анализ на данни и научни изследвания. Благодарение на тази гъвкавост </w:t>
+      </w:r>
+      <w:r>
+        <w:t>Matplotlib</w:t>
+      </w:r>
+      <w:r>
+        <w:t xml:space="preserve"> е предпочитан инструмент за визуализация на информацията.</w:t>
+      </w:r>
+    </w:p>
+    <w:p>
+      <w:pPr>
+        <w:pStyle w:val="Heading3"/>
+      </w:pPr>
+      <w:bookmarkStart w:id="35" w:name="_Toc226903161"/>
+      <w:r>
+        <w:t>Линейни диаграми</w:t>
+      </w:r>
       <w:bookmarkEnd w:id="35"/>
-    </w:p>
-    <w:p>
-      <w:proofErr w:type="spellStart"/>
-      <w:r>
-        <w:t>Matplotlib</w:t>
-      </w:r>
-      <w:proofErr w:type="spellEnd"/>
-      <w:r>
-        <w:t xml:space="preserve"> поддържа голямо разнообразие от видове диаграми, които се използват в зависимост от целта на анализа и характера на данните. Всеки тип диаграма е създаден с определено предназначение и е подходящ за представяне на конкретен вид информация. Правилният избор на диаграма е от съществено значение за коректното и ясно представяне на данните. Чрез използването на подходящ тип визуализация могат ефективно да се сравняват стойности, категории и групи от данни. Диаграмите позволяват бързо откриване на тенденции, закономерности и зависимости, които биха били трудни за забелязване при таблично представяне на информацията. </w:t>
-      </w:r>
-      <w:proofErr w:type="spellStart"/>
-      <w:r>
-        <w:t>Matplotlib</w:t>
-      </w:r>
-      <w:proofErr w:type="spellEnd"/>
-      <w:r>
-        <w:t xml:space="preserve"> предоставя възможност за лесно и гъвкаво създаване на различни визуализации, което улеснява анализа на данни. Различните типове диаграми подпомагат разбирането на информацията и правят резултатите по-нагледни. Визуализациите улесняват интерпретацията на резултатите и подпомагат вземането на обосновани изводи. Добре подбраната диаграма подобрява възприемането на данните и намалява вероятността от неправилно тълкуване. Основните видове диаграми, предлагани от </w:t>
-      </w:r>
-      <w:proofErr w:type="spellStart"/>
-      <w:r>
-        <w:t>Matplotlib</w:t>
-      </w:r>
-      <w:proofErr w:type="spellEnd"/>
-      <w:r>
-        <w:t xml:space="preserve">, са широко използвани в практиката в области като образование, анализ на данни и научни изследвания. Благодарение на тази гъвкавост </w:t>
-      </w:r>
-      <w:proofErr w:type="spellStart"/>
-      <w:r>
-        <w:t>Matplotlib</w:t>
-      </w:r>
-      <w:proofErr w:type="spellEnd"/>
-      <w:r>
-        <w:t xml:space="preserve"> е предпочитан инструмент за визуализация на информацията.</w:t>
-      </w:r>
-    </w:p>
-    <w:p>
-      <w:pPr>
-        <w:pStyle w:val="3"/>
-      </w:pPr>
-      <w:bookmarkStart w:id="36" w:name="_Toc226903161"/>
-      <w:r>
-        <w:t>Линейни диаграми</w:t>
-      </w:r>
-      <w:bookmarkEnd w:id="36"/>
     </w:p>
     <w:p>
       <w:r>
@@ -7928,129 +7541,115 @@
         <w:lastRenderedPageBreak/>
         <w:t xml:space="preserve">развитието на данните. </w:t>
       </w:r>
-      <w:proofErr w:type="spellStart"/>
       <w:r>
         <w:t>Matplotlib</w:t>
       </w:r>
-      <w:proofErr w:type="spellEnd"/>
       <w:r>
         <w:t xml:space="preserve"> позволява лесно и бързо създаване на линейни диаграми чрез подходящи функции. Добавянето на заглавие, надписи на осите и легенда значително подобрява четимостта и разбирането на графиката. Поради тези характеристики линейните диаграми са основен и широко използван инструмент за визуализация на данни.</w:t>
       </w:r>
     </w:p>
     <w:p>
       <w:pPr>
-        <w:pStyle w:val="3"/>
-      </w:pPr>
-      <w:bookmarkStart w:id="37" w:name="_Toc226903162"/>
+        <w:pStyle w:val="Heading3"/>
+      </w:pPr>
+      <w:bookmarkStart w:id="36" w:name="_Toc226903162"/>
       <w:r>
         <w:t>Стълбовидни диаграми</w:t>
       </w:r>
+      <w:bookmarkEnd w:id="36"/>
+    </w:p>
+    <w:p>
+      <w:r>
+        <w:t xml:space="preserve">Стълбовидните диаграми се използват за сравнение между различни категории, групи или отделни стойности в даден набор от данни. Те представят информацията чрез вертикални или хоризонтални стълбове, като височината или дължината на всеки стълб съответства на конкретна стойност. Всеки стълб представлява определена категория или показател, което прави този тип диаграма лесен за възприемане. Стълбовидните диаграми позволяват бързо и ясно откриване на разлики между стойностите. Те са особено подходящи за работа с дискретни данни и сравнителен анализ. Често се използват при сравнение на резултати, количества или групи от данни. Визуалното представяне е ясно, подредено и прегледно. </w:t>
+      </w:r>
+      <w:r>
+        <w:t>Matplotlib</w:t>
+      </w:r>
+      <w:r>
+        <w:t xml:space="preserve"> позволява настройка на размера, цвета и подредбата на стълбовете. Това допринася за по-добро възприемане на информацията. Поради своята нагледност стълбовидните диаграми са широко използвани в анализа и представянето на данни.</w:t>
+      </w:r>
+    </w:p>
+    <w:p>
+      <w:pPr>
+        <w:pStyle w:val="Heading3"/>
+      </w:pPr>
+      <w:bookmarkStart w:id="37" w:name="_Toc226903163"/>
+      <w:r>
+        <w:t>Кръгови диаграми</w:t>
+      </w:r>
       <w:bookmarkEnd w:id="37"/>
     </w:p>
     <w:p>
       <w:r>
-        <w:t xml:space="preserve">Стълбовидните диаграми се използват за сравнение между различни категории, групи или отделни стойности в даден набор от данни. Те представят информацията чрез вертикални или хоризонтални стълбове, като височината или дължината на всеки стълб съответства на конкретна стойност. Всеки стълб представлява определена категория или показател, което прави този тип диаграма лесен за възприемане. Стълбовидните диаграми позволяват бързо и ясно откриване на разлики между стойностите. Те са особено подходящи за работа с дискретни данни и сравнителен анализ. Често се използват при сравнение на резултати, количества или групи от данни. Визуалното представяне е ясно, подредено и прегледно. </w:t>
-      </w:r>
-      <w:proofErr w:type="spellStart"/>
+        <w:t xml:space="preserve">Кръговите диаграми се използват за представяне на процентното или относително разпределение на дадена величина спрямо цялото. Те показват как отделните части напълно или частично формират общия резултат. Всяка категория се представя като сектор от кръга, чиято големина е пропорционална на нейния дял. Кръговите диаграми са особено подходящи за анализ на относителни стойности и съотношения между различни категории. Те позволяват бързо визуално сравнение между отделните дялове. Представянето е интуитивно и лесно за разбиране, дори за потребители без задълбочени технически познания. Кръговите диаграми често се използват при анализ на разпределения, проценти и структури. </w:t>
+      </w:r>
       <w:r>
         <w:t>Matplotlib</w:t>
       </w:r>
-      <w:proofErr w:type="spellEnd"/>
-      <w:r>
-        <w:t xml:space="preserve"> позволява настройка на размера, цвета и подредбата на стълбовете. Това допринася за по-добро възприемане на информацията. Поради своята нагледност стълбовидните диаграми са широко използвани в анализа и представянето на данни.</w:t>
-      </w:r>
-    </w:p>
-    <w:p>
-      <w:pPr>
-        <w:pStyle w:val="3"/>
-      </w:pPr>
-      <w:bookmarkStart w:id="38" w:name="_Toc226903163"/>
-      <w:r>
-        <w:t>Кръгови диаграми</w:t>
-      </w:r>
-      <w:bookmarkEnd w:id="38"/>
-    </w:p>
-    <w:p>
-      <w:r>
-        <w:t xml:space="preserve">Кръговите диаграми се използват за представяне на процентното или относително разпределение на дадена величина спрямо цялото. Те показват как отделните части напълно или частично формират общия резултат. Всяка категория се представя като сектор от кръга, чиято големина е пропорционална на нейния дял. Кръговите диаграми са особено подходящи за анализ на относителни стойности и съотношения между различни категории. Те позволяват бързо визуално сравнение между отделните дялове. Представянето е интуитивно и лесно за разбиране, дори за потребители без задълбочени технически познания. Кръговите диаграми често се използват при анализ на разпределения, проценти и структури. </w:t>
-      </w:r>
-      <w:proofErr w:type="spellStart"/>
-      <w:r>
-        <w:t>Matplotlib</w:t>
-      </w:r>
-      <w:proofErr w:type="spellEnd"/>
       <w:r>
         <w:t xml:space="preserve"> позволява създаване на такива диаграми с малко количество код. Добавянето на етикети и проценти улеснява интерпретацията на резултатите. Кръговите диаграми са полезен и широко използван визуален инструмент.</w:t>
       </w:r>
     </w:p>
     <w:p>
       <w:pPr>
-        <w:pStyle w:val="3"/>
-      </w:pPr>
-      <w:bookmarkStart w:id="39" w:name="_Toc226903164"/>
+        <w:pStyle w:val="Heading3"/>
+      </w:pPr>
+      <w:bookmarkStart w:id="38" w:name="_Toc226903164"/>
       <w:r>
         <w:lastRenderedPageBreak/>
         <w:t>Хистограми</w:t>
       </w:r>
+      <w:bookmarkEnd w:id="38"/>
+    </w:p>
+    <w:p>
+      <w:r>
+        <w:t xml:space="preserve">Хистограмите се използват за представяне на разпределението на числови данни в даден набор. Те показват честотата на стойностите, групирани в определени интервали, наречени класове. Хистограмите са особено подходящи за анализ на големи обеми от числови данни. Чрез тях могат да се открият модели, концентрации и разпределение на стойностите. Хистограмите позволяват анализ на разсейването и отклоненията в данните. Те представят информацията чрез стълбове, но за разлика от стълбовидните диаграми, тук стълбовете представят интервали от стойности. </w:t>
+      </w:r>
+      <w:r>
+        <w:t>Matplotlib</w:t>
+      </w:r>
+      <w:r>
+        <w:t xml:space="preserve"> предоставя удобни функции за създаване и настройка на хистограми. Изборът на броя и ширината на интервалите оказва влияние върху анализа. Хистограмите улесняват статистическата интерпретация на данните. Поради това те са важен инструмент при анализа на числови данни и разпределения.</w:t>
+      </w:r>
+    </w:p>
+    <w:p>
+      <w:pPr>
+        <w:pStyle w:val="Heading2"/>
+      </w:pPr>
+      <w:bookmarkStart w:id="39" w:name="_Toc226903165"/>
+      <w:r>
+        <w:t>Настройки и стилизиране на графики</w:t>
+      </w:r>
       <w:bookmarkEnd w:id="39"/>
     </w:p>
     <w:p>
       <w:r>
-        <w:t xml:space="preserve">Хистограмите се използват за представяне на разпределението на числови данни в даден набор. Те показват честотата на стойностите, групирани в определени интервали, наречени класове. Хистограмите са особено подходящи за анализ на големи обеми от числови данни. Чрез тях могат да се открият модели, концентрации и разпределение на стойностите. Хистограмите позволяват анализ на разсейването и отклоненията в данните. Те представят информацията чрез стълбове, но за разлика от стълбовидните диаграми, тук стълбовете представят интервали от стойности. </w:t>
-      </w:r>
-      <w:proofErr w:type="spellStart"/>
-      <w:r>
         <w:t>Matplotlib</w:t>
       </w:r>
-      <w:proofErr w:type="spellEnd"/>
-      <w:r>
-        <w:t xml:space="preserve"> предоставя удобни функции за създаване и настройка на хистограми. Изборът на броя и ширината на интервалите оказва влияние върху анализа. Хистограмите улесняват статистическата интерпретация на данните. Поради това те са важен инструмент при анализа на числови данни и разпределения.</w:t>
-      </w:r>
-    </w:p>
-    <w:p>
-      <w:pPr>
-        <w:pStyle w:val="2"/>
-      </w:pPr>
-      <w:bookmarkStart w:id="40" w:name="_Toc226903165"/>
-      <w:r>
-        <w:t>Настройки и стилизиране на графики</w:t>
+      <w:r>
+        <w:t xml:space="preserve"> предоставя богати и разнообразни възможности за настройка и стилизиране на графиките, което позволява създаването на ясни, четими и добре структурирани визуализации на данни. Чрез добавяне на заглавия към графиките, надписи на осите и легенди може значително да се подобри разбираемостта на представената информация и да се избегнат неясноти или двусмислия при нейната интерпретация. Тези елементи дават контекст на данните и улесняват ориентацията на потребителя. Освен това библиотеката предоставя възможност за настройка на размерите на графиките, което позволява те да бъдат адаптирани към различни среди като уеб приложения, документи или презентации. </w:t>
+      </w:r>
+      <w:r>
+        <w:t>Matplotlib</w:t>
+      </w:r>
+      <w:r>
+        <w:t xml:space="preserve"> позволява избор и промяна на цветове, стилове и дебелина на линиите, което допринася за по-добро визуално въздействие и по-ясно разграничаване на отделните елементи в графиката. Възможността за контрол върху мащабите на осите позволява по-точно представяне на данните и подчертаване на важни зависимости и тенденции.</w:t>
+      </w:r>
+    </w:p>
+    <w:p>
+      <w:pPr>
+        <w:pStyle w:val="Heading2"/>
+      </w:pPr>
+      <w:bookmarkStart w:id="40" w:name="_Toc226903166"/>
+      <w:r>
+        <w:t>Генериране на графики като изображения</w:t>
       </w:r>
       <w:bookmarkEnd w:id="40"/>
     </w:p>
     <w:p>
-      <w:proofErr w:type="spellStart"/>
       <w:r>
         <w:t>Matplotlib</w:t>
       </w:r>
-      <w:proofErr w:type="spellEnd"/>
-      <w:r>
-        <w:t xml:space="preserve"> предоставя богати и разнообразни възможности за настройка и стилизиране на графиките, което позволява създаването на ясни, четими и добре структурирани визуализации на данни. Чрез добавяне на заглавия към графиките, надписи на осите и легенди може значително да се подобри разбираемостта на представената информация и да се избегнат неясноти или двусмислия при нейната интерпретация. Тези елементи дават контекст на данните и улесняват ориентацията на потребителя. Освен това библиотеката предоставя възможност за настройка на размерите на графиките, което позволява те да бъдат адаптирани към различни среди като уеб приложения, документи или презентации. </w:t>
-      </w:r>
-      <w:proofErr w:type="spellStart"/>
-      <w:r>
-        <w:t>Matplotlib</w:t>
-      </w:r>
-      <w:proofErr w:type="spellEnd"/>
-      <w:r>
-        <w:t xml:space="preserve"> позволява избор и промяна на цветове, стилове и дебелина на линиите, което допринася за по-добро визуално въздействие и по-ясно разграничаване на отделните елементи в графиката. Възможността за контрол върху мащабите на осите позволява по-точно представяне на данните и подчертаване на важни зависимости и тенденции.</w:t>
-      </w:r>
-    </w:p>
-    <w:p>
-      <w:pPr>
-        <w:pStyle w:val="2"/>
-      </w:pPr>
-      <w:bookmarkStart w:id="41" w:name="_Toc226903166"/>
-      <w:r>
-        <w:t>Генериране на графики като изображения</w:t>
-      </w:r>
-      <w:bookmarkEnd w:id="41"/>
-    </w:p>
-    <w:p>
-      <w:proofErr w:type="spellStart"/>
-      <w:r>
-        <w:t>Matplotlib</w:t>
-      </w:r>
-      <w:proofErr w:type="spellEnd"/>
       <w:r>
         <w:t xml:space="preserve"> предоставя възможност за генериране на графики под формата на изображения, което позволява създадените визуализации да бъдат записвани във </w:t>
       </w:r>
@@ -8058,99 +7657,85 @@
         <w:lastRenderedPageBreak/>
         <w:t xml:space="preserve">файлове за последваща употреба. Записването на графиките като изображения дава възможност те да бъдат използвани в различни среди, без необходимост от допълнителна обработка. Получените изображения са подходящи за включване в уеб приложения, презентации и текстови документи. Това улеснява представянето на резултатите пред различна аудитория. Записването на графики във файлове значително улеснява тяхното споделяне и разпространение. Генерирането на изображения осигурява независимост от използваната платформа и операционна система. По този начин визуализациите могат да бъдат използвани на различни устройства без промяна в качеството. </w:t>
       </w:r>
-      <w:proofErr w:type="spellStart"/>
       <w:r>
         <w:t>Matplotlib</w:t>
       </w:r>
-      <w:proofErr w:type="spellEnd"/>
       <w:r>
         <w:t xml:space="preserve"> поддържа различни формати на изображения, като по този начин предоставя по-голяма гъвкавост при използването им.</w:t>
       </w:r>
     </w:p>
     <w:p>
       <w:pPr>
-        <w:pStyle w:val="2"/>
-      </w:pPr>
-      <w:bookmarkStart w:id="42" w:name="_Toc226903167"/>
+        <w:pStyle w:val="Heading2"/>
+      </w:pPr>
+      <w:bookmarkStart w:id="41" w:name="_Toc226903167"/>
       <w:r>
         <w:t xml:space="preserve">Причини за използване на </w:t>
       </w:r>
-      <w:proofErr w:type="spellStart"/>
       <w:r>
         <w:t>Matplotlib</w:t>
       </w:r>
-      <w:proofErr w:type="spellEnd"/>
       <w:r>
         <w:t xml:space="preserve"> в проекта</w:t>
       </w:r>
+      <w:bookmarkEnd w:id="41"/>
+    </w:p>
+    <w:p>
+      <w:r>
+        <w:t xml:space="preserve">Използването на библиотеката </w:t>
+      </w:r>
+      <w:r>
+        <w:t>Matplotlib</w:t>
+      </w:r>
+      <w:r>
+        <w:t xml:space="preserve"> е обусловено от нейната надеждност, широка разпространеност и лесна интеграция с други библиотеки за анализ на данни. </w:t>
+      </w:r>
+      <w:r>
+        <w:t>Matplotlib</w:t>
+      </w:r>
+      <w:r>
+        <w:t xml:space="preserve"> предоставя богати възможности за създаване на различни видове диаграми, които позволяват ясно и нагледно представяне на резултатите от анализа.</w:t>
+      </w:r>
+    </w:p>
+    <w:p>
+      <w:r>
+        <w:t xml:space="preserve">Освен това </w:t>
+      </w:r>
+      <w:r>
+        <w:t>Matplotlib</w:t>
+      </w:r>
+      <w:r>
+        <w:t xml:space="preserve"> е подходяща за учебни и образователни проекти, тъй като предлага ясен и логичен начин за създаване на графики, без необходимост от използване на сложни допълнителни технологии. Възможността за генериране на графики като изображения я прави удобна за използване в уеб приложения и документи, което допринася за по-добро представяне на резултатите.</w:t>
+      </w:r>
+    </w:p>
+    <w:p>
+      <w:pPr>
+        <w:pStyle w:val="Heading1"/>
+      </w:pPr>
+      <w:bookmarkStart w:id="42" w:name="_Toc226903168"/>
+      <w:r>
+        <w:t xml:space="preserve">Съвместна работа между </w:t>
+      </w:r>
+      <w:r>
+        <w:t>Pandas</w:t>
+      </w:r>
+      <w:r>
+        <w:t xml:space="preserve"> и </w:t>
+      </w:r>
+      <w:r>
+        <w:t>Matplotlib</w:t>
+      </w:r>
       <w:bookmarkEnd w:id="42"/>
     </w:p>
     <w:p>
-      <w:r>
-        <w:t xml:space="preserve">Използването на библиотеката </w:t>
-      </w:r>
-      <w:proofErr w:type="spellStart"/>
-      <w:r>
-        <w:t>Matplotlib</w:t>
-      </w:r>
-      <w:proofErr w:type="spellEnd"/>
-      <w:r>
-        <w:t xml:space="preserve"> е обусловено от нейната надеждност, широка разпространеност и лесна интеграция с други библиотеки за анализ на данни. </w:t>
-      </w:r>
-      <w:proofErr w:type="spellStart"/>
-      <w:r>
-        <w:t>Matplotlib</w:t>
-      </w:r>
-      <w:proofErr w:type="spellEnd"/>
-      <w:r>
-        <w:t xml:space="preserve"> предоставя богати възможности за създаване на различни видове диаграми, които позволяват ясно и нагледно представяне на резултатите от анализа.</w:t>
-      </w:r>
-    </w:p>
-    <w:p>
-      <w:r>
-        <w:t xml:space="preserve">Освен това </w:t>
-      </w:r>
-      <w:proofErr w:type="spellStart"/>
-      <w:r>
-        <w:t>Matplotlib</w:t>
-      </w:r>
-      <w:proofErr w:type="spellEnd"/>
-      <w:r>
-        <w:t xml:space="preserve"> е подходяща за учебни и образователни проекти, тъй като предлага ясен и логичен начин за създаване на графики, без необходимост от използване на сложни допълнителни технологии. Възможността за генериране на графики като изображения я прави удобна за използване в уеб приложения и документи, което допринася за по-добро представяне на резултатите.</w:t>
-      </w:r>
-    </w:p>
-    <w:p>
-      <w:pPr>
-        <w:pStyle w:val="1"/>
-      </w:pPr>
-      <w:bookmarkStart w:id="43" w:name="_Toc226903168"/>
-      <w:r>
-        <w:t xml:space="preserve">Съвместна работа между </w:t>
-      </w:r>
-      <w:proofErr w:type="spellStart"/>
-      <w:r>
-        <w:t>Pandas</w:t>
-      </w:r>
-      <w:proofErr w:type="spellEnd"/>
-      <w:r>
-        <w:t xml:space="preserve"> и </w:t>
-      </w:r>
-      <w:proofErr w:type="spellStart"/>
-      <w:r>
-        <w:t>Matplotlib</w:t>
+      <w:pPr>
+        <w:pStyle w:val="Heading2"/>
+      </w:pPr>
+      <w:bookmarkStart w:id="43" w:name="_Toc226903169"/>
+      <w:r>
+        <w:t>Връзка между анализ и визуализация</w:t>
       </w:r>
       <w:bookmarkEnd w:id="43"/>
-      <w:proofErr w:type="spellEnd"/>
-    </w:p>
-    <w:p>
-      <w:pPr>
-        <w:pStyle w:val="2"/>
-      </w:pPr>
-      <w:bookmarkStart w:id="44" w:name="_Toc226903169"/>
-      <w:r>
-        <w:t>Връзка между анализ и визуализация</w:t>
-      </w:r>
-      <w:bookmarkEnd w:id="44"/>
     </w:p>
     <w:p>
       <w:r>
@@ -8163,120 +7748,84 @@
     </w:p>
     <w:p>
       <w:pPr>
-        <w:pStyle w:val="2"/>
-      </w:pPr>
-      <w:bookmarkStart w:id="45" w:name="_Toc226903170"/>
+        <w:pStyle w:val="Heading2"/>
+      </w:pPr>
+      <w:bookmarkStart w:id="44" w:name="_Toc226903170"/>
       <w:r>
         <w:t xml:space="preserve">Подготовка на данните чрез </w:t>
       </w:r>
-      <w:proofErr w:type="spellStart"/>
       <w:r>
         <w:t>Pandas</w:t>
       </w:r>
+      <w:bookmarkEnd w:id="44"/>
+    </w:p>
+    <w:p>
+      <w:r>
+        <w:t xml:space="preserve">Подготовката на данните е една от най-важните стъпки при анализа и визуализацията на информацията. </w:t>
+      </w:r>
+      <w:r>
+        <w:t>Pandas</w:t>
+      </w:r>
+      <w:r>
+        <w:t xml:space="preserve"> предоставя инструменти за зареждане на таблични данни от различни файлови формати. Данните се организират в структура от тип DataFrame, която улеснява тяхната обработка. В този етап се извършва проверка за липсващи стойности. Премахват се дублирани записи и некоректни данни. </w:t>
+      </w:r>
+      <w:r>
+        <w:t>Pandas</w:t>
+      </w:r>
+      <w:r>
+        <w:t xml:space="preserve"> позволява филтриране на информацията по зададени условия. Данните могат да бъдат групирани по категории или периоди. Чрез тези операции информацията става по-точна и надеждна. Подготовката подобрява качеството на анализа. Добре подготвените данни намаляват риска от грешки. </w:t>
+      </w:r>
+      <w:r>
+        <w:t>Pandas</w:t>
+      </w:r>
+      <w:r>
+        <w:t xml:space="preserve"> осигурява бърз и ефективен работен процес. Подготовката улеснява последващата визуализация. Данните придобиват ясна структура. Това позволява коректно графично представяне. Подготовката е основа за качествен анализ и визуализация.</w:t>
+      </w:r>
+    </w:p>
+    <w:p>
+      <w:pPr>
+        <w:pStyle w:val="Heading2"/>
+      </w:pPr>
+      <w:bookmarkStart w:id="45" w:name="_Toc226903171"/>
+      <w:r>
+        <w:t xml:space="preserve">Подаване на данните към </w:t>
+      </w:r>
+      <w:r>
+        <w:t>Matplotlib</w:t>
+      </w:r>
       <w:bookmarkEnd w:id="45"/>
-      <w:proofErr w:type="spellEnd"/>
-    </w:p>
-    <w:p>
-      <w:r>
-        <w:t xml:space="preserve">Подготовката на данните е една от най-важните стъпки при анализа и визуализацията на информацията. </w:t>
-      </w:r>
-      <w:proofErr w:type="spellStart"/>
+    </w:p>
+    <w:p>
+      <w:r>
+        <w:t xml:space="preserve">След като данните бъдат подготвени, почистени и анализирани чрез библиотеката </w:t>
+      </w:r>
       <w:r>
         <w:t>Pandas</w:t>
       </w:r>
-      <w:proofErr w:type="spellEnd"/>
-      <w:r>
-        <w:t xml:space="preserve"> предоставя инструменти за зареждане на таблични данни от различни файлови формати. Данните се организират в структура от тип </w:t>
-      </w:r>
-      <w:proofErr w:type="spellStart"/>
-      <w:r>
-        <w:t>DataFrame</w:t>
-      </w:r>
-      <w:proofErr w:type="spellEnd"/>
-      <w:r>
-        <w:t xml:space="preserve">, която улеснява тяхната обработка. В този етап се извършва проверка за липсващи стойности. Премахват се дублирани записи и некоректни данни. </w:t>
-      </w:r>
-      <w:proofErr w:type="spellStart"/>
+      <w:r>
+        <w:t xml:space="preserve">, следва важният етап на тяхното подаване към библиотеката </w:t>
+      </w:r>
+      <w:r>
+        <w:t>Matplotlib</w:t>
+      </w:r>
+      <w:r>
+        <w:t xml:space="preserve"> с цел визуализация. На този етап информацията, съхранена в структурата DataFrame, се извлича под формата на отделни колони, редове или предварително изчислени обобщени стойности, които ще бъдат използвани за създаване на графики. </w:t>
+      </w:r>
       <w:r>
         <w:t>Pandas</w:t>
       </w:r>
-      <w:proofErr w:type="spellEnd"/>
-      <w:r>
-        <w:t xml:space="preserve"> позволява филтриране на информацията по зададени условия. Данните могат да бъдат групирани по категории или периоди. Чрез тези операции информацията става по-точна и надеждна. Подготовката подобрява качеството на анализа. Добре подготвените данни намаляват риска от грешки. </w:t>
-      </w:r>
-      <w:proofErr w:type="spellStart"/>
-      <w:r>
-        <w:t>Pandas</w:t>
-      </w:r>
-      <w:proofErr w:type="spellEnd"/>
-      <w:r>
-        <w:t xml:space="preserve"> осигурява бърз и ефективен работен процес. Подготовката улеснява последващата визуализация. Данните придобиват ясна структура. Това позволява коректно графично представяне. Подготовката е основа за качествен анализ и визуализация.</w:t>
-      </w:r>
-    </w:p>
-    <w:p>
-      <w:pPr>
-        <w:pStyle w:val="2"/>
-      </w:pPr>
-      <w:bookmarkStart w:id="46" w:name="_Toc226903171"/>
-      <w:r>
-        <w:t xml:space="preserve">Подаване на данните към </w:t>
-      </w:r>
-      <w:proofErr w:type="spellStart"/>
+      <w:r>
+        <w:t xml:space="preserve"> предоставя удобен, структуриран и ясен начин за достъп до необходимите данни, което улеснява тяхното използване при визуализацията. Благодарение на това данните могат да бъдат подавани директно към функциите на </w:t>
+      </w:r>
       <w:r>
         <w:t>Matplotlib</w:t>
       </w:r>
-      <w:bookmarkEnd w:id="46"/>
-      <w:proofErr w:type="spellEnd"/>
-    </w:p>
-    <w:p>
-      <w:r>
-        <w:t xml:space="preserve">След като данните бъдат подготвени, почистени и анализирани чрез библиотеката </w:t>
-      </w:r>
-      <w:proofErr w:type="spellStart"/>
-      <w:r>
-        <w:t>Pandas</w:t>
-      </w:r>
-      <w:proofErr w:type="spellEnd"/>
-      <w:r>
-        <w:t xml:space="preserve">, следва важният етап на тяхното подаване към библиотеката </w:t>
-      </w:r>
-      <w:proofErr w:type="spellStart"/>
+      <w:r>
+        <w:t xml:space="preserve"> без необходимост от допълнителна обработка. </w:t>
+      </w:r>
       <w:r>
         <w:t>Matplotlib</w:t>
       </w:r>
-      <w:proofErr w:type="spellEnd"/>
-      <w:r>
-        <w:t xml:space="preserve"> с цел визуализация. На този етап информацията, съхранена в структурата </w:t>
-      </w:r>
-      <w:proofErr w:type="spellStart"/>
-      <w:r>
-        <w:t>DataFrame</w:t>
-      </w:r>
-      <w:proofErr w:type="spellEnd"/>
-      <w:r>
-        <w:t xml:space="preserve">, се извлича под формата на отделни колони, редове или предварително изчислени обобщени стойности, които ще бъдат използвани за създаване на графики. </w:t>
-      </w:r>
-      <w:proofErr w:type="spellStart"/>
-      <w:r>
-        <w:t>Pandas</w:t>
-      </w:r>
-      <w:proofErr w:type="spellEnd"/>
-      <w:r>
-        <w:t xml:space="preserve"> предоставя удобен, структуриран и ясен начин за достъп до необходимите данни, което улеснява тяхното използване при визуализацията. Благодарение на това данните могат да бъдат подавани директно към функциите на </w:t>
-      </w:r>
-      <w:proofErr w:type="spellStart"/>
-      <w:r>
-        <w:t>Matplotlib</w:t>
-      </w:r>
-      <w:proofErr w:type="spellEnd"/>
-      <w:r>
-        <w:t xml:space="preserve"> без необходимост от допълнителна обработка. </w:t>
-      </w:r>
-      <w:proofErr w:type="spellStart"/>
-      <w:r>
-        <w:t>Matplotlib</w:t>
-      </w:r>
-      <w:proofErr w:type="spellEnd"/>
       <w:r>
         <w:t xml:space="preserve"> е напълно съвместима със </w:t>
       </w:r>
@@ -8284,51 +7833,45 @@
         <w:lastRenderedPageBreak/>
         <w:t xml:space="preserve">структурите от данни на </w:t>
       </w:r>
-      <w:proofErr w:type="spellStart"/>
       <w:r>
         <w:t>Pandas</w:t>
       </w:r>
-      <w:proofErr w:type="spellEnd"/>
       <w:r>
         <w:t xml:space="preserve">, което осигурява безпроблемна интеграция между двете библиотеки. По този начин не се налага допълнително преобразуване на информацията в други формати. Подаването на данните е бърз, логичен и последователен процес, който спестява време и намалява риска от грешки. Този етап осигурява плавен преход от анализа към визуализацията на данните. Информацията запазва своята точност, цялост и структура, което е от съществено значение за коректното представяне на резултатите. Подаването на данните към </w:t>
       </w:r>
-      <w:proofErr w:type="spellStart"/>
       <w:r>
         <w:t>Matplotlib</w:t>
       </w:r>
-      <w:proofErr w:type="spellEnd"/>
       <w:r>
         <w:t xml:space="preserve"> е ключов етап в процеса на визуализация, тъй като от него зависи качеството и надеждността на създадените графики. Правилното и прецизно подаване на данните гарантира ясна, точна и информативна визуализация на резултатите от анализа.</w:t>
       </w:r>
     </w:p>
     <w:p>
       <w:pPr>
-        <w:pStyle w:val="2"/>
-      </w:pPr>
-      <w:bookmarkStart w:id="47" w:name="_Toc226903172"/>
+        <w:pStyle w:val="Heading2"/>
+      </w:pPr>
+      <w:bookmarkStart w:id="46" w:name="_Toc226903172"/>
       <w:r>
         <w:t>Процес на създаване на диаграма</w:t>
       </w:r>
-      <w:bookmarkEnd w:id="47"/>
+      <w:bookmarkEnd w:id="46"/>
     </w:p>
     <w:p>
       <w:r>
         <w:t xml:space="preserve">Процесът на създаване на диаграма започва с внимателен избор на подходящ тип визуализация в зависимост от характера и структурата на наличните данни, както и от целта на анализа. Различните видове диаграми са подходящи за различни ситуации, поради което изборът им има съществено значение за коректното представяне на информацията. След това се определят конкретните стойности и данни, които ще бъдат изобразени в графиката. На този етап се избира кои колони или обобщени показатели ще бъдат използвани за визуализация. Библиотеката </w:t>
       </w:r>
-      <w:proofErr w:type="spellStart"/>
       <w:r>
         <w:t>Matplotlib</w:t>
       </w:r>
-      <w:proofErr w:type="spellEnd"/>
       <w:r>
         <w:t xml:space="preserve"> предоставя възможност за задаване на различни параметри за оформяне на графиката, което позволява детайлно управление на нейния външен вид. Добавянето на заглавие към диаграмата има за цел да поясни каква информация се представя и какъв е нейният смисъл. Надписите на осите дават яснота относно представените стойности и техните мерни единици. Легендите играят важна роля при разграничаването на различните елементи в диаграмата, особено когато се визуализират повече от една серия данни. Освен това е възможно да се настройват цветове, размери и стилове на графичните елементи, което подобрява четимостта и визуалното въздействие на диаграмата.</w:t>
       </w:r>
     </w:p>
     <w:p>
       <w:pPr>
-        <w:pStyle w:val="1"/>
-      </w:pPr>
-      <w:bookmarkStart w:id="48" w:name="_Toc226903173"/>
+        <w:pStyle w:val="Heading1"/>
+      </w:pPr>
+      <w:bookmarkStart w:id="47" w:name="_Toc226903173"/>
       <w:r>
         <w:lastRenderedPageBreak/>
         <w:t>Работа с таблични файлове (</w:t>
@@ -8345,134 +7888,118 @@
       <w:r>
         <w:t>)</w:t>
       </w:r>
+      <w:bookmarkEnd w:id="47"/>
+    </w:p>
+    <w:p>
+      <w:pPr>
+        <w:pStyle w:val="Heading2"/>
+      </w:pPr>
+      <w:bookmarkStart w:id="48" w:name="_Toc226903174"/>
+      <w:r>
+        <w:t xml:space="preserve">Формат </w:t>
+      </w:r>
+      <w:r>
+        <w:t>CSV</w:t>
+      </w:r>
+      <w:r>
+        <w:t xml:space="preserve"> – структура и предназначение</w:t>
+      </w:r>
       <w:bookmarkEnd w:id="48"/>
     </w:p>
     <w:p>
-      <w:pPr>
-        <w:pStyle w:val="2"/>
-      </w:pPr>
-      <w:bookmarkStart w:id="49" w:name="_Toc226903174"/>
-      <w:r>
-        <w:t xml:space="preserve">Формат </w:t>
-      </w:r>
       <w:r>
         <w:t>CSV</w:t>
       </w:r>
       <w:r>
-        <w:t xml:space="preserve"> – структура и предназначение</w:t>
+        <w:t xml:space="preserve"> (Comma-Separated Values) е един от най-простите и широко използвани файлови формати за съхранение на таблични данни. В този формат всяка линия от файла представлява един запис, а стойностите са разделени с определен символ, най-често запетая. </w:t>
+      </w:r>
+      <w:r>
+        <w:t>CSV</w:t>
+      </w:r>
+      <w:r>
+        <w:t xml:space="preserve"> файловете могат да бъдат отваряни и редактирани с текстови редактори и електронни таблици. Тяхната структура е лесна за разбиране и обработка. </w:t>
+      </w:r>
+      <w:r>
+        <w:t>CSV</w:t>
+      </w:r>
+      <w:r>
+        <w:t xml:space="preserve"> форматът е независим от конкретен софтуер или операционна система. Това го прави подходящ за обмен на данни между различни приложения. Файловете са с малък размер и се зареждат бързо. </w:t>
+      </w:r>
+      <w:r>
+        <w:t>CSV</w:t>
+      </w:r>
+      <w:r>
+        <w:t xml:space="preserve"> форматът не поддържа форматиране, което го прави по-опростен. Въпреки това той е много удобен за анализ на данни. Често се използва при експортиране и импортиране на информация. </w:t>
+      </w:r>
+      <w:r>
+        <w:t>CSV</w:t>
+      </w:r>
+      <w:r>
+        <w:t xml:space="preserve"> файловете са предпочитан избор при работа с големи набори от данни. Тяхната простота улеснява автоматизираната обработка.</w:t>
+      </w:r>
+    </w:p>
+    <w:p>
+      <w:pPr>
+        <w:pStyle w:val="Heading2"/>
+      </w:pPr>
+      <w:bookmarkStart w:id="49" w:name="_Toc226903175"/>
+      <w:r>
+        <w:t>Excel</w:t>
+      </w:r>
+      <w:r>
+        <w:t xml:space="preserve"> файлове – особености и приложения</w:t>
       </w:r>
       <w:bookmarkEnd w:id="49"/>
     </w:p>
     <w:p>
       <w:r>
-        <w:t>CSV</w:t>
-      </w:r>
-      <w:r>
-        <w:t xml:space="preserve"> (</w:t>
-      </w:r>
-      <w:proofErr w:type="spellStart"/>
-      <w:r>
-        <w:t>Comma-Separated</w:t>
-      </w:r>
-      <w:proofErr w:type="spellEnd"/>
-      <w:r>
-        <w:t xml:space="preserve"> </w:t>
-      </w:r>
-      <w:proofErr w:type="spellStart"/>
-      <w:r>
-        <w:t>Values</w:t>
-      </w:r>
-      <w:proofErr w:type="spellEnd"/>
-      <w:r>
-        <w:t xml:space="preserve">) е един от най-простите и широко използвани файлови формати за съхранение на таблични данни. В този формат всяка линия от файла представлява един запис, а стойностите са разделени с определен символ, най-често запетая. </w:t>
-      </w:r>
-      <w:r>
-        <w:t>CSV</w:t>
-      </w:r>
-      <w:r>
-        <w:t xml:space="preserve"> файловете могат да бъдат отваряни и редактирани с текстови редактори и електронни таблици. Тяхната структура е лесна за разбиране и обработка. </w:t>
-      </w:r>
-      <w:r>
-        <w:t>CSV</w:t>
-      </w:r>
-      <w:r>
-        <w:t xml:space="preserve"> форматът е независим от конкретен софтуер или операционна система. Това го прави подходящ за обмен на данни между различни приложения. Файловете са с малък размер и се зареждат бързо. </w:t>
-      </w:r>
-      <w:r>
-        <w:t>CSV</w:t>
-      </w:r>
-      <w:r>
-        <w:t xml:space="preserve"> форматът не поддържа форматиране, което го прави по-опростен. Въпреки това той е много удобен за анализ на данни. Често се използва при експортиране и импортиране на информация. </w:t>
-      </w:r>
-      <w:r>
-        <w:t>CSV</w:t>
-      </w:r>
-      <w:r>
-        <w:t xml:space="preserve"> файловете са предпочитан избор при работа с големи набори от данни. Тяхната простота улеснява автоматизираната обработка.</w:t>
-      </w:r>
-    </w:p>
-    <w:p>
-      <w:pPr>
-        <w:pStyle w:val="2"/>
-      </w:pPr>
-      <w:bookmarkStart w:id="50" w:name="_Toc226903175"/>
-      <w:r>
         <w:t>Excel</w:t>
       </w:r>
       <w:r>
-        <w:t xml:space="preserve"> файлове – особености и приложения</w:t>
-      </w:r>
-      <w:bookmarkEnd w:id="50"/>
-    </w:p>
-    <w:p>
+        <w:t xml:space="preserve"> файловете представляват по-сложен формат за работа с таблични данни. Те позволяват съхранение на информация в електронни таблици с множество листове. Всеки лист съдържа редове и колони с данни. </w:t>
+      </w:r>
       <w:r>
         <w:t>Excel</w:t>
       </w:r>
       <w:r>
-        <w:t xml:space="preserve"> файловете представляват по-сложен формат за работа с таблични данни. Те позволяват съхранение на информация в електронни таблици с множество листове. Всеки лист съдържа редове и колони с данни. </w:t>
+        <w:t xml:space="preserve"> файловете поддържат форматиране на клетки, формули и графики. Това ги прави удобни за визуална работа с данни. </w:t>
       </w:r>
       <w:r>
         <w:t>Excel</w:t>
       </w:r>
       <w:r>
-        <w:t xml:space="preserve"> файловете поддържат форматиране на клетки, формули и графики. Това ги прави удобни за визуална работа с данни. </w:t>
+        <w:t xml:space="preserve"> форматът се използва широко в бизнес среда. Той е предпочитан за отчети и анализи. Файловете могат да съдържат голям обем информация. </w:t>
       </w:r>
       <w:r>
         <w:t>Excel</w:t>
       </w:r>
       <w:r>
-        <w:t xml:space="preserve"> форматът се използва широко в бизнес среда. Той е предпочитан за отчети и анализи. Файловете могат да съдържат голям обем информация. </w:t>
+        <w:t xml:space="preserve"> поддържа различни типове данни. Това позволява гъвкава работа с информацията. Въпреки удобството си, </w:t>
       </w:r>
       <w:r>
         <w:t>Excel</w:t>
       </w:r>
       <w:r>
-        <w:t xml:space="preserve"> поддържа различни типове данни. Това позволява гъвкава работа с информацията. Въпреки удобството си, </w:t>
+        <w:t xml:space="preserve"> файловете са по-тежки за автоматизирана обработка. </w:t>
+      </w:r>
+      <w:r>
+        <w:t>Python</w:t>
+      </w:r>
+      <w:r>
+        <w:t xml:space="preserve"> предоставя инструменти за работа с тях. Това позволява комбиниране на визуална и програмна обработка. </w:t>
       </w:r>
       <w:r>
         <w:t>Excel</w:t>
       </w:r>
       <w:r>
-        <w:t xml:space="preserve"> файловете са по-тежки за автоматизирана обработка. </w:t>
-      </w:r>
-      <w:r>
-        <w:t>Python</w:t>
-      </w:r>
-      <w:r>
-        <w:t xml:space="preserve"> предоставя инструменти за работа с тях. Това позволява комбиниране на визуална и програмна обработка. </w:t>
-      </w:r>
-      <w:r>
-        <w:t>Excel</w:t>
-      </w:r>
-      <w:r>
         <w:t xml:space="preserve"> файловете са важен източник на реални данни. Те се използват в множество области.</w:t>
       </w:r>
     </w:p>
     <w:p>
       <w:pPr>
-        <w:pStyle w:val="2"/>
-      </w:pPr>
-      <w:bookmarkStart w:id="51" w:name="_Toc226903176"/>
+        <w:pStyle w:val="Heading2"/>
+      </w:pPr>
+      <w:bookmarkStart w:id="50" w:name="_Toc226903176"/>
       <w:r>
         <w:lastRenderedPageBreak/>
         <w:t xml:space="preserve">Зареждане на </w:t>
@@ -8492,125 +8019,109 @@
       <w:r>
         <w:t>Python</w:t>
       </w:r>
+      <w:bookmarkEnd w:id="50"/>
+    </w:p>
+    <w:p>
+      <w:r>
+        <w:t>Python</w:t>
+      </w:r>
+      <w:r>
+        <w:t xml:space="preserve"> предоставя удобни и ефективни възможности за зареждане на </w:t>
+      </w:r>
+      <w:r>
+        <w:t>CSV</w:t>
+      </w:r>
+      <w:r>
+        <w:t xml:space="preserve"> и </w:t>
+      </w:r>
+      <w:r>
+        <w:t>Excel</w:t>
+      </w:r>
+      <w:r>
+        <w:t xml:space="preserve"> файлове, които са широко използвани формати за съхранение на таблични данни. Чрез използването на подходящи библиотеки данните могат да бъдат прочетени и обработени по автоматизиран начин, без необходимост от ръчна намеса. </w:t>
+      </w:r>
+      <w:r>
+        <w:t>CSV</w:t>
+      </w:r>
+      <w:r>
+        <w:t xml:space="preserve"> файловете се зареждат бързо и лесно, което ги прави подходящи за работа с големи обеми информация. Структурата на данните в тези файлове се разпознава автоматично, което улеснява последващата им обработка. </w:t>
+      </w:r>
+      <w:r>
+        <w:t>Excel</w:t>
+      </w:r>
+      <w:r>
+        <w:t xml:space="preserve"> файловете могат да съдържат няколко таблици, разположени в различни листове в един файл. </w:t>
+      </w:r>
+      <w:r>
+        <w:t>Python</w:t>
+      </w:r>
+      <w:r>
+        <w:t xml:space="preserve"> позволява избор на конкретен лист, от който да бъдат извлечени данните. След зареждането информацията се преобразува в таблична структура, удобна за анализ. Това значително улеснява извършването на различни операции върху данните. Зареждането на файлове представлява първата и задължителна стъпка при работа с реални данни. </w:t>
+      </w:r>
+      <w:r>
+        <w:t>Python</w:t>
+      </w:r>
+      <w:r>
+        <w:t xml:space="preserve"> осигурява стабилен и надежден процес при този етап. Данните могат да бъдат проверени още при зареждането, което спомага за ранно откриване на грешки. Това предотвратява възникването на проблеми в по-късни етапи от анализа. Зареждането на файлове служи като основа за всички последващи операции. Без този етап обработката и анализът на данните биха били невъзможни. </w:t>
+      </w:r>
+      <w:r>
+        <w:t>Python</w:t>
+      </w:r>
+      <w:r>
+        <w:t xml:space="preserve"> прави този процес не само ефективен, но и удобен за работа.</w:t>
+      </w:r>
+    </w:p>
+    <w:p>
+      <w:pPr>
+        <w:pStyle w:val="Heading2"/>
+      </w:pPr>
+      <w:bookmarkStart w:id="51" w:name="_Toc226903177"/>
+      <w:r>
+        <w:t>Валидация на входните данни</w:t>
+      </w:r>
       <w:bookmarkEnd w:id="51"/>
     </w:p>
     <w:p>
       <w:r>
-        <w:t>Python</w:t>
-      </w:r>
-      <w:r>
-        <w:t xml:space="preserve"> предоставя удобни и ефективни възможности за зареждане на </w:t>
-      </w:r>
-      <w:r>
-        <w:t>CSV</w:t>
-      </w:r>
-      <w:r>
-        <w:t xml:space="preserve"> и </w:t>
-      </w:r>
-      <w:r>
-        <w:t>Excel</w:t>
-      </w:r>
-      <w:r>
-        <w:t xml:space="preserve"> файлове, които са широко използвани формати за съхранение на таблични данни. Чрез използването на подходящи библиотеки данните могат да бъдат прочетени и обработени по автоматизиран начин, без необходимост от ръчна намеса. </w:t>
-      </w:r>
-      <w:r>
-        <w:t>CSV</w:t>
-      </w:r>
-      <w:r>
-        <w:t xml:space="preserve"> файловете се зареждат бързо и лесно, което ги прави подходящи за работа с големи обеми информация. Структурата на данните в тези файлове се разпознава автоматично, което улеснява последващата им обработка. </w:t>
-      </w:r>
-      <w:r>
-        <w:t>Excel</w:t>
-      </w:r>
-      <w:r>
-        <w:t xml:space="preserve"> файловете могат да съдържат няколко таблици, разположени в различни листове в един файл. </w:t>
-      </w:r>
-      <w:r>
-        <w:t>Python</w:t>
-      </w:r>
-      <w:r>
-        <w:t xml:space="preserve"> позволява избор на конкретен лист, от който да бъдат извлечени данните. След зареждането информацията се преобразува в таблична структура, удобна за анализ. Това значително улеснява извършването на различни операции върху данните. Зареждането на файлове представлява първата и задължителна стъпка при работа с реални данни. </w:t>
-      </w:r>
-      <w:r>
-        <w:t>Python</w:t>
-      </w:r>
-      <w:r>
-        <w:t xml:space="preserve"> осигурява стабилен и надежден процес при този етап. Данните могат да бъдат проверени още при зареждането, което спомага за ранно откриване на грешки. Това предотвратява възникването на проблеми в по-късни етапи от анализа. Зареждането на файлове служи като основа за всички </w:t>
-      </w:r>
-      <w:proofErr w:type="spellStart"/>
-      <w:r>
-        <w:t>последващи</w:t>
-      </w:r>
-      <w:proofErr w:type="spellEnd"/>
-      <w:r>
-        <w:t xml:space="preserve"> операции. Без този етап обработката и анализът на данните биха били невъзможни. </w:t>
-      </w:r>
-      <w:r>
-        <w:t>Python</w:t>
-      </w:r>
-      <w:r>
-        <w:t xml:space="preserve"> прави този процес не само ефективен, но и удобен за работа.</w:t>
-      </w:r>
-    </w:p>
-    <w:p>
-      <w:pPr>
-        <w:pStyle w:val="2"/>
-      </w:pPr>
-      <w:bookmarkStart w:id="52" w:name="_Toc226903177"/>
-      <w:r>
-        <w:t>Валидация на входните данни</w:t>
-      </w:r>
-      <w:bookmarkEnd w:id="52"/>
-    </w:p>
-    <w:p>
-      <w:r>
-        <w:t xml:space="preserve">Валидацията на входните данни е важен етап при работата с таблични файлове. Тя има за цел да провери дали данните са коректни и подходящи за анализ. Входните данни могат да съдържат грешки или липсващи стойности, възможно е и да има несъответствия в типовете данни. Валидацията позволява откриване на такива проблеми. Проверяват се диапазоните на стойностите и се откриват неочаквани или празни записи. Това подобрява надеждността на анализа. Валидацията предотвратява неправилни резултати. Тя е важна при работа с реални данни. Чрез проверка на входните данни се повишава качеството на анализа и валидацията улеснява последващата обработка. Тя осигурява стабилност на процеса. Добре </w:t>
-      </w:r>
-      <w:proofErr w:type="spellStart"/>
-      <w:r>
-        <w:t>валидираните</w:t>
-      </w:r>
-      <w:proofErr w:type="spellEnd"/>
-      <w:r>
-        <w:t xml:space="preserve"> данни са по-надеждни, което е ключов етап при работа с информация.</w:t>
-      </w:r>
-    </w:p>
-    <w:p>
-      <w:pPr>
-        <w:pStyle w:val="2"/>
-      </w:pPr>
-      <w:bookmarkStart w:id="53" w:name="_Toc226903178"/>
+        <w:t>Валидацията на входните данни е важен етап при работата с таблични файлове. Тя има за цел да провери дали данните са коректни и подходящи за анализ. Входните данни могат да съдържат грешки или липсващи стойности, възможно е и да има несъответствия в типовете данни. Валидацията позволява откриване на такива проблеми. Проверяват се диапазоните на стойностите и се откриват неочаквани или празни записи. Това подобрява надеждността на анализа. Валидацията предотвратява неправилни резултати. Тя е важна при работа с реални данни. Чрез проверка на входните данни се повишава качеството на анализа и валидацията улеснява последващата обработка. Тя осигурява стабилност на процеса. Добре валидираните данни са по-надеждни, което е ключов етап при работа с информация.</w:t>
+      </w:r>
+    </w:p>
+    <w:p>
+      <w:pPr>
+        <w:pStyle w:val="Heading2"/>
+      </w:pPr>
+      <w:bookmarkStart w:id="52" w:name="_Toc226903178"/>
       <w:r>
         <w:lastRenderedPageBreak/>
         <w:t>Обработка на липсващи и некоректни стойности</w:t>
       </w:r>
+      <w:bookmarkEnd w:id="52"/>
+    </w:p>
+    <w:p>
+      <w:r>
+        <w:t xml:space="preserve">Липсващите и некоректни стойности представляват често срещан проблем при работата с таблични данни, особено когато информацията произхожда от реални източници. Те могат да възникнат вследствие на грешки при ръчно въвеждане на данни, технически проблеми или липса на налична информация за определени записи. Обработката на подобни стойности е от съществено значение за качеството и достоверността на анализа на данните. Липсващите стойности могат да бъдат премахнати или заменени с подходящи стойности в зависимост от конкретния случай и целта на анализа. Некоректните стойности, които се намират извън допустимите граници или не отговарят на очаквания тип данни, трябва да бъдат коригирани или отстранени. Чрез правилна обработка на тези проблеми се предотвратява изкривяване на крайните резултати. Използването на подходящи методи води до по-точни и надеждни данни. Това от своя страна подобрява цялостната надеждност на анализа. Обработените данни са по-лесни за визуализация и интерпретация. Те стават по-подходящи за представяне чрез различни видове графики. Реалните набори от данни почти винаги съдържат определени неточности и несъответствия. Поради тази причина обработката на данните е задължителна стъпка. </w:t>
+      </w:r>
+    </w:p>
+    <w:p/>
+    <w:p>
+      <w:pPr>
+        <w:pStyle w:val="Heading1"/>
+      </w:pPr>
+      <w:bookmarkStart w:id="53" w:name="_Toc226903179"/>
+      <w:r>
+        <w:t>Филтриране и групиране на данни в приложението</w:t>
+      </w:r>
       <w:bookmarkEnd w:id="53"/>
     </w:p>
     <w:p>
-      <w:r>
-        <w:t xml:space="preserve">Липсващите и некоректни стойности представляват често срещан проблем при работата с таблични данни, особено когато информацията произхожда от реални източници. Те могат да възникнат вследствие на грешки при ръчно въвеждане на данни, технически проблеми или липса на налична информация за определени записи. Обработката на подобни стойности е от съществено значение за качеството и достоверността на анализа на данните. Липсващите стойности могат да бъдат премахнати или заменени с подходящи стойности в зависимост от конкретния случай и целта на анализа. Некоректните стойности, които се намират извън допустимите граници или не отговарят на очаквания тип данни, трябва да бъдат коригирани или отстранени. Чрез правилна обработка на тези проблеми се предотвратява изкривяване на крайните резултати. Използването на подходящи методи води до по-точни и надеждни данни. Това от своя страна подобрява цялостната надеждност на анализа. Обработените данни са по-лесни за визуализация и интерпретация. Те стават по-подходящи за представяне чрез различни видове графики. Реалните набори от данни почти винаги съдържат определени неточности и несъответствия. Поради тази причина обработката на данните е задължителна стъпка. </w:t>
-      </w:r>
-    </w:p>
-    <w:p/>
-    <w:p>
-      <w:pPr>
-        <w:pStyle w:val="1"/>
-      </w:pPr>
-      <w:bookmarkStart w:id="54" w:name="_Toc226903179"/>
-      <w:r>
-        <w:t>Филтриране и групиране на данни в приложението</w:t>
+      <w:pPr>
+        <w:pStyle w:val="Heading2"/>
+      </w:pPr>
+      <w:bookmarkStart w:id="54" w:name="_Toc226903180"/>
+      <w:r>
+        <w:t>Филтриране по стойности и диапазони</w:t>
       </w:r>
       <w:bookmarkEnd w:id="54"/>
-    </w:p>
-    <w:p>
-      <w:pPr>
-        <w:pStyle w:val="2"/>
-      </w:pPr>
-      <w:bookmarkStart w:id="55" w:name="_Toc226903180"/>
-      <w:r>
-        <w:t>Филтриране по стойности и диапазони</w:t>
-      </w:r>
-      <w:bookmarkEnd w:id="55"/>
     </w:p>
     <w:p>
       <w:r>
@@ -8623,114 +8134,72 @@
     </w:p>
     <w:p>
       <w:pPr>
-        <w:pStyle w:val="2"/>
-      </w:pPr>
-      <w:bookmarkStart w:id="56" w:name="_Toc226903181"/>
+        <w:pStyle w:val="Heading2"/>
+      </w:pPr>
+      <w:bookmarkStart w:id="55" w:name="_Toc226903181"/>
       <w:r>
         <w:t>Групиране по категории</w:t>
       </w:r>
+      <w:bookmarkEnd w:id="55"/>
+    </w:p>
+    <w:p>
+      <w:r>
+        <w:t>Групирането по категории представлява процес на обединяване на данни според общ признак или характеристика. Този метод позволява информацията да бъде организирана в логически групи. Чрез групиране могат да се анализират данни по категории като тип, клас или период. Това улеснява сравняването между различни групи. Групирането помага за откриване на зависимости между категориите. То позволява обобщаване на информацията. Чрез групиране данните стават по-структурирани. Това е особено полезно при големи набори от данни. Групирането улеснява последващото изчисляване на статистически показатели. Получените групи могат лесно да бъдат визуализирани. Това подпомага анализа и интерпретацията. Групирането позволява по-добро разбиране на разпределението на данните. То е важен инструмент при анализа на таблична информация.</w:t>
+      </w:r>
+    </w:p>
+    <w:p>
+      <w:pPr>
+        <w:pStyle w:val="Heading2"/>
+      </w:pPr>
+      <w:bookmarkStart w:id="56" w:name="_Toc226903182"/>
+      <w:r>
+        <w:t>Агрегиращи функции – сума, средно аритметично</w:t>
+      </w:r>
       <w:bookmarkEnd w:id="56"/>
     </w:p>
     <w:p>
       <w:r>
-        <w:t xml:space="preserve">Групирането по категории представлява процес на обединяване на данни според общ признак или характеристика. Този метод позволява информацията да бъде организирана в логически групи. Чрез групиране могат да се анализират данни по категории като тип, клас или период. Това улеснява сравняването между различни групи. Групирането помага за откриване на зависимости между категориите. То позволява обобщаване на информацията. Чрез групиране данните стават по-структурирани. Това е особено полезно при големи набори от данни. Групирането улеснява </w:t>
-      </w:r>
-      <w:proofErr w:type="spellStart"/>
-      <w:r>
-        <w:t>последващото</w:t>
-      </w:r>
-      <w:proofErr w:type="spellEnd"/>
-      <w:r>
-        <w:t xml:space="preserve"> изчисляване на статистически показатели. Получените групи могат лесно да бъдат визуализирани. Това подпомага анализа и интерпретацията. Групирането позволява по-добро разбиране на разпределението на данните. То е важен инструмент при анализа на таблична информация.</w:t>
-      </w:r>
-    </w:p>
-    <w:p>
-      <w:pPr>
-        <w:pStyle w:val="2"/>
-      </w:pPr>
-      <w:bookmarkStart w:id="57" w:name="_Toc226903182"/>
-      <w:proofErr w:type="spellStart"/>
-      <w:r>
-        <w:t>Агрегиращи</w:t>
-      </w:r>
-      <w:proofErr w:type="spellEnd"/>
-      <w:r>
-        <w:t xml:space="preserve"> функции – сума, средно аритметично</w:t>
+        <w:t xml:space="preserve">Агрегиращите функции се използват за обобщаване на данните в една или повече групи, като предоставят възможност за извличане на синтезирана и лесно разбираема информация от големи набори от данни. Чрез тях се извършва изчисляване на общи статистически показатели, като сума и средно аритметично, които са сред най-често използваните в анализа на данни. Функцията за сума позволява определяне на общото количество или стойност на даден показател в рамките на конкретна група, което е полезно при анализ на обеми, приходи или други количествени величини. Средното аритметично, от своя страна, дава възможност да се определи типична или представителна стойност за даден набор от данни, като отчита всички налични стойности. Тези функции заемат основно място при анализа на информацията, тъй като позволяват обобщаване и сравнение на резултати. Агрегиращите функции значително улесняват сравнението между различни групи от данни, като предоставят ясни числови </w:t>
+      </w:r>
+      <w:r>
+        <w:lastRenderedPageBreak/>
+        <w:t>показатели за всяка група. Чрез агрегирането сложността на първоначалните данни се намалява, което прави резултатите по-лесни за интерпретиране и разбиране.</w:t>
+      </w:r>
+    </w:p>
+    <w:p>
+      <w:pPr>
+        <w:pStyle w:val="Heading1"/>
+      </w:pPr>
+      <w:bookmarkStart w:id="57" w:name="_Toc226903183"/>
+      <w:r>
+        <w:t>Уеб технологии, използвани в проекта</w:t>
       </w:r>
       <w:bookmarkEnd w:id="57"/>
     </w:p>
     <w:p>
-      <w:proofErr w:type="spellStart"/>
-      <w:r>
-        <w:t>Агрегиращите</w:t>
-      </w:r>
-      <w:proofErr w:type="spellEnd"/>
-      <w:r>
-        <w:t xml:space="preserve"> функции се използват за обобщаване на данните в една или повече групи, като предоставят възможност за извличане на синтезирана и лесно разбираема информация от големи набори от данни. Чрез тях се извършва изчисляване на общи статистически показатели, като сума и средно аритметично, които са сред най-често използваните в анализа на данни. Функцията за сума позволява определяне на общото количество или стойност на даден показател в рамките на конкретна група, което е полезно при анализ на обеми, приходи или други количествени величини. Средното аритметично, от своя страна, дава възможност да се определи типична или представителна стойност за даден набор от данни, като отчита всички налични стойности. Тези функции заемат основно място при анализа на информацията, тъй като позволяват обобщаване и сравнение на резултати. </w:t>
-      </w:r>
-      <w:proofErr w:type="spellStart"/>
-      <w:r>
-        <w:t>Агрегиращите</w:t>
-      </w:r>
-      <w:proofErr w:type="spellEnd"/>
-      <w:r>
-        <w:t xml:space="preserve"> функции значително улесняват сравнението между различни групи от данни, като предоставят ясни числови </w:t>
-      </w:r>
-      <w:r>
-        <w:lastRenderedPageBreak/>
-        <w:t xml:space="preserve">показатели за всяка група. Чрез </w:t>
-      </w:r>
-      <w:proofErr w:type="spellStart"/>
-      <w:r>
-        <w:t>агрегирането</w:t>
-      </w:r>
-      <w:proofErr w:type="spellEnd"/>
-      <w:r>
-        <w:t xml:space="preserve"> сложността на първоначалните данни се намалява, което прави резултатите по-лесни за интерпретиране и разбиране.</w:t>
-      </w:r>
-    </w:p>
-    <w:p>
-      <w:pPr>
-        <w:pStyle w:val="1"/>
-      </w:pPr>
-      <w:bookmarkStart w:id="58" w:name="_Toc226903183"/>
-      <w:r>
-        <w:t>Уеб технологии, използвани в проекта</w:t>
+      <w:pPr>
+        <w:pStyle w:val="Heading2"/>
+      </w:pPr>
+      <w:bookmarkStart w:id="58" w:name="_Toc226903184"/>
+      <w:r>
+        <w:t>Същност на уеб приложенията</w:t>
       </w:r>
       <w:bookmarkEnd w:id="58"/>
     </w:p>
     <w:p>
-      <w:pPr>
-        <w:pStyle w:val="2"/>
-      </w:pPr>
-      <w:bookmarkStart w:id="59" w:name="_Toc226903184"/>
-      <w:r>
-        <w:t>Същност на уеб приложенията</w:t>
+      <w:r>
+        <w:t>Уеб приложенията представляват софтуерни системи, които функционират чрез уеб браузър и се изпълняват на сървър, като предоставят достъп до различни функционалности чрез интернет или локална мрежа. Основна характеристика на уеб приложенията е, че те не изискват инсталиране на специализиран софтуер от страна на потребителя, което ги прави лесни за използване и широко достъпни. За работа с уеб приложение е необходим единствено уеб браузър, което позволява използването му на различни устройства и операционни системи. Уеб приложенията могат да бъдат статични, при които съдържанието не се променя, или динамични, които обработват данни и реагират на действията на потребителя. Динамичните уеб приложения позволяват въвеждане, обработка и визуализация на информация в реално време. Те осигуряват интерактивност и по-високо ниво на функционалност. Уеб приложенията често използват връзка с база данни за съхранение на информация. Това позволява централизирано управление на данните. Поддръжката и обновяването на уеб приложенията се извършва лесно, тъй като промените се правят на сървъра. Потребителите автоматично получават актуалната версия. Благодарение на тези предимства уеб приложенията са широко използвани в образованието, бизнеса и анализа на данни.</w:t>
+      </w:r>
+    </w:p>
+    <w:p>
+      <w:pPr>
+        <w:pStyle w:val="Heading2"/>
+      </w:pPr>
+      <w:bookmarkStart w:id="59" w:name="_Toc226903185"/>
+      <w:r>
+        <w:t>Django framework – общ преглед</w:t>
       </w:r>
       <w:bookmarkEnd w:id="59"/>
-    </w:p>
-    <w:p>
-      <w:r>
-        <w:t>Уеб приложенията представляват софтуерни системи, които функционират чрез уеб браузър и се изпълняват на сървър, като предоставят достъп до различни функционалности чрез интернет или локална мрежа. Основна характеристика на уеб приложенията е, че те не изискват инсталиране на специализиран софтуер от страна на потребителя, което ги прави лесни за използване и широко достъпни. За работа с уеб приложение е необходим единствено уеб браузър, което позволява използването му на различни устройства и операционни системи. Уеб приложенията могат да бъдат статични, при които съдържанието не се променя, или динамични, които обработват данни и реагират на действията на потребителя. Динамичните уеб приложения позволяват въвеждане, обработка и визуализация на информация в реално време. Те осигуряват интерактивност и по-високо ниво на функционалност. Уеб приложенията често използват връзка с база данни за съхранение на информация. Това позволява централизирано управление на данните. Поддръжката и обновяването на уеб приложенията се извършва лесно, тъй като промените се правят на сървъра. Потребителите автоматично получават актуалната версия. Благодарение на тези предимства уеб приложенията са широко използвани в образованието, бизнеса и анализа на данни.</w:t>
-      </w:r>
-    </w:p>
-    <w:p>
-      <w:pPr>
-        <w:pStyle w:val="2"/>
-      </w:pPr>
-      <w:bookmarkStart w:id="60" w:name="_Toc226903185"/>
-      <w:r>
-        <w:t xml:space="preserve">Django </w:t>
-      </w:r>
-      <w:proofErr w:type="spellStart"/>
-      <w:r>
-        <w:t>framework</w:t>
-      </w:r>
-      <w:proofErr w:type="spellEnd"/>
-      <w:r>
-        <w:t xml:space="preserve"> – общ преглед</w:t>
-      </w:r>
-      <w:bookmarkEnd w:id="60"/>
     </w:p>
     <w:p>
       <w:r>
@@ -8755,84 +8224,28 @@
     </w:p>
     <w:p>
       <w:pPr>
-        <w:pStyle w:val="2"/>
-      </w:pPr>
-      <w:bookmarkStart w:id="61" w:name="_Toc226903186"/>
+        <w:pStyle w:val="Heading2"/>
+      </w:pPr>
+      <w:bookmarkStart w:id="60" w:name="_Toc226903186"/>
       <w:r>
         <w:t>Архитектура на Django (MTV модел)</w:t>
       </w:r>
+      <w:bookmarkEnd w:id="60"/>
+    </w:p>
+    <w:p>
+      <w:r>
+        <w:t>Архитектурата на Django се основава на модела MTV, който означава Model, Template и View и определя начина, по който е структурирано уеб приложението. Model представлява частта, която отговаря за данните и тяхното съхранение в база данни. Той описва структурата на данните и връзките между тях. View съдържа логиката на приложението и обработва заявките, получени от потребителя. Той комуникира с Model, за да получи необходимата информация, и я подготвя за визуализация. Template отговаря за визуалната част на приложението и определя как информацията ще бъде представена на потребителя. Чрез шаблоните се изгражда потребителският интерфейс. Архитектурата MTV осигурява ясно разделение между данни, логика и визуализация. Това улеснява поддръжката и развитието на приложението. Разделянето на отговорностите намалява сложността на кода. Моделът подпомага екипната работа и по-добрата организация. Благодарение на MTV архитектурата приложенията, създадени с Django, са по-структурирани и устойчиви.</w:t>
+      </w:r>
+    </w:p>
+    <w:p>
+      <w:pPr>
+        <w:pStyle w:val="Heading2"/>
+      </w:pPr>
+      <w:bookmarkStart w:id="61" w:name="_Toc226903187"/>
+      <w:r>
+        <w:t>Визуализация на резултатите в уеб среда</w:t>
+      </w:r>
       <w:bookmarkEnd w:id="61"/>
-    </w:p>
-    <w:p>
-      <w:r>
-        <w:t xml:space="preserve">Архитектурата на Django се основава на модела MTV, който означава </w:t>
-      </w:r>
-      <w:proofErr w:type="spellStart"/>
-      <w:r>
-        <w:t>Model</w:t>
-      </w:r>
-      <w:proofErr w:type="spellEnd"/>
-      <w:r>
-        <w:t xml:space="preserve">, </w:t>
-      </w:r>
-      <w:proofErr w:type="spellStart"/>
-      <w:r>
-        <w:t>Template</w:t>
-      </w:r>
-      <w:proofErr w:type="spellEnd"/>
-      <w:r>
-        <w:t xml:space="preserve"> и </w:t>
-      </w:r>
-      <w:proofErr w:type="spellStart"/>
-      <w:r>
-        <w:t>View</w:t>
-      </w:r>
-      <w:proofErr w:type="spellEnd"/>
-      <w:r>
-        <w:t xml:space="preserve"> и определя начина, по който е структурирано уеб приложението. </w:t>
-      </w:r>
-      <w:proofErr w:type="spellStart"/>
-      <w:r>
-        <w:t>Model</w:t>
-      </w:r>
-      <w:proofErr w:type="spellEnd"/>
-      <w:r>
-        <w:t xml:space="preserve"> представлява частта, която отговаря за данните и тяхното съхранение в база данни. Той описва структурата на данните и връзките между тях. </w:t>
-      </w:r>
-      <w:proofErr w:type="spellStart"/>
-      <w:r>
-        <w:t>View</w:t>
-      </w:r>
-      <w:proofErr w:type="spellEnd"/>
-      <w:r>
-        <w:t xml:space="preserve"> съдържа логиката на приложението и обработва заявките, получени от потребителя. Той комуникира с </w:t>
-      </w:r>
-      <w:proofErr w:type="spellStart"/>
-      <w:r>
-        <w:t>Model</w:t>
-      </w:r>
-      <w:proofErr w:type="spellEnd"/>
-      <w:r>
-        <w:t xml:space="preserve">, за да получи необходимата информация, и я подготвя за визуализация. </w:t>
-      </w:r>
-      <w:proofErr w:type="spellStart"/>
-      <w:r>
-        <w:t>Template</w:t>
-      </w:r>
-      <w:proofErr w:type="spellEnd"/>
-      <w:r>
-        <w:t xml:space="preserve"> отговаря за визуалната част на приложението и определя как информацията ще бъде представена на потребителя. Чрез шаблоните се изгражда потребителският интерфейс. Архитектурата MTV осигурява ясно разделение между данни, логика и визуализация. Това улеснява поддръжката и развитието на приложението. Разделянето на отговорностите намалява сложността на кода. Моделът подпомага екипната работа и по-добрата организация. Благодарение на MTV архитектурата приложенията, създадени с Django, са по-структурирани и устойчиви.</w:t>
-      </w:r>
-    </w:p>
-    <w:p>
-      <w:pPr>
-        <w:pStyle w:val="2"/>
-      </w:pPr>
-      <w:bookmarkStart w:id="62" w:name="_Toc226903187"/>
-      <w:r>
-        <w:t>Визуализация на резултатите в уеб среда</w:t>
-      </w:r>
-      <w:bookmarkEnd w:id="62"/>
     </w:p>
     <w:p>
       <w:r>
@@ -8845,74 +8258,47 @@
     </w:p>
     <w:p>
       <w:pPr>
-        <w:pStyle w:val="2"/>
-      </w:pPr>
-      <w:bookmarkStart w:id="63" w:name="_Toc226903188"/>
+        <w:pStyle w:val="Heading2"/>
+      </w:pPr>
+      <w:bookmarkStart w:id="62" w:name="_Toc226903188"/>
       <w:r>
         <w:t>Приложение на Bootstrap в проекта</w:t>
       </w:r>
+      <w:bookmarkEnd w:id="62"/>
+    </w:p>
+    <w:p>
+      <w:r>
+        <w:t>Bootstrap се използва за изграждане на структуриран, ясен и визуално издържан потребителски интерфейс, който отговаря на съвременните изисквания за удобство и функционалност на уеб приложенията. Чрез използването на готовите компоненти, които framework-ът предоставя, могат бързо и лесно да се създадат основни елементи на интерфейса като бутони, форми за въвеждане на данни, таблици и навигационни менюта. Това значително ускорява процеса на разработка и намалява необходимостта от писане на голямо количество собствен CSS код. Bootstrap осигурява последователен и професионален външен вид на интерфейса, което допринася за по-доброто възприемане на приложението от страна на потребителя. Едно от основните предимства на Bootstrap е възможността за лесно прилагане на адаптивен или responsive дизайн, при който интерфейсът автоматично се приспособява към различни размери на екрана и устройства. Това позволява приложението да бъде използвано удобно както на настолни компютри, така и на мобилни телефони и таблети. Bootstrap улеснява поддръжката и по-нататъшното развитие на дизайна, като позволява бързо и ефективно извършване на промени във външния вид.</w:t>
+      </w:r>
+    </w:p>
+    <w:p>
+      <w:pPr>
+        <w:pStyle w:val="Heading1"/>
+      </w:pPr>
+      <w:bookmarkStart w:id="63" w:name="_Toc226903189"/>
+      <w:r>
+        <w:t>Разработка на приложението</w:t>
+      </w:r>
       <w:bookmarkEnd w:id="63"/>
     </w:p>
     <w:p>
-      <w:r>
-        <w:t xml:space="preserve">Bootstrap се използва за изграждане на структуриран, ясен и визуално издържан потребителски интерфейс, който отговаря на съвременните изисквания за удобство и функционалност на уеб приложенията. Чрез използването на готовите компоненти, които </w:t>
-      </w:r>
-      <w:proofErr w:type="spellStart"/>
-      <w:r>
-        <w:t>framework-ът</w:t>
-      </w:r>
-      <w:proofErr w:type="spellEnd"/>
-      <w:r>
-        <w:t xml:space="preserve"> предоставя, могат бързо и лесно да се създадат основни елементи на интерфейса като бутони, форми за въвеждане на данни, таблици и навигационни менюта. Това значително ускорява процеса на разработка и намалява необходимостта от писане на голямо количество собствен CSS код. Bootstrap осигурява последователен и професионален външен вид на интерфейса, което допринася за по-доброто възприемане на приложението от страна на потребителя. Едно от основните предимства на Bootstrap е възможността за лесно прилагане на адаптивен или </w:t>
-      </w:r>
-      <w:proofErr w:type="spellStart"/>
-      <w:r>
-        <w:t>responsive</w:t>
-      </w:r>
-      <w:proofErr w:type="spellEnd"/>
-      <w:r>
-        <w:t xml:space="preserve"> дизайн, при който интерфейсът автоматично се приспособява към различни размери на екрана и устройства. Това позволява приложението да бъде използвано удобно както на настолни компютри, така и на мобилни телефони и </w:t>
-      </w:r>
-      <w:proofErr w:type="spellStart"/>
-      <w:r>
-        <w:t>таблети</w:t>
-      </w:r>
-      <w:proofErr w:type="spellEnd"/>
-      <w:r>
-        <w:t>. Bootstrap улеснява поддръжката и по-нататъшното развитие на дизайна, като позволява бързо и ефективно извършване на промени във външния вид.</w:t>
-      </w:r>
-    </w:p>
-    <w:p>
-      <w:pPr>
-        <w:pStyle w:val="1"/>
-      </w:pPr>
-      <w:bookmarkStart w:id="64" w:name="_Toc226903189"/>
-      <w:r>
-        <w:t>Разработка на приложението</w:t>
+      <w:pPr>
+        <w:pStyle w:val="Heading2"/>
+      </w:pPr>
+      <w:bookmarkStart w:id="64" w:name="_Toc226903190"/>
+      <w:r>
+        <w:t>Общо описание на приложението</w:t>
       </w:r>
       <w:bookmarkEnd w:id="64"/>
     </w:p>
     <w:p>
-      <w:pPr>
-        <w:pStyle w:val="2"/>
-      </w:pPr>
-      <w:bookmarkStart w:id="65" w:name="_Toc226903190"/>
-      <w:r>
-        <w:t>Общо описание на приложението</w:t>
-      </w:r>
+      <w:r>
+        <w:t>Практическата част на дипломния проект представлява уеб приложение „Интерактивен дашборд за анализ на данни“, реализирано чрез фреймуърка Django. Приложението следва стриктно M-V-T (Mod</w:t>
+      </w:r>
+      <w:bookmarkStart w:id="65" w:name="_GoBack"/>
       <w:bookmarkEnd w:id="65"/>
-    </w:p>
-    <w:p>
-      <w:r>
-        <w:t>Практическата част на дипломния проект представлява уеб приложение „Интерактивен дашборд за анализ на данни“, реализирано чрез фреймуърка Django. Приложението следва стриктно M-V-T (</w:t>
-      </w:r>
-      <w:proofErr w:type="spellStart"/>
-      <w:r>
-        <w:t>Model-View-Template</w:t>
-      </w:r>
-      <w:proofErr w:type="spellEnd"/>
-      <w:r>
-        <w:t>) архитектурата.</w:t>
+      <w:r>
+        <w:t>el-View-Template) архитектурата.</w:t>
       </w:r>
     </w:p>
     <w:p>
@@ -8921,31 +8307,31 @@
       </w:pPr>
       <w:r>
         <w:lastRenderedPageBreak/>
-        <w:t>Логика (</w:t>
-      </w:r>
-      <w:proofErr w:type="spellStart"/>
-      <w:r>
-        <w:t>Views</w:t>
-      </w:r>
-      <w:proofErr w:type="spellEnd"/>
-      <w:r>
-        <w:t xml:space="preserve">): Използвани са библиотеки </w:t>
-      </w:r>
-      <w:proofErr w:type="spellStart"/>
-      <w:r>
-        <w:t>pandas</w:t>
-      </w:r>
-      <w:proofErr w:type="spellEnd"/>
-      <w:r>
-        <w:t xml:space="preserve"> за обработка на табличните данни и </w:t>
-      </w:r>
-      <w:proofErr w:type="spellStart"/>
-      <w:r>
-        <w:t>matplotlib</w:t>
-      </w:r>
-      <w:proofErr w:type="spellEnd"/>
-      <w:r>
-        <w:t xml:space="preserve"> за генериране на диаграмите.</w:t>
+        <w:t>Логика (Views): Използва</w:t>
+      </w:r>
+      <w:r>
+        <w:t xml:space="preserve">ни са библиотеки </w:t>
+      </w:r>
+      <w:r>
+        <w:rPr>
+          <w:lang w:val="en-US"/>
+        </w:rPr>
+        <w:t>P</w:t>
+      </w:r>
+      <w:r>
+        <w:t>andas за о</w:t>
+      </w:r>
+      <w:r>
+        <w:t xml:space="preserve">бработка на табличните данни и </w:t>
+      </w:r>
+      <w:r>
+        <w:rPr>
+          <w:lang w:val="en-US"/>
+        </w:rPr>
+        <w:t>M</w:t>
+      </w:r>
+      <w:r>
+        <w:t>atplotlib за генериране на диаграмите.</w:t>
       </w:r>
     </w:p>
     <w:p>
@@ -8953,23 +8339,7 @@
         <w:pStyle w:val="a"/>
       </w:pPr>
       <w:r>
-        <w:t>Интерфейс (</w:t>
-      </w:r>
-      <w:proofErr w:type="spellStart"/>
-      <w:r>
-        <w:t>Templates</w:t>
-      </w:r>
-      <w:proofErr w:type="spellEnd"/>
-      <w:r>
-        <w:t>): Изграден е с HTML, CSS и Bootstrap 4, осигурявайки адаптивен (</w:t>
-      </w:r>
-      <w:proofErr w:type="spellStart"/>
-      <w:r>
-        <w:t>responsive</w:t>
-      </w:r>
-      <w:proofErr w:type="spellEnd"/>
-      <w:r>
-        <w:t>) дизайн.</w:t>
+        <w:t>Интерфейс (Templates): Изграден е с HTML, CSS и Bootstrap 4, осигурявайки адаптивен (responsive) дизайн.</w:t>
       </w:r>
     </w:p>
     <w:p>
@@ -8977,23 +8347,7 @@
         <w:pStyle w:val="a"/>
       </w:pPr>
       <w:r>
-        <w:t>База данни (</w:t>
-      </w:r>
-      <w:proofErr w:type="spellStart"/>
-      <w:r>
-        <w:t>Models</w:t>
-      </w:r>
-      <w:proofErr w:type="spellEnd"/>
-      <w:r>
-        <w:t xml:space="preserve">): Използвана е релационна база данни за съхранение на потребителските профили и историята на техните анализи (модел </w:t>
-      </w:r>
-      <w:proofErr w:type="spellStart"/>
-      <w:r>
-        <w:t>Analysis</w:t>
-      </w:r>
-      <w:proofErr w:type="spellEnd"/>
-      <w:r>
-        <w:t>).</w:t>
+        <w:t>База данни (Models): Използвана е релационна база данни за съхранение на потребителските профили и историята на техните анализи (модел Analysis).</w:t>
       </w:r>
     </w:p>
     <w:p>
@@ -9020,15 +8374,7 @@
     </w:p>
     <w:p>
       <w:r>
-        <w:t>В приложението е реализирана функционалност за регистрация и вход на потребители, което позволява управление на достъпа и съхраняване на информация за извършените анализи. След успешен вход потребителят получава достъп до основното табло (</w:t>
-      </w:r>
-      <w:proofErr w:type="spellStart"/>
-      <w:r>
-        <w:t>dashboard</w:t>
-      </w:r>
-      <w:proofErr w:type="spellEnd"/>
-      <w:r>
-        <w:t>), където може да качи файл с данни за анализ.</w:t>
+        <w:t>В приложението е реализирана функционалност за регистрация и вход на потребители, което позволява управление на достъпа и съхраняване на информация за извършените анализи. След успешен вход потребителят получава достъп до основното табло (dashboard), където може да качи файл с данни за анализ.</w:t>
       </w:r>
     </w:p>
     <w:p>
@@ -9039,21 +8385,11 @@
         <w:t>CSV</w:t>
       </w:r>
       <w:r>
-        <w:t xml:space="preserve"> и .</w:t>
-      </w:r>
-      <w:proofErr w:type="spellStart"/>
-      <w:r>
-        <w:t>xlsx</w:t>
-      </w:r>
-      <w:proofErr w:type="spellEnd"/>
-      <w:r>
-        <w:t xml:space="preserve">. След качване на файла, данните се обработват чрез библиотеката </w:t>
-      </w:r>
-      <w:proofErr w:type="spellStart"/>
+        <w:t xml:space="preserve"> и .xlsx. След качване на файла, данните се обработват чрез библиотеката </w:t>
+      </w:r>
       <w:r>
         <w:t>Pandas</w:t>
       </w:r>
-      <w:proofErr w:type="spellEnd"/>
       <w:r>
         <w:t>, която автоматично разпознава структурата на таблицата и типовете данни. При необходимост се извършва обработка на липсващи стойности и подготовка на данните за анализ.</w:t>
       </w:r>
@@ -9071,11 +8407,9 @@
         <w:lastRenderedPageBreak/>
         <w:t xml:space="preserve">извършват чрез методите на библиотеката </w:t>
       </w:r>
-      <w:proofErr w:type="spellStart"/>
       <w:r>
         <w:t>Pandas</w:t>
       </w:r>
-      <w:proofErr w:type="spellEnd"/>
       <w:r>
         <w:t>, което осигурява бърза и ефективна обработка на информацията.</w:t>
       </w:r>
@@ -9084,11 +8418,9 @@
       <w:r>
         <w:t xml:space="preserve">След обработката на данните приложението генерира различни видове графики с помощта на библиотеката </w:t>
       </w:r>
-      <w:proofErr w:type="spellStart"/>
       <w:r>
         <w:t>Matplotlib</w:t>
       </w:r>
-      <w:proofErr w:type="spellEnd"/>
       <w:r>
         <w:t>. Реализирани са линейна, стълбовидна, кръгова диаграма и хистограма, които визуализират резултатите от анализа. Графиките се генерират като изображения и се визуализират в уеб страницата.</w:t>
       </w:r>
@@ -9115,7 +8447,7 @@
     </w:p>
     <w:p>
       <w:pPr>
-        <w:pStyle w:val="2"/>
+        <w:pStyle w:val="Heading2"/>
       </w:pPr>
       <w:bookmarkStart w:id="66" w:name="_Toc226903191"/>
       <w:r>
@@ -9194,31 +8526,7 @@
         <w:t>Филтриране и групиране (Агрегиране)</w:t>
       </w:r>
       <w:r>
-        <w:t xml:space="preserve">: Добавена е възможност за филтриране по минимална стойност (напр. ≥ 100) и групиране на данните по месец. При групирането потребителят може да избира </w:t>
-      </w:r>
-      <w:proofErr w:type="spellStart"/>
-      <w:r>
-        <w:t>агрегираща</w:t>
-      </w:r>
-      <w:proofErr w:type="spellEnd"/>
-      <w:r>
-        <w:t xml:space="preserve"> функция – Сума (</w:t>
-      </w:r>
-      <w:proofErr w:type="spellStart"/>
-      <w:r>
-        <w:t>Sum</w:t>
-      </w:r>
-      <w:proofErr w:type="spellEnd"/>
-      <w:r>
-        <w:t>) или Средно аритметично (</w:t>
-      </w:r>
-      <w:proofErr w:type="spellStart"/>
-      <w:r>
-        <w:t>Mean</w:t>
-      </w:r>
-      <w:proofErr w:type="spellEnd"/>
-      <w:r>
-        <w:t>).</w:t>
+        <w:t>: Добавена е възможност за филтриране по минимална стойност (напр. ≥ 100) и групиране на данните по месец. При групирането потребителят може да избира агрегираща функция – Сума (Sum) или Средно аритметично (Mean).</w:t>
       </w:r>
     </w:p>
     <w:p>
@@ -9232,15 +8540,7 @@
         <w:t>Генериране на визуализации</w:t>
       </w:r>
       <w:r>
-        <w:t xml:space="preserve">: Чрез </w:t>
-      </w:r>
-      <w:proofErr w:type="spellStart"/>
-      <w:r>
-        <w:t>matplotlib</w:t>
-      </w:r>
-      <w:proofErr w:type="spellEnd"/>
-      <w:r>
-        <w:t xml:space="preserve"> данните се преобразуват в графики (линейна, стълбовидна, кръгова и хистограма). Графиките се генерират на сървъра, конвертират се в base64 формат и се визуализират директно в браузъра без нужда от запазване на физически файлове за всяка снимка.</w:t>
+        <w:t>: Чрез matplotlib данните се преобразуват в графики (линейна, стълбовидна, кръгова и хистограма). Графиките се генерират на сървъра, конвертират се в base64 формат и се визуализират директно в браузъра без нужда от запазване на физически файлове за всяка снимка.</w:t>
       </w:r>
     </w:p>
     <w:p>
@@ -9284,7 +8584,7 @@
                     <pic:cNvPicPr/>
                   </pic:nvPicPr>
                   <pic:blipFill>
-                    <a:blip r:embed="rId9"/>
+                    <a:blip r:embed="rId8"/>
                     <a:stretch>
                       <a:fillRect/>
                     </a:stretch>
@@ -9328,7 +8628,7 @@
     </w:p>
     <w:p>
       <w:pPr>
-        <w:pStyle w:val="2"/>
+        <w:pStyle w:val="Heading2"/>
         <w:rPr>
           <w:rFonts w:eastAsia="Times New Roman"/>
           <w:lang w:eastAsia="bg-BG"/>
@@ -9370,23 +8670,7 @@
           <w:rFonts w:eastAsia="Times New Roman"/>
           <w:lang w:eastAsia="bg-BG"/>
         </w:rPr>
-        <w:t xml:space="preserve">. Тя записва изображението в буферната памет и го </w:t>
-      </w:r>
-      <w:proofErr w:type="spellStart"/>
-      <w:r>
-        <w:rPr>
-          <w:rFonts w:eastAsia="Times New Roman"/>
-          <w:lang w:eastAsia="bg-BG"/>
-        </w:rPr>
-        <w:t>енкодва</w:t>
-      </w:r>
-      <w:proofErr w:type="spellEnd"/>
-      <w:r>
-        <w:rPr>
-          <w:rFonts w:eastAsia="Times New Roman"/>
-          <w:lang w:eastAsia="bg-BG"/>
-        </w:rPr>
-        <w:t>, което спестява сървърно пространство:</w:t>
+        <w:t>. Тя записва изображението в буферната памет и го енкодва, което спестява сървърно пространство:</w:t>
       </w:r>
     </w:p>
     <w:p>
@@ -9575,79 +8859,7 @@
           <w:bdr w:val="none" w:sz="0" w:space="0" w:color="auto" w:frame="1"/>
           <w:lang w:eastAsia="bg-BG"/>
         </w:rPr>
-        <w:t xml:space="preserve">    </w:t>
-      </w:r>
-      <w:proofErr w:type="spellStart"/>
-      <w:r>
-        <w:rPr>
-          <w:rFonts w:ascii="Consolas" w:eastAsia="Times New Roman" w:hAnsi="Consolas" w:cs="Courier New"/>
-          <w:color w:val="383A42"/>
-          <w:sz w:val="18"/>
-          <w:szCs w:val="18"/>
-          <w:bdr w:val="none" w:sz="0" w:space="0" w:color="auto" w:frame="1"/>
-          <w:lang w:eastAsia="bg-BG"/>
-        </w:rPr>
-        <w:t>buffer</w:t>
-      </w:r>
-      <w:proofErr w:type="spellEnd"/>
-      <w:r>
-        <w:rPr>
-          <w:rFonts w:ascii="Consolas" w:eastAsia="Times New Roman" w:hAnsi="Consolas" w:cs="Courier New"/>
-          <w:color w:val="383A42"/>
-          <w:sz w:val="18"/>
-          <w:szCs w:val="18"/>
-          <w:bdr w:val="none" w:sz="0" w:space="0" w:color="auto" w:frame="1"/>
-          <w:lang w:eastAsia="bg-BG"/>
-        </w:rPr>
-        <w:t xml:space="preserve"> = </w:t>
-      </w:r>
-      <w:proofErr w:type="spellStart"/>
-      <w:r>
-        <w:rPr>
-          <w:rFonts w:ascii="Consolas" w:eastAsia="Times New Roman" w:hAnsi="Consolas" w:cs="Courier New"/>
-          <w:color w:val="383A42"/>
-          <w:sz w:val="18"/>
-          <w:szCs w:val="18"/>
-          <w:bdr w:val="none" w:sz="0" w:space="0" w:color="auto" w:frame="1"/>
-          <w:lang w:eastAsia="bg-BG"/>
-        </w:rPr>
-        <w:t>io</w:t>
-      </w:r>
-      <w:proofErr w:type="spellEnd"/>
-      <w:r>
-        <w:rPr>
-          <w:rFonts w:ascii="Consolas" w:eastAsia="Times New Roman" w:hAnsi="Consolas" w:cs="Courier New"/>
-          <w:color w:val="383A42"/>
-          <w:sz w:val="18"/>
-          <w:szCs w:val="18"/>
-          <w:bdr w:val="none" w:sz="0" w:space="0" w:color="auto" w:frame="1"/>
-          <w:lang w:eastAsia="bg-BG"/>
-        </w:rPr>
-        <w:t>.</w:t>
-      </w:r>
-      <w:proofErr w:type="spellStart"/>
-      <w:r>
-        <w:rPr>
-          <w:rFonts w:ascii="Consolas" w:eastAsia="Times New Roman" w:hAnsi="Consolas" w:cs="Courier New"/>
-          <w:color w:val="383A42"/>
-          <w:sz w:val="18"/>
-          <w:szCs w:val="18"/>
-          <w:bdr w:val="none" w:sz="0" w:space="0" w:color="auto" w:frame="1"/>
-          <w:lang w:eastAsia="bg-BG"/>
-        </w:rPr>
-        <w:t>BytesIO</w:t>
-      </w:r>
-      <w:proofErr w:type="spellEnd"/>
-      <w:r>
-        <w:rPr>
-          <w:rFonts w:ascii="Consolas" w:eastAsia="Times New Roman" w:hAnsi="Consolas" w:cs="Courier New"/>
-          <w:color w:val="383A42"/>
-          <w:sz w:val="18"/>
-          <w:szCs w:val="18"/>
-          <w:bdr w:val="none" w:sz="0" w:space="0" w:color="auto" w:frame="1"/>
-          <w:lang w:eastAsia="bg-BG"/>
-        </w:rPr>
-        <w:t>()</w:t>
+        <w:t xml:space="preserve">    buffer = io.BytesIO()</w:t>
       </w:r>
     </w:p>
     <w:p>
@@ -9698,55 +8910,7 @@
           <w:bdr w:val="none" w:sz="0" w:space="0" w:color="auto" w:frame="1"/>
           <w:lang w:eastAsia="bg-BG"/>
         </w:rPr>
-        <w:t xml:space="preserve">    </w:t>
-      </w:r>
-      <w:proofErr w:type="spellStart"/>
-      <w:r>
-        <w:rPr>
-          <w:rFonts w:ascii="Consolas" w:eastAsia="Times New Roman" w:hAnsi="Consolas" w:cs="Courier New"/>
-          <w:color w:val="383A42"/>
-          <w:sz w:val="18"/>
-          <w:szCs w:val="18"/>
-          <w:bdr w:val="none" w:sz="0" w:space="0" w:color="auto" w:frame="1"/>
-          <w:lang w:eastAsia="bg-BG"/>
-        </w:rPr>
-        <w:t>plt</w:t>
-      </w:r>
-      <w:proofErr w:type="spellEnd"/>
-      <w:r>
-        <w:rPr>
-          <w:rFonts w:ascii="Consolas" w:eastAsia="Times New Roman" w:hAnsi="Consolas" w:cs="Courier New"/>
-          <w:color w:val="383A42"/>
-          <w:sz w:val="18"/>
-          <w:szCs w:val="18"/>
-          <w:bdr w:val="none" w:sz="0" w:space="0" w:color="auto" w:frame="1"/>
-          <w:lang w:eastAsia="bg-BG"/>
-        </w:rPr>
-        <w:t>.</w:t>
-      </w:r>
-      <w:proofErr w:type="spellStart"/>
-      <w:r>
-        <w:rPr>
-          <w:rFonts w:ascii="Consolas" w:eastAsia="Times New Roman" w:hAnsi="Consolas" w:cs="Courier New"/>
-          <w:color w:val="383A42"/>
-          <w:sz w:val="18"/>
-          <w:szCs w:val="18"/>
-          <w:bdr w:val="none" w:sz="0" w:space="0" w:color="auto" w:frame="1"/>
-          <w:lang w:eastAsia="bg-BG"/>
-        </w:rPr>
-        <w:t>tight_layout</w:t>
-      </w:r>
-      <w:proofErr w:type="spellEnd"/>
-      <w:r>
-        <w:rPr>
-          <w:rFonts w:ascii="Consolas" w:eastAsia="Times New Roman" w:hAnsi="Consolas" w:cs="Courier New"/>
-          <w:color w:val="383A42"/>
-          <w:sz w:val="18"/>
-          <w:szCs w:val="18"/>
-          <w:bdr w:val="none" w:sz="0" w:space="0" w:color="auto" w:frame="1"/>
-          <w:lang w:eastAsia="bg-BG"/>
-        </w:rPr>
-        <w:t>()</w:t>
+        <w:t xml:space="preserve">    plt.tight_layout()</w:t>
       </w:r>
     </w:p>
     <w:p>
@@ -9797,81 +8961,8 @@
           <w:bdr w:val="none" w:sz="0" w:space="0" w:color="auto" w:frame="1"/>
           <w:lang w:eastAsia="bg-BG"/>
         </w:rPr>
-        <w:t xml:space="preserve">    </w:t>
-      </w:r>
-      <w:proofErr w:type="spellStart"/>
-      <w:r>
-        <w:rPr>
-          <w:rFonts w:ascii="Consolas" w:eastAsia="Times New Roman" w:hAnsi="Consolas" w:cs="Courier New"/>
-          <w:color w:val="383A42"/>
-          <w:sz w:val="18"/>
-          <w:szCs w:val="18"/>
-          <w:bdr w:val="none" w:sz="0" w:space="0" w:color="auto" w:frame="1"/>
-          <w:lang w:eastAsia="bg-BG"/>
-        </w:rPr>
-        <w:t>plt</w:t>
-      </w:r>
-      <w:proofErr w:type="spellEnd"/>
-      <w:r>
-        <w:rPr>
-          <w:rFonts w:ascii="Consolas" w:eastAsia="Times New Roman" w:hAnsi="Consolas" w:cs="Courier New"/>
-          <w:color w:val="383A42"/>
-          <w:sz w:val="18"/>
-          <w:szCs w:val="18"/>
-          <w:bdr w:val="none" w:sz="0" w:space="0" w:color="auto" w:frame="1"/>
-          <w:lang w:eastAsia="bg-BG"/>
-        </w:rPr>
-        <w:t>.</w:t>
-      </w:r>
-      <w:proofErr w:type="spellStart"/>
-      <w:r>
-        <w:rPr>
-          <w:rFonts w:ascii="Consolas" w:eastAsia="Times New Roman" w:hAnsi="Consolas" w:cs="Courier New"/>
-          <w:color w:val="383A42"/>
-          <w:sz w:val="18"/>
-          <w:szCs w:val="18"/>
-          <w:bdr w:val="none" w:sz="0" w:space="0" w:color="auto" w:frame="1"/>
-          <w:lang w:eastAsia="bg-BG"/>
-        </w:rPr>
-        <w:t>savefig</w:t>
-      </w:r>
-      <w:proofErr w:type="spellEnd"/>
-      <w:r>
-        <w:rPr>
-          <w:rFonts w:ascii="Consolas" w:eastAsia="Times New Roman" w:hAnsi="Consolas" w:cs="Courier New"/>
-          <w:color w:val="383A42"/>
-          <w:sz w:val="18"/>
-          <w:szCs w:val="18"/>
-          <w:bdr w:val="none" w:sz="0" w:space="0" w:color="auto" w:frame="1"/>
-          <w:lang w:eastAsia="bg-BG"/>
-        </w:rPr>
-        <w:t>(</w:t>
-      </w:r>
-      <w:proofErr w:type="spellStart"/>
-      <w:r>
-        <w:rPr>
-          <w:rFonts w:ascii="Consolas" w:eastAsia="Times New Roman" w:hAnsi="Consolas" w:cs="Courier New"/>
-          <w:color w:val="383A42"/>
-          <w:sz w:val="18"/>
-          <w:szCs w:val="18"/>
-          <w:bdr w:val="none" w:sz="0" w:space="0" w:color="auto" w:frame="1"/>
-          <w:lang w:eastAsia="bg-BG"/>
-        </w:rPr>
-        <w:t>buffer</w:t>
-      </w:r>
-      <w:proofErr w:type="spellEnd"/>
-      <w:r>
-        <w:rPr>
-          <w:rFonts w:ascii="Consolas" w:eastAsia="Times New Roman" w:hAnsi="Consolas" w:cs="Courier New"/>
-          <w:color w:val="383A42"/>
-          <w:sz w:val="18"/>
-          <w:szCs w:val="18"/>
-          <w:bdr w:val="none" w:sz="0" w:space="0" w:color="auto" w:frame="1"/>
-          <w:lang w:eastAsia="bg-BG"/>
-        </w:rPr>
-        <w:t xml:space="preserve">, </w:t>
-      </w:r>
-      <w:proofErr w:type="spellStart"/>
+        <w:t xml:space="preserve">    plt.savefig(buffer, </w:t>
+      </w:r>
       <w:r>
         <w:rPr>
           <w:rFonts w:ascii="Consolas" w:eastAsia="Times New Roman" w:hAnsi="Consolas" w:cs="Courier New"/>
@@ -9883,7 +8974,6 @@
         </w:rPr>
         <w:t>format</w:t>
       </w:r>
-      <w:proofErr w:type="spellEnd"/>
       <w:r>
         <w:rPr>
           <w:rFonts w:ascii="Consolas" w:eastAsia="Times New Roman" w:hAnsi="Consolas" w:cs="Courier New"/>
@@ -9904,31 +8994,7 @@
           <w:bdr w:val="single" w:sz="2" w:space="0" w:color="E5E7EB" w:frame="1"/>
           <w:lang w:eastAsia="bg-BG"/>
         </w:rPr>
-        <w:t>"</w:t>
-      </w:r>
-      <w:proofErr w:type="spellStart"/>
-      <w:r>
-        <w:rPr>
-          <w:rFonts w:ascii="Consolas" w:eastAsia="Times New Roman" w:hAnsi="Consolas" w:cs="Courier New"/>
-          <w:color w:val="50A14F"/>
-          <w:sz w:val="18"/>
-          <w:szCs w:val="18"/>
-          <w:bdr w:val="single" w:sz="2" w:space="0" w:color="E5E7EB" w:frame="1"/>
-          <w:lang w:eastAsia="bg-BG"/>
-        </w:rPr>
-        <w:t>png</w:t>
-      </w:r>
-      <w:proofErr w:type="spellEnd"/>
-      <w:r>
-        <w:rPr>
-          <w:rFonts w:ascii="Consolas" w:eastAsia="Times New Roman" w:hAnsi="Consolas" w:cs="Courier New"/>
-          <w:color w:val="50A14F"/>
-          <w:sz w:val="18"/>
-          <w:szCs w:val="18"/>
-          <w:bdr w:val="single" w:sz="2" w:space="0" w:color="E5E7EB" w:frame="1"/>
-          <w:lang w:eastAsia="bg-BG"/>
-        </w:rPr>
-        <w:t>"</w:t>
+        <w:t>"png"</w:t>
       </w:r>
       <w:r>
         <w:rPr>
@@ -9990,55 +9056,7 @@
           <w:bdr w:val="none" w:sz="0" w:space="0" w:color="auto" w:frame="1"/>
           <w:lang w:eastAsia="bg-BG"/>
         </w:rPr>
-        <w:t xml:space="preserve">    </w:t>
-      </w:r>
-      <w:proofErr w:type="spellStart"/>
-      <w:r>
-        <w:rPr>
-          <w:rFonts w:ascii="Consolas" w:eastAsia="Times New Roman" w:hAnsi="Consolas" w:cs="Courier New"/>
-          <w:color w:val="383A42"/>
-          <w:sz w:val="18"/>
-          <w:szCs w:val="18"/>
-          <w:bdr w:val="none" w:sz="0" w:space="0" w:color="auto" w:frame="1"/>
-          <w:lang w:eastAsia="bg-BG"/>
-        </w:rPr>
-        <w:t>buffer</w:t>
-      </w:r>
-      <w:proofErr w:type="spellEnd"/>
-      <w:r>
-        <w:rPr>
-          <w:rFonts w:ascii="Consolas" w:eastAsia="Times New Roman" w:hAnsi="Consolas" w:cs="Courier New"/>
-          <w:color w:val="383A42"/>
-          <w:sz w:val="18"/>
-          <w:szCs w:val="18"/>
-          <w:bdr w:val="none" w:sz="0" w:space="0" w:color="auto" w:frame="1"/>
-          <w:lang w:eastAsia="bg-BG"/>
-        </w:rPr>
-        <w:t>.</w:t>
-      </w:r>
-      <w:proofErr w:type="spellStart"/>
-      <w:r>
-        <w:rPr>
-          <w:rFonts w:ascii="Consolas" w:eastAsia="Times New Roman" w:hAnsi="Consolas" w:cs="Courier New"/>
-          <w:color w:val="383A42"/>
-          <w:sz w:val="18"/>
-          <w:szCs w:val="18"/>
-          <w:bdr w:val="none" w:sz="0" w:space="0" w:color="auto" w:frame="1"/>
-          <w:lang w:eastAsia="bg-BG"/>
-        </w:rPr>
-        <w:t>seek</w:t>
-      </w:r>
-      <w:proofErr w:type="spellEnd"/>
-      <w:r>
-        <w:rPr>
-          <w:rFonts w:ascii="Consolas" w:eastAsia="Times New Roman" w:hAnsi="Consolas" w:cs="Courier New"/>
-          <w:color w:val="383A42"/>
-          <w:sz w:val="18"/>
-          <w:szCs w:val="18"/>
-          <w:bdr w:val="none" w:sz="0" w:space="0" w:color="auto" w:frame="1"/>
-          <w:lang w:eastAsia="bg-BG"/>
-        </w:rPr>
-        <w:t>(</w:t>
+        <w:t xml:space="preserve">    buffer.seek(</w:t>
       </w:r>
       <w:r>
         <w:rPr>
@@ -10111,103 +9129,7 @@
           <w:bdr w:val="none" w:sz="0" w:space="0" w:color="auto" w:frame="1"/>
           <w:lang w:eastAsia="bg-BG"/>
         </w:rPr>
-        <w:t xml:space="preserve">    </w:t>
-      </w:r>
-      <w:proofErr w:type="spellStart"/>
-      <w:r>
-        <w:rPr>
-          <w:rFonts w:ascii="Consolas" w:eastAsia="Times New Roman" w:hAnsi="Consolas" w:cs="Courier New"/>
-          <w:color w:val="383A42"/>
-          <w:sz w:val="18"/>
-          <w:szCs w:val="18"/>
-          <w:bdr w:val="none" w:sz="0" w:space="0" w:color="auto" w:frame="1"/>
-          <w:lang w:eastAsia="bg-BG"/>
-        </w:rPr>
-        <w:t>image</w:t>
-      </w:r>
-      <w:proofErr w:type="spellEnd"/>
-      <w:r>
-        <w:rPr>
-          <w:rFonts w:ascii="Consolas" w:eastAsia="Times New Roman" w:hAnsi="Consolas" w:cs="Courier New"/>
-          <w:color w:val="383A42"/>
-          <w:sz w:val="18"/>
-          <w:szCs w:val="18"/>
-          <w:bdr w:val="none" w:sz="0" w:space="0" w:color="auto" w:frame="1"/>
-          <w:lang w:eastAsia="bg-BG"/>
-        </w:rPr>
-        <w:t xml:space="preserve"> = base64.b64encode(</w:t>
-      </w:r>
-      <w:proofErr w:type="spellStart"/>
-      <w:r>
-        <w:rPr>
-          <w:rFonts w:ascii="Consolas" w:eastAsia="Times New Roman" w:hAnsi="Consolas" w:cs="Courier New"/>
-          <w:color w:val="383A42"/>
-          <w:sz w:val="18"/>
-          <w:szCs w:val="18"/>
-          <w:bdr w:val="none" w:sz="0" w:space="0" w:color="auto" w:frame="1"/>
-          <w:lang w:eastAsia="bg-BG"/>
-        </w:rPr>
-        <w:t>buffer</w:t>
-      </w:r>
-      <w:proofErr w:type="spellEnd"/>
-      <w:r>
-        <w:rPr>
-          <w:rFonts w:ascii="Consolas" w:eastAsia="Times New Roman" w:hAnsi="Consolas" w:cs="Courier New"/>
-          <w:color w:val="383A42"/>
-          <w:sz w:val="18"/>
-          <w:szCs w:val="18"/>
-          <w:bdr w:val="none" w:sz="0" w:space="0" w:color="auto" w:frame="1"/>
-          <w:lang w:eastAsia="bg-BG"/>
-        </w:rPr>
-        <w:t>.</w:t>
-      </w:r>
-      <w:proofErr w:type="spellStart"/>
-      <w:r>
-        <w:rPr>
-          <w:rFonts w:ascii="Consolas" w:eastAsia="Times New Roman" w:hAnsi="Consolas" w:cs="Courier New"/>
-          <w:color w:val="383A42"/>
-          <w:sz w:val="18"/>
-          <w:szCs w:val="18"/>
-          <w:bdr w:val="none" w:sz="0" w:space="0" w:color="auto" w:frame="1"/>
-          <w:lang w:eastAsia="bg-BG"/>
-        </w:rPr>
-        <w:t>getvalue</w:t>
-      </w:r>
-      <w:proofErr w:type="spellEnd"/>
-      <w:r>
-        <w:rPr>
-          <w:rFonts w:ascii="Consolas" w:eastAsia="Times New Roman" w:hAnsi="Consolas" w:cs="Courier New"/>
-          <w:color w:val="383A42"/>
-          <w:sz w:val="18"/>
-          <w:szCs w:val="18"/>
-          <w:bdr w:val="none" w:sz="0" w:space="0" w:color="auto" w:frame="1"/>
-          <w:lang w:eastAsia="bg-BG"/>
-        </w:rPr>
-        <w:t>()).</w:t>
-      </w:r>
-      <w:proofErr w:type="spellStart"/>
-      <w:r>
-        <w:rPr>
-          <w:rFonts w:ascii="Consolas" w:eastAsia="Times New Roman" w:hAnsi="Consolas" w:cs="Courier New"/>
-          <w:color w:val="383A42"/>
-          <w:sz w:val="18"/>
-          <w:szCs w:val="18"/>
-          <w:bdr w:val="none" w:sz="0" w:space="0" w:color="auto" w:frame="1"/>
-          <w:lang w:eastAsia="bg-BG"/>
-        </w:rPr>
-        <w:t>decode</w:t>
-      </w:r>
-      <w:proofErr w:type="spellEnd"/>
-      <w:r>
-        <w:rPr>
-          <w:rFonts w:ascii="Consolas" w:eastAsia="Times New Roman" w:hAnsi="Consolas" w:cs="Courier New"/>
-          <w:color w:val="383A42"/>
-          <w:sz w:val="18"/>
-          <w:szCs w:val="18"/>
-          <w:bdr w:val="none" w:sz="0" w:space="0" w:color="auto" w:frame="1"/>
-          <w:lang w:eastAsia="bg-BG"/>
-        </w:rPr>
-        <w:t>()</w:t>
+        <w:t xml:space="preserve">    image = base64.b64encode(buffer.getvalue()).decode()</w:t>
       </w:r>
     </w:p>
     <w:p>
@@ -10258,55 +9180,7 @@
           <w:bdr w:val="none" w:sz="0" w:space="0" w:color="auto" w:frame="1"/>
           <w:lang w:eastAsia="bg-BG"/>
         </w:rPr>
-        <w:t xml:space="preserve">    </w:t>
-      </w:r>
-      <w:proofErr w:type="spellStart"/>
-      <w:r>
-        <w:rPr>
-          <w:rFonts w:ascii="Consolas" w:eastAsia="Times New Roman" w:hAnsi="Consolas" w:cs="Courier New"/>
-          <w:color w:val="383A42"/>
-          <w:sz w:val="18"/>
-          <w:szCs w:val="18"/>
-          <w:bdr w:val="none" w:sz="0" w:space="0" w:color="auto" w:frame="1"/>
-          <w:lang w:eastAsia="bg-BG"/>
-        </w:rPr>
-        <w:t>buffer</w:t>
-      </w:r>
-      <w:proofErr w:type="spellEnd"/>
-      <w:r>
-        <w:rPr>
-          <w:rFonts w:ascii="Consolas" w:eastAsia="Times New Roman" w:hAnsi="Consolas" w:cs="Courier New"/>
-          <w:color w:val="383A42"/>
-          <w:sz w:val="18"/>
-          <w:szCs w:val="18"/>
-          <w:bdr w:val="none" w:sz="0" w:space="0" w:color="auto" w:frame="1"/>
-          <w:lang w:eastAsia="bg-BG"/>
-        </w:rPr>
-        <w:t>.</w:t>
-      </w:r>
-      <w:proofErr w:type="spellStart"/>
-      <w:r>
-        <w:rPr>
-          <w:rFonts w:ascii="Consolas" w:eastAsia="Times New Roman" w:hAnsi="Consolas" w:cs="Courier New"/>
-          <w:color w:val="383A42"/>
-          <w:sz w:val="18"/>
-          <w:szCs w:val="18"/>
-          <w:bdr w:val="none" w:sz="0" w:space="0" w:color="auto" w:frame="1"/>
-          <w:lang w:eastAsia="bg-BG"/>
-        </w:rPr>
-        <w:t>close</w:t>
-      </w:r>
-      <w:proofErr w:type="spellEnd"/>
-      <w:r>
-        <w:rPr>
-          <w:rFonts w:ascii="Consolas" w:eastAsia="Times New Roman" w:hAnsi="Consolas" w:cs="Courier New"/>
-          <w:color w:val="383A42"/>
-          <w:sz w:val="18"/>
-          <w:szCs w:val="18"/>
-          <w:bdr w:val="none" w:sz="0" w:space="0" w:color="auto" w:frame="1"/>
-          <w:lang w:eastAsia="bg-BG"/>
-        </w:rPr>
-        <w:t>()</w:t>
+        <w:t xml:space="preserve">    buffer.close()</w:t>
       </w:r>
     </w:p>
     <w:p>
@@ -10357,55 +9231,7 @@
           <w:bdr w:val="none" w:sz="0" w:space="0" w:color="auto" w:frame="1"/>
           <w:lang w:eastAsia="bg-BG"/>
         </w:rPr>
-        <w:t xml:space="preserve">    </w:t>
-      </w:r>
-      <w:proofErr w:type="spellStart"/>
-      <w:r>
-        <w:rPr>
-          <w:rFonts w:ascii="Consolas" w:eastAsia="Times New Roman" w:hAnsi="Consolas" w:cs="Courier New"/>
-          <w:color w:val="383A42"/>
-          <w:sz w:val="18"/>
-          <w:szCs w:val="18"/>
-          <w:bdr w:val="none" w:sz="0" w:space="0" w:color="auto" w:frame="1"/>
-          <w:lang w:eastAsia="bg-BG"/>
-        </w:rPr>
-        <w:t>plt</w:t>
-      </w:r>
-      <w:proofErr w:type="spellEnd"/>
-      <w:r>
-        <w:rPr>
-          <w:rFonts w:ascii="Consolas" w:eastAsia="Times New Roman" w:hAnsi="Consolas" w:cs="Courier New"/>
-          <w:color w:val="383A42"/>
-          <w:sz w:val="18"/>
-          <w:szCs w:val="18"/>
-          <w:bdr w:val="none" w:sz="0" w:space="0" w:color="auto" w:frame="1"/>
-          <w:lang w:eastAsia="bg-BG"/>
-        </w:rPr>
-        <w:t>.</w:t>
-      </w:r>
-      <w:proofErr w:type="spellStart"/>
-      <w:r>
-        <w:rPr>
-          <w:rFonts w:ascii="Consolas" w:eastAsia="Times New Roman" w:hAnsi="Consolas" w:cs="Courier New"/>
-          <w:color w:val="383A42"/>
-          <w:sz w:val="18"/>
-          <w:szCs w:val="18"/>
-          <w:bdr w:val="none" w:sz="0" w:space="0" w:color="auto" w:frame="1"/>
-          <w:lang w:eastAsia="bg-BG"/>
-        </w:rPr>
-        <w:t>close</w:t>
-      </w:r>
-      <w:proofErr w:type="spellEnd"/>
-      <w:r>
-        <w:rPr>
-          <w:rFonts w:ascii="Consolas" w:eastAsia="Times New Roman" w:hAnsi="Consolas" w:cs="Courier New"/>
-          <w:color w:val="383A42"/>
-          <w:sz w:val="18"/>
-          <w:szCs w:val="18"/>
-          <w:bdr w:val="none" w:sz="0" w:space="0" w:color="auto" w:frame="1"/>
-          <w:lang w:eastAsia="bg-BG"/>
-        </w:rPr>
-        <w:t>()</w:t>
+        <w:t xml:space="preserve">    plt.close()</w:t>
       </w:r>
     </w:p>
     <w:p>
@@ -10458,7 +9284,6 @@
         </w:rPr>
         <w:t xml:space="preserve">    </w:t>
       </w:r>
-      <w:proofErr w:type="spellStart"/>
       <w:r>
         <w:rPr>
           <w:rFonts w:ascii="Consolas" w:eastAsia="Times New Roman" w:hAnsi="Consolas" w:cs="Courier New"/>
@@ -10470,7 +9295,6 @@
         </w:rPr>
         <w:t>return</w:t>
       </w:r>
-      <w:proofErr w:type="spellEnd"/>
       <w:r>
         <w:rPr>
           <w:rFonts w:ascii="Consolas" w:eastAsia="Times New Roman" w:hAnsi="Consolas" w:cs="Courier New"/>
@@ -10480,21 +9304,8 @@
           <w:bdr w:val="none" w:sz="0" w:space="0" w:color="auto" w:frame="1"/>
           <w:lang w:eastAsia="bg-BG"/>
         </w:rPr>
-        <w:t xml:space="preserve"> </w:t>
-      </w:r>
-      <w:proofErr w:type="spellStart"/>
-      <w:r>
-        <w:rPr>
-          <w:rFonts w:ascii="Consolas" w:eastAsia="Times New Roman" w:hAnsi="Consolas" w:cs="Courier New"/>
-          <w:color w:val="383A42"/>
-          <w:sz w:val="18"/>
-          <w:szCs w:val="18"/>
-          <w:bdr w:val="none" w:sz="0" w:space="0" w:color="auto" w:frame="1"/>
-          <w:lang w:eastAsia="bg-BG"/>
-        </w:rPr>
-        <w:t>image</w:t>
-      </w:r>
-      <w:proofErr w:type="spellEnd"/>
+        <w:t xml:space="preserve"> image</w:t>
+      </w:r>
     </w:p>
     <w:p>
       <w:pPr>
@@ -10572,7 +9383,6 @@
           <w:lang w:eastAsia="bg-BG"/>
         </w:rPr>
       </w:pPr>
-      <w:proofErr w:type="spellStart"/>
       <w:r>
         <w:rPr>
           <w:rFonts w:ascii="Consolas" w:eastAsia="Times New Roman" w:hAnsi="Consolas" w:cs="Courier New"/>
@@ -10583,7 +9393,6 @@
         </w:rPr>
         <w:t>python</w:t>
       </w:r>
-      <w:proofErr w:type="spellEnd"/>
     </w:p>
     <w:p>
       <w:pPr>
@@ -10624,7 +9433,6 @@
           <w:lang w:eastAsia="bg-BG"/>
         </w:rPr>
       </w:pPr>
-      <w:proofErr w:type="spellStart"/>
       <w:r>
         <w:rPr>
           <w:rFonts w:ascii="Consolas" w:eastAsia="Times New Roman" w:hAnsi="Consolas" w:cs="Courier New"/>
@@ -10636,7 +9444,6 @@
         </w:rPr>
         <w:t>if</w:t>
       </w:r>
-      <w:proofErr w:type="spellEnd"/>
       <w:r>
         <w:rPr>
           <w:rFonts w:ascii="Consolas" w:eastAsia="Times New Roman" w:hAnsi="Consolas" w:cs="Courier New"/>
@@ -10646,79 +9453,7 @@
           <w:bdr w:val="none" w:sz="0" w:space="0" w:color="auto" w:frame="1"/>
           <w:lang w:eastAsia="bg-BG"/>
         </w:rPr>
-        <w:t xml:space="preserve"> </w:t>
-      </w:r>
-      <w:proofErr w:type="spellStart"/>
-      <w:r>
-        <w:rPr>
-          <w:rFonts w:ascii="Consolas" w:eastAsia="Times New Roman" w:hAnsi="Consolas" w:cs="Courier New"/>
-          <w:color w:val="383A42"/>
-          <w:sz w:val="18"/>
-          <w:szCs w:val="18"/>
-          <w:bdr w:val="none" w:sz="0" w:space="0" w:color="auto" w:frame="1"/>
-          <w:lang w:eastAsia="bg-BG"/>
-        </w:rPr>
-        <w:t>file</w:t>
-      </w:r>
-      <w:proofErr w:type="spellEnd"/>
-      <w:r>
-        <w:rPr>
-          <w:rFonts w:ascii="Consolas" w:eastAsia="Times New Roman" w:hAnsi="Consolas" w:cs="Courier New"/>
-          <w:color w:val="383A42"/>
-          <w:sz w:val="18"/>
-          <w:szCs w:val="18"/>
-          <w:bdr w:val="none" w:sz="0" w:space="0" w:color="auto" w:frame="1"/>
-          <w:lang w:eastAsia="bg-BG"/>
-        </w:rPr>
-        <w:t>.</w:t>
-      </w:r>
-      <w:proofErr w:type="spellStart"/>
-      <w:r>
-        <w:rPr>
-          <w:rFonts w:ascii="Consolas" w:eastAsia="Times New Roman" w:hAnsi="Consolas" w:cs="Courier New"/>
-          <w:color w:val="383A42"/>
-          <w:sz w:val="18"/>
-          <w:szCs w:val="18"/>
-          <w:bdr w:val="none" w:sz="0" w:space="0" w:color="auto" w:frame="1"/>
-          <w:lang w:eastAsia="bg-BG"/>
-        </w:rPr>
-        <w:t>name</w:t>
-      </w:r>
-      <w:proofErr w:type="spellEnd"/>
-      <w:r>
-        <w:rPr>
-          <w:rFonts w:ascii="Consolas" w:eastAsia="Times New Roman" w:hAnsi="Consolas" w:cs="Courier New"/>
-          <w:color w:val="383A42"/>
-          <w:sz w:val="18"/>
-          <w:szCs w:val="18"/>
-          <w:bdr w:val="none" w:sz="0" w:space="0" w:color="auto" w:frame="1"/>
-          <w:lang w:eastAsia="bg-BG"/>
-        </w:rPr>
-        <w:t>.</w:t>
-      </w:r>
-      <w:proofErr w:type="spellStart"/>
-      <w:r>
-        <w:rPr>
-          <w:rFonts w:ascii="Consolas" w:eastAsia="Times New Roman" w:hAnsi="Consolas" w:cs="Courier New"/>
-          <w:color w:val="383A42"/>
-          <w:sz w:val="18"/>
-          <w:szCs w:val="18"/>
-          <w:bdr w:val="none" w:sz="0" w:space="0" w:color="auto" w:frame="1"/>
-          <w:lang w:eastAsia="bg-BG"/>
-        </w:rPr>
-        <w:t>endswith</w:t>
-      </w:r>
-      <w:proofErr w:type="spellEnd"/>
-      <w:r>
-        <w:rPr>
-          <w:rFonts w:ascii="Consolas" w:eastAsia="Times New Roman" w:hAnsi="Consolas" w:cs="Courier New"/>
-          <w:color w:val="383A42"/>
-          <w:sz w:val="18"/>
-          <w:szCs w:val="18"/>
-          <w:bdr w:val="none" w:sz="0" w:space="0" w:color="auto" w:frame="1"/>
-          <w:lang w:eastAsia="bg-BG"/>
-        </w:rPr>
-        <w:t>(</w:t>
+        <w:t xml:space="preserve"> file.name.endswith(</w:t>
       </w:r>
       <w:r>
         <w:rPr>
@@ -10729,31 +9464,7 @@
           <w:bdr w:val="single" w:sz="2" w:space="0" w:color="E5E7EB" w:frame="1"/>
           <w:lang w:eastAsia="bg-BG"/>
         </w:rPr>
-        <w:t>".</w:t>
-      </w:r>
-      <w:proofErr w:type="spellStart"/>
-      <w:r>
-        <w:rPr>
-          <w:rFonts w:ascii="Consolas" w:eastAsia="Times New Roman" w:hAnsi="Consolas" w:cs="Courier New"/>
-          <w:color w:val="50A14F"/>
-          <w:sz w:val="18"/>
-          <w:szCs w:val="18"/>
-          <w:bdr w:val="single" w:sz="2" w:space="0" w:color="E5E7EB" w:frame="1"/>
-          <w:lang w:eastAsia="bg-BG"/>
-        </w:rPr>
-        <w:t>csv</w:t>
-      </w:r>
-      <w:proofErr w:type="spellEnd"/>
-      <w:r>
-        <w:rPr>
-          <w:rFonts w:ascii="Consolas" w:eastAsia="Times New Roman" w:hAnsi="Consolas" w:cs="Courier New"/>
-          <w:color w:val="50A14F"/>
-          <w:sz w:val="18"/>
-          <w:szCs w:val="18"/>
-          <w:bdr w:val="single" w:sz="2" w:space="0" w:color="E5E7EB" w:frame="1"/>
-          <w:lang w:eastAsia="bg-BG"/>
-        </w:rPr>
-        <w:t>"</w:t>
+        <w:t>".csv"</w:t>
       </w:r>
       <w:r>
         <w:rPr>
@@ -10815,103 +9526,7 @@
           <w:bdr w:val="none" w:sz="0" w:space="0" w:color="auto" w:frame="1"/>
           <w:lang w:eastAsia="bg-BG"/>
         </w:rPr>
-        <w:t xml:space="preserve">    </w:t>
-      </w:r>
-      <w:proofErr w:type="spellStart"/>
-      <w:r>
-        <w:rPr>
-          <w:rFonts w:ascii="Consolas" w:eastAsia="Times New Roman" w:hAnsi="Consolas" w:cs="Courier New"/>
-          <w:color w:val="383A42"/>
-          <w:sz w:val="18"/>
-          <w:szCs w:val="18"/>
-          <w:bdr w:val="none" w:sz="0" w:space="0" w:color="auto" w:frame="1"/>
-          <w:lang w:eastAsia="bg-BG"/>
-        </w:rPr>
-        <w:t>df</w:t>
-      </w:r>
-      <w:proofErr w:type="spellEnd"/>
-      <w:r>
-        <w:rPr>
-          <w:rFonts w:ascii="Consolas" w:eastAsia="Times New Roman" w:hAnsi="Consolas" w:cs="Courier New"/>
-          <w:color w:val="383A42"/>
-          <w:sz w:val="18"/>
-          <w:szCs w:val="18"/>
-          <w:bdr w:val="none" w:sz="0" w:space="0" w:color="auto" w:frame="1"/>
-          <w:lang w:eastAsia="bg-BG"/>
-        </w:rPr>
-        <w:t xml:space="preserve"> = </w:t>
-      </w:r>
-      <w:proofErr w:type="spellStart"/>
-      <w:r>
-        <w:rPr>
-          <w:rFonts w:ascii="Consolas" w:eastAsia="Times New Roman" w:hAnsi="Consolas" w:cs="Courier New"/>
-          <w:color w:val="383A42"/>
-          <w:sz w:val="18"/>
-          <w:szCs w:val="18"/>
-          <w:bdr w:val="none" w:sz="0" w:space="0" w:color="auto" w:frame="1"/>
-          <w:lang w:eastAsia="bg-BG"/>
-        </w:rPr>
-        <w:t>pd</w:t>
-      </w:r>
-      <w:proofErr w:type="spellEnd"/>
-      <w:r>
-        <w:rPr>
-          <w:rFonts w:ascii="Consolas" w:eastAsia="Times New Roman" w:hAnsi="Consolas" w:cs="Courier New"/>
-          <w:color w:val="383A42"/>
-          <w:sz w:val="18"/>
-          <w:szCs w:val="18"/>
-          <w:bdr w:val="none" w:sz="0" w:space="0" w:color="auto" w:frame="1"/>
-          <w:lang w:eastAsia="bg-BG"/>
-        </w:rPr>
-        <w:t>.</w:t>
-      </w:r>
-      <w:proofErr w:type="spellStart"/>
-      <w:r>
-        <w:rPr>
-          <w:rFonts w:ascii="Consolas" w:eastAsia="Times New Roman" w:hAnsi="Consolas" w:cs="Courier New"/>
-          <w:color w:val="383A42"/>
-          <w:sz w:val="18"/>
-          <w:szCs w:val="18"/>
-          <w:bdr w:val="none" w:sz="0" w:space="0" w:color="auto" w:frame="1"/>
-          <w:lang w:eastAsia="bg-BG"/>
-        </w:rPr>
-        <w:t>read_csv</w:t>
-      </w:r>
-      <w:proofErr w:type="spellEnd"/>
-      <w:r>
-        <w:rPr>
-          <w:rFonts w:ascii="Consolas" w:eastAsia="Times New Roman" w:hAnsi="Consolas" w:cs="Courier New"/>
-          <w:color w:val="383A42"/>
-          <w:sz w:val="18"/>
-          <w:szCs w:val="18"/>
-          <w:bdr w:val="none" w:sz="0" w:space="0" w:color="auto" w:frame="1"/>
-          <w:lang w:eastAsia="bg-BG"/>
-        </w:rPr>
-        <w:t>(</w:t>
-      </w:r>
-      <w:proofErr w:type="spellStart"/>
-      <w:r>
-        <w:rPr>
-          <w:rFonts w:ascii="Consolas" w:eastAsia="Times New Roman" w:hAnsi="Consolas" w:cs="Courier New"/>
-          <w:color w:val="383A42"/>
-          <w:sz w:val="18"/>
-          <w:szCs w:val="18"/>
-          <w:bdr w:val="none" w:sz="0" w:space="0" w:color="auto" w:frame="1"/>
-          <w:lang w:eastAsia="bg-BG"/>
-        </w:rPr>
-        <w:t>session_file_path</w:t>
-      </w:r>
-      <w:proofErr w:type="spellEnd"/>
-      <w:r>
-        <w:rPr>
-          <w:rFonts w:ascii="Consolas" w:eastAsia="Times New Roman" w:hAnsi="Consolas" w:cs="Courier New"/>
-          <w:color w:val="383A42"/>
-          <w:sz w:val="18"/>
-          <w:szCs w:val="18"/>
-          <w:bdr w:val="none" w:sz="0" w:space="0" w:color="auto" w:frame="1"/>
-          <w:lang w:eastAsia="bg-BG"/>
-        </w:rPr>
-        <w:t>)</w:t>
+        <w:t xml:space="preserve">    df = pd.read_csv(session_file_path)</w:t>
       </w:r>
     </w:p>
     <w:p>
@@ -10953,7 +9568,6 @@
           <w:lang w:eastAsia="bg-BG"/>
         </w:rPr>
       </w:pPr>
-      <w:proofErr w:type="spellStart"/>
       <w:r>
         <w:rPr>
           <w:rFonts w:ascii="Consolas" w:eastAsia="Times New Roman" w:hAnsi="Consolas" w:cs="Courier New"/>
@@ -10965,7 +9579,6 @@
         </w:rPr>
         <w:t>elif</w:t>
       </w:r>
-      <w:proofErr w:type="spellEnd"/>
       <w:r>
         <w:rPr>
           <w:rFonts w:ascii="Consolas" w:eastAsia="Times New Roman" w:hAnsi="Consolas" w:cs="Courier New"/>
@@ -10975,79 +9588,7 @@
           <w:bdr w:val="none" w:sz="0" w:space="0" w:color="auto" w:frame="1"/>
           <w:lang w:eastAsia="bg-BG"/>
         </w:rPr>
-        <w:t xml:space="preserve"> </w:t>
-      </w:r>
-      <w:proofErr w:type="spellStart"/>
-      <w:r>
-        <w:rPr>
-          <w:rFonts w:ascii="Consolas" w:eastAsia="Times New Roman" w:hAnsi="Consolas" w:cs="Courier New"/>
-          <w:color w:val="383A42"/>
-          <w:sz w:val="18"/>
-          <w:szCs w:val="18"/>
-          <w:bdr w:val="none" w:sz="0" w:space="0" w:color="auto" w:frame="1"/>
-          <w:lang w:eastAsia="bg-BG"/>
-        </w:rPr>
-        <w:t>file</w:t>
-      </w:r>
-      <w:proofErr w:type="spellEnd"/>
-      <w:r>
-        <w:rPr>
-          <w:rFonts w:ascii="Consolas" w:eastAsia="Times New Roman" w:hAnsi="Consolas" w:cs="Courier New"/>
-          <w:color w:val="383A42"/>
-          <w:sz w:val="18"/>
-          <w:szCs w:val="18"/>
-          <w:bdr w:val="none" w:sz="0" w:space="0" w:color="auto" w:frame="1"/>
-          <w:lang w:eastAsia="bg-BG"/>
-        </w:rPr>
-        <w:t>.</w:t>
-      </w:r>
-      <w:proofErr w:type="spellStart"/>
-      <w:r>
-        <w:rPr>
-          <w:rFonts w:ascii="Consolas" w:eastAsia="Times New Roman" w:hAnsi="Consolas" w:cs="Courier New"/>
-          <w:color w:val="383A42"/>
-          <w:sz w:val="18"/>
-          <w:szCs w:val="18"/>
-          <w:bdr w:val="none" w:sz="0" w:space="0" w:color="auto" w:frame="1"/>
-          <w:lang w:eastAsia="bg-BG"/>
-        </w:rPr>
-        <w:t>name</w:t>
-      </w:r>
-      <w:proofErr w:type="spellEnd"/>
-      <w:r>
-        <w:rPr>
-          <w:rFonts w:ascii="Consolas" w:eastAsia="Times New Roman" w:hAnsi="Consolas" w:cs="Courier New"/>
-          <w:color w:val="383A42"/>
-          <w:sz w:val="18"/>
-          <w:szCs w:val="18"/>
-          <w:bdr w:val="none" w:sz="0" w:space="0" w:color="auto" w:frame="1"/>
-          <w:lang w:eastAsia="bg-BG"/>
-        </w:rPr>
-        <w:t>.</w:t>
-      </w:r>
-      <w:proofErr w:type="spellStart"/>
-      <w:r>
-        <w:rPr>
-          <w:rFonts w:ascii="Consolas" w:eastAsia="Times New Roman" w:hAnsi="Consolas" w:cs="Courier New"/>
-          <w:color w:val="383A42"/>
-          <w:sz w:val="18"/>
-          <w:szCs w:val="18"/>
-          <w:bdr w:val="none" w:sz="0" w:space="0" w:color="auto" w:frame="1"/>
-          <w:lang w:eastAsia="bg-BG"/>
-        </w:rPr>
-        <w:t>endswith</w:t>
-      </w:r>
-      <w:proofErr w:type="spellEnd"/>
-      <w:r>
-        <w:rPr>
-          <w:rFonts w:ascii="Consolas" w:eastAsia="Times New Roman" w:hAnsi="Consolas" w:cs="Courier New"/>
-          <w:color w:val="383A42"/>
-          <w:sz w:val="18"/>
-          <w:szCs w:val="18"/>
-          <w:bdr w:val="none" w:sz="0" w:space="0" w:color="auto" w:frame="1"/>
-          <w:lang w:eastAsia="bg-BG"/>
-        </w:rPr>
-        <w:t>(</w:t>
+        <w:t xml:space="preserve"> file.name.endswith(</w:t>
       </w:r>
       <w:r>
         <w:rPr>
@@ -11058,31 +9599,7 @@
           <w:bdr w:val="single" w:sz="2" w:space="0" w:color="E5E7EB" w:frame="1"/>
           <w:lang w:eastAsia="bg-BG"/>
         </w:rPr>
-        <w:t>".</w:t>
-      </w:r>
-      <w:proofErr w:type="spellStart"/>
-      <w:r>
-        <w:rPr>
-          <w:rFonts w:ascii="Consolas" w:eastAsia="Times New Roman" w:hAnsi="Consolas" w:cs="Courier New"/>
-          <w:color w:val="50A14F"/>
-          <w:sz w:val="18"/>
-          <w:szCs w:val="18"/>
-          <w:bdr w:val="single" w:sz="2" w:space="0" w:color="E5E7EB" w:frame="1"/>
-          <w:lang w:eastAsia="bg-BG"/>
-        </w:rPr>
-        <w:t>xlsx</w:t>
-      </w:r>
-      <w:proofErr w:type="spellEnd"/>
-      <w:r>
-        <w:rPr>
-          <w:rFonts w:ascii="Consolas" w:eastAsia="Times New Roman" w:hAnsi="Consolas" w:cs="Courier New"/>
-          <w:color w:val="50A14F"/>
-          <w:sz w:val="18"/>
-          <w:szCs w:val="18"/>
-          <w:bdr w:val="single" w:sz="2" w:space="0" w:color="E5E7EB" w:frame="1"/>
-          <w:lang w:eastAsia="bg-BG"/>
-        </w:rPr>
-        <w:t>"</w:t>
+        <w:t>".xlsx"</w:t>
       </w:r>
       <w:r>
         <w:rPr>
@@ -11144,103 +9661,7 @@
           <w:bdr w:val="none" w:sz="0" w:space="0" w:color="auto" w:frame="1"/>
           <w:lang w:eastAsia="bg-BG"/>
         </w:rPr>
-        <w:t xml:space="preserve">    </w:t>
-      </w:r>
-      <w:proofErr w:type="spellStart"/>
-      <w:r>
-        <w:rPr>
-          <w:rFonts w:ascii="Consolas" w:eastAsia="Times New Roman" w:hAnsi="Consolas" w:cs="Courier New"/>
-          <w:color w:val="383A42"/>
-          <w:sz w:val="18"/>
-          <w:szCs w:val="18"/>
-          <w:bdr w:val="none" w:sz="0" w:space="0" w:color="auto" w:frame="1"/>
-          <w:lang w:eastAsia="bg-BG"/>
-        </w:rPr>
-        <w:t>df</w:t>
-      </w:r>
-      <w:proofErr w:type="spellEnd"/>
-      <w:r>
-        <w:rPr>
-          <w:rFonts w:ascii="Consolas" w:eastAsia="Times New Roman" w:hAnsi="Consolas" w:cs="Courier New"/>
-          <w:color w:val="383A42"/>
-          <w:sz w:val="18"/>
-          <w:szCs w:val="18"/>
-          <w:bdr w:val="none" w:sz="0" w:space="0" w:color="auto" w:frame="1"/>
-          <w:lang w:eastAsia="bg-BG"/>
-        </w:rPr>
-        <w:t xml:space="preserve"> = </w:t>
-      </w:r>
-      <w:proofErr w:type="spellStart"/>
-      <w:r>
-        <w:rPr>
-          <w:rFonts w:ascii="Consolas" w:eastAsia="Times New Roman" w:hAnsi="Consolas" w:cs="Courier New"/>
-          <w:color w:val="383A42"/>
-          <w:sz w:val="18"/>
-          <w:szCs w:val="18"/>
-          <w:bdr w:val="none" w:sz="0" w:space="0" w:color="auto" w:frame="1"/>
-          <w:lang w:eastAsia="bg-BG"/>
-        </w:rPr>
-        <w:t>pd</w:t>
-      </w:r>
-      <w:proofErr w:type="spellEnd"/>
-      <w:r>
-        <w:rPr>
-          <w:rFonts w:ascii="Consolas" w:eastAsia="Times New Roman" w:hAnsi="Consolas" w:cs="Courier New"/>
-          <w:color w:val="383A42"/>
-          <w:sz w:val="18"/>
-          <w:szCs w:val="18"/>
-          <w:bdr w:val="none" w:sz="0" w:space="0" w:color="auto" w:frame="1"/>
-          <w:lang w:eastAsia="bg-BG"/>
-        </w:rPr>
-        <w:t>.</w:t>
-      </w:r>
-      <w:proofErr w:type="spellStart"/>
-      <w:r>
-        <w:rPr>
-          <w:rFonts w:ascii="Consolas" w:eastAsia="Times New Roman" w:hAnsi="Consolas" w:cs="Courier New"/>
-          <w:color w:val="383A42"/>
-          <w:sz w:val="18"/>
-          <w:szCs w:val="18"/>
-          <w:bdr w:val="none" w:sz="0" w:space="0" w:color="auto" w:frame="1"/>
-          <w:lang w:eastAsia="bg-BG"/>
-        </w:rPr>
-        <w:t>read_excel</w:t>
-      </w:r>
-      <w:proofErr w:type="spellEnd"/>
-      <w:r>
-        <w:rPr>
-          <w:rFonts w:ascii="Consolas" w:eastAsia="Times New Roman" w:hAnsi="Consolas" w:cs="Courier New"/>
-          <w:color w:val="383A42"/>
-          <w:sz w:val="18"/>
-          <w:szCs w:val="18"/>
-          <w:bdr w:val="none" w:sz="0" w:space="0" w:color="auto" w:frame="1"/>
-          <w:lang w:eastAsia="bg-BG"/>
-        </w:rPr>
-        <w:t>(</w:t>
-      </w:r>
-      <w:proofErr w:type="spellStart"/>
-      <w:r>
-        <w:rPr>
-          <w:rFonts w:ascii="Consolas" w:eastAsia="Times New Roman" w:hAnsi="Consolas" w:cs="Courier New"/>
-          <w:color w:val="383A42"/>
-          <w:sz w:val="18"/>
-          <w:szCs w:val="18"/>
-          <w:bdr w:val="none" w:sz="0" w:space="0" w:color="auto" w:frame="1"/>
-          <w:lang w:eastAsia="bg-BG"/>
-        </w:rPr>
-        <w:t>session_file_path</w:t>
-      </w:r>
-      <w:proofErr w:type="spellEnd"/>
-      <w:r>
-        <w:rPr>
-          <w:rFonts w:ascii="Consolas" w:eastAsia="Times New Roman" w:hAnsi="Consolas" w:cs="Courier New"/>
-          <w:color w:val="383A42"/>
-          <w:sz w:val="18"/>
-          <w:szCs w:val="18"/>
-          <w:bdr w:val="none" w:sz="0" w:space="0" w:color="auto" w:frame="1"/>
-          <w:lang w:eastAsia="bg-BG"/>
-        </w:rPr>
-        <w:t>)</w:t>
+        <w:t xml:space="preserve">    df = pd.read_excel(session_file_path)</w:t>
       </w:r>
     </w:p>
     <w:p>
@@ -11295,7 +9716,7 @@
       </w:pPr>
       <w:r>
         <w:rPr>
-          <w:rStyle w:val="af4"/>
+          <w:rStyle w:val="Emphasis"/>
           <w:shd w:val="clear" w:color="auto" w:fill="FFFFFF"/>
         </w:rPr>
         <w:t>Визуализация на резултатите чрез различни видове диаграми:</w:t>
@@ -11330,7 +9751,7 @@
                     <pic:cNvPicPr/>
                   </pic:nvPicPr>
                   <pic:blipFill>
-                    <a:blip r:embed="rId10"/>
+                    <a:blip r:embed="rId9"/>
                     <a:stretch>
                       <a:fillRect/>
                     </a:stretch>
@@ -11374,7 +9795,7 @@
     </w:p>
     <w:p>
       <w:pPr>
-        <w:pStyle w:val="1"/>
+        <w:pStyle w:val="Heading1"/>
       </w:pPr>
       <w:bookmarkStart w:id="67" w:name="_Toc226903192"/>
       <w:r>
@@ -11385,7 +9806,7 @@
     </w:p>
     <w:p>
       <w:pPr>
-        <w:pStyle w:val="2"/>
+        <w:pStyle w:val="Heading2"/>
       </w:pPr>
       <w:bookmarkStart w:id="68" w:name="_Toc226903193"/>
       <w:r>
@@ -11400,7 +9821,7 @@
     </w:p>
     <w:p>
       <w:pPr>
-        <w:pStyle w:val="2"/>
+        <w:pStyle w:val="Heading2"/>
       </w:pPr>
       <w:bookmarkStart w:id="69" w:name="_Toc226903194"/>
       <w:r>
@@ -11414,20 +9835,12 @@
       </w:r>
       <w:r>
         <w:lastRenderedPageBreak/>
-        <w:t xml:space="preserve">използвани многократно при </w:t>
-      </w:r>
-      <w:proofErr w:type="spellStart"/>
-      <w:r>
-        <w:t>последващи</w:t>
-      </w:r>
-      <w:proofErr w:type="spellEnd"/>
-      <w:r>
-        <w:t xml:space="preserve"> анализи. Използването на база данни осигурява по-добра логическа организация на информацията, като я разделя на таблици и записи. Това улеснява търсенето, филтрирането и обработката на данните по различни критерии. Базата данни позволява многократен, контролиран и сигурен достъп до информацията, което е особено важно при работа с чувствителни или исторически данни. Чрез нея могат да се съхраняват резултати от анализи, междинни изчисления и обобщени стойности. Добавянето на база данни повишава стабилността, надеждността и мащабируемостта на приложението. То също така позволява реализиране на по-сложни функционалности като управление на потребители и история на данните. Поради тези причини използването на база данни е ключова стъпка към превръщането на системата в пълноценно и професионално уеб приложение.</w:t>
-      </w:r>
-    </w:p>
-    <w:p>
-      <w:pPr>
-        <w:pStyle w:val="2"/>
+        <w:t>използвани многократно при последващи анализи. Използването на база данни осигурява по-добра логическа организация на информацията, като я разделя на таблици и записи. Това улеснява търсенето, филтрирането и обработката на данните по различни критерии. Базата данни позволява многократен, контролиран и сигурен достъп до информацията, което е особено важно при работа с чувствителни или исторически данни. Чрез нея могат да се съхраняват резултати от анализи, междинни изчисления и обобщени стойности. Добавянето на база данни повишава стабилността, надеждността и мащабируемостта на приложението. То също така позволява реализиране на по-сложни функционалности като управление на потребители и история на данните. Поради тези причини използването на база данни е ключова стъпка към превръщането на системата в пълноценно и професионално уеб приложение.</w:t>
+      </w:r>
+    </w:p>
+    <w:p>
+      <w:pPr>
+        <w:pStyle w:val="Heading2"/>
       </w:pPr>
       <w:bookmarkStart w:id="70" w:name="_Toc226903195"/>
       <w:r>
@@ -11442,7 +9855,7 @@
     </w:p>
     <w:p>
       <w:pPr>
-        <w:pStyle w:val="1"/>
+        <w:pStyle w:val="Heading1"/>
       </w:pPr>
       <w:bookmarkStart w:id="71" w:name="_Toc226903196"/>
       <w:r>
@@ -11478,19 +9891,15 @@
       <w:r>
         <w:t xml:space="preserve">, библиотеката </w:t>
       </w:r>
-      <w:proofErr w:type="spellStart"/>
       <w:r>
         <w:t>Pandas</w:t>
       </w:r>
-      <w:proofErr w:type="spellEnd"/>
       <w:r>
         <w:t xml:space="preserve"> за обработка на данни, </w:t>
       </w:r>
-      <w:proofErr w:type="spellStart"/>
       <w:r>
         <w:t>Matplotlib</w:t>
       </w:r>
-      <w:proofErr w:type="spellEnd"/>
       <w:r>
         <w:t xml:space="preserve"> за визуализация и уеб фреймуърка Django за изграждане на приложението. Реализирани бяха основни функционалности като качване на файлове, филтриране и групиране на данни, изчисляване на статистически показатели и визуализация чрез различни видове графики.</w:t>
       </w:r>
@@ -11521,7 +9930,7 @@
     </w:p>
     <w:p>
       <w:pPr>
-        <w:pStyle w:val="1"/>
+        <w:pStyle w:val="Heading1"/>
       </w:pPr>
       <w:bookmarkStart w:id="72" w:name="_Toc226903197"/>
       <w:r>
@@ -11539,66 +9948,19 @@
     </w:p>
     <w:p>
       <w:pPr>
-        <w:pStyle w:val="ac"/>
+        <w:pStyle w:val="ListParagraph"/>
       </w:pPr>
       <w:r>
         <w:t>1.</w:t>
       </w:r>
       <w:r>
         <w:tab/>
-      </w:r>
-      <w:proofErr w:type="spellStart"/>
-      <w:r>
-        <w:t>Колисниченко</w:t>
-      </w:r>
-      <w:proofErr w:type="spellEnd"/>
-      <w:r>
-        <w:t xml:space="preserve">, </w:t>
-      </w:r>
-      <w:proofErr w:type="spellStart"/>
-      <w:r>
-        <w:t>Денис</w:t>
-      </w:r>
-      <w:proofErr w:type="spellEnd"/>
-      <w:r>
-        <w:t xml:space="preserve">, </w:t>
-      </w:r>
-      <w:proofErr w:type="spellStart"/>
-      <w:r>
-        <w:t>Адаптивен</w:t>
-      </w:r>
-      <w:proofErr w:type="spellEnd"/>
-      <w:r>
-        <w:t xml:space="preserve"> </w:t>
-      </w:r>
-      <w:proofErr w:type="spellStart"/>
-      <w:r>
-        <w:t>уеб</w:t>
-      </w:r>
-      <w:proofErr w:type="spellEnd"/>
-      <w:r>
-        <w:t xml:space="preserve"> </w:t>
-      </w:r>
-      <w:proofErr w:type="spellStart"/>
-      <w:r>
-        <w:t>дизайн</w:t>
-      </w:r>
-      <w:proofErr w:type="spellEnd"/>
-      <w:r>
-        <w:t xml:space="preserve"> с Bootstrap, </w:t>
-      </w:r>
-      <w:proofErr w:type="spellStart"/>
-      <w:r>
-        <w:t>Асеневци</w:t>
-      </w:r>
-      <w:proofErr w:type="spellEnd"/>
-      <w:r>
-        <w:t>, С 2019</w:t>
-      </w:r>
-    </w:p>
-    <w:p>
-      <w:pPr>
-        <w:pStyle w:val="ac"/>
+        <w:t>Колисниченко, Денис, Адаптивен уеб дизайн с Bootstrap, Асеневци, С 2019</w:t>
+      </w:r>
+    </w:p>
+    <w:p>
+      <w:pPr>
+        <w:pStyle w:val="ListParagraph"/>
       </w:pPr>
       <w:r>
         <w:t>2.</w:t>
@@ -11611,138 +9973,42 @@
         <w:t>Python</w:t>
       </w:r>
       <w:r>
-        <w:t xml:space="preserve"> – </w:t>
-      </w:r>
-      <w:proofErr w:type="spellStart"/>
-      <w:r>
-        <w:t>практическо</w:t>
-      </w:r>
-      <w:proofErr w:type="spellEnd"/>
-      <w:r>
-        <w:t xml:space="preserve"> </w:t>
-      </w:r>
-      <w:proofErr w:type="spellStart"/>
-      <w:r>
-        <w:t>програмиране</w:t>
-      </w:r>
-      <w:proofErr w:type="spellEnd"/>
-      <w:r>
-        <w:t xml:space="preserve">. </w:t>
-      </w:r>
-      <w:proofErr w:type="spellStart"/>
-      <w:r>
-        <w:t>Асеневци</w:t>
-      </w:r>
-      <w:proofErr w:type="spellEnd"/>
-      <w:r>
-        <w:t>, С 2022</w:t>
-      </w:r>
-    </w:p>
-    <w:p>
-      <w:pPr>
-        <w:pStyle w:val="ac"/>
+        <w:t xml:space="preserve"> – практическо програмиране. Асеневци, С 2022</w:t>
+      </w:r>
+    </w:p>
+    <w:p>
+      <w:pPr>
+        <w:pStyle w:val="ListParagraph"/>
       </w:pPr>
       <w:r>
         <w:t>3.</w:t>
       </w:r>
       <w:r>
         <w:tab/>
-      </w:r>
-      <w:proofErr w:type="spellStart"/>
-      <w:r>
-        <w:t>Донълдсън</w:t>
-      </w:r>
-      <w:proofErr w:type="spellEnd"/>
-      <w:r>
-        <w:t xml:space="preserve">, </w:t>
-      </w:r>
-      <w:proofErr w:type="spellStart"/>
-      <w:r>
-        <w:t>Тоби</w:t>
-      </w:r>
-      <w:proofErr w:type="spellEnd"/>
-      <w:r>
-        <w:t xml:space="preserve">. </w:t>
-      </w:r>
-      <w:proofErr w:type="spellStart"/>
-      <w:r>
-        <w:t>Бързо</w:t>
-      </w:r>
-      <w:proofErr w:type="spellEnd"/>
-      <w:r>
-        <w:t xml:space="preserve"> </w:t>
-      </w:r>
-      <w:proofErr w:type="spellStart"/>
-      <w:r>
-        <w:t>ръководство</w:t>
-      </w:r>
-      <w:proofErr w:type="gramStart"/>
-      <w:r>
-        <w:t>:Програмиране</w:t>
-      </w:r>
-      <w:proofErr w:type="spellEnd"/>
-      <w:proofErr w:type="gramEnd"/>
-      <w:r>
-        <w:t xml:space="preserve"> с </w:t>
-      </w:r>
-      <w:proofErr w:type="spellStart"/>
+        <w:t xml:space="preserve">Донълдсън, Тоби. Бързо ръководство:Програмиране с </w:t>
+      </w:r>
       <w:r>
         <w:t>Python</w:t>
       </w:r>
       <w:r>
-        <w:t>.АлексСофт</w:t>
-      </w:r>
-      <w:proofErr w:type="spellEnd"/>
-      <w:r>
-        <w:t>, С 2017</w:t>
-      </w:r>
-    </w:p>
-    <w:p>
-      <w:pPr>
-        <w:pStyle w:val="ac"/>
+        <w:t>.АлексСофт, С 2017</w:t>
+      </w:r>
+    </w:p>
+    <w:p>
+      <w:pPr>
+        <w:pStyle w:val="ListParagraph"/>
       </w:pPr>
       <w:r>
         <w:t>4.</w:t>
       </w:r>
       <w:r>
         <w:tab/>
-      </w:r>
-      <w:proofErr w:type="spellStart"/>
-      <w:r>
-        <w:t>Есканази</w:t>
-      </w:r>
-      <w:proofErr w:type="spellEnd"/>
-      <w:r>
-        <w:t xml:space="preserve">, </w:t>
-      </w:r>
-      <w:proofErr w:type="spellStart"/>
-      <w:r>
-        <w:t>Аврам</w:t>
-      </w:r>
-      <w:proofErr w:type="spellEnd"/>
-      <w:r>
-        <w:t xml:space="preserve">. </w:t>
-      </w:r>
-      <w:proofErr w:type="spellStart"/>
-      <w:r>
-        <w:t>Софтуерни</w:t>
-      </w:r>
-      <w:proofErr w:type="spellEnd"/>
-      <w:r>
-        <w:t xml:space="preserve"> </w:t>
-      </w:r>
-      <w:proofErr w:type="spellStart"/>
-      <w:r>
-        <w:t>техологии</w:t>
-      </w:r>
-      <w:proofErr w:type="spellEnd"/>
-      <w:r>
-        <w:t>. КЛМН, С 2006</w:t>
-      </w:r>
-    </w:p>
-    <w:p>
-      <w:pPr>
-        <w:pStyle w:val="ac"/>
+        <w:t>Есканази, Аврам. Софтуерни техологии. КЛМН, С 2006</w:t>
+      </w:r>
+    </w:p>
+    <w:p>
+      <w:pPr>
+        <w:pStyle w:val="ListParagraph"/>
       </w:pPr>
       <w:r>
         <w:t>5.</w:t>
@@ -11754,7 +10020,7 @@
     </w:p>
     <w:p>
       <w:pPr>
-        <w:pStyle w:val="ac"/>
+        <w:pStyle w:val="ListParagraph"/>
       </w:pPr>
       <w:r>
         <w:t>6.</w:t>
@@ -11766,7 +10032,7 @@
     </w:p>
     <w:p>
       <w:pPr>
-        <w:pStyle w:val="ac"/>
+        <w:pStyle w:val="ListParagraph"/>
       </w:pPr>
       <w:r>
         <w:t>7.</w:t>
@@ -11778,7 +10044,7 @@
     </w:p>
     <w:p>
       <w:pPr>
-        <w:pStyle w:val="ac"/>
+        <w:pStyle w:val="ListParagraph"/>
       </w:pPr>
       <w:r>
         <w:t xml:space="preserve">            development.html</w:t>
@@ -11786,7 +10052,7 @@
     </w:p>
     <w:p>
       <w:pPr>
-        <w:pStyle w:val="ac"/>
+        <w:pStyle w:val="ListParagraph"/>
       </w:pPr>
       <w:r>
         <w:t>8.</w:t>
@@ -11798,7 +10064,7 @@
     </w:p>
     <w:p>
       <w:pPr>
-        <w:pStyle w:val="ac"/>
+        <w:pStyle w:val="ListParagraph"/>
       </w:pPr>
       <w:r>
         <w:t>9.</w:t>
@@ -11810,7 +10076,7 @@
     </w:p>
     <w:p>
       <w:pPr>
-        <w:pStyle w:val="ac"/>
+        <w:pStyle w:val="ListParagraph"/>
       </w:pPr>
       <w:r>
         <w:t>10.</w:t>
@@ -11822,7 +10088,7 @@
     </w:p>
     <w:p>
       <w:pPr>
-        <w:pStyle w:val="ac"/>
+        <w:pStyle w:val="ListParagraph"/>
       </w:pPr>
       <w:r>
         <w:t>11.</w:t>
@@ -11834,7 +10100,7 @@
     </w:p>
     <w:p>
       <w:pPr>
-        <w:pStyle w:val="ac"/>
+        <w:pStyle w:val="ListParagraph"/>
       </w:pPr>
       <w:r>
         <w:t>12.</w:t>
@@ -11846,57 +10112,15 @@
     </w:p>
     <w:p>
       <w:pPr>
-        <w:pStyle w:val="ac"/>
-      </w:pPr>
-      <w:r>
-        <w:t xml:space="preserve">           </w:t>
-      </w:r>
-      <w:proofErr w:type="spellStart"/>
-      <w:proofErr w:type="gramStart"/>
-      <w:r>
-        <w:t>blum</w:t>
-      </w:r>
-      <w:proofErr w:type="spellEnd"/>
-      <w:r>
-        <w:t>-</w:t>
-      </w:r>
-      <w:proofErr w:type="spellStart"/>
-      <w:r>
-        <w:t>ili</w:t>
-      </w:r>
-      <w:proofErr w:type="spellEnd"/>
-      <w:r>
-        <w:t>-</w:t>
-      </w:r>
-      <w:proofErr w:type="spellStart"/>
-      <w:r>
-        <w:t>kak</w:t>
-      </w:r>
-      <w:proofErr w:type="spellEnd"/>
-      <w:r>
-        <w:t>-da-</w:t>
-      </w:r>
-      <w:proofErr w:type="spellStart"/>
-      <w:r>
-        <w:t>napravim</w:t>
-      </w:r>
-      <w:proofErr w:type="spellEnd"/>
-      <w:r>
-        <w:t>-</w:t>
-      </w:r>
-      <w:proofErr w:type="spellStart"/>
-      <w:r>
-        <w:t>uroka</w:t>
-      </w:r>
-      <w:proofErr w:type="spellEnd"/>
-      <w:r>
-        <w:t>-v</w:t>
-      </w:r>
-      <w:proofErr w:type="gramEnd"/>
-    </w:p>
-    <w:p>
-      <w:pPr>
-        <w:pStyle w:val="ac"/>
+        <w:pStyle w:val="ListParagraph"/>
+      </w:pPr>
+      <w:r>
+        <w:t xml:space="preserve">           blum-ili-kak-da-napravim-uroka-v</w:t>
+      </w:r>
+    </w:p>
+    <w:p>
+      <w:pPr>
+        <w:pStyle w:val="ListParagraph"/>
       </w:pPr>
       <w:r>
         <w:t>13.</w:t>
@@ -11910,7 +10134,7 @@
       <w:bookmarkEnd w:id="4"/>
     </w:p>
     <w:sectPr>
-      <w:footerReference w:type="default" r:id="rId11"/>
+      <w:footerReference w:type="default" r:id="rId10"/>
       <w:pgSz w:w="11906" w:h="16838"/>
       <w:pgMar w:top="1417" w:right="1417" w:bottom="1135" w:left="1417" w:header="708" w:footer="708" w:gutter="0"/>
       <w:cols w:space="708"/>
@@ -11921,7 +10145,7 @@
 </file>
 
 <file path=word/endnotes.xml><?xml version="1.0" encoding="utf-8"?>
-<w:endnotes xmlns:wpc="http://schemas.microsoft.com/office/word/2010/wordprocessingCanvas" xmlns:mc="http://schemas.openxmlformats.org/markup-compatibility/2006" xmlns:o="urn:schemas-microsoft-com:office:office" xmlns:r="http://schemas.openxmlformats.org/officeDocument/2006/relationships" xmlns:m="http://schemas.openxmlformats.org/officeDocument/2006/math" xmlns:v="urn:schemas-microsoft-com:vml" xmlns:wp14="http://schemas.microsoft.com/office/word/2010/wordprocessingDrawing" xmlns:wp="http://schemas.openxmlformats.org/drawingml/2006/wordprocessingDrawing" xmlns:w10="urn:schemas-microsoft-com:office:word" xmlns:w="http://schemas.openxmlformats.org/wordprocessingml/2006/main" xmlns:w14="http://schemas.microsoft.com/office/word/2010/wordml" xmlns:wpg="http://schemas.microsoft.com/office/word/2010/wordprocessingGroup" xmlns:wpi="http://schemas.microsoft.com/office/word/2010/wordprocessingInk" xmlns:wne="http://schemas.microsoft.com/office/word/2006/wordml" xmlns:wps="http://schemas.microsoft.com/office/word/2010/wordprocessingShape" mc:Ignorable="w14 wp14">
+<w:endnotes xmlns:wpc="http://schemas.microsoft.com/office/word/2010/wordprocessingCanvas" xmlns:cx="http://schemas.microsoft.com/office/drawing/2014/chartex" xmlns:mc="http://schemas.openxmlformats.org/markup-compatibility/2006" xmlns:o="urn:schemas-microsoft-com:office:office" xmlns:r="http://schemas.openxmlformats.org/officeDocument/2006/relationships" xmlns:m="http://schemas.openxmlformats.org/officeDocument/2006/math" xmlns:v="urn:schemas-microsoft-com:vml" xmlns:wp14="http://schemas.microsoft.com/office/word/2010/wordprocessingDrawing" xmlns:wp="http://schemas.openxmlformats.org/drawingml/2006/wordprocessingDrawing" xmlns:w10="urn:schemas-microsoft-com:office:word" xmlns:w="http://schemas.openxmlformats.org/wordprocessingml/2006/main" xmlns:w14="http://schemas.microsoft.com/office/word/2010/wordml" xmlns:w15="http://schemas.microsoft.com/office/word/2012/wordml" xmlns:w16se="http://schemas.microsoft.com/office/word/2015/wordml/symex" xmlns:wpg="http://schemas.microsoft.com/office/word/2010/wordprocessingGroup" xmlns:wpi="http://schemas.microsoft.com/office/word/2010/wordprocessingInk" xmlns:wne="http://schemas.microsoft.com/office/word/2006/wordml" xmlns:wps="http://schemas.microsoft.com/office/word/2010/wordprocessingShape" mc:Ignorable="w14 w15 w16se wp14">
   <w:endnote w:type="separator" w:id="-1">
     <w:p>
       <w:r>
@@ -11940,7 +10164,7 @@
 </file>
 
 <file path=word/footer1.xml><?xml version="1.0" encoding="utf-8"?>
-<w:ftr xmlns:wpc="http://schemas.microsoft.com/office/word/2010/wordprocessingCanvas" xmlns:mc="http://schemas.openxmlformats.org/markup-compatibility/2006" xmlns:o="urn:schemas-microsoft-com:office:office" xmlns:r="http://schemas.openxmlformats.org/officeDocument/2006/relationships" xmlns:m="http://schemas.openxmlformats.org/officeDocument/2006/math" xmlns:v="urn:schemas-microsoft-com:vml" xmlns:wp14="http://schemas.microsoft.com/office/word/2010/wordprocessingDrawing" xmlns:wp="http://schemas.openxmlformats.org/drawingml/2006/wordprocessingDrawing" xmlns:w10="urn:schemas-microsoft-com:office:word" xmlns:w="http://schemas.openxmlformats.org/wordprocessingml/2006/main" xmlns:w14="http://schemas.microsoft.com/office/word/2010/wordml" xmlns:wpg="http://schemas.microsoft.com/office/word/2010/wordprocessingGroup" xmlns:wpi="http://schemas.microsoft.com/office/word/2010/wordprocessingInk" xmlns:wne="http://schemas.microsoft.com/office/word/2006/wordml" xmlns:wps="http://schemas.microsoft.com/office/word/2010/wordprocessingShape" mc:Ignorable="w14 wp14">
+<w:ftr xmlns:wpc="http://schemas.microsoft.com/office/word/2010/wordprocessingCanvas" xmlns:cx="http://schemas.microsoft.com/office/drawing/2014/chartex" xmlns:mc="http://schemas.openxmlformats.org/markup-compatibility/2006" xmlns:o="urn:schemas-microsoft-com:office:office" xmlns:r="http://schemas.openxmlformats.org/officeDocument/2006/relationships" xmlns:m="http://schemas.openxmlformats.org/officeDocument/2006/math" xmlns:v="urn:schemas-microsoft-com:vml" xmlns:wp14="http://schemas.microsoft.com/office/word/2010/wordprocessingDrawing" xmlns:wp="http://schemas.openxmlformats.org/drawingml/2006/wordprocessingDrawing" xmlns:w10="urn:schemas-microsoft-com:office:word" xmlns:w="http://schemas.openxmlformats.org/wordprocessingml/2006/main" xmlns:w14="http://schemas.microsoft.com/office/word/2010/wordml" xmlns:w15="http://schemas.microsoft.com/office/word/2012/wordml" xmlns:w16se="http://schemas.microsoft.com/office/word/2015/wordml/symex" xmlns:wpg="http://schemas.microsoft.com/office/word/2010/wordprocessingGroup" xmlns:wpi="http://schemas.microsoft.com/office/word/2010/wordprocessingInk" xmlns:wne="http://schemas.microsoft.com/office/word/2006/wordml" xmlns:wps="http://schemas.microsoft.com/office/word/2010/wordprocessingShape" mc:Ignorable="w14 w15 w16se wp14">
   <w:sdt>
     <w:sdtPr>
       <w:id w:val="9166122"/>
@@ -11953,7 +10177,7 @@
     <w:sdtContent>
       <w:p>
         <w:pPr>
-          <w:pStyle w:val="aa"/>
+          <w:pStyle w:val="Footer"/>
         </w:pPr>
         <w:r>
           <w:rPr>
@@ -11977,7 +10201,7 @@
           <w:rPr>
             <w:noProof/>
           </w:rPr>
-          <w:t>38</w:t>
+          <w:t>31</w:t>
         </w:r>
         <w:r>
           <w:rPr>
@@ -11990,14 +10214,14 @@
   </w:sdt>
   <w:p>
     <w:pPr>
-      <w:pStyle w:val="aa"/>
+      <w:pStyle w:val="Footer"/>
     </w:pPr>
   </w:p>
 </w:ftr>
 </file>
 
 <file path=word/footnotes.xml><?xml version="1.0" encoding="utf-8"?>
-<w:footnotes xmlns:wpc="http://schemas.microsoft.com/office/word/2010/wordprocessingCanvas" xmlns:mc="http://schemas.openxmlformats.org/markup-compatibility/2006" xmlns:o="urn:schemas-microsoft-com:office:office" xmlns:r="http://schemas.openxmlformats.org/officeDocument/2006/relationships" xmlns:m="http://schemas.openxmlformats.org/officeDocument/2006/math" xmlns:v="urn:schemas-microsoft-com:vml" xmlns:wp14="http://schemas.microsoft.com/office/word/2010/wordprocessingDrawing" xmlns:wp="http://schemas.openxmlformats.org/drawingml/2006/wordprocessingDrawing" xmlns:w10="urn:schemas-microsoft-com:office:word" xmlns:w="http://schemas.openxmlformats.org/wordprocessingml/2006/main" xmlns:w14="http://schemas.microsoft.com/office/word/2010/wordml" xmlns:wpg="http://schemas.microsoft.com/office/word/2010/wordprocessingGroup" xmlns:wpi="http://schemas.microsoft.com/office/word/2010/wordprocessingInk" xmlns:wne="http://schemas.microsoft.com/office/word/2006/wordml" xmlns:wps="http://schemas.microsoft.com/office/word/2010/wordprocessingShape" mc:Ignorable="w14 wp14">
+<w:footnotes xmlns:wpc="http://schemas.microsoft.com/office/word/2010/wordprocessingCanvas" xmlns:cx="http://schemas.microsoft.com/office/drawing/2014/chartex" xmlns:mc="http://schemas.openxmlformats.org/markup-compatibility/2006" xmlns:o="urn:schemas-microsoft-com:office:office" xmlns:r="http://schemas.openxmlformats.org/officeDocument/2006/relationships" xmlns:m="http://schemas.openxmlformats.org/officeDocument/2006/math" xmlns:v="urn:schemas-microsoft-com:vml" xmlns:wp14="http://schemas.microsoft.com/office/word/2010/wordprocessingDrawing" xmlns:wp="http://schemas.openxmlformats.org/drawingml/2006/wordprocessingDrawing" xmlns:w10="urn:schemas-microsoft-com:office:word" xmlns:w="http://schemas.openxmlformats.org/wordprocessingml/2006/main" xmlns:w14="http://schemas.microsoft.com/office/word/2010/wordml" xmlns:w15="http://schemas.microsoft.com/office/word/2012/wordml" xmlns:w16se="http://schemas.microsoft.com/office/word/2015/wordml/symex" xmlns:wpg="http://schemas.microsoft.com/office/word/2010/wordprocessingGroup" xmlns:wpi="http://schemas.microsoft.com/office/word/2010/wordprocessingInk" xmlns:wne="http://schemas.microsoft.com/office/word/2006/wordml" xmlns:wps="http://schemas.microsoft.com/office/word/2010/wordprocessingShape" mc:Ignorable="w14 w15 w16se wp14">
   <w:footnote w:type="separator" w:id="-1">
     <w:p>
       <w:r>
@@ -12016,8 +10240,8 @@
 </file>
 
 <file path=word/numbering.xml><?xml version="1.0" encoding="utf-8"?>
-<w:numbering xmlns:wpc="http://schemas.microsoft.com/office/word/2010/wordprocessingCanvas" xmlns:mc="http://schemas.openxmlformats.org/markup-compatibility/2006" xmlns:o="urn:schemas-microsoft-com:office:office" xmlns:r="http://schemas.openxmlformats.org/officeDocument/2006/relationships" xmlns:m="http://schemas.openxmlformats.org/officeDocument/2006/math" xmlns:v="urn:schemas-microsoft-com:vml" xmlns:wp14="http://schemas.microsoft.com/office/word/2010/wordprocessingDrawing" xmlns:wp="http://schemas.openxmlformats.org/drawingml/2006/wordprocessingDrawing" xmlns:w10="urn:schemas-microsoft-com:office:word" xmlns:w="http://schemas.openxmlformats.org/wordprocessingml/2006/main" xmlns:w14="http://schemas.microsoft.com/office/word/2010/wordml" xmlns:wpg="http://schemas.microsoft.com/office/word/2010/wordprocessingGroup" xmlns:wpi="http://schemas.microsoft.com/office/word/2010/wordprocessingInk" xmlns:wne="http://schemas.microsoft.com/office/word/2006/wordml" xmlns:wps="http://schemas.microsoft.com/office/word/2010/wordprocessingShape" mc:Ignorable="w14 wp14">
-  <w:abstractNum w:abstractNumId="0">
+<w:numbering xmlns:wpc="http://schemas.microsoft.com/office/word/2010/wordprocessingCanvas" xmlns:cx="http://schemas.microsoft.com/office/drawing/2014/chartex" xmlns:mc="http://schemas.openxmlformats.org/markup-compatibility/2006" xmlns:o="urn:schemas-microsoft-com:office:office" xmlns:r="http://schemas.openxmlformats.org/officeDocument/2006/relationships" xmlns:m="http://schemas.openxmlformats.org/officeDocument/2006/math" xmlns:v="urn:schemas-microsoft-com:vml" xmlns:wp14="http://schemas.microsoft.com/office/word/2010/wordprocessingDrawing" xmlns:wp="http://schemas.openxmlformats.org/drawingml/2006/wordprocessingDrawing" xmlns:w10="urn:schemas-microsoft-com:office:word" xmlns:w="http://schemas.openxmlformats.org/wordprocessingml/2006/main" xmlns:w14="http://schemas.microsoft.com/office/word/2010/wordml" xmlns:w15="http://schemas.microsoft.com/office/word/2012/wordml" xmlns:w16se="http://schemas.microsoft.com/office/word/2015/wordml/symex" xmlns:wpg="http://schemas.microsoft.com/office/word/2010/wordprocessingGroup" xmlns:wpi="http://schemas.microsoft.com/office/word/2010/wordprocessingInk" xmlns:wne="http://schemas.microsoft.com/office/word/2006/wordml" xmlns:wps="http://schemas.microsoft.com/office/word/2010/wordprocessingShape" mc:Ignorable="w14 w15 w16se wp14">
+  <w:abstractNum w:abstractNumId="0" w15:restartNumberingAfterBreak="0">
     <w:nsid w:val="0273190F"/>
     <w:multiLevelType w:val="multilevel"/>
     <w:tmpl w:val="27C0515C"/>
@@ -12166,7 +10390,7 @@
       </w:rPr>
     </w:lvl>
   </w:abstractNum>
-  <w:abstractNum w:abstractNumId="1">
+  <w:abstractNum w:abstractNumId="1" w15:restartNumberingAfterBreak="0">
     <w:nsid w:val="04030578"/>
     <w:multiLevelType w:val="multilevel"/>
     <w:tmpl w:val="E81E7A24"/>
@@ -12279,7 +10503,7 @@
       </w:pPr>
     </w:lvl>
   </w:abstractNum>
-  <w:abstractNum w:abstractNumId="2">
+  <w:abstractNum w:abstractNumId="2" w15:restartNumberingAfterBreak="0">
     <w:nsid w:val="11C61772"/>
     <w:multiLevelType w:val="multilevel"/>
     <w:tmpl w:val="4508AB0C"/>
@@ -12392,14 +10616,14 @@
       </w:pPr>
     </w:lvl>
   </w:abstractNum>
-  <w:abstractNum w:abstractNumId="3">
+  <w:abstractNum w:abstractNumId="3" w15:restartNumberingAfterBreak="0">
     <w:nsid w:val="1482775B"/>
     <w:multiLevelType w:val="multilevel"/>
     <w:tmpl w:val="5DFE4EBA"/>
     <w:lvl w:ilvl="0">
       <w:start w:val="1"/>
       <w:numFmt w:val="decimal"/>
-      <w:pStyle w:val="1"/>
+      <w:pStyle w:val="Heading1"/>
       <w:lvlText w:val="%1."/>
       <w:lvlJc w:val="left"/>
       <w:pPr>
@@ -12412,7 +10636,7 @@
     <w:lvl w:ilvl="1">
       <w:start w:val="1"/>
       <w:numFmt w:val="decimal"/>
-      <w:pStyle w:val="2"/>
+      <w:pStyle w:val="Heading2"/>
       <w:lvlText w:val="%1.%2"/>
       <w:lvlJc w:val="left"/>
       <w:pPr>
@@ -12425,7 +10649,7 @@
     <w:lvl w:ilvl="2">
       <w:start w:val="1"/>
       <w:numFmt w:val="decimal"/>
-      <w:pStyle w:val="3"/>
+      <w:pStyle w:val="Heading3"/>
       <w:lvlText w:val="%1.%2.%3"/>
       <w:lvlJc w:val="left"/>
       <w:pPr>
@@ -12438,7 +10662,7 @@
     <w:lvl w:ilvl="3">
       <w:start w:val="1"/>
       <w:numFmt w:val="decimal"/>
-      <w:pStyle w:val="4"/>
+      <w:pStyle w:val="Heading4"/>
       <w:lvlText w:val="%1.%2.%3.%4"/>
       <w:lvlJc w:val="left"/>
       <w:pPr>
@@ -12451,7 +10675,7 @@
     <w:lvl w:ilvl="4">
       <w:start w:val="1"/>
       <w:numFmt w:val="decimal"/>
-      <w:pStyle w:val="5"/>
+      <w:pStyle w:val="Heading5"/>
       <w:lvlText w:val="%1.%2.%3.%4.%5"/>
       <w:lvlJc w:val="left"/>
       <w:pPr>
@@ -12464,7 +10688,7 @@
     <w:lvl w:ilvl="5">
       <w:start w:val="1"/>
       <w:numFmt w:val="decimal"/>
-      <w:pStyle w:val="6"/>
+      <w:pStyle w:val="Heading6"/>
       <w:lvlText w:val="%1.%2.%3.%4.%5.%6"/>
       <w:lvlJc w:val="left"/>
       <w:pPr>
@@ -12477,7 +10701,7 @@
     <w:lvl w:ilvl="6">
       <w:start w:val="1"/>
       <w:numFmt w:val="decimal"/>
-      <w:pStyle w:val="7"/>
+      <w:pStyle w:val="Heading7"/>
       <w:lvlText w:val="%1.%2.%3.%4.%5.%6.%7"/>
       <w:lvlJc w:val="left"/>
       <w:pPr>
@@ -12490,7 +10714,7 @@
     <w:lvl w:ilvl="7">
       <w:start w:val="1"/>
       <w:numFmt w:val="decimal"/>
-      <w:pStyle w:val="8"/>
+      <w:pStyle w:val="Heading8"/>
       <w:lvlText w:val="%1.%2.%3.%4.%5.%6.%7.%8"/>
       <w:lvlJc w:val="left"/>
       <w:pPr>
@@ -12503,7 +10727,7 @@
     <w:lvl w:ilvl="8">
       <w:start w:val="1"/>
       <w:numFmt w:val="decimal"/>
-      <w:pStyle w:val="9"/>
+      <w:pStyle w:val="Heading9"/>
       <w:lvlText w:val="%1.%2.%3.%4.%5.%6.%7.%8.%9"/>
       <w:lvlJc w:val="left"/>
       <w:pPr>
@@ -12514,7 +10738,7 @@
       </w:rPr>
     </w:lvl>
   </w:abstractNum>
-  <w:abstractNum w:abstractNumId="4">
+  <w:abstractNum w:abstractNumId="4" w15:restartNumberingAfterBreak="0">
     <w:nsid w:val="28B151F1"/>
     <w:multiLevelType w:val="hybridMultilevel"/>
     <w:tmpl w:val="BEB47992"/>
@@ -12603,7 +10827,7 @@
       </w:pPr>
     </w:lvl>
   </w:abstractNum>
-  <w:abstractNum w:abstractNumId="5">
+  <w:abstractNum w:abstractNumId="5" w15:restartNumberingAfterBreak="0">
     <w:nsid w:val="39453D5D"/>
     <w:multiLevelType w:val="multilevel"/>
     <w:tmpl w:val="AE70A622"/>
@@ -12752,7 +10976,7 @@
       </w:rPr>
     </w:lvl>
   </w:abstractNum>
-  <w:abstractNum w:abstractNumId="6">
+  <w:abstractNum w:abstractNumId="6" w15:restartNumberingAfterBreak="0">
     <w:nsid w:val="3C990C35"/>
     <w:multiLevelType w:val="multilevel"/>
     <w:tmpl w:val="E8F47E58"/>
@@ -12865,7 +11089,7 @@
       </w:pPr>
     </w:lvl>
   </w:abstractNum>
-  <w:abstractNum w:abstractNumId="7">
+  <w:abstractNum w:abstractNumId="7" w15:restartNumberingAfterBreak="0">
     <w:nsid w:val="3D470C5C"/>
     <w:multiLevelType w:val="multilevel"/>
     <w:tmpl w:val="BE0EB5C2"/>
@@ -13014,7 +11238,7 @@
       </w:rPr>
     </w:lvl>
   </w:abstractNum>
-  <w:abstractNum w:abstractNumId="8">
+  <w:abstractNum w:abstractNumId="8" w15:restartNumberingAfterBreak="0">
     <w:nsid w:val="4B401398"/>
     <w:multiLevelType w:val="multilevel"/>
     <w:tmpl w:val="A1B2A394"/>
@@ -13163,7 +11387,7 @@
       </w:rPr>
     </w:lvl>
   </w:abstractNum>
-  <w:abstractNum w:abstractNumId="9">
+  <w:abstractNum w:abstractNumId="9" w15:restartNumberingAfterBreak="0">
     <w:nsid w:val="7DD05627"/>
     <w:multiLevelType w:val="multilevel"/>
     <w:tmpl w:val="AF04C7EE"/>
@@ -13348,7 +11572,7 @@
 </file>
 
 <file path=word/styles.xml><?xml version="1.0" encoding="utf-8"?>
-<w:styles xmlns:mc="http://schemas.openxmlformats.org/markup-compatibility/2006" xmlns:r="http://schemas.openxmlformats.org/officeDocument/2006/relationships" xmlns:w="http://schemas.openxmlformats.org/wordprocessingml/2006/main" xmlns:w14="http://schemas.microsoft.com/office/word/2010/wordml" mc:Ignorable="w14">
+<w:styles xmlns:mc="http://schemas.openxmlformats.org/markup-compatibility/2006" xmlns:r="http://schemas.openxmlformats.org/officeDocument/2006/relationships" xmlns:w="http://schemas.openxmlformats.org/wordprocessingml/2006/main" xmlns:w14="http://schemas.microsoft.com/office/word/2010/wordml" xmlns:w15="http://schemas.microsoft.com/office/word/2012/wordml" xmlns:w16se="http://schemas.microsoft.com/office/word/2015/wordml/symex" mc:Ignorable="w14 w15 w16se">
   <w:docDefaults>
     <w:rPrDefault>
       <w:rPr>
@@ -13364,146 +11588,380 @@
       </w:pPr>
     </w:pPrDefault>
   </w:docDefaults>
-  <w:latentStyles w:defLockedState="0" w:defUIPriority="99" w:defSemiHidden="1" w:defUnhideWhenUsed="1" w:defQFormat="0" w:count="267">
-    <w:lsdException w:name="Normal" w:semiHidden="0" w:uiPriority="0" w:unhideWhenUsed="0" w:qFormat="1"/>
-    <w:lsdException w:name="heading 1" w:semiHidden="0" w:uiPriority="9" w:unhideWhenUsed="0" w:qFormat="1"/>
-    <w:lsdException w:name="heading 2" w:uiPriority="9" w:qFormat="1"/>
-    <w:lsdException w:name="heading 3" w:uiPriority="9" w:qFormat="1"/>
-    <w:lsdException w:name="heading 4" w:uiPriority="9" w:qFormat="1"/>
-    <w:lsdException w:name="heading 5" w:uiPriority="9" w:qFormat="1"/>
-    <w:lsdException w:name="heading 6" w:uiPriority="9" w:qFormat="1"/>
-    <w:lsdException w:name="heading 7" w:uiPriority="9" w:qFormat="1"/>
-    <w:lsdException w:name="heading 8" w:uiPriority="9" w:qFormat="1"/>
-    <w:lsdException w:name="heading 9" w:uiPriority="9" w:qFormat="1"/>
-    <w:lsdException w:name="toc 1" w:uiPriority="39"/>
-    <w:lsdException w:name="toc 2" w:uiPriority="39"/>
-    <w:lsdException w:name="toc 3" w:uiPriority="39"/>
-    <w:lsdException w:name="toc 4" w:uiPriority="39"/>
-    <w:lsdException w:name="toc 5" w:uiPriority="39"/>
-    <w:lsdException w:name="toc 6" w:uiPriority="39"/>
-    <w:lsdException w:name="toc 7" w:uiPriority="39"/>
-    <w:lsdException w:name="toc 8" w:uiPriority="39"/>
-    <w:lsdException w:name="toc 9" w:uiPriority="39"/>
-    <w:lsdException w:name="caption" w:uiPriority="35" w:qFormat="1"/>
-    <w:lsdException w:name="Title" w:semiHidden="0" w:uiPriority="10" w:unhideWhenUsed="0" w:qFormat="1"/>
-    <w:lsdException w:name="Default Paragraph Font" w:uiPriority="1"/>
-    <w:lsdException w:name="Subtitle" w:semiHidden="0" w:uiPriority="11" w:unhideWhenUsed="0" w:qFormat="1"/>
-    <w:lsdException w:name="Strong" w:semiHidden="0" w:uiPriority="22" w:unhideWhenUsed="0" w:qFormat="1"/>
-    <w:lsdException w:name="Emphasis" w:semiHidden="0" w:uiPriority="20" w:unhideWhenUsed="0" w:qFormat="1"/>
-    <w:lsdException w:name="Table Grid" w:semiHidden="0" w:uiPriority="59" w:unhideWhenUsed="0"/>
-    <w:lsdException w:name="Placeholder Text" w:unhideWhenUsed="0"/>
-    <w:lsdException w:name="No Spacing" w:semiHidden="0" w:uiPriority="1" w:unhideWhenUsed="0" w:qFormat="1"/>
-    <w:lsdException w:name="Light Shading" w:semiHidden="0" w:uiPriority="60" w:unhideWhenUsed="0"/>
-    <w:lsdException w:name="Light List" w:semiHidden="0" w:uiPriority="61" w:unhideWhenUsed="0"/>
-    <w:lsdException w:name="Light Grid" w:semiHidden="0" w:uiPriority="62" w:unhideWhenUsed="0"/>
-    <w:lsdException w:name="Medium Shading 1" w:semiHidden="0" w:uiPriority="63" w:unhideWhenUsed="0"/>
-    <w:lsdException w:name="Medium Shading 2" w:semiHidden="0" w:uiPriority="64" w:unhideWhenUsed="0"/>
-    <w:lsdException w:name="Medium List 1" w:semiHidden="0" w:uiPriority="65" w:unhideWhenUsed="0"/>
-    <w:lsdException w:name="Medium List 2" w:semiHidden="0" w:uiPriority="66" w:unhideWhenUsed="0"/>
-    <w:lsdException w:name="Medium Grid 1" w:semiHidden="0" w:uiPriority="67" w:unhideWhenUsed="0"/>
-    <w:lsdException w:name="Medium Grid 2" w:semiHidden="0" w:uiPriority="68" w:unhideWhenUsed="0"/>
-    <w:lsdException w:name="Medium Grid 3" w:semiHidden="0" w:uiPriority="69" w:unhideWhenUsed="0"/>
-    <w:lsdException w:name="Dark List" w:semiHidden="0" w:uiPriority="70" w:unhideWhenUsed="0"/>
-    <w:lsdException w:name="Colorful Shading" w:semiHidden="0" w:uiPriority="71" w:unhideWhenUsed="0"/>
-    <w:lsdException w:name="Colorful List" w:semiHidden="0" w:uiPriority="72" w:unhideWhenUsed="0"/>
-    <w:lsdException w:name="Colorful Grid" w:semiHidden="0" w:uiPriority="73" w:unhideWhenUsed="0"/>
-    <w:lsdException w:name="Light Shading Accent 1" w:semiHidden="0" w:uiPriority="60" w:unhideWhenUsed="0"/>
-    <w:lsdException w:name="Light List Accent 1" w:semiHidden="0" w:uiPriority="61" w:unhideWhenUsed="0"/>
-    <w:lsdException w:name="Light Grid Accent 1" w:semiHidden="0" w:uiPriority="62" w:unhideWhenUsed="0"/>
-    <w:lsdException w:name="Medium Shading 1 Accent 1" w:semiHidden="0" w:uiPriority="63" w:unhideWhenUsed="0"/>
-    <w:lsdException w:name="Medium Shading 2 Accent 1" w:semiHidden="0" w:uiPriority="64" w:unhideWhenUsed="0"/>
-    <w:lsdException w:name="Medium List 1 Accent 1" w:semiHidden="0" w:uiPriority="65" w:unhideWhenUsed="0"/>
-    <w:lsdException w:name="Revision" w:unhideWhenUsed="0"/>
-    <w:lsdException w:name="List Paragraph" w:semiHidden="0" w:uiPriority="34" w:unhideWhenUsed="0" w:qFormat="1"/>
-    <w:lsdException w:name="Quote" w:semiHidden="0" w:uiPriority="29" w:unhideWhenUsed="0" w:qFormat="1"/>
-    <w:lsdException w:name="Intense Quote" w:semiHidden="0" w:uiPriority="30" w:unhideWhenUsed="0" w:qFormat="1"/>
-    <w:lsdException w:name="Medium List 2 Accent 1" w:semiHidden="0" w:uiPriority="66" w:unhideWhenUsed="0"/>
-    <w:lsdException w:name="Medium Grid 1 Accent 1" w:semiHidden="0" w:uiPriority="67" w:unhideWhenUsed="0"/>
-    <w:lsdException w:name="Medium Grid 2 Accent 1" w:semiHidden="0" w:uiPriority="68" w:unhideWhenUsed="0"/>
-    <w:lsdException w:name="Medium Grid 3 Accent 1" w:semiHidden="0" w:uiPriority="69" w:unhideWhenUsed="0"/>
-    <w:lsdException w:name="Dark List Accent 1" w:semiHidden="0" w:uiPriority="70" w:unhideWhenUsed="0"/>
-    <w:lsdException w:name="Colorful Shading Accent 1" w:semiHidden="0" w:uiPriority="71" w:unhideWhenUsed="0"/>
-    <w:lsdException w:name="Colorful List Accent 1" w:semiHidden="0" w:uiPriority="72" w:unhideWhenUsed="0"/>
-    <w:lsdException w:name="Colorful Grid Accent 1" w:semiHidden="0" w:uiPriority="73" w:unhideWhenUsed="0"/>
-    <w:lsdException w:name="Light Shading Accent 2" w:semiHidden="0" w:uiPriority="60" w:unhideWhenUsed="0"/>
-    <w:lsdException w:name="Light List Accent 2" w:semiHidden="0" w:uiPriority="61" w:unhideWhenUsed="0"/>
-    <w:lsdException w:name="Light Grid Accent 2" w:semiHidden="0" w:uiPriority="62" w:unhideWhenUsed="0"/>
-    <w:lsdException w:name="Medium Shading 1 Accent 2" w:semiHidden="0" w:uiPriority="63" w:unhideWhenUsed="0"/>
-    <w:lsdException w:name="Medium Shading 2 Accent 2" w:semiHidden="0" w:uiPriority="64" w:unhideWhenUsed="0"/>
-    <w:lsdException w:name="Medium List 1 Accent 2" w:semiHidden="0" w:uiPriority="65" w:unhideWhenUsed="0"/>
-    <w:lsdException w:name="Medium List 2 Accent 2" w:semiHidden="0" w:uiPriority="66" w:unhideWhenUsed="0"/>
-    <w:lsdException w:name="Medium Grid 1 Accent 2" w:semiHidden="0" w:uiPriority="67" w:unhideWhenUsed="0"/>
-    <w:lsdException w:name="Medium Grid 2 Accent 2" w:semiHidden="0" w:uiPriority="68" w:unhideWhenUsed="0"/>
-    <w:lsdException w:name="Medium Grid 3 Accent 2" w:semiHidden="0" w:uiPriority="69" w:unhideWhenUsed="0"/>
-    <w:lsdException w:name="Dark List Accent 2" w:semiHidden="0" w:uiPriority="70" w:unhideWhenUsed="0"/>
-    <w:lsdException w:name="Colorful Shading Accent 2" w:semiHidden="0" w:uiPriority="71" w:unhideWhenUsed="0"/>
-    <w:lsdException w:name="Colorful List Accent 2" w:semiHidden="0" w:uiPriority="72" w:unhideWhenUsed="0"/>
-    <w:lsdException w:name="Colorful Grid Accent 2" w:semiHidden="0" w:uiPriority="73" w:unhideWhenUsed="0"/>
-    <w:lsdException w:name="Light Shading Accent 3" w:semiHidden="0" w:uiPriority="60" w:unhideWhenUsed="0"/>
-    <w:lsdException w:name="Light List Accent 3" w:semiHidden="0" w:uiPriority="61" w:unhideWhenUsed="0"/>
-    <w:lsdException w:name="Light Grid Accent 3" w:semiHidden="0" w:uiPriority="62" w:unhideWhenUsed="0"/>
-    <w:lsdException w:name="Medium Shading 1 Accent 3" w:semiHidden="0" w:uiPriority="63" w:unhideWhenUsed="0"/>
-    <w:lsdException w:name="Medium Shading 2 Accent 3" w:semiHidden="0" w:uiPriority="64" w:unhideWhenUsed="0"/>
-    <w:lsdException w:name="Medium List 1 Accent 3" w:semiHidden="0" w:uiPriority="65" w:unhideWhenUsed="0"/>
-    <w:lsdException w:name="Medium List 2 Accent 3" w:semiHidden="0" w:uiPriority="66" w:unhideWhenUsed="0"/>
-    <w:lsdException w:name="Medium Grid 1 Accent 3" w:semiHidden="0" w:uiPriority="67" w:unhideWhenUsed="0"/>
-    <w:lsdException w:name="Medium Grid 2 Accent 3" w:semiHidden="0" w:uiPriority="68" w:unhideWhenUsed="0"/>
-    <w:lsdException w:name="Medium Grid 3 Accent 3" w:semiHidden="0" w:uiPriority="69" w:unhideWhenUsed="0"/>
-    <w:lsdException w:name="Dark List Accent 3" w:semiHidden="0" w:uiPriority="70" w:unhideWhenUsed="0"/>
-    <w:lsdException w:name="Colorful Shading Accent 3" w:semiHidden="0" w:uiPriority="71" w:unhideWhenUsed="0"/>
-    <w:lsdException w:name="Colorful List Accent 3" w:semiHidden="0" w:uiPriority="72" w:unhideWhenUsed="0"/>
-    <w:lsdException w:name="Colorful Grid Accent 3" w:semiHidden="0" w:uiPriority="73" w:unhideWhenUsed="0"/>
-    <w:lsdException w:name="Light Shading Accent 4" w:semiHidden="0" w:uiPriority="60" w:unhideWhenUsed="0"/>
-    <w:lsdException w:name="Light List Accent 4" w:semiHidden="0" w:uiPriority="61" w:unhideWhenUsed="0"/>
-    <w:lsdException w:name="Light Grid Accent 4" w:semiHidden="0" w:uiPriority="62" w:unhideWhenUsed="0"/>
-    <w:lsdException w:name="Medium Shading 1 Accent 4" w:semiHidden="0" w:uiPriority="63" w:unhideWhenUsed="0"/>
-    <w:lsdException w:name="Medium Shading 2 Accent 4" w:semiHidden="0" w:uiPriority="64" w:unhideWhenUsed="0"/>
-    <w:lsdException w:name="Medium List 1 Accent 4" w:semiHidden="0" w:uiPriority="65" w:unhideWhenUsed="0"/>
-    <w:lsdException w:name="Medium List 2 Accent 4" w:semiHidden="0" w:uiPriority="66" w:unhideWhenUsed="0"/>
-    <w:lsdException w:name="Medium Grid 1 Accent 4" w:semiHidden="0" w:uiPriority="67" w:unhideWhenUsed="0"/>
-    <w:lsdException w:name="Medium Grid 2 Accent 4" w:semiHidden="0" w:uiPriority="68" w:unhideWhenUsed="0"/>
-    <w:lsdException w:name="Medium Grid 3 Accent 4" w:semiHidden="0" w:uiPriority="69" w:unhideWhenUsed="0"/>
-    <w:lsdException w:name="Dark List Accent 4" w:semiHidden="0" w:uiPriority="70" w:unhideWhenUsed="0"/>
-    <w:lsdException w:name="Colorful Shading Accent 4" w:semiHidden="0" w:uiPriority="71" w:unhideWhenUsed="0"/>
-    <w:lsdException w:name="Colorful List Accent 4" w:semiHidden="0" w:uiPriority="72" w:unhideWhenUsed="0"/>
-    <w:lsdException w:name="Colorful Grid Accent 4" w:semiHidden="0" w:uiPriority="73" w:unhideWhenUsed="0"/>
-    <w:lsdException w:name="Light Shading Accent 5" w:semiHidden="0" w:uiPriority="60" w:unhideWhenUsed="0"/>
-    <w:lsdException w:name="Light List Accent 5" w:semiHidden="0" w:uiPriority="61" w:unhideWhenUsed="0"/>
-    <w:lsdException w:name="Light Grid Accent 5" w:semiHidden="0" w:uiPriority="62" w:unhideWhenUsed="0"/>
-    <w:lsdException w:name="Medium Shading 1 Accent 5" w:semiHidden="0" w:uiPriority="63" w:unhideWhenUsed="0"/>
-    <w:lsdException w:name="Medium Shading 2 Accent 5" w:semiHidden="0" w:uiPriority="64" w:unhideWhenUsed="0"/>
-    <w:lsdException w:name="Medium List 1 Accent 5" w:semiHidden="0" w:uiPriority="65" w:unhideWhenUsed="0"/>
-    <w:lsdException w:name="Medium List 2 Accent 5" w:semiHidden="0" w:uiPriority="66" w:unhideWhenUsed="0"/>
-    <w:lsdException w:name="Medium Grid 1 Accent 5" w:semiHidden="0" w:uiPriority="67" w:unhideWhenUsed="0"/>
-    <w:lsdException w:name="Medium Grid 2 Accent 5" w:semiHidden="0" w:uiPriority="68" w:unhideWhenUsed="0"/>
-    <w:lsdException w:name="Medium Grid 3 Accent 5" w:semiHidden="0" w:uiPriority="69" w:unhideWhenUsed="0"/>
-    <w:lsdException w:name="Dark List Accent 5" w:semiHidden="0" w:uiPriority="70" w:unhideWhenUsed="0"/>
-    <w:lsdException w:name="Colorful Shading Accent 5" w:semiHidden="0" w:uiPriority="71" w:unhideWhenUsed="0"/>
-    <w:lsdException w:name="Colorful List Accent 5" w:semiHidden="0" w:uiPriority="72" w:unhideWhenUsed="0"/>
-    <w:lsdException w:name="Colorful Grid Accent 5" w:semiHidden="0" w:uiPriority="73" w:unhideWhenUsed="0"/>
-    <w:lsdException w:name="Light Shading Accent 6" w:semiHidden="0" w:uiPriority="60" w:unhideWhenUsed="0"/>
-    <w:lsdException w:name="Light List Accent 6" w:semiHidden="0" w:uiPriority="61" w:unhideWhenUsed="0"/>
-    <w:lsdException w:name="Light Grid Accent 6" w:semiHidden="0" w:uiPriority="62" w:unhideWhenUsed="0"/>
-    <w:lsdException w:name="Medium Shading 1 Accent 6" w:semiHidden="0" w:uiPriority="63" w:unhideWhenUsed="0"/>
-    <w:lsdException w:name="Medium Shading 2 Accent 6" w:semiHidden="0" w:uiPriority="64" w:unhideWhenUsed="0"/>
-    <w:lsdException w:name="Medium List 1 Accent 6" w:semiHidden="0" w:uiPriority="65" w:unhideWhenUsed="0"/>
-    <w:lsdException w:name="Medium List 2 Accent 6" w:semiHidden="0" w:uiPriority="66" w:unhideWhenUsed="0"/>
-    <w:lsdException w:name="Medium Grid 1 Accent 6" w:semiHidden="0" w:uiPriority="67" w:unhideWhenUsed="0"/>
-    <w:lsdException w:name="Medium Grid 2 Accent 6" w:semiHidden="0" w:uiPriority="68" w:unhideWhenUsed="0"/>
-    <w:lsdException w:name="Medium Grid 3 Accent 6" w:semiHidden="0" w:uiPriority="69" w:unhideWhenUsed="0"/>
-    <w:lsdException w:name="Dark List Accent 6" w:semiHidden="0" w:uiPriority="70" w:unhideWhenUsed="0"/>
-    <w:lsdException w:name="Colorful Shading Accent 6" w:semiHidden="0" w:uiPriority="71" w:unhideWhenUsed="0"/>
-    <w:lsdException w:name="Colorful List Accent 6" w:semiHidden="0" w:uiPriority="72" w:unhideWhenUsed="0"/>
-    <w:lsdException w:name="Colorful Grid Accent 6" w:semiHidden="0" w:uiPriority="73" w:unhideWhenUsed="0"/>
-    <w:lsdException w:name="Subtle Emphasis" w:semiHidden="0" w:uiPriority="19" w:unhideWhenUsed="0" w:qFormat="1"/>
-    <w:lsdException w:name="Intense Emphasis" w:semiHidden="0" w:uiPriority="21" w:unhideWhenUsed="0" w:qFormat="1"/>
-    <w:lsdException w:name="Subtle Reference" w:semiHidden="0" w:uiPriority="31" w:unhideWhenUsed="0" w:qFormat="1"/>
-    <w:lsdException w:name="Intense Reference" w:semiHidden="0" w:uiPriority="32" w:unhideWhenUsed="0" w:qFormat="1"/>
-    <w:lsdException w:name="Book Title" w:semiHidden="0" w:uiPriority="33" w:unhideWhenUsed="0" w:qFormat="1"/>
-    <w:lsdException w:name="Bibliography" w:uiPriority="37"/>
-    <w:lsdException w:name="TOC Heading" w:uiPriority="39" w:qFormat="1"/>
+  <w:latentStyles w:defLockedState="0" w:defUIPriority="99" w:defSemiHidden="0" w:defUnhideWhenUsed="0" w:defQFormat="0" w:count="371">
+    <w:lsdException w:name="Normal" w:uiPriority="0" w:qFormat="1"/>
+    <w:lsdException w:name="heading 1" w:uiPriority="9" w:qFormat="1"/>
+    <w:lsdException w:name="heading 2" w:semiHidden="1" w:uiPriority="9" w:unhideWhenUsed="1" w:qFormat="1"/>
+    <w:lsdException w:name="heading 3" w:semiHidden="1" w:uiPriority="9" w:unhideWhenUsed="1" w:qFormat="1"/>
+    <w:lsdException w:name="heading 4" w:semiHidden="1" w:uiPriority="9" w:unhideWhenUsed="1" w:qFormat="1"/>
+    <w:lsdException w:name="heading 5" w:semiHidden="1" w:uiPriority="9" w:unhideWhenUsed="1" w:qFormat="1"/>
+    <w:lsdException w:name="heading 6" w:semiHidden="1" w:uiPriority="9" w:unhideWhenUsed="1" w:qFormat="1"/>
+    <w:lsdException w:name="heading 7" w:semiHidden="1" w:uiPriority="9" w:unhideWhenUsed="1" w:qFormat="1"/>
+    <w:lsdException w:name="heading 8" w:semiHidden="1" w:uiPriority="9" w:unhideWhenUsed="1" w:qFormat="1"/>
+    <w:lsdException w:name="heading 9" w:semiHidden="1" w:uiPriority="9" w:unhideWhenUsed="1" w:qFormat="1"/>
+    <w:lsdException w:name="index 1" w:semiHidden="1" w:unhideWhenUsed="1"/>
+    <w:lsdException w:name="index 2" w:semiHidden="1" w:unhideWhenUsed="1"/>
+    <w:lsdException w:name="index 3" w:semiHidden="1" w:unhideWhenUsed="1"/>
+    <w:lsdException w:name="index 4" w:semiHidden="1" w:unhideWhenUsed="1"/>
+    <w:lsdException w:name="index 5" w:semiHidden="1" w:unhideWhenUsed="1"/>
+    <w:lsdException w:name="index 6" w:semiHidden="1" w:unhideWhenUsed="1"/>
+    <w:lsdException w:name="index 7" w:semiHidden="1" w:unhideWhenUsed="1"/>
+    <w:lsdException w:name="index 8" w:semiHidden="1" w:unhideWhenUsed="1"/>
+    <w:lsdException w:name="index 9" w:semiHidden="1" w:unhideWhenUsed="1"/>
+    <w:lsdException w:name="toc 1" w:semiHidden="1" w:uiPriority="39" w:unhideWhenUsed="1"/>
+    <w:lsdException w:name="toc 2" w:semiHidden="1" w:uiPriority="39" w:unhideWhenUsed="1"/>
+    <w:lsdException w:name="toc 3" w:semiHidden="1" w:uiPriority="39" w:unhideWhenUsed="1"/>
+    <w:lsdException w:name="toc 4" w:semiHidden="1" w:uiPriority="39" w:unhideWhenUsed="1"/>
+    <w:lsdException w:name="toc 5" w:semiHidden="1" w:uiPriority="39" w:unhideWhenUsed="1"/>
+    <w:lsdException w:name="toc 6" w:semiHidden="1" w:uiPriority="39" w:unhideWhenUsed="1"/>
+    <w:lsdException w:name="toc 7" w:semiHidden="1" w:uiPriority="39" w:unhideWhenUsed="1"/>
+    <w:lsdException w:name="toc 8" w:semiHidden="1" w:uiPriority="39" w:unhideWhenUsed="1"/>
+    <w:lsdException w:name="toc 9" w:semiHidden="1" w:uiPriority="39" w:unhideWhenUsed="1"/>
+    <w:lsdException w:name="Normal Indent" w:semiHidden="1" w:unhideWhenUsed="1"/>
+    <w:lsdException w:name="footnote text" w:semiHidden="1" w:unhideWhenUsed="1"/>
+    <w:lsdException w:name="annotation text" w:semiHidden="1" w:unhideWhenUsed="1"/>
+    <w:lsdException w:name="header" w:semiHidden="1" w:unhideWhenUsed="1"/>
+    <w:lsdException w:name="footer" w:semiHidden="1" w:unhideWhenUsed="1"/>
+    <w:lsdException w:name="index heading" w:semiHidden="1" w:unhideWhenUsed="1"/>
+    <w:lsdException w:name="caption" w:semiHidden="1" w:uiPriority="35" w:unhideWhenUsed="1" w:qFormat="1"/>
+    <w:lsdException w:name="table of figures" w:semiHidden="1" w:unhideWhenUsed="1"/>
+    <w:lsdException w:name="envelope address" w:semiHidden="1" w:unhideWhenUsed="1"/>
+    <w:lsdException w:name="envelope return" w:semiHidden="1" w:unhideWhenUsed="1"/>
+    <w:lsdException w:name="footnote reference" w:semiHidden="1" w:unhideWhenUsed="1"/>
+    <w:lsdException w:name="annotation reference" w:semiHidden="1" w:unhideWhenUsed="1"/>
+    <w:lsdException w:name="line number" w:semiHidden="1" w:unhideWhenUsed="1"/>
+    <w:lsdException w:name="page number" w:semiHidden="1" w:unhideWhenUsed="1"/>
+    <w:lsdException w:name="endnote reference" w:semiHidden="1" w:unhideWhenUsed="1"/>
+    <w:lsdException w:name="endnote text" w:semiHidden="1" w:unhideWhenUsed="1"/>
+    <w:lsdException w:name="table of authorities" w:semiHidden="1" w:unhideWhenUsed="1"/>
+    <w:lsdException w:name="macro" w:semiHidden="1" w:unhideWhenUsed="1"/>
+    <w:lsdException w:name="toa heading" w:semiHidden="1" w:unhideWhenUsed="1"/>
+    <w:lsdException w:name="List" w:semiHidden="1" w:unhideWhenUsed="1"/>
+    <w:lsdException w:name="List Bullet" w:semiHidden="1" w:unhideWhenUsed="1"/>
+    <w:lsdException w:name="List Number" w:semiHidden="1" w:unhideWhenUsed="1"/>
+    <w:lsdException w:name="List 2" w:semiHidden="1" w:unhideWhenUsed="1"/>
+    <w:lsdException w:name="List 3" w:semiHidden="1" w:unhideWhenUsed="1"/>
+    <w:lsdException w:name="List 4" w:semiHidden="1" w:unhideWhenUsed="1"/>
+    <w:lsdException w:name="List 5" w:semiHidden="1" w:unhideWhenUsed="1"/>
+    <w:lsdException w:name="List Bullet 2" w:semiHidden="1" w:unhideWhenUsed="1"/>
+    <w:lsdException w:name="List Bullet 3" w:semiHidden="1" w:unhideWhenUsed="1"/>
+    <w:lsdException w:name="List Bullet 4" w:semiHidden="1" w:unhideWhenUsed="1"/>
+    <w:lsdException w:name="List Bullet 5" w:semiHidden="1" w:unhideWhenUsed="1"/>
+    <w:lsdException w:name="List Number 2" w:semiHidden="1" w:unhideWhenUsed="1"/>
+    <w:lsdException w:name="List Number 3" w:semiHidden="1" w:unhideWhenUsed="1"/>
+    <w:lsdException w:name="List Number 4" w:semiHidden="1" w:unhideWhenUsed="1"/>
+    <w:lsdException w:name="List Number 5" w:semiHidden="1" w:unhideWhenUsed="1"/>
+    <w:lsdException w:name="Title" w:uiPriority="10" w:qFormat="1"/>
+    <w:lsdException w:name="Closing" w:semiHidden="1" w:unhideWhenUsed="1"/>
+    <w:lsdException w:name="Signature" w:semiHidden="1" w:unhideWhenUsed="1"/>
+    <w:lsdException w:name="Default Paragraph Font" w:semiHidden="1" w:uiPriority="1" w:unhideWhenUsed="1"/>
+    <w:lsdException w:name="Body Text" w:semiHidden="1" w:unhideWhenUsed="1"/>
+    <w:lsdException w:name="Body Text Indent" w:semiHidden="1" w:unhideWhenUsed="1"/>
+    <w:lsdException w:name="List Continue" w:semiHidden="1" w:unhideWhenUsed="1"/>
+    <w:lsdException w:name="List Continue 2" w:semiHidden="1" w:unhideWhenUsed="1"/>
+    <w:lsdException w:name="List Continue 3" w:semiHidden="1" w:unhideWhenUsed="1"/>
+    <w:lsdException w:name="List Continue 4" w:semiHidden="1" w:unhideWhenUsed="1"/>
+    <w:lsdException w:name="List Continue 5" w:semiHidden="1" w:unhideWhenUsed="1"/>
+    <w:lsdException w:name="Message Header" w:semiHidden="1" w:unhideWhenUsed="1"/>
+    <w:lsdException w:name="Subtitle" w:uiPriority="11" w:qFormat="1"/>
+    <w:lsdException w:name="Salutation" w:semiHidden="1" w:unhideWhenUsed="1"/>
+    <w:lsdException w:name="Date" w:semiHidden="1" w:unhideWhenUsed="1"/>
+    <w:lsdException w:name="Body Text First Indent" w:semiHidden="1" w:unhideWhenUsed="1"/>
+    <w:lsdException w:name="Body Text First Indent 2" w:semiHidden="1" w:unhideWhenUsed="1"/>
+    <w:lsdException w:name="Note Heading" w:semiHidden="1" w:unhideWhenUsed="1"/>
+    <w:lsdException w:name="Body Text 2" w:semiHidden="1" w:unhideWhenUsed="1"/>
+    <w:lsdException w:name="Body Text 3" w:semiHidden="1" w:unhideWhenUsed="1"/>
+    <w:lsdException w:name="Body Text Indent 2" w:semiHidden="1" w:unhideWhenUsed="1"/>
+    <w:lsdException w:name="Body Text Indent 3" w:semiHidden="1" w:unhideWhenUsed="1"/>
+    <w:lsdException w:name="Block Text" w:semiHidden="1" w:unhideWhenUsed="1"/>
+    <w:lsdException w:name="Hyperlink" w:semiHidden="1" w:unhideWhenUsed="1"/>
+    <w:lsdException w:name="FollowedHyperlink" w:semiHidden="1" w:unhideWhenUsed="1"/>
+    <w:lsdException w:name="Strong" w:uiPriority="22" w:qFormat="1"/>
+    <w:lsdException w:name="Emphasis" w:uiPriority="20" w:qFormat="1"/>
+    <w:lsdException w:name="Document Map" w:semiHidden="1" w:unhideWhenUsed="1"/>
+    <w:lsdException w:name="Plain Text" w:semiHidden="1" w:unhideWhenUsed="1"/>
+    <w:lsdException w:name="E-mail Signature" w:semiHidden="1" w:unhideWhenUsed="1"/>
+    <w:lsdException w:name="HTML Top of Form" w:semiHidden="1" w:unhideWhenUsed="1"/>
+    <w:lsdException w:name="HTML Bottom of Form" w:semiHidden="1" w:unhideWhenUsed="1"/>
+    <w:lsdException w:name="Normal (Web)" w:semiHidden="1" w:unhideWhenUsed="1"/>
+    <w:lsdException w:name="HTML Acronym" w:semiHidden="1" w:unhideWhenUsed="1"/>
+    <w:lsdException w:name="HTML Address" w:semiHidden="1" w:unhideWhenUsed="1"/>
+    <w:lsdException w:name="HTML Cite" w:semiHidden="1" w:unhideWhenUsed="1"/>
+    <w:lsdException w:name="HTML Code" w:semiHidden="1" w:unhideWhenUsed="1"/>
+    <w:lsdException w:name="HTML Definition" w:semiHidden="1" w:unhideWhenUsed="1"/>
+    <w:lsdException w:name="HTML Keyboard" w:semiHidden="1" w:unhideWhenUsed="1"/>
+    <w:lsdException w:name="HTML Preformatted" w:semiHidden="1" w:unhideWhenUsed="1"/>
+    <w:lsdException w:name="HTML Sample" w:semiHidden="1" w:unhideWhenUsed="1"/>
+    <w:lsdException w:name="HTML Typewriter" w:semiHidden="1" w:unhideWhenUsed="1"/>
+    <w:lsdException w:name="HTML Variable" w:semiHidden="1" w:unhideWhenUsed="1"/>
+    <w:lsdException w:name="Normal Table" w:semiHidden="1" w:unhideWhenUsed="1"/>
+    <w:lsdException w:name="annotation subject" w:semiHidden="1" w:unhideWhenUsed="1"/>
+    <w:lsdException w:name="No List" w:semiHidden="1" w:unhideWhenUsed="1"/>
+    <w:lsdException w:name="Outline List 1" w:semiHidden="1" w:unhideWhenUsed="1"/>
+    <w:lsdException w:name="Outline List 2" w:semiHidden="1" w:unhideWhenUsed="1"/>
+    <w:lsdException w:name="Outline List 3" w:semiHidden="1" w:unhideWhenUsed="1"/>
+    <w:lsdException w:name="Table Simple 1" w:semiHidden="1" w:unhideWhenUsed="1"/>
+    <w:lsdException w:name="Table Simple 2" w:semiHidden="1" w:unhideWhenUsed="1"/>
+    <w:lsdException w:name="Table Simple 3" w:semiHidden="1" w:unhideWhenUsed="1"/>
+    <w:lsdException w:name="Table Classic 1" w:semiHidden="1" w:unhideWhenUsed="1"/>
+    <w:lsdException w:name="Table Classic 2" w:semiHidden="1" w:unhideWhenUsed="1"/>
+    <w:lsdException w:name="Table Classic 3" w:semiHidden="1" w:unhideWhenUsed="1"/>
+    <w:lsdException w:name="Table Classic 4" w:semiHidden="1" w:unhideWhenUsed="1"/>
+    <w:lsdException w:name="Table Colorful 1" w:semiHidden="1" w:unhideWhenUsed="1"/>
+    <w:lsdException w:name="Table Colorful 2" w:semiHidden="1" w:unhideWhenUsed="1"/>
+    <w:lsdException w:name="Table Colorful 3" w:semiHidden="1" w:unhideWhenUsed="1"/>
+    <w:lsdException w:name="Table Columns 1" w:semiHidden="1" w:unhideWhenUsed="1"/>
+    <w:lsdException w:name="Table Columns 2" w:semiHidden="1" w:unhideWhenUsed="1"/>
+    <w:lsdException w:name="Table Columns 3" w:semiHidden="1" w:unhideWhenUsed="1"/>
+    <w:lsdException w:name="Table Columns 4" w:semiHidden="1" w:unhideWhenUsed="1"/>
+    <w:lsdException w:name="Table Columns 5" w:semiHidden="1" w:unhideWhenUsed="1"/>
+    <w:lsdException w:name="Table Grid 1" w:semiHidden="1" w:unhideWhenUsed="1"/>
+    <w:lsdException w:name="Table Grid 2" w:semiHidden="1" w:unhideWhenUsed="1"/>
+    <w:lsdException w:name="Table Grid 3" w:semiHidden="1" w:unhideWhenUsed="1"/>
+    <w:lsdException w:name="Table Grid 4" w:semiHidden="1" w:unhideWhenUsed="1"/>
+    <w:lsdException w:name="Table Grid 5" w:semiHidden="1" w:unhideWhenUsed="1"/>
+    <w:lsdException w:name="Table Grid 6" w:semiHidden="1" w:unhideWhenUsed="1"/>
+    <w:lsdException w:name="Table Grid 7" w:semiHidden="1" w:unhideWhenUsed="1"/>
+    <w:lsdException w:name="Table Grid 8" w:semiHidden="1" w:unhideWhenUsed="1"/>
+    <w:lsdException w:name="Table List 1" w:semiHidden="1" w:unhideWhenUsed="1"/>
+    <w:lsdException w:name="Table List 2" w:semiHidden="1" w:unhideWhenUsed="1"/>
+    <w:lsdException w:name="Table List 3" w:semiHidden="1" w:unhideWhenUsed="1"/>
+    <w:lsdException w:name="Table List 4" w:semiHidden="1" w:unhideWhenUsed="1"/>
+    <w:lsdException w:name="Table List 5" w:semiHidden="1" w:unhideWhenUsed="1"/>
+    <w:lsdException w:name="Table List 6" w:semiHidden="1" w:unhideWhenUsed="1"/>
+    <w:lsdException w:name="Table List 7" w:semiHidden="1" w:unhideWhenUsed="1"/>
+    <w:lsdException w:name="Table List 8" w:semiHidden="1" w:unhideWhenUsed="1"/>
+    <w:lsdException w:name="Table 3D effects 1" w:semiHidden="1" w:unhideWhenUsed="1"/>
+    <w:lsdException w:name="Table 3D effects 2" w:semiHidden="1" w:unhideWhenUsed="1"/>
+    <w:lsdException w:name="Table 3D effects 3" w:semiHidden="1" w:unhideWhenUsed="1"/>
+    <w:lsdException w:name="Table Contemporary" w:semiHidden="1" w:unhideWhenUsed="1"/>
+    <w:lsdException w:name="Table Elegant" w:semiHidden="1" w:unhideWhenUsed="1"/>
+    <w:lsdException w:name="Table Professional" w:semiHidden="1" w:unhideWhenUsed="1"/>
+    <w:lsdException w:name="Table Subtle 1" w:semiHidden="1" w:unhideWhenUsed="1"/>
+    <w:lsdException w:name="Table Subtle 2" w:semiHidden="1" w:unhideWhenUsed="1"/>
+    <w:lsdException w:name="Table Web 1" w:semiHidden="1" w:unhideWhenUsed="1"/>
+    <w:lsdException w:name="Table Web 2" w:semiHidden="1" w:unhideWhenUsed="1"/>
+    <w:lsdException w:name="Table Web 3" w:semiHidden="1" w:unhideWhenUsed="1"/>
+    <w:lsdException w:name="Balloon Text" w:semiHidden="1" w:unhideWhenUsed="1"/>
+    <w:lsdException w:name="Table Grid" w:uiPriority="59"/>
+    <w:lsdException w:name="Table Theme" w:semiHidden="1" w:unhideWhenUsed="1"/>
+    <w:lsdException w:name="Placeholder Text" w:semiHidden="1"/>
+    <w:lsdException w:name="No Spacing" w:uiPriority="1" w:qFormat="1"/>
+    <w:lsdException w:name="Light Shading" w:uiPriority="60"/>
+    <w:lsdException w:name="Light List" w:uiPriority="61"/>
+    <w:lsdException w:name="Light Grid" w:uiPriority="62"/>
+    <w:lsdException w:name="Medium Shading 1" w:uiPriority="63"/>
+    <w:lsdException w:name="Medium Shading 2" w:uiPriority="64"/>
+    <w:lsdException w:name="Medium List 1" w:uiPriority="65"/>
+    <w:lsdException w:name="Medium List 2" w:uiPriority="66"/>
+    <w:lsdException w:name="Medium Grid 1" w:uiPriority="67"/>
+    <w:lsdException w:name="Medium Grid 2" w:uiPriority="68"/>
+    <w:lsdException w:name="Medium Grid 3" w:uiPriority="69"/>
+    <w:lsdException w:name="Dark List" w:uiPriority="70"/>
+    <w:lsdException w:name="Colorful Shading" w:uiPriority="71"/>
+    <w:lsdException w:name="Colorful List" w:uiPriority="72"/>
+    <w:lsdException w:name="Colorful Grid" w:uiPriority="73"/>
+    <w:lsdException w:name="Light Shading Accent 1" w:uiPriority="60"/>
+    <w:lsdException w:name="Light List Accent 1" w:uiPriority="61"/>
+    <w:lsdException w:name="Light Grid Accent 1" w:uiPriority="62"/>
+    <w:lsdException w:name="Medium Shading 1 Accent 1" w:uiPriority="63"/>
+    <w:lsdException w:name="Medium Shading 2 Accent 1" w:uiPriority="64"/>
+    <w:lsdException w:name="Medium List 1 Accent 1" w:uiPriority="65"/>
+    <w:lsdException w:name="Revision" w:semiHidden="1"/>
+    <w:lsdException w:name="List Paragraph" w:uiPriority="34" w:qFormat="1"/>
+    <w:lsdException w:name="Quote" w:uiPriority="29" w:qFormat="1"/>
+    <w:lsdException w:name="Intense Quote" w:uiPriority="30" w:qFormat="1"/>
+    <w:lsdException w:name="Medium List 2 Accent 1" w:uiPriority="66"/>
+    <w:lsdException w:name="Medium Grid 1 Accent 1" w:uiPriority="67"/>
+    <w:lsdException w:name="Medium Grid 2 Accent 1" w:uiPriority="68"/>
+    <w:lsdException w:name="Medium Grid 3 Accent 1" w:uiPriority="69"/>
+    <w:lsdException w:name="Dark List Accent 1" w:uiPriority="70"/>
+    <w:lsdException w:name="Colorful Shading Accent 1" w:uiPriority="71"/>
+    <w:lsdException w:name="Colorful List Accent 1" w:uiPriority="72"/>
+    <w:lsdException w:name="Colorful Grid Accent 1" w:uiPriority="73"/>
+    <w:lsdException w:name="Light Shading Accent 2" w:uiPriority="60"/>
+    <w:lsdException w:name="Light List Accent 2" w:uiPriority="61"/>
+    <w:lsdException w:name="Light Grid Accent 2" w:uiPriority="62"/>
+    <w:lsdException w:name="Medium Shading 1 Accent 2" w:uiPriority="63"/>
+    <w:lsdException w:name="Medium Shading 2 Accent 2" w:uiPriority="64"/>
+    <w:lsdException w:name="Medium List 1 Accent 2" w:uiPriority="65"/>
+    <w:lsdException w:name="Medium List 2 Accent 2" w:uiPriority="66"/>
+    <w:lsdException w:name="Medium Grid 1 Accent 2" w:uiPriority="67"/>
+    <w:lsdException w:name="Medium Grid 2 Accent 2" w:uiPriority="68"/>
+    <w:lsdException w:name="Medium Grid 3 Accent 2" w:uiPriority="69"/>
+    <w:lsdException w:name="Dark List Accent 2" w:uiPriority="70"/>
+    <w:lsdException w:name="Colorful Shading Accent 2" w:uiPriority="71"/>
+    <w:lsdException w:name="Colorful List Accent 2" w:uiPriority="72"/>
+    <w:lsdException w:name="Colorful Grid Accent 2" w:uiPriority="73"/>
+    <w:lsdException w:name="Light Shading Accent 3" w:uiPriority="60"/>
+    <w:lsdException w:name="Light List Accent 3" w:uiPriority="61"/>
+    <w:lsdException w:name="Light Grid Accent 3" w:uiPriority="62"/>
+    <w:lsdException w:name="Medium Shading 1 Accent 3" w:uiPriority="63"/>
+    <w:lsdException w:name="Medium Shading 2 Accent 3" w:uiPriority="64"/>
+    <w:lsdException w:name="Medium List 1 Accent 3" w:uiPriority="65"/>
+    <w:lsdException w:name="Medium List 2 Accent 3" w:uiPriority="66"/>
+    <w:lsdException w:name="Medium Grid 1 Accent 3" w:uiPriority="67"/>
+    <w:lsdException w:name="Medium Grid 2 Accent 3" w:uiPriority="68"/>
+    <w:lsdException w:name="Medium Grid 3 Accent 3" w:uiPriority="69"/>
+    <w:lsdException w:name="Dark List Accent 3" w:uiPriority="70"/>
+    <w:lsdException w:name="Colorful Shading Accent 3" w:uiPriority="71"/>
+    <w:lsdException w:name="Colorful List Accent 3" w:uiPriority="72"/>
+    <w:lsdException w:name="Colorful Grid Accent 3" w:uiPriority="73"/>
+    <w:lsdException w:name="Light Shading Accent 4" w:uiPriority="60"/>
+    <w:lsdException w:name="Light List Accent 4" w:uiPriority="61"/>
+    <w:lsdException w:name="Light Grid Accent 4" w:uiPriority="62"/>
+    <w:lsdException w:name="Medium Shading 1 Accent 4" w:uiPriority="63"/>
+    <w:lsdException w:name="Medium Shading 2 Accent 4" w:uiPriority="64"/>
+    <w:lsdException w:name="Medium List 1 Accent 4" w:uiPriority="65"/>
+    <w:lsdException w:name="Medium List 2 Accent 4" w:uiPriority="66"/>
+    <w:lsdException w:name="Medium Grid 1 Accent 4" w:uiPriority="67"/>
+    <w:lsdException w:name="Medium Grid 2 Accent 4" w:uiPriority="68"/>
+    <w:lsdException w:name="Medium Grid 3 Accent 4" w:uiPriority="69"/>
+    <w:lsdException w:name="Dark List Accent 4" w:uiPriority="70"/>
+    <w:lsdException w:name="Colorful Shading Accent 4" w:uiPriority="71"/>
+    <w:lsdException w:name="Colorful List Accent 4" w:uiPriority="72"/>
+    <w:lsdException w:name="Colorful Grid Accent 4" w:uiPriority="73"/>
+    <w:lsdException w:name="Light Shading Accent 5" w:uiPriority="60"/>
+    <w:lsdException w:name="Light List Accent 5" w:uiPriority="61"/>
+    <w:lsdException w:name="Light Grid Accent 5" w:uiPriority="62"/>
+    <w:lsdException w:name="Medium Shading 1 Accent 5" w:uiPriority="63"/>
+    <w:lsdException w:name="Medium Shading 2 Accent 5" w:uiPriority="64"/>
+    <w:lsdException w:name="Medium List 1 Accent 5" w:uiPriority="65"/>
+    <w:lsdException w:name="Medium List 2 Accent 5" w:uiPriority="66"/>
+    <w:lsdException w:name="Medium Grid 1 Accent 5" w:uiPriority="67"/>
+    <w:lsdException w:name="Medium Grid 2 Accent 5" w:uiPriority="68"/>
+    <w:lsdException w:name="Medium Grid 3 Accent 5" w:uiPriority="69"/>
+    <w:lsdException w:name="Dark List Accent 5" w:uiPriority="70"/>
+    <w:lsdException w:name="Colorful Shading Accent 5" w:uiPriority="71"/>
+    <w:lsdException w:name="Colorful List Accent 5" w:uiPriority="72"/>
+    <w:lsdException w:name="Colorful Grid Accent 5" w:uiPriority="73"/>
+    <w:lsdException w:name="Light Shading Accent 6" w:uiPriority="60"/>
+    <w:lsdException w:name="Light List Accent 6" w:uiPriority="61"/>
+    <w:lsdException w:name="Light Grid Accent 6" w:uiPriority="62"/>
+    <w:lsdException w:name="Medium Shading 1 Accent 6" w:uiPriority="63"/>
+    <w:lsdException w:name="Medium Shading 2 Accent 6" w:uiPriority="64"/>
+    <w:lsdException w:name="Medium List 1 Accent 6" w:uiPriority="65"/>
+    <w:lsdException w:name="Medium List 2 Accent 6" w:uiPriority="66"/>
+    <w:lsdException w:name="Medium Grid 1 Accent 6" w:uiPriority="67"/>
+    <w:lsdException w:name="Medium Grid 2 Accent 6" w:uiPriority="68"/>
+    <w:lsdException w:name="Medium Grid 3 Accent 6" w:uiPriority="69"/>
+    <w:lsdException w:name="Dark List Accent 6" w:uiPriority="70"/>
+    <w:lsdException w:name="Colorful Shading Accent 6" w:uiPriority="71"/>
+    <w:lsdException w:name="Colorful List Accent 6" w:uiPriority="72"/>
+    <w:lsdException w:name="Colorful Grid Accent 6" w:uiPriority="73"/>
+    <w:lsdException w:name="Subtle Emphasis" w:uiPriority="19" w:qFormat="1"/>
+    <w:lsdException w:name="Intense Emphasis" w:uiPriority="21" w:qFormat="1"/>
+    <w:lsdException w:name="Subtle Reference" w:uiPriority="31" w:qFormat="1"/>
+    <w:lsdException w:name="Intense Reference" w:uiPriority="32" w:qFormat="1"/>
+    <w:lsdException w:name="Book Title" w:uiPriority="33" w:qFormat="1"/>
+    <w:lsdException w:name="Bibliography" w:semiHidden="1" w:uiPriority="37" w:unhideWhenUsed="1"/>
+    <w:lsdException w:name="TOC Heading" w:semiHidden="1" w:uiPriority="39" w:unhideWhenUsed="1" w:qFormat="1"/>
+    <w:lsdException w:name="Plain Table 1" w:uiPriority="41"/>
+    <w:lsdException w:name="Plain Table 2" w:uiPriority="42"/>
+    <w:lsdException w:name="Plain Table 3" w:uiPriority="43"/>
+    <w:lsdException w:name="Plain Table 4" w:uiPriority="44"/>
+    <w:lsdException w:name="Plain Table 5" w:uiPriority="45"/>
+    <w:lsdException w:name="Grid Table Light" w:uiPriority="40"/>
+    <w:lsdException w:name="Grid Table 1 Light" w:uiPriority="46"/>
+    <w:lsdException w:name="Grid Table 2" w:uiPriority="47"/>
+    <w:lsdException w:name="Grid Table 3" w:uiPriority="48"/>
+    <w:lsdException w:name="Grid Table 4" w:uiPriority="49"/>
+    <w:lsdException w:name="Grid Table 5 Dark" w:uiPriority="50"/>
+    <w:lsdException w:name="Grid Table 6 Colorful" w:uiPriority="51"/>
+    <w:lsdException w:name="Grid Table 7 Colorful" w:uiPriority="52"/>
+    <w:lsdException w:name="Grid Table 1 Light Accent 1" w:uiPriority="46"/>
+    <w:lsdException w:name="Grid Table 2 Accent 1" w:uiPriority="47"/>
+    <w:lsdException w:name="Grid Table 3 Accent 1" w:uiPriority="48"/>
+    <w:lsdException w:name="Grid Table 4 Accent 1" w:uiPriority="49"/>
+    <w:lsdException w:name="Grid Table 5 Dark Accent 1" w:uiPriority="50"/>
+    <w:lsdException w:name="Grid Table 6 Colorful Accent 1" w:uiPriority="51"/>
+    <w:lsdException w:name="Grid Table 7 Colorful Accent 1" w:uiPriority="52"/>
+    <w:lsdException w:name="Grid Table 1 Light Accent 2" w:uiPriority="46"/>
+    <w:lsdException w:name="Grid Table 2 Accent 2" w:uiPriority="47"/>
+    <w:lsdException w:name="Grid Table 3 Accent 2" w:uiPriority="48"/>
+    <w:lsdException w:name="Grid Table 4 Accent 2" w:uiPriority="49"/>
+    <w:lsdException w:name="Grid Table 5 Dark Accent 2" w:uiPriority="50"/>
+    <w:lsdException w:name="Grid Table 6 Colorful Accent 2" w:uiPriority="51"/>
+    <w:lsdException w:name="Grid Table 7 Colorful Accent 2" w:uiPriority="52"/>
+    <w:lsdException w:name="Grid Table 1 Light Accent 3" w:uiPriority="46"/>
+    <w:lsdException w:name="Grid Table 2 Accent 3" w:uiPriority="47"/>
+    <w:lsdException w:name="Grid Table 3 Accent 3" w:uiPriority="48"/>
+    <w:lsdException w:name="Grid Table 4 Accent 3" w:uiPriority="49"/>
+    <w:lsdException w:name="Grid Table 5 Dark Accent 3" w:uiPriority="50"/>
+    <w:lsdException w:name="Grid Table 6 Colorful Accent 3" w:uiPriority="51"/>
+    <w:lsdException w:name="Grid Table 7 Colorful Accent 3" w:uiPriority="52"/>
+    <w:lsdException w:name="Grid Table 1 Light Accent 4" w:uiPriority="46"/>
+    <w:lsdException w:name="Grid Table 2 Accent 4" w:uiPriority="47"/>
+    <w:lsdException w:name="Grid Table 3 Accent 4" w:uiPriority="48"/>
+    <w:lsdException w:name="Grid Table 4 Accent 4" w:uiPriority="49"/>
+    <w:lsdException w:name="Grid Table 5 Dark Accent 4" w:uiPriority="50"/>
+    <w:lsdException w:name="Grid Table 6 Colorful Accent 4" w:uiPriority="51"/>
+    <w:lsdException w:name="Grid Table 7 Colorful Accent 4" w:uiPriority="52"/>
+    <w:lsdException w:name="Grid Table 1 Light Accent 5" w:uiPriority="46"/>
+    <w:lsdException w:name="Grid Table 2 Accent 5" w:uiPriority="47"/>
+    <w:lsdException w:name="Grid Table 3 Accent 5" w:uiPriority="48"/>
+    <w:lsdException w:name="Grid Table 4 Accent 5" w:uiPriority="49"/>
+    <w:lsdException w:name="Grid Table 5 Dark Accent 5" w:uiPriority="50"/>
+    <w:lsdException w:name="Grid Table 6 Colorful Accent 5" w:uiPriority="51"/>
+    <w:lsdException w:name="Grid Table 7 Colorful Accent 5" w:uiPriority="52"/>
+    <w:lsdException w:name="Grid Table 1 Light Accent 6" w:uiPriority="46"/>
+    <w:lsdException w:name="Grid Table 2 Accent 6" w:uiPriority="47"/>
+    <w:lsdException w:name="Grid Table 3 Accent 6" w:uiPriority="48"/>
+    <w:lsdException w:name="Grid Table 4 Accent 6" w:uiPriority="49"/>
+    <w:lsdException w:name="Grid Table 5 Dark Accent 6" w:uiPriority="50"/>
+    <w:lsdException w:name="Grid Table 6 Colorful Accent 6" w:uiPriority="51"/>
+    <w:lsdException w:name="Grid Table 7 Colorful Accent 6" w:uiPriority="52"/>
+    <w:lsdException w:name="List Table 1 Light" w:uiPriority="46"/>
+    <w:lsdException w:name="List Table 2" w:uiPriority="47"/>
+    <w:lsdException w:name="List Table 3" w:uiPriority="48"/>
+    <w:lsdException w:name="List Table 4" w:uiPriority="49"/>
+    <w:lsdException w:name="List Table 5 Dark" w:uiPriority="50"/>
+    <w:lsdException w:name="List Table 6 Colorful" w:uiPriority="51"/>
+    <w:lsdException w:name="List Table 7 Colorful" w:uiPriority="52"/>
+    <w:lsdException w:name="List Table 1 Light Accent 1" w:uiPriority="46"/>
+    <w:lsdException w:name="List Table 2 Accent 1" w:uiPriority="47"/>
+    <w:lsdException w:name="List Table 3 Accent 1" w:uiPriority="48"/>
+    <w:lsdException w:name="List Table 4 Accent 1" w:uiPriority="49"/>
+    <w:lsdException w:name="List Table 5 Dark Accent 1" w:uiPriority="50"/>
+    <w:lsdException w:name="List Table 6 Colorful Accent 1" w:uiPriority="51"/>
+    <w:lsdException w:name="List Table 7 Colorful Accent 1" w:uiPriority="52"/>
+    <w:lsdException w:name="List Table 1 Light Accent 2" w:uiPriority="46"/>
+    <w:lsdException w:name="List Table 2 Accent 2" w:uiPriority="47"/>
+    <w:lsdException w:name="List Table 3 Accent 2" w:uiPriority="48"/>
+    <w:lsdException w:name="List Table 4 Accent 2" w:uiPriority="49"/>
+    <w:lsdException w:name="List Table 5 Dark Accent 2" w:uiPriority="50"/>
+    <w:lsdException w:name="List Table 6 Colorful Accent 2" w:uiPriority="51"/>
+    <w:lsdException w:name="List Table 7 Colorful Accent 2" w:uiPriority="52"/>
+    <w:lsdException w:name="List Table 1 Light Accent 3" w:uiPriority="46"/>
+    <w:lsdException w:name="List Table 2 Accent 3" w:uiPriority="47"/>
+    <w:lsdException w:name="List Table 3 Accent 3" w:uiPriority="48"/>
+    <w:lsdException w:name="List Table 4 Accent 3" w:uiPriority="49"/>
+    <w:lsdException w:name="List Table 5 Dark Accent 3" w:uiPriority="50"/>
+    <w:lsdException w:name="List Table 6 Colorful Accent 3" w:uiPriority="51"/>
+    <w:lsdException w:name="List Table 7 Colorful Accent 3" w:uiPriority="52"/>
+    <w:lsdException w:name="List Table 1 Light Accent 4" w:uiPriority="46"/>
+    <w:lsdException w:name="List Table 2 Accent 4" w:uiPriority="47"/>
+    <w:lsdException w:name="List Table 3 Accent 4" w:uiPriority="48"/>
+    <w:lsdException w:name="List Table 4 Accent 4" w:uiPriority="49"/>
+    <w:lsdException w:name="List Table 5 Dark Accent 4" w:uiPriority="50"/>
+    <w:lsdException w:name="List Table 6 Colorful Accent 4" w:uiPriority="51"/>
+    <w:lsdException w:name="List Table 7 Colorful Accent 4" w:uiPriority="52"/>
+    <w:lsdException w:name="List Table 1 Light Accent 5" w:uiPriority="46"/>
+    <w:lsdException w:name="List Table 2 Accent 5" w:uiPriority="47"/>
+    <w:lsdException w:name="List Table 3 Accent 5" w:uiPriority="48"/>
+    <w:lsdException w:name="List Table 4 Accent 5" w:uiPriority="49"/>
+    <w:lsdException w:name="List Table 5 Dark Accent 5" w:uiPriority="50"/>
+    <w:lsdException w:name="List Table 6 Colorful Accent 5" w:uiPriority="51"/>
+    <w:lsdException w:name="List Table 7 Colorful Accent 5" w:uiPriority="52"/>
+    <w:lsdException w:name="List Table 1 Light Accent 6" w:uiPriority="46"/>
+    <w:lsdException w:name="List Table 2 Accent 6" w:uiPriority="47"/>
+    <w:lsdException w:name="List Table 3 Accent 6" w:uiPriority="48"/>
+    <w:lsdException w:name="List Table 4 Accent 6" w:uiPriority="49"/>
+    <w:lsdException w:name="List Table 5 Dark Accent 6" w:uiPriority="50"/>
+    <w:lsdException w:name="List Table 6 Colorful Accent 6" w:uiPriority="51"/>
+    <w:lsdException w:name="List Table 7 Colorful Accent 6" w:uiPriority="52"/>
   </w:latentStyles>
-  <w:style w:type="paragraph" w:default="1" w:styleId="a0">
+  <w:style w:type="paragraph" w:default="1" w:styleId="Normal">
     <w:name w:val="Normal"/>
     <w:qFormat/>
     <w:rsid w:val="00636169"/>
@@ -13518,11 +11976,11 @@
       <w:szCs w:val="24"/>
     </w:rPr>
   </w:style>
-  <w:style w:type="paragraph" w:styleId="1">
+  <w:style w:type="paragraph" w:styleId="Heading1">
     <w:name w:val="heading 1"/>
-    <w:basedOn w:val="a0"/>
-    <w:next w:val="a0"/>
-    <w:link w:val="10"/>
+    <w:basedOn w:val="Normal"/>
+    <w:next w:val="Normal"/>
+    <w:link w:val="Heading1Char"/>
     <w:uiPriority w:val="9"/>
     <w:qFormat/>
     <w:rsid w:val="00C528A5"/>
@@ -13550,11 +12008,11 @@
       <w:lang w:eastAsia="bg-BG"/>
     </w:rPr>
   </w:style>
-  <w:style w:type="paragraph" w:styleId="2">
+  <w:style w:type="paragraph" w:styleId="Heading2">
     <w:name w:val="heading 2"/>
-    <w:basedOn w:val="a0"/>
-    <w:next w:val="a0"/>
-    <w:link w:val="20"/>
+    <w:basedOn w:val="Normal"/>
+    <w:next w:val="Normal"/>
+    <w:link w:val="Heading2Char"/>
     <w:uiPriority w:val="9"/>
     <w:unhideWhenUsed/>
     <w:qFormat/>
@@ -13580,11 +12038,11 @@
       <w:szCs w:val="28"/>
     </w:rPr>
   </w:style>
-  <w:style w:type="paragraph" w:styleId="3">
+  <w:style w:type="paragraph" w:styleId="Heading3">
     <w:name w:val="heading 3"/>
-    <w:basedOn w:val="a0"/>
-    <w:next w:val="a0"/>
-    <w:link w:val="30"/>
+    <w:basedOn w:val="Normal"/>
+    <w:next w:val="Normal"/>
+    <w:link w:val="Heading3Char"/>
     <w:uiPriority w:val="9"/>
     <w:unhideWhenUsed/>
     <w:qFormat/>
@@ -13608,11 +12066,11 @@
       <w:lang w:eastAsia="bg-BG"/>
     </w:rPr>
   </w:style>
-  <w:style w:type="paragraph" w:styleId="4">
+  <w:style w:type="paragraph" w:styleId="Heading4">
     <w:name w:val="heading 4"/>
-    <w:basedOn w:val="a0"/>
-    <w:next w:val="a0"/>
-    <w:link w:val="40"/>
+    <w:basedOn w:val="Normal"/>
+    <w:next w:val="Normal"/>
+    <w:link w:val="Heading4Char"/>
     <w:uiPriority w:val="9"/>
     <w:unhideWhenUsed/>
     <w:qFormat/>
@@ -13636,11 +12094,11 @@
       <w:color w:val="000000" w:themeColor="text1"/>
     </w:rPr>
   </w:style>
-  <w:style w:type="paragraph" w:styleId="5">
+  <w:style w:type="paragraph" w:styleId="Heading5">
     <w:name w:val="heading 5"/>
-    <w:basedOn w:val="a0"/>
-    <w:next w:val="a0"/>
-    <w:link w:val="50"/>
+    <w:basedOn w:val="Normal"/>
+    <w:next w:val="Normal"/>
+    <w:link w:val="Heading5Char"/>
     <w:uiPriority w:val="9"/>
     <w:semiHidden/>
     <w:unhideWhenUsed/>
@@ -13661,11 +12119,11 @@
       <w:color w:val="17365D" w:themeColor="text2" w:themeShade="BF"/>
     </w:rPr>
   </w:style>
-  <w:style w:type="paragraph" w:styleId="6">
+  <w:style w:type="paragraph" w:styleId="Heading6">
     <w:name w:val="heading 6"/>
-    <w:basedOn w:val="a0"/>
-    <w:next w:val="a0"/>
-    <w:link w:val="60"/>
+    <w:basedOn w:val="Normal"/>
+    <w:next w:val="Normal"/>
+    <w:link w:val="Heading6Char"/>
     <w:uiPriority w:val="9"/>
     <w:semiHidden/>
     <w:unhideWhenUsed/>
@@ -13688,11 +12146,11 @@
       <w:color w:val="17365D" w:themeColor="text2" w:themeShade="BF"/>
     </w:rPr>
   </w:style>
-  <w:style w:type="paragraph" w:styleId="7">
+  <w:style w:type="paragraph" w:styleId="Heading7">
     <w:name w:val="heading 7"/>
-    <w:basedOn w:val="a0"/>
-    <w:next w:val="a0"/>
-    <w:link w:val="70"/>
+    <w:basedOn w:val="Normal"/>
+    <w:next w:val="Normal"/>
+    <w:link w:val="Heading7Char"/>
     <w:uiPriority w:val="9"/>
     <w:semiHidden/>
     <w:unhideWhenUsed/>
@@ -13715,11 +12173,11 @@
       <w:color w:val="404040" w:themeColor="text1" w:themeTint="BF"/>
     </w:rPr>
   </w:style>
-  <w:style w:type="paragraph" w:styleId="8">
+  <w:style w:type="paragraph" w:styleId="Heading8">
     <w:name w:val="heading 8"/>
-    <w:basedOn w:val="a0"/>
-    <w:next w:val="a0"/>
-    <w:link w:val="80"/>
+    <w:basedOn w:val="Normal"/>
+    <w:next w:val="Normal"/>
+    <w:link w:val="Heading8Char"/>
     <w:uiPriority w:val="9"/>
     <w:semiHidden/>
     <w:unhideWhenUsed/>
@@ -13742,11 +12200,11 @@
       <w:szCs w:val="20"/>
     </w:rPr>
   </w:style>
-  <w:style w:type="paragraph" w:styleId="9">
+  <w:style w:type="paragraph" w:styleId="Heading9">
     <w:name w:val="heading 9"/>
-    <w:basedOn w:val="a0"/>
-    <w:next w:val="a0"/>
-    <w:link w:val="90"/>
+    <w:basedOn w:val="Normal"/>
+    <w:next w:val="Normal"/>
+    <w:link w:val="Heading9Char"/>
     <w:uiPriority w:val="9"/>
     <w:semiHidden/>
     <w:unhideWhenUsed/>
@@ -13771,13 +12229,13 @@
       <w:szCs w:val="20"/>
     </w:rPr>
   </w:style>
-  <w:style w:type="character" w:default="1" w:styleId="a1">
+  <w:style w:type="character" w:default="1" w:styleId="DefaultParagraphFont">
     <w:name w:val="Default Paragraph Font"/>
     <w:uiPriority w:val="1"/>
     <w:semiHidden/>
     <w:unhideWhenUsed/>
   </w:style>
-  <w:style w:type="table" w:default="1" w:styleId="a2">
+  <w:style w:type="table" w:default="1" w:styleId="TableNormal">
     <w:name w:val="Normal Table"/>
     <w:uiPriority w:val="99"/>
     <w:semiHidden/>
@@ -13792,16 +12250,16 @@
       </w:tblCellMar>
     </w:tblPr>
   </w:style>
-  <w:style w:type="numbering" w:default="1" w:styleId="a3">
+  <w:style w:type="numbering" w:default="1" w:styleId="NoList">
     <w:name w:val="No List"/>
     <w:uiPriority w:val="99"/>
     <w:semiHidden/>
     <w:unhideWhenUsed/>
   </w:style>
-  <w:style w:type="paragraph" w:styleId="a4">
+  <w:style w:type="paragraph" w:styleId="BalloonText">
     <w:name w:val="Balloon Text"/>
-    <w:basedOn w:val="a0"/>
-    <w:link w:val="a5"/>
+    <w:basedOn w:val="Normal"/>
+    <w:link w:val="BalloonTextChar"/>
     <w:uiPriority w:val="99"/>
     <w:semiHidden/>
     <w:unhideWhenUsed/>
@@ -13815,10 +12273,10 @@
       <w:szCs w:val="16"/>
     </w:rPr>
   </w:style>
-  <w:style w:type="character" w:customStyle="1" w:styleId="a5">
-    <w:name w:val="Изнесен текст Знак"/>
-    <w:basedOn w:val="a1"/>
-    <w:link w:val="a4"/>
+  <w:style w:type="character" w:customStyle="1" w:styleId="BalloonTextChar">
+    <w:name w:val="Balloon Text Char"/>
+    <w:basedOn w:val="DefaultParagraphFont"/>
+    <w:link w:val="BalloonText"/>
     <w:uiPriority w:val="99"/>
     <w:semiHidden/>
     <w:rsid w:val="00DE2771"/>
@@ -13828,9 +12286,9 @@
       <w:szCs w:val="16"/>
     </w:rPr>
   </w:style>
-  <w:style w:type="paragraph" w:styleId="a6">
+  <w:style w:type="paragraph" w:styleId="NormalWeb">
     <w:name w:val="Normal (Web)"/>
-    <w:basedOn w:val="a0"/>
+    <w:basedOn w:val="Normal"/>
     <w:uiPriority w:val="99"/>
     <w:unhideWhenUsed/>
     <w:rsid w:val="00105525"/>
@@ -13842,9 +12300,9 @@
       <w:lang w:eastAsia="bg-BG"/>
     </w:rPr>
   </w:style>
-  <w:style w:type="character" w:styleId="a7">
+  <w:style w:type="character" w:styleId="Hyperlink">
     <w:name w:val="Hyperlink"/>
-    <w:basedOn w:val="a1"/>
+    <w:basedOn w:val="DefaultParagraphFont"/>
     <w:uiPriority w:val="99"/>
     <w:unhideWhenUsed/>
     <w:rsid w:val="00105525"/>
@@ -13853,10 +12311,10 @@
       <w:u w:val="single"/>
     </w:rPr>
   </w:style>
-  <w:style w:type="paragraph" w:styleId="a8">
+  <w:style w:type="paragraph" w:styleId="Header">
     <w:name w:val="header"/>
-    <w:basedOn w:val="a0"/>
-    <w:link w:val="a9"/>
+    <w:basedOn w:val="Normal"/>
+    <w:link w:val="HeaderChar"/>
     <w:uiPriority w:val="99"/>
     <w:unhideWhenUsed/>
     <w:rsid w:val="00506156"/>
@@ -13868,17 +12326,17 @@
       <w:spacing w:line="240" w:lineRule="auto"/>
     </w:pPr>
   </w:style>
-  <w:style w:type="character" w:customStyle="1" w:styleId="a9">
-    <w:name w:val="Горен колонтитул Знак"/>
-    <w:basedOn w:val="a1"/>
-    <w:link w:val="a8"/>
+  <w:style w:type="character" w:customStyle="1" w:styleId="HeaderChar">
+    <w:name w:val="Header Char"/>
+    <w:basedOn w:val="DefaultParagraphFont"/>
+    <w:link w:val="Header"/>
     <w:uiPriority w:val="99"/>
     <w:rsid w:val="00506156"/>
   </w:style>
-  <w:style w:type="paragraph" w:styleId="aa">
+  <w:style w:type="paragraph" w:styleId="Footer">
     <w:name w:val="footer"/>
-    <w:basedOn w:val="a0"/>
-    <w:link w:val="ab"/>
+    <w:basedOn w:val="Normal"/>
+    <w:link w:val="FooterChar"/>
     <w:uiPriority w:val="99"/>
     <w:unhideWhenUsed/>
     <w:rsid w:val="00506156"/>
@@ -13890,17 +12348,17 @@
       <w:spacing w:line="240" w:lineRule="auto"/>
     </w:pPr>
   </w:style>
-  <w:style w:type="character" w:customStyle="1" w:styleId="ab">
-    <w:name w:val="Долен колонтитул Знак"/>
-    <w:basedOn w:val="a1"/>
-    <w:link w:val="aa"/>
+  <w:style w:type="character" w:customStyle="1" w:styleId="FooterChar">
+    <w:name w:val="Footer Char"/>
+    <w:basedOn w:val="DefaultParagraphFont"/>
+    <w:link w:val="Footer"/>
     <w:uiPriority w:val="99"/>
     <w:rsid w:val="00506156"/>
   </w:style>
-  <w:style w:type="paragraph" w:styleId="ac">
+  <w:style w:type="paragraph" w:styleId="ListParagraph">
     <w:name w:val="List Paragraph"/>
-    <w:basedOn w:val="a0"/>
-    <w:link w:val="ad"/>
+    <w:basedOn w:val="Normal"/>
+    <w:link w:val="ListParagraphChar"/>
     <w:uiPriority w:val="34"/>
     <w:qFormat/>
     <w:rsid w:val="00B10012"/>
@@ -13912,10 +12370,10 @@
       <w:lang w:val="en-US"/>
     </w:rPr>
   </w:style>
-  <w:style w:type="character" w:customStyle="1" w:styleId="10">
-    <w:name w:val="Заглавие 1 Знак"/>
-    <w:basedOn w:val="a1"/>
-    <w:link w:val="1"/>
+  <w:style w:type="character" w:customStyle="1" w:styleId="Heading1Char">
+    <w:name w:val="Heading 1 Char"/>
+    <w:basedOn w:val="DefaultParagraphFont"/>
+    <w:link w:val="Heading1"/>
     <w:uiPriority w:val="9"/>
     <w:rsid w:val="00C528A5"/>
     <w:rPr>
@@ -13929,10 +12387,10 @@
       <w:lang w:eastAsia="bg-BG"/>
     </w:rPr>
   </w:style>
-  <w:style w:type="character" w:customStyle="1" w:styleId="20">
-    <w:name w:val="Заглавие 2 Знак"/>
-    <w:basedOn w:val="a1"/>
-    <w:link w:val="2"/>
+  <w:style w:type="character" w:customStyle="1" w:styleId="Heading2Char">
+    <w:name w:val="Heading 2 Char"/>
+    <w:basedOn w:val="DefaultParagraphFont"/>
+    <w:link w:val="Heading2"/>
     <w:uiPriority w:val="9"/>
     <w:rsid w:val="00C66711"/>
     <w:rPr>
@@ -13945,10 +12403,10 @@
       <w:szCs w:val="28"/>
     </w:rPr>
   </w:style>
-  <w:style w:type="character" w:customStyle="1" w:styleId="30">
-    <w:name w:val="Заглавие 3 Знак"/>
-    <w:basedOn w:val="a1"/>
-    <w:link w:val="3"/>
+  <w:style w:type="character" w:customStyle="1" w:styleId="Heading3Char">
+    <w:name w:val="Heading 3 Char"/>
+    <w:basedOn w:val="DefaultParagraphFont"/>
+    <w:link w:val="Heading3"/>
     <w:uiPriority w:val="9"/>
     <w:rsid w:val="00C528A5"/>
     <w:rPr>
@@ -13961,10 +12419,10 @@
       <w:lang w:eastAsia="bg-BG"/>
     </w:rPr>
   </w:style>
-  <w:style w:type="character" w:customStyle="1" w:styleId="40">
-    <w:name w:val="Заглавие 4 Знак"/>
-    <w:basedOn w:val="a1"/>
-    <w:link w:val="4"/>
+  <w:style w:type="character" w:customStyle="1" w:styleId="Heading4Char">
+    <w:name w:val="Heading 4 Char"/>
+    <w:basedOn w:val="DefaultParagraphFont"/>
+    <w:link w:val="Heading4"/>
     <w:uiPriority w:val="9"/>
     <w:rsid w:val="00384DA0"/>
     <w:rPr>
@@ -13978,10 +12436,10 @@
       <w:szCs w:val="24"/>
     </w:rPr>
   </w:style>
-  <w:style w:type="character" w:customStyle="1" w:styleId="50">
-    <w:name w:val="Заглавие 5 Знак"/>
-    <w:basedOn w:val="a1"/>
-    <w:link w:val="5"/>
+  <w:style w:type="character" w:customStyle="1" w:styleId="Heading5Char">
+    <w:name w:val="Heading 5 Char"/>
+    <w:basedOn w:val="DefaultParagraphFont"/>
+    <w:link w:val="Heading5"/>
     <w:uiPriority w:val="9"/>
     <w:semiHidden/>
     <w:rsid w:val="00384DA0"/>
@@ -13992,10 +12450,10 @@
       <w:szCs w:val="24"/>
     </w:rPr>
   </w:style>
-  <w:style w:type="character" w:customStyle="1" w:styleId="60">
-    <w:name w:val="Заглавие 6 Знак"/>
-    <w:basedOn w:val="a1"/>
-    <w:link w:val="6"/>
+  <w:style w:type="character" w:customStyle="1" w:styleId="Heading6Char">
+    <w:name w:val="Heading 6 Char"/>
+    <w:basedOn w:val="DefaultParagraphFont"/>
+    <w:link w:val="Heading6"/>
     <w:uiPriority w:val="9"/>
     <w:semiHidden/>
     <w:rsid w:val="00384DA0"/>
@@ -14008,10 +12466,10 @@
       <w:szCs w:val="24"/>
     </w:rPr>
   </w:style>
-  <w:style w:type="character" w:customStyle="1" w:styleId="70">
-    <w:name w:val="Заглавие 7 Знак"/>
-    <w:basedOn w:val="a1"/>
-    <w:link w:val="7"/>
+  <w:style w:type="character" w:customStyle="1" w:styleId="Heading7Char">
+    <w:name w:val="Heading 7 Char"/>
+    <w:basedOn w:val="DefaultParagraphFont"/>
+    <w:link w:val="Heading7"/>
     <w:uiPriority w:val="9"/>
     <w:semiHidden/>
     <w:rsid w:val="00384DA0"/>
@@ -14024,10 +12482,10 @@
       <w:szCs w:val="24"/>
     </w:rPr>
   </w:style>
-  <w:style w:type="character" w:customStyle="1" w:styleId="80">
-    <w:name w:val="Заглавие 8 Знак"/>
-    <w:basedOn w:val="a1"/>
-    <w:link w:val="8"/>
+  <w:style w:type="character" w:customStyle="1" w:styleId="Heading8Char">
+    <w:name w:val="Heading 8 Char"/>
+    <w:basedOn w:val="DefaultParagraphFont"/>
+    <w:link w:val="Heading8"/>
     <w:uiPriority w:val="9"/>
     <w:semiHidden/>
     <w:rsid w:val="00384DA0"/>
@@ -14038,10 +12496,10 @@
       <w:szCs w:val="20"/>
     </w:rPr>
   </w:style>
-  <w:style w:type="character" w:customStyle="1" w:styleId="90">
-    <w:name w:val="Заглавие 9 Знак"/>
-    <w:basedOn w:val="a1"/>
-    <w:link w:val="9"/>
+  <w:style w:type="character" w:customStyle="1" w:styleId="Heading9Char">
+    <w:name w:val="Heading 9 Char"/>
+    <w:basedOn w:val="DefaultParagraphFont"/>
+    <w:link w:val="Heading9"/>
     <w:uiPriority w:val="9"/>
     <w:semiHidden/>
     <w:rsid w:val="00384DA0"/>
@@ -14054,10 +12512,10 @@
       <w:szCs w:val="20"/>
     </w:rPr>
   </w:style>
-  <w:style w:type="paragraph" w:styleId="ae">
+  <w:style w:type="paragraph" w:styleId="Caption">
     <w:name w:val="caption"/>
-    <w:basedOn w:val="a0"/>
-    <w:next w:val="a0"/>
+    <w:basedOn w:val="Normal"/>
+    <w:next w:val="Normal"/>
     <w:uiPriority w:val="35"/>
     <w:semiHidden/>
     <w:unhideWhenUsed/>
@@ -14074,11 +12532,11 @@
       <w:szCs w:val="18"/>
     </w:rPr>
   </w:style>
-  <w:style w:type="paragraph" w:styleId="af">
+  <w:style w:type="paragraph" w:styleId="Title">
     <w:name w:val="Title"/>
-    <w:basedOn w:val="a0"/>
-    <w:next w:val="a0"/>
-    <w:link w:val="af0"/>
+    <w:basedOn w:val="Normal"/>
+    <w:next w:val="Normal"/>
+    <w:link w:val="TitleChar"/>
     <w:uiPriority w:val="10"/>
     <w:qFormat/>
     <w:rsid w:val="00384DA0"/>
@@ -14093,10 +12551,10 @@
       <w:szCs w:val="56"/>
     </w:rPr>
   </w:style>
-  <w:style w:type="character" w:customStyle="1" w:styleId="af0">
-    <w:name w:val="Заглавие Знак"/>
-    <w:basedOn w:val="a1"/>
-    <w:link w:val="af"/>
+  <w:style w:type="character" w:customStyle="1" w:styleId="TitleChar">
+    <w:name w:val="Title Char"/>
+    <w:basedOn w:val="DefaultParagraphFont"/>
+    <w:link w:val="Title"/>
     <w:uiPriority w:val="10"/>
     <w:rsid w:val="00384DA0"/>
     <w:rPr>
@@ -14106,11 +12564,11 @@
       <w:szCs w:val="56"/>
     </w:rPr>
   </w:style>
-  <w:style w:type="paragraph" w:styleId="af1">
+  <w:style w:type="paragraph" w:styleId="Subtitle">
     <w:name w:val="Subtitle"/>
-    <w:basedOn w:val="a0"/>
-    <w:next w:val="a0"/>
-    <w:link w:val="af2"/>
+    <w:basedOn w:val="Normal"/>
+    <w:next w:val="Normal"/>
+    <w:link w:val="SubtitleChar"/>
     <w:uiPriority w:val="11"/>
     <w:qFormat/>
     <w:rsid w:val="00384DA0"/>
@@ -14125,10 +12583,10 @@
       <w:spacing w:val="10"/>
     </w:rPr>
   </w:style>
-  <w:style w:type="character" w:customStyle="1" w:styleId="af2">
-    <w:name w:val="Подзаглавие Знак"/>
-    <w:basedOn w:val="a1"/>
-    <w:link w:val="af1"/>
+  <w:style w:type="character" w:customStyle="1" w:styleId="SubtitleChar">
+    <w:name w:val="Subtitle Char"/>
+    <w:basedOn w:val="DefaultParagraphFont"/>
+    <w:link w:val="Subtitle"/>
     <w:uiPriority w:val="11"/>
     <w:rsid w:val="00384DA0"/>
     <w:rPr>
@@ -14136,9 +12594,9 @@
       <w:spacing w:val="10"/>
     </w:rPr>
   </w:style>
-  <w:style w:type="character" w:styleId="af3">
+  <w:style w:type="character" w:styleId="Strong">
     <w:name w:val="Strong"/>
-    <w:basedOn w:val="a1"/>
+    <w:basedOn w:val="DefaultParagraphFont"/>
     <w:uiPriority w:val="22"/>
     <w:qFormat/>
     <w:rsid w:val="00384DA0"/>
@@ -14148,9 +12606,9 @@
       <w:color w:val="000000" w:themeColor="text1"/>
     </w:rPr>
   </w:style>
-  <w:style w:type="character" w:styleId="af4">
+  <w:style w:type="character" w:styleId="Emphasis">
     <w:name w:val="Emphasis"/>
-    <w:basedOn w:val="a1"/>
+    <w:basedOn w:val="DefaultParagraphFont"/>
     <w:uiPriority w:val="20"/>
     <w:qFormat/>
     <w:rsid w:val="00384DA0"/>
@@ -14160,7 +12618,7 @@
       <w:color w:val="auto"/>
     </w:rPr>
   </w:style>
-  <w:style w:type="paragraph" w:styleId="af5">
+  <w:style w:type="paragraph" w:styleId="NoSpacing">
     <w:name w:val="No Spacing"/>
     <w:uiPriority w:val="1"/>
     <w:qFormat/>
@@ -14169,11 +12627,11 @@
       <w:spacing w:after="0" w:line="240" w:lineRule="auto"/>
     </w:pPr>
   </w:style>
-  <w:style w:type="paragraph" w:styleId="af6">
+  <w:style w:type="paragraph" w:styleId="Quote">
     <w:name w:val="Quote"/>
-    <w:basedOn w:val="a0"/>
-    <w:next w:val="a0"/>
-    <w:link w:val="af7"/>
+    <w:basedOn w:val="Normal"/>
+    <w:next w:val="Normal"/>
+    <w:link w:val="QuoteChar"/>
     <w:uiPriority w:val="29"/>
     <w:qFormat/>
     <w:rsid w:val="00384DA0"/>
@@ -14187,10 +12645,10 @@
       <w:color w:val="000000" w:themeColor="text1"/>
     </w:rPr>
   </w:style>
-  <w:style w:type="character" w:customStyle="1" w:styleId="af7">
-    <w:name w:val="Цитат Знак"/>
-    <w:basedOn w:val="a1"/>
-    <w:link w:val="af6"/>
+  <w:style w:type="character" w:customStyle="1" w:styleId="QuoteChar">
+    <w:name w:val="Quote Char"/>
+    <w:basedOn w:val="DefaultParagraphFont"/>
+    <w:link w:val="Quote"/>
     <w:uiPriority w:val="29"/>
     <w:rsid w:val="00384DA0"/>
     <w:rPr>
@@ -14199,11 +12657,11 @@
       <w:color w:val="000000" w:themeColor="text1"/>
     </w:rPr>
   </w:style>
-  <w:style w:type="paragraph" w:styleId="af8">
+  <w:style w:type="paragraph" w:styleId="IntenseQuote">
     <w:name w:val="Intense Quote"/>
-    <w:basedOn w:val="a0"/>
-    <w:next w:val="a0"/>
-    <w:link w:val="af9"/>
+    <w:basedOn w:val="Normal"/>
+    <w:next w:val="Normal"/>
+    <w:link w:val="IntenseQuoteChar"/>
     <w:uiPriority w:val="30"/>
     <w:qFormat/>
     <w:rsid w:val="00384DA0"/>
@@ -14220,10 +12678,10 @@
       <w:color w:val="000000" w:themeColor="text1"/>
     </w:rPr>
   </w:style>
-  <w:style w:type="character" w:customStyle="1" w:styleId="af9">
-    <w:name w:val="Интензивно цитиране Знак"/>
-    <w:basedOn w:val="a1"/>
-    <w:link w:val="af8"/>
+  <w:style w:type="character" w:customStyle="1" w:styleId="IntenseQuoteChar">
+    <w:name w:val="Intense Quote Char"/>
+    <w:basedOn w:val="DefaultParagraphFont"/>
+    <w:link w:val="IntenseQuote"/>
     <w:uiPriority w:val="30"/>
     <w:rsid w:val="00384DA0"/>
     <w:rPr>
@@ -14231,9 +12689,9 @@
       <w:shd w:val="clear" w:color="auto" w:fill="F2F2F2" w:themeFill="background1" w:themeFillShade="F2"/>
     </w:rPr>
   </w:style>
-  <w:style w:type="character" w:styleId="afa">
+  <w:style w:type="character" w:styleId="SubtleEmphasis">
     <w:name w:val="Subtle Emphasis"/>
-    <w:basedOn w:val="a1"/>
+    <w:basedOn w:val="DefaultParagraphFont"/>
     <w:uiPriority w:val="19"/>
     <w:qFormat/>
     <w:rsid w:val="00384DA0"/>
@@ -14243,9 +12701,9 @@
       <w:color w:val="404040" w:themeColor="text1" w:themeTint="BF"/>
     </w:rPr>
   </w:style>
-  <w:style w:type="character" w:styleId="afb">
+  <w:style w:type="character" w:styleId="IntenseEmphasis">
     <w:name w:val="Intense Emphasis"/>
-    <w:basedOn w:val="a1"/>
+    <w:basedOn w:val="DefaultParagraphFont"/>
     <w:uiPriority w:val="21"/>
     <w:qFormat/>
     <w:rsid w:val="00384DA0"/>
@@ -14257,9 +12715,9 @@
       <w:caps/>
     </w:rPr>
   </w:style>
-  <w:style w:type="character" w:styleId="afc">
+  <w:style w:type="character" w:styleId="SubtleReference">
     <w:name w:val="Subtle Reference"/>
-    <w:basedOn w:val="a1"/>
+    <w:basedOn w:val="DefaultParagraphFont"/>
     <w:uiPriority w:val="31"/>
     <w:qFormat/>
     <w:rsid w:val="00384DA0"/>
@@ -14269,9 +12727,9 @@
       <w:u w:val="single" w:color="7F7F7F" w:themeColor="text1" w:themeTint="80"/>
     </w:rPr>
   </w:style>
-  <w:style w:type="character" w:styleId="afd">
+  <w:style w:type="character" w:styleId="IntenseReference">
     <w:name w:val="Intense Reference"/>
-    <w:basedOn w:val="a1"/>
+    <w:basedOn w:val="DefaultParagraphFont"/>
     <w:uiPriority w:val="32"/>
     <w:qFormat/>
     <w:rsid w:val="00384DA0"/>
@@ -14282,9 +12740,9 @@
       <w:u w:val="single"/>
     </w:rPr>
   </w:style>
-  <w:style w:type="character" w:styleId="afe">
+  <w:style w:type="character" w:styleId="BookTitle">
     <w:name w:val="Book Title"/>
-    <w:basedOn w:val="a1"/>
+    <w:basedOn w:val="DefaultParagraphFont"/>
     <w:uiPriority w:val="33"/>
     <w:qFormat/>
     <w:rsid w:val="00384DA0"/>
@@ -14295,10 +12753,10 @@
       <w:spacing w:val="5"/>
     </w:rPr>
   </w:style>
-  <w:style w:type="paragraph" w:styleId="aff">
+  <w:style w:type="paragraph" w:styleId="TOCHeading">
     <w:name w:val="TOC Heading"/>
-    <w:basedOn w:val="1"/>
-    <w:next w:val="a0"/>
+    <w:basedOn w:val="Heading1"/>
+    <w:next w:val="Normal"/>
     <w:uiPriority w:val="39"/>
     <w:unhideWhenUsed/>
     <w:qFormat/>
@@ -14307,9 +12765,9 @@
       <w:outlineLvl w:val="9"/>
     </w:pPr>
   </w:style>
-  <w:style w:type="paragraph" w:customStyle="1" w:styleId="aff0">
+  <w:style w:type="paragraph" w:customStyle="1" w:styleId="a0">
     <w:name w:val="код"/>
-    <w:basedOn w:val="a0"/>
+    <w:basedOn w:val="Normal"/>
     <w:link w:val="Char"/>
     <w:qFormat/>
     <w:rsid w:val="00384DA0"/>
@@ -14321,10 +12779,10 @@
       <w:rFonts w:ascii="Tahoma" w:hAnsi="Tahoma" w:cs="Arial"/>
     </w:rPr>
   </w:style>
-  <w:style w:type="character" w:customStyle="1" w:styleId="ad">
-    <w:name w:val="Списък на абзаци Знак"/>
-    <w:basedOn w:val="a1"/>
-    <w:link w:val="ac"/>
+  <w:style w:type="character" w:customStyle="1" w:styleId="ListParagraphChar">
+    <w:name w:val="List Paragraph Char"/>
+    <w:basedOn w:val="DefaultParagraphFont"/>
+    <w:link w:val="ListParagraph"/>
     <w:uiPriority w:val="34"/>
     <w:rsid w:val="00B10012"/>
     <w:rPr>
@@ -14336,8 +12794,8 @@
   </w:style>
   <w:style w:type="character" w:customStyle="1" w:styleId="Char">
     <w:name w:val="код Char"/>
-    <w:basedOn w:val="a1"/>
-    <w:link w:val="aff0"/>
+    <w:basedOn w:val="DefaultParagraphFont"/>
+    <w:link w:val="a0"/>
     <w:rsid w:val="00384DA0"/>
     <w:rPr>
       <w:rFonts w:ascii="Tahoma" w:hAnsi="Tahoma" w:cs="Arial"/>
@@ -14345,10 +12803,10 @@
       <w:szCs w:val="24"/>
     </w:rPr>
   </w:style>
-  <w:style w:type="paragraph" w:styleId="11">
+  <w:style w:type="paragraph" w:styleId="TOC1">
     <w:name w:val="toc 1"/>
-    <w:basedOn w:val="a0"/>
-    <w:next w:val="a0"/>
+    <w:basedOn w:val="Normal"/>
+    <w:next w:val="Normal"/>
     <w:autoRedefine/>
     <w:uiPriority w:val="39"/>
     <w:unhideWhenUsed/>
@@ -14357,10 +12815,10 @@
       <w:spacing w:after="100"/>
     </w:pPr>
   </w:style>
-  <w:style w:type="paragraph" w:styleId="21">
+  <w:style w:type="paragraph" w:styleId="TOC2">
     <w:name w:val="toc 2"/>
-    <w:basedOn w:val="a0"/>
-    <w:next w:val="a0"/>
+    <w:basedOn w:val="Normal"/>
+    <w:next w:val="Normal"/>
     <w:autoRedefine/>
     <w:uiPriority w:val="39"/>
     <w:unhideWhenUsed/>
@@ -14370,10 +12828,10 @@
       <w:ind w:left="240"/>
     </w:pPr>
   </w:style>
-  <w:style w:type="paragraph" w:styleId="31">
+  <w:style w:type="paragraph" w:styleId="TOC3">
     <w:name w:val="toc 3"/>
-    <w:basedOn w:val="a0"/>
-    <w:next w:val="a0"/>
+    <w:basedOn w:val="Normal"/>
+    <w:next w:val="Normal"/>
     <w:autoRedefine/>
     <w:uiPriority w:val="39"/>
     <w:unhideWhenUsed/>
@@ -14383,9 +12841,9 @@
       <w:ind w:left="480"/>
     </w:pPr>
   </w:style>
-  <w:style w:type="character" w:styleId="HTML">
+  <w:style w:type="character" w:styleId="HTMLCode">
     <w:name w:val="HTML Code"/>
-    <w:basedOn w:val="a1"/>
+    <w:basedOn w:val="DefaultParagraphFont"/>
     <w:uiPriority w:val="99"/>
     <w:semiHidden/>
     <w:unhideWhenUsed/>
@@ -14398,7 +12856,7 @@
   </w:style>
   <w:style w:type="paragraph" w:customStyle="1" w:styleId="a">
     <w:name w:val="точка"/>
-    <w:basedOn w:val="a0"/>
+    <w:basedOn w:val="Normal"/>
     <w:link w:val="Char0"/>
     <w:qFormat/>
     <w:rsid w:val="00636169"/>
@@ -14422,7 +12880,7 @@
   </w:style>
   <w:style w:type="character" w:customStyle="1" w:styleId="Char0">
     <w:name w:val="точка Char"/>
-    <w:basedOn w:val="a1"/>
+    <w:basedOn w:val="DefaultParagraphFont"/>
     <w:link w:val="a"/>
     <w:rsid w:val="00636169"/>
     <w:rPr>
@@ -14434,10 +12892,10 @@
       <w:lang w:eastAsia="bg-BG"/>
     </w:rPr>
   </w:style>
-  <w:style w:type="paragraph" w:styleId="HTML0">
+  <w:style w:type="paragraph" w:styleId="HTMLPreformatted">
     <w:name w:val="HTML Preformatted"/>
-    <w:basedOn w:val="a0"/>
-    <w:link w:val="HTML1"/>
+    <w:basedOn w:val="Normal"/>
+    <w:link w:val="HTMLPreformattedChar"/>
     <w:uiPriority w:val="99"/>
     <w:unhideWhenUsed/>
     <w:rsid w:val="00782E28"/>
@@ -14471,10 +12929,10 @@
       <w:lang w:eastAsia="bg-BG"/>
     </w:rPr>
   </w:style>
-  <w:style w:type="character" w:customStyle="1" w:styleId="HTML1">
-    <w:name w:val="HTML стандартен Знак"/>
-    <w:basedOn w:val="a1"/>
-    <w:link w:val="HTML0"/>
+  <w:style w:type="character" w:customStyle="1" w:styleId="HTMLPreformattedChar">
+    <w:name w:val="HTML Preformatted Char"/>
+    <w:basedOn w:val="DefaultParagraphFont"/>
+    <w:link w:val="HTMLPreformatted"/>
     <w:uiPriority w:val="99"/>
     <w:rsid w:val="00782E28"/>
     <w:rPr>
@@ -14486,1252 +12944,57 @@
   </w:style>
   <w:style w:type="character" w:customStyle="1" w:styleId="text-text-primary-3">
     <w:name w:val="text-text-primary-3"/>
-    <w:basedOn w:val="a1"/>
+    <w:basedOn w:val="DefaultParagraphFont"/>
     <w:rsid w:val="00716AEF"/>
   </w:style>
   <w:style w:type="character" w:customStyle="1" w:styleId="hljs-keyword">
     <w:name w:val="hljs-keyword"/>
-    <w:basedOn w:val="a1"/>
+    <w:basedOn w:val="DefaultParagraphFont"/>
     <w:rsid w:val="00716AEF"/>
   </w:style>
   <w:style w:type="character" w:customStyle="1" w:styleId="hljs-title">
     <w:name w:val="hljs-title"/>
-    <w:basedOn w:val="a1"/>
+    <w:basedOn w:val="DefaultParagraphFont"/>
     <w:rsid w:val="004E5D4E"/>
   </w:style>
   <w:style w:type="character" w:customStyle="1" w:styleId="hljs-number">
     <w:name w:val="hljs-number"/>
-    <w:basedOn w:val="a1"/>
+    <w:basedOn w:val="DefaultParagraphFont"/>
     <w:rsid w:val="004E5D4E"/>
   </w:style>
   <w:style w:type="character" w:customStyle="1" w:styleId="hljs-literal">
     <w:name w:val="hljs-literal"/>
-    <w:basedOn w:val="a1"/>
+    <w:basedOn w:val="DefaultParagraphFont"/>
     <w:rsid w:val="004E5D4E"/>
   </w:style>
   <w:style w:type="character" w:customStyle="1" w:styleId="hljs-params">
     <w:name w:val="hljs-params"/>
-    <w:basedOn w:val="a1"/>
+    <w:basedOn w:val="DefaultParagraphFont"/>
     <w:rsid w:val="004E5D4E"/>
   </w:style>
   <w:style w:type="character" w:customStyle="1" w:styleId="hljs-string">
     <w:name w:val="hljs-string"/>
-    <w:basedOn w:val="a1"/>
+    <w:basedOn w:val="DefaultParagraphFont"/>
     <w:rsid w:val="004E5D4E"/>
   </w:style>
   <w:style w:type="character" w:customStyle="1" w:styleId="hljs-subst">
     <w:name w:val="hljs-subst"/>
-    <w:basedOn w:val="a1"/>
+    <w:basedOn w:val="DefaultParagraphFont"/>
     <w:rsid w:val="004E5D4E"/>
   </w:style>
   <w:style w:type="character" w:customStyle="1" w:styleId="hljs-meta">
     <w:name w:val="hljs-meta"/>
-    <w:basedOn w:val="a1"/>
+    <w:basedOn w:val="DefaultParagraphFont"/>
     <w:rsid w:val="004E5D4E"/>
   </w:style>
   <w:style w:type="character" w:customStyle="1" w:styleId="hljs-builtin">
     <w:name w:val="hljs-built_in"/>
-    <w:basedOn w:val="a1"/>
+    <w:basedOn w:val="DefaultParagraphFont"/>
     <w:rsid w:val="00B7581D"/>
   </w:style>
   <w:style w:type="character" w:customStyle="1" w:styleId="hljs-comment">
     <w:name w:val="hljs-comment"/>
-    <w:basedOn w:val="a1"/>
-    <w:rsid w:val="00B7581D"/>
-  </w:style>
-</w:styles>
-</file>
-
-<file path=word/stylesWithEffects.xml><?xml version="1.0" encoding="utf-8"?>
-<w:styles xmlns:wpc="http://schemas.microsoft.com/office/word/2010/wordprocessingCanvas" xmlns:mc="http://schemas.openxmlformats.org/markup-compatibility/2006" xmlns:o="urn:schemas-microsoft-com:office:office" xmlns:r="http://schemas.openxmlformats.org/officeDocument/2006/relationships" xmlns:m="http://schemas.openxmlformats.org/officeDocument/2006/math" xmlns:v="urn:schemas-microsoft-com:vml" xmlns:wp14="http://schemas.microsoft.com/office/word/2010/wordprocessingDrawing" xmlns:wp="http://schemas.openxmlformats.org/drawingml/2006/wordprocessingDrawing" xmlns:w10="urn:schemas-microsoft-com:office:word" xmlns:w="http://schemas.openxmlformats.org/wordprocessingml/2006/main" xmlns:w14="http://schemas.microsoft.com/office/word/2010/wordml" xmlns:wpg="http://schemas.microsoft.com/office/word/2010/wordprocessingGroup" xmlns:wpi="http://schemas.microsoft.com/office/word/2010/wordprocessingInk" xmlns:wne="http://schemas.microsoft.com/office/word/2006/wordml" xmlns:wps="http://schemas.microsoft.com/office/word/2010/wordprocessingShape" mc:Ignorable="w14 wp14">
-  <w:docDefaults>
-    <w:rPrDefault>
-      <w:rPr>
-        <w:rFonts w:asciiTheme="minorHAnsi" w:eastAsiaTheme="minorEastAsia" w:hAnsiTheme="minorHAnsi" w:cstheme="minorBidi"/>
-        <w:sz w:val="22"/>
-        <w:szCs w:val="22"/>
-        <w:lang w:val="bg-BG" w:eastAsia="en-US" w:bidi="ar-SA"/>
-      </w:rPr>
-    </w:rPrDefault>
-    <w:pPrDefault>
-      <w:pPr>
-        <w:spacing w:after="160" w:line="259" w:lineRule="auto"/>
-      </w:pPr>
-    </w:pPrDefault>
-  </w:docDefaults>
-  <w:latentStyles w:defLockedState="0" w:defUIPriority="99" w:defSemiHidden="1" w:defUnhideWhenUsed="1" w:defQFormat="0" w:count="267">
-    <w:lsdException w:name="Normal" w:semiHidden="0" w:uiPriority="0" w:unhideWhenUsed="0" w:qFormat="1"/>
-    <w:lsdException w:name="heading 1" w:semiHidden="0" w:uiPriority="9" w:unhideWhenUsed="0" w:qFormat="1"/>
-    <w:lsdException w:name="heading 2" w:uiPriority="9" w:qFormat="1"/>
-    <w:lsdException w:name="heading 3" w:uiPriority="9" w:qFormat="1"/>
-    <w:lsdException w:name="heading 4" w:uiPriority="9" w:qFormat="1"/>
-    <w:lsdException w:name="heading 5" w:uiPriority="9" w:qFormat="1"/>
-    <w:lsdException w:name="heading 6" w:uiPriority="9" w:qFormat="1"/>
-    <w:lsdException w:name="heading 7" w:uiPriority="9" w:qFormat="1"/>
-    <w:lsdException w:name="heading 8" w:uiPriority="9" w:qFormat="1"/>
-    <w:lsdException w:name="heading 9" w:uiPriority="9" w:qFormat="1"/>
-    <w:lsdException w:name="toc 1" w:uiPriority="39"/>
-    <w:lsdException w:name="toc 2" w:uiPriority="39"/>
-    <w:lsdException w:name="toc 3" w:uiPriority="39"/>
-    <w:lsdException w:name="toc 4" w:uiPriority="39"/>
-    <w:lsdException w:name="toc 5" w:uiPriority="39"/>
-    <w:lsdException w:name="toc 6" w:uiPriority="39"/>
-    <w:lsdException w:name="toc 7" w:uiPriority="39"/>
-    <w:lsdException w:name="toc 8" w:uiPriority="39"/>
-    <w:lsdException w:name="toc 9" w:uiPriority="39"/>
-    <w:lsdException w:name="caption" w:uiPriority="35" w:qFormat="1"/>
-    <w:lsdException w:name="Title" w:semiHidden="0" w:uiPriority="10" w:unhideWhenUsed="0" w:qFormat="1"/>
-    <w:lsdException w:name="Default Paragraph Font" w:uiPriority="1"/>
-    <w:lsdException w:name="Subtitle" w:semiHidden="0" w:uiPriority="11" w:unhideWhenUsed="0" w:qFormat="1"/>
-    <w:lsdException w:name="Strong" w:semiHidden="0" w:uiPriority="22" w:unhideWhenUsed="0" w:qFormat="1"/>
-    <w:lsdException w:name="Emphasis" w:semiHidden="0" w:uiPriority="20" w:unhideWhenUsed="0" w:qFormat="1"/>
-    <w:lsdException w:name="Table Grid" w:semiHidden="0" w:uiPriority="59" w:unhideWhenUsed="0"/>
-    <w:lsdException w:name="Placeholder Text" w:unhideWhenUsed="0"/>
-    <w:lsdException w:name="No Spacing" w:semiHidden="0" w:uiPriority="1" w:unhideWhenUsed="0" w:qFormat="1"/>
-    <w:lsdException w:name="Light Shading" w:semiHidden="0" w:uiPriority="60" w:unhideWhenUsed="0"/>
-    <w:lsdException w:name="Light List" w:semiHidden="0" w:uiPriority="61" w:unhideWhenUsed="0"/>
-    <w:lsdException w:name="Light Grid" w:semiHidden="0" w:uiPriority="62" w:unhideWhenUsed="0"/>
-    <w:lsdException w:name="Medium Shading 1" w:semiHidden="0" w:uiPriority="63" w:unhideWhenUsed="0"/>
-    <w:lsdException w:name="Medium Shading 2" w:semiHidden="0" w:uiPriority="64" w:unhideWhenUsed="0"/>
-    <w:lsdException w:name="Medium List 1" w:semiHidden="0" w:uiPriority="65" w:unhideWhenUsed="0"/>
-    <w:lsdException w:name="Medium List 2" w:semiHidden="0" w:uiPriority="66" w:unhideWhenUsed="0"/>
-    <w:lsdException w:name="Medium Grid 1" w:semiHidden="0" w:uiPriority="67" w:unhideWhenUsed="0"/>
-    <w:lsdException w:name="Medium Grid 2" w:semiHidden="0" w:uiPriority="68" w:unhideWhenUsed="0"/>
-    <w:lsdException w:name="Medium Grid 3" w:semiHidden="0" w:uiPriority="69" w:unhideWhenUsed="0"/>
-    <w:lsdException w:name="Dark List" w:semiHidden="0" w:uiPriority="70" w:unhideWhenUsed="0"/>
-    <w:lsdException w:name="Colorful Shading" w:semiHidden="0" w:uiPriority="71" w:unhideWhenUsed="0"/>
-    <w:lsdException w:name="Colorful List" w:semiHidden="0" w:uiPriority="72" w:unhideWhenUsed="0"/>
-    <w:lsdException w:name="Colorful Grid" w:semiHidden="0" w:uiPriority="73" w:unhideWhenUsed="0"/>
-    <w:lsdException w:name="Light Shading Accent 1" w:semiHidden="0" w:uiPriority="60" w:unhideWhenUsed="0"/>
-    <w:lsdException w:name="Light List Accent 1" w:semiHidden="0" w:uiPriority="61" w:unhideWhenUsed="0"/>
-    <w:lsdException w:name="Light Grid Accent 1" w:semiHidden="0" w:uiPriority="62" w:unhideWhenUsed="0"/>
-    <w:lsdException w:name="Medium Shading 1 Accent 1" w:semiHidden="0" w:uiPriority="63" w:unhideWhenUsed="0"/>
-    <w:lsdException w:name="Medium Shading 2 Accent 1" w:semiHidden="0" w:uiPriority="64" w:unhideWhenUsed="0"/>
-    <w:lsdException w:name="Medium List 1 Accent 1" w:semiHidden="0" w:uiPriority="65" w:unhideWhenUsed="0"/>
-    <w:lsdException w:name="Revision" w:unhideWhenUsed="0"/>
-    <w:lsdException w:name="List Paragraph" w:semiHidden="0" w:uiPriority="34" w:unhideWhenUsed="0" w:qFormat="1"/>
-    <w:lsdException w:name="Quote" w:semiHidden="0" w:uiPriority="29" w:unhideWhenUsed="0" w:qFormat="1"/>
-    <w:lsdException w:name="Intense Quote" w:semiHidden="0" w:uiPriority="30" w:unhideWhenUsed="0" w:qFormat="1"/>
-    <w:lsdException w:name="Medium List 2 Accent 1" w:semiHidden="0" w:uiPriority="66" w:unhideWhenUsed="0"/>
-    <w:lsdException w:name="Medium Grid 1 Accent 1" w:semiHidden="0" w:uiPriority="67" w:unhideWhenUsed="0"/>
-    <w:lsdException w:name="Medium Grid 2 Accent 1" w:semiHidden="0" w:uiPriority="68" w:unhideWhenUsed="0"/>
-    <w:lsdException w:name="Medium Grid 3 Accent 1" w:semiHidden="0" w:uiPriority="69" w:unhideWhenUsed="0"/>
-    <w:lsdException w:name="Dark List Accent 1" w:semiHidden="0" w:uiPriority="70" w:unhideWhenUsed="0"/>
-    <w:lsdException w:name="Colorful Shading Accent 1" w:semiHidden="0" w:uiPriority="71" w:unhideWhenUsed="0"/>
-    <w:lsdException w:name="Colorful List Accent 1" w:semiHidden="0" w:uiPriority="72" w:unhideWhenUsed="0"/>
-    <w:lsdException w:name="Colorful Grid Accent 1" w:semiHidden="0" w:uiPriority="73" w:unhideWhenUsed="0"/>
-    <w:lsdException w:name="Light Shading Accent 2" w:semiHidden="0" w:uiPriority="60" w:unhideWhenUsed="0"/>
-    <w:lsdException w:name="Light List Accent 2" w:semiHidden="0" w:uiPriority="61" w:unhideWhenUsed="0"/>
-    <w:lsdException w:name="Light Grid Accent 2" w:semiHidden="0" w:uiPriority="62" w:unhideWhenUsed="0"/>
-    <w:lsdException w:name="Medium Shading 1 Accent 2" w:semiHidden="0" w:uiPriority="63" w:unhideWhenUsed="0"/>
-    <w:lsdException w:name="Medium Shading 2 Accent 2" w:semiHidden="0" w:uiPriority="64" w:unhideWhenUsed="0"/>
-    <w:lsdException w:name="Medium List 1 Accent 2" w:semiHidden="0" w:uiPriority="65" w:unhideWhenUsed="0"/>
-    <w:lsdException w:name="Medium List 2 Accent 2" w:semiHidden="0" w:uiPriority="66" w:unhideWhenUsed="0"/>
-    <w:lsdException w:name="Medium Grid 1 Accent 2" w:semiHidden="0" w:uiPriority="67" w:unhideWhenUsed="0"/>
-    <w:lsdException w:name="Medium Grid 2 Accent 2" w:semiHidden="0" w:uiPriority="68" w:unhideWhenUsed="0"/>
-    <w:lsdException w:name="Medium Grid 3 Accent 2" w:semiHidden="0" w:uiPriority="69" w:unhideWhenUsed="0"/>
-    <w:lsdException w:name="Dark List Accent 2" w:semiHidden="0" w:uiPriority="70" w:unhideWhenUsed="0"/>
-    <w:lsdException w:name="Colorful Shading Accent 2" w:semiHidden="0" w:uiPriority="71" w:unhideWhenUsed="0"/>
-    <w:lsdException w:name="Colorful List Accent 2" w:semiHidden="0" w:uiPriority="72" w:unhideWhenUsed="0"/>
-    <w:lsdException w:name="Colorful Grid Accent 2" w:semiHidden="0" w:uiPriority="73" w:unhideWhenUsed="0"/>
-    <w:lsdException w:name="Light Shading Accent 3" w:semiHidden="0" w:uiPriority="60" w:unhideWhenUsed="0"/>
-    <w:lsdException w:name="Light List Accent 3" w:semiHidden="0" w:uiPriority="61" w:unhideWhenUsed="0"/>
-    <w:lsdException w:name="Light Grid Accent 3" w:semiHidden="0" w:uiPriority="62" w:unhideWhenUsed="0"/>
-    <w:lsdException w:name="Medium Shading 1 Accent 3" w:semiHidden="0" w:uiPriority="63" w:unhideWhenUsed="0"/>
-    <w:lsdException w:name="Medium Shading 2 Accent 3" w:semiHidden="0" w:uiPriority="64" w:unhideWhenUsed="0"/>
-    <w:lsdException w:name="Medium List 1 Accent 3" w:semiHidden="0" w:uiPriority="65" w:unhideWhenUsed="0"/>
-    <w:lsdException w:name="Medium List 2 Accent 3" w:semiHidden="0" w:uiPriority="66" w:unhideWhenUsed="0"/>
-    <w:lsdException w:name="Medium Grid 1 Accent 3" w:semiHidden="0" w:uiPriority="67" w:unhideWhenUsed="0"/>
-    <w:lsdException w:name="Medium Grid 2 Accent 3" w:semiHidden="0" w:uiPriority="68" w:unhideWhenUsed="0"/>
-    <w:lsdException w:name="Medium Grid 3 Accent 3" w:semiHidden="0" w:uiPriority="69" w:unhideWhenUsed="0"/>
-    <w:lsdException w:name="Dark List Accent 3" w:semiHidden="0" w:uiPriority="70" w:unhideWhenUsed="0"/>
-    <w:lsdException w:name="Colorful Shading Accent 3" w:semiHidden="0" w:uiPriority="71" w:unhideWhenUsed="0"/>
-    <w:lsdException w:name="Colorful List Accent 3" w:semiHidden="0" w:uiPriority="72" w:unhideWhenUsed="0"/>
-    <w:lsdException w:name="Colorful Grid Accent 3" w:semiHidden="0" w:uiPriority="73" w:unhideWhenUsed="0"/>
-    <w:lsdException w:name="Light Shading Accent 4" w:semiHidden="0" w:uiPriority="60" w:unhideWhenUsed="0"/>
-    <w:lsdException w:name="Light List Accent 4" w:semiHidden="0" w:uiPriority="61" w:unhideWhenUsed="0"/>
-    <w:lsdException w:name="Light Grid Accent 4" w:semiHidden="0" w:uiPriority="62" w:unhideWhenUsed="0"/>
-    <w:lsdException w:name="Medium Shading 1 Accent 4" w:semiHidden="0" w:uiPriority="63" w:unhideWhenUsed="0"/>
-    <w:lsdException w:name="Medium Shading 2 Accent 4" w:semiHidden="0" w:uiPriority="64" w:unhideWhenUsed="0"/>
-    <w:lsdException w:name="Medium List 1 Accent 4" w:semiHidden="0" w:uiPriority="65" w:unhideWhenUsed="0"/>
-    <w:lsdException w:name="Medium List 2 Accent 4" w:semiHidden="0" w:uiPriority="66" w:unhideWhenUsed="0"/>
-    <w:lsdException w:name="Medium Grid 1 Accent 4" w:semiHidden="0" w:uiPriority="67" w:unhideWhenUsed="0"/>
-    <w:lsdException w:name="Medium Grid 2 Accent 4" w:semiHidden="0" w:uiPriority="68" w:unhideWhenUsed="0"/>
-    <w:lsdException w:name="Medium Grid 3 Accent 4" w:semiHidden="0" w:uiPriority="69" w:unhideWhenUsed="0"/>
-    <w:lsdException w:name="Dark List Accent 4" w:semiHidden="0" w:uiPriority="70" w:unhideWhenUsed="0"/>
-    <w:lsdException w:name="Colorful Shading Accent 4" w:semiHidden="0" w:uiPriority="71" w:unhideWhenUsed="0"/>
-    <w:lsdException w:name="Colorful List Accent 4" w:semiHidden="0" w:uiPriority="72" w:unhideWhenUsed="0"/>
-    <w:lsdException w:name="Colorful Grid Accent 4" w:semiHidden="0" w:uiPriority="73" w:unhideWhenUsed="0"/>
-    <w:lsdException w:name="Light Shading Accent 5" w:semiHidden="0" w:uiPriority="60" w:unhideWhenUsed="0"/>
-    <w:lsdException w:name="Light List Accent 5" w:semiHidden="0" w:uiPriority="61" w:unhideWhenUsed="0"/>
-    <w:lsdException w:name="Light Grid Accent 5" w:semiHidden="0" w:uiPriority="62" w:unhideWhenUsed="0"/>
-    <w:lsdException w:name="Medium Shading 1 Accent 5" w:semiHidden="0" w:uiPriority="63" w:unhideWhenUsed="0"/>
-    <w:lsdException w:name="Medium Shading 2 Accent 5" w:semiHidden="0" w:uiPriority="64" w:unhideWhenUsed="0"/>
-    <w:lsdException w:name="Medium List 1 Accent 5" w:semiHidden="0" w:uiPriority="65" w:unhideWhenUsed="0"/>
-    <w:lsdException w:name="Medium List 2 Accent 5" w:semiHidden="0" w:uiPriority="66" w:unhideWhenUsed="0"/>
-    <w:lsdException w:name="Medium Grid 1 Accent 5" w:semiHidden="0" w:uiPriority="67" w:unhideWhenUsed="0"/>
-    <w:lsdException w:name="Medium Grid 2 Accent 5" w:semiHidden="0" w:uiPriority="68" w:unhideWhenUsed="0"/>
-    <w:lsdException w:name="Medium Grid 3 Accent 5" w:semiHidden="0" w:uiPriority="69" w:unhideWhenUsed="0"/>
-    <w:lsdException w:name="Dark List Accent 5" w:semiHidden="0" w:uiPriority="70" w:unhideWhenUsed="0"/>
-    <w:lsdException w:name="Colorful Shading Accent 5" w:semiHidden="0" w:uiPriority="71" w:unhideWhenUsed="0"/>
-    <w:lsdException w:name="Colorful List Accent 5" w:semiHidden="0" w:uiPriority="72" w:unhideWhenUsed="0"/>
-    <w:lsdException w:name="Colorful Grid Accent 5" w:semiHidden="0" w:uiPriority="73" w:unhideWhenUsed="0"/>
-    <w:lsdException w:name="Light Shading Accent 6" w:semiHidden="0" w:uiPriority="60" w:unhideWhenUsed="0"/>
-    <w:lsdException w:name="Light List Accent 6" w:semiHidden="0" w:uiPriority="61" w:unhideWhenUsed="0"/>
-    <w:lsdException w:name="Light Grid Accent 6" w:semiHidden="0" w:uiPriority="62" w:unhideWhenUsed="0"/>
-    <w:lsdException w:name="Medium Shading 1 Accent 6" w:semiHidden="0" w:uiPriority="63" w:unhideWhenUsed="0"/>
-    <w:lsdException w:name="Medium Shading 2 Accent 6" w:semiHidden="0" w:uiPriority="64" w:unhideWhenUsed="0"/>
-    <w:lsdException w:name="Medium List 1 Accent 6" w:semiHidden="0" w:uiPriority="65" w:unhideWhenUsed="0"/>
-    <w:lsdException w:name="Medium List 2 Accent 6" w:semiHidden="0" w:uiPriority="66" w:unhideWhenUsed="0"/>
-    <w:lsdException w:name="Medium Grid 1 Accent 6" w:semiHidden="0" w:uiPriority="67" w:unhideWhenUsed="0"/>
-    <w:lsdException w:name="Medium Grid 2 Accent 6" w:semiHidden="0" w:uiPriority="68" w:unhideWhenUsed="0"/>
-    <w:lsdException w:name="Medium Grid 3 Accent 6" w:semiHidden="0" w:uiPriority="69" w:unhideWhenUsed="0"/>
-    <w:lsdException w:name="Dark List Accent 6" w:semiHidden="0" w:uiPriority="70" w:unhideWhenUsed="0"/>
-    <w:lsdException w:name="Colorful Shading Accent 6" w:semiHidden="0" w:uiPriority="71" w:unhideWhenUsed="0"/>
-    <w:lsdException w:name="Colorful List Accent 6" w:semiHidden="0" w:uiPriority="72" w:unhideWhenUsed="0"/>
-    <w:lsdException w:name="Colorful Grid Accent 6" w:semiHidden="0" w:uiPriority="73" w:unhideWhenUsed="0"/>
-    <w:lsdException w:name="Subtle Emphasis" w:semiHidden="0" w:uiPriority="19" w:unhideWhenUsed="0" w:qFormat="1"/>
-    <w:lsdException w:name="Intense Emphasis" w:semiHidden="0" w:uiPriority="21" w:unhideWhenUsed="0" w:qFormat="1"/>
-    <w:lsdException w:name="Subtle Reference" w:semiHidden="0" w:uiPriority="31" w:unhideWhenUsed="0" w:qFormat="1"/>
-    <w:lsdException w:name="Intense Reference" w:semiHidden="0" w:uiPriority="32" w:unhideWhenUsed="0" w:qFormat="1"/>
-    <w:lsdException w:name="Book Title" w:semiHidden="0" w:uiPriority="33" w:unhideWhenUsed="0" w:qFormat="1"/>
-    <w:lsdException w:name="Bibliography" w:uiPriority="37"/>
-    <w:lsdException w:name="TOC Heading" w:uiPriority="39" w:qFormat="1"/>
-  </w:latentStyles>
-  <w:style w:type="paragraph" w:default="1" w:styleId="a0">
-    <w:name w:val="Normal"/>
-    <w:qFormat/>
-    <w:rsid w:val="00636169"/>
-    <w:pPr>
-      <w:spacing w:before="240" w:after="0" w:line="360" w:lineRule="auto"/>
-      <w:ind w:firstLine="851"/>
-      <w:jc w:val="both"/>
-    </w:pPr>
-    <w:rPr>
-      <w:rFonts w:ascii="Times New Roman" w:hAnsi="Times New Roman" w:cs="Times New Roman"/>
-      <w:sz w:val="24"/>
-      <w:szCs w:val="24"/>
-    </w:rPr>
-  </w:style>
-  <w:style w:type="paragraph" w:styleId="1">
-    <w:name w:val="heading 1"/>
-    <w:basedOn w:val="a0"/>
-    <w:next w:val="a0"/>
-    <w:link w:val="10"/>
-    <w:uiPriority w:val="9"/>
-    <w:qFormat/>
-    <w:rsid w:val="00C528A5"/>
-    <w:pPr>
-      <w:keepNext/>
-      <w:keepLines/>
-      <w:numPr>
-        <w:numId w:val="1"/>
-      </w:numPr>
-      <w:pBdr>
-        <w:bottom w:val="single" w:sz="4" w:space="1" w:color="595959" w:themeColor="text1" w:themeTint="A6"/>
-      </w:pBdr>
-      <w:spacing w:before="480" w:after="360"/>
-      <w:ind w:left="426"/>
-      <w:outlineLvl w:val="0"/>
-    </w:pPr>
-    <w:rPr>
-      <w:rFonts w:asciiTheme="majorHAnsi" w:eastAsia="Times New Roman" w:hAnsiTheme="majorHAnsi" w:cstheme="majorBidi"/>
-      <w:b/>
-      <w:bCs/>
-      <w:smallCaps/>
-      <w:color w:val="000000" w:themeColor="text1"/>
-      <w:sz w:val="36"/>
-      <w:szCs w:val="36"/>
-      <w:lang w:eastAsia="bg-BG"/>
-    </w:rPr>
-  </w:style>
-  <w:style w:type="paragraph" w:styleId="2">
-    <w:name w:val="heading 2"/>
-    <w:basedOn w:val="a0"/>
-    <w:next w:val="a0"/>
-    <w:link w:val="20"/>
-    <w:uiPriority w:val="9"/>
-    <w:unhideWhenUsed/>
-    <w:qFormat/>
-    <w:rsid w:val="00C66711"/>
-    <w:pPr>
-      <w:keepNext/>
-      <w:keepLines/>
-      <w:numPr>
-        <w:ilvl w:val="1"/>
-        <w:numId w:val="1"/>
-      </w:numPr>
-      <w:spacing w:before="360"/>
-      <w:ind w:left="578" w:hanging="578"/>
-      <w:outlineLvl w:val="1"/>
-    </w:pPr>
-    <w:rPr>
-      <w:rFonts w:asciiTheme="majorHAnsi" w:eastAsiaTheme="majorEastAsia" w:hAnsiTheme="majorHAnsi" w:cstheme="majorBidi"/>
-      <w:b/>
-      <w:bCs/>
-      <w:smallCaps/>
-      <w:color w:val="000000" w:themeColor="text1"/>
-      <w:sz w:val="28"/>
-      <w:szCs w:val="28"/>
-    </w:rPr>
-  </w:style>
-  <w:style w:type="paragraph" w:styleId="3">
-    <w:name w:val="heading 3"/>
-    <w:basedOn w:val="a0"/>
-    <w:next w:val="a0"/>
-    <w:link w:val="30"/>
-    <w:uiPriority w:val="9"/>
-    <w:unhideWhenUsed/>
-    <w:qFormat/>
-    <w:rsid w:val="00C528A5"/>
-    <w:pPr>
-      <w:keepNext/>
-      <w:keepLines/>
-      <w:numPr>
-        <w:ilvl w:val="2"/>
-        <w:numId w:val="1"/>
-      </w:numPr>
-      <w:spacing w:before="200"/>
-      <w:ind w:hanging="574"/>
-      <w:outlineLvl w:val="2"/>
-    </w:pPr>
-    <w:rPr>
-      <w:rFonts w:asciiTheme="majorHAnsi" w:eastAsia="Times New Roman" w:hAnsiTheme="majorHAnsi" w:cstheme="majorBidi"/>
-      <w:b/>
-      <w:bCs/>
-      <w:color w:val="000000" w:themeColor="text1"/>
-      <w:lang w:eastAsia="bg-BG"/>
-    </w:rPr>
-  </w:style>
-  <w:style w:type="paragraph" w:styleId="4">
-    <w:name w:val="heading 4"/>
-    <w:basedOn w:val="a0"/>
-    <w:next w:val="a0"/>
-    <w:link w:val="40"/>
-    <w:uiPriority w:val="9"/>
-    <w:unhideWhenUsed/>
-    <w:qFormat/>
-    <w:rsid w:val="00384DA0"/>
-    <w:pPr>
-      <w:keepNext/>
-      <w:keepLines/>
-      <w:numPr>
-        <w:ilvl w:val="3"/>
-        <w:numId w:val="1"/>
-      </w:numPr>
-      <w:spacing w:before="200"/>
-      <w:outlineLvl w:val="3"/>
-    </w:pPr>
-    <w:rPr>
-      <w:rFonts w:asciiTheme="majorHAnsi" w:eastAsiaTheme="majorEastAsia" w:hAnsiTheme="majorHAnsi" w:cstheme="majorBidi"/>
-      <w:b/>
-      <w:bCs/>
-      <w:i/>
-      <w:iCs/>
-      <w:color w:val="000000" w:themeColor="text1"/>
-    </w:rPr>
-  </w:style>
-  <w:style w:type="paragraph" w:styleId="5">
-    <w:name w:val="heading 5"/>
-    <w:basedOn w:val="a0"/>
-    <w:next w:val="a0"/>
-    <w:link w:val="50"/>
-    <w:uiPriority w:val="9"/>
-    <w:semiHidden/>
-    <w:unhideWhenUsed/>
-    <w:qFormat/>
-    <w:rsid w:val="00384DA0"/>
-    <w:pPr>
-      <w:keepNext/>
-      <w:keepLines/>
-      <w:numPr>
-        <w:ilvl w:val="4"/>
-        <w:numId w:val="1"/>
-      </w:numPr>
-      <w:spacing w:before="200"/>
-      <w:outlineLvl w:val="4"/>
-    </w:pPr>
-    <w:rPr>
-      <w:rFonts w:asciiTheme="majorHAnsi" w:eastAsiaTheme="majorEastAsia" w:hAnsiTheme="majorHAnsi" w:cstheme="majorBidi"/>
-      <w:color w:val="17365D" w:themeColor="text2" w:themeShade="BF"/>
-    </w:rPr>
-  </w:style>
-  <w:style w:type="paragraph" w:styleId="6">
-    <w:name w:val="heading 6"/>
-    <w:basedOn w:val="a0"/>
-    <w:next w:val="a0"/>
-    <w:link w:val="60"/>
-    <w:uiPriority w:val="9"/>
-    <w:semiHidden/>
-    <w:unhideWhenUsed/>
-    <w:qFormat/>
-    <w:rsid w:val="00384DA0"/>
-    <w:pPr>
-      <w:keepNext/>
-      <w:keepLines/>
-      <w:numPr>
-        <w:ilvl w:val="5"/>
-        <w:numId w:val="1"/>
-      </w:numPr>
-      <w:spacing w:before="200"/>
-      <w:outlineLvl w:val="5"/>
-    </w:pPr>
-    <w:rPr>
-      <w:rFonts w:asciiTheme="majorHAnsi" w:eastAsiaTheme="majorEastAsia" w:hAnsiTheme="majorHAnsi" w:cstheme="majorBidi"/>
-      <w:i/>
-      <w:iCs/>
-      <w:color w:val="17365D" w:themeColor="text2" w:themeShade="BF"/>
-    </w:rPr>
-  </w:style>
-  <w:style w:type="paragraph" w:styleId="7">
-    <w:name w:val="heading 7"/>
-    <w:basedOn w:val="a0"/>
-    <w:next w:val="a0"/>
-    <w:link w:val="70"/>
-    <w:uiPriority w:val="9"/>
-    <w:semiHidden/>
-    <w:unhideWhenUsed/>
-    <w:qFormat/>
-    <w:rsid w:val="00384DA0"/>
-    <w:pPr>
-      <w:keepNext/>
-      <w:keepLines/>
-      <w:numPr>
-        <w:ilvl w:val="6"/>
-        <w:numId w:val="1"/>
-      </w:numPr>
-      <w:spacing w:before="200"/>
-      <w:outlineLvl w:val="6"/>
-    </w:pPr>
-    <w:rPr>
-      <w:rFonts w:asciiTheme="majorHAnsi" w:eastAsiaTheme="majorEastAsia" w:hAnsiTheme="majorHAnsi" w:cstheme="majorBidi"/>
-      <w:i/>
-      <w:iCs/>
-      <w:color w:val="404040" w:themeColor="text1" w:themeTint="BF"/>
-    </w:rPr>
-  </w:style>
-  <w:style w:type="paragraph" w:styleId="8">
-    <w:name w:val="heading 8"/>
-    <w:basedOn w:val="a0"/>
-    <w:next w:val="a0"/>
-    <w:link w:val="80"/>
-    <w:uiPriority w:val="9"/>
-    <w:semiHidden/>
-    <w:unhideWhenUsed/>
-    <w:qFormat/>
-    <w:rsid w:val="00384DA0"/>
-    <w:pPr>
-      <w:keepNext/>
-      <w:keepLines/>
-      <w:numPr>
-        <w:ilvl w:val="7"/>
-        <w:numId w:val="1"/>
-      </w:numPr>
-      <w:spacing w:before="200"/>
-      <w:outlineLvl w:val="7"/>
-    </w:pPr>
-    <w:rPr>
-      <w:rFonts w:asciiTheme="majorHAnsi" w:eastAsiaTheme="majorEastAsia" w:hAnsiTheme="majorHAnsi" w:cstheme="majorBidi"/>
-      <w:color w:val="404040" w:themeColor="text1" w:themeTint="BF"/>
-      <w:sz w:val="20"/>
-      <w:szCs w:val="20"/>
-    </w:rPr>
-  </w:style>
-  <w:style w:type="paragraph" w:styleId="9">
-    <w:name w:val="heading 9"/>
-    <w:basedOn w:val="a0"/>
-    <w:next w:val="a0"/>
-    <w:link w:val="90"/>
-    <w:uiPriority w:val="9"/>
-    <w:semiHidden/>
-    <w:unhideWhenUsed/>
-    <w:qFormat/>
-    <w:rsid w:val="00384DA0"/>
-    <w:pPr>
-      <w:keepNext/>
-      <w:keepLines/>
-      <w:numPr>
-        <w:ilvl w:val="8"/>
-        <w:numId w:val="1"/>
-      </w:numPr>
-      <w:spacing w:before="200"/>
-      <w:outlineLvl w:val="8"/>
-    </w:pPr>
-    <w:rPr>
-      <w:rFonts w:asciiTheme="majorHAnsi" w:eastAsiaTheme="majorEastAsia" w:hAnsiTheme="majorHAnsi" w:cstheme="majorBidi"/>
-      <w:i/>
-      <w:iCs/>
-      <w:color w:val="404040" w:themeColor="text1" w:themeTint="BF"/>
-      <w:sz w:val="20"/>
-      <w:szCs w:val="20"/>
-    </w:rPr>
-  </w:style>
-  <w:style w:type="character" w:default="1" w:styleId="a1">
-    <w:name w:val="Default Paragraph Font"/>
-    <w:uiPriority w:val="1"/>
-    <w:semiHidden/>
-    <w:unhideWhenUsed/>
-  </w:style>
-  <w:style w:type="table" w:default="1" w:styleId="a2">
-    <w:name w:val="Normal Table"/>
-    <w:uiPriority w:val="99"/>
-    <w:semiHidden/>
-    <w:unhideWhenUsed/>
-    <w:tblPr>
-      <w:tblInd w:w="0" w:type="dxa"/>
-      <w:tblCellMar>
-        <w:top w:w="0" w:type="dxa"/>
-        <w:left w:w="108" w:type="dxa"/>
-        <w:bottom w:w="0" w:type="dxa"/>
-        <w:right w:w="108" w:type="dxa"/>
-      </w:tblCellMar>
-    </w:tblPr>
-  </w:style>
-  <w:style w:type="numbering" w:default="1" w:styleId="a3">
-    <w:name w:val="No List"/>
-    <w:uiPriority w:val="99"/>
-    <w:semiHidden/>
-    <w:unhideWhenUsed/>
-  </w:style>
-  <w:style w:type="paragraph" w:styleId="a4">
-    <w:name w:val="Balloon Text"/>
-    <w:basedOn w:val="a0"/>
-    <w:link w:val="a5"/>
-    <w:uiPriority w:val="99"/>
-    <w:semiHidden/>
-    <w:unhideWhenUsed/>
-    <w:rsid w:val="00DE2771"/>
-    <w:pPr>
-      <w:spacing w:line="240" w:lineRule="auto"/>
-    </w:pPr>
-    <w:rPr>
-      <w:rFonts w:ascii="Tahoma" w:hAnsi="Tahoma" w:cs="Tahoma"/>
-      <w:sz w:val="16"/>
-      <w:szCs w:val="16"/>
-    </w:rPr>
-  </w:style>
-  <w:style w:type="character" w:customStyle="1" w:styleId="a5">
-    <w:name w:val="Изнесен текст Знак"/>
-    <w:basedOn w:val="a1"/>
-    <w:link w:val="a4"/>
-    <w:uiPriority w:val="99"/>
-    <w:semiHidden/>
-    <w:rsid w:val="00DE2771"/>
-    <w:rPr>
-      <w:rFonts w:ascii="Tahoma" w:hAnsi="Tahoma" w:cs="Tahoma"/>
-      <w:sz w:val="16"/>
-      <w:szCs w:val="16"/>
-    </w:rPr>
-  </w:style>
-  <w:style w:type="paragraph" w:styleId="a6">
-    <w:name w:val="Normal (Web)"/>
-    <w:basedOn w:val="a0"/>
-    <w:uiPriority w:val="99"/>
-    <w:unhideWhenUsed/>
-    <w:rsid w:val="00105525"/>
-    <w:pPr>
-      <w:spacing w:before="100" w:beforeAutospacing="1" w:after="100" w:afterAutospacing="1" w:line="240" w:lineRule="auto"/>
-    </w:pPr>
-    <w:rPr>
-      <w:rFonts w:eastAsia="Times New Roman"/>
-      <w:lang w:eastAsia="bg-BG"/>
-    </w:rPr>
-  </w:style>
-  <w:style w:type="character" w:styleId="a7">
-    <w:name w:val="Hyperlink"/>
-    <w:basedOn w:val="a1"/>
-    <w:uiPriority w:val="99"/>
-    <w:unhideWhenUsed/>
-    <w:rsid w:val="00105525"/>
-    <w:rPr>
-      <w:color w:val="0000FF"/>
-      <w:u w:val="single"/>
-    </w:rPr>
-  </w:style>
-  <w:style w:type="paragraph" w:styleId="a8">
-    <w:name w:val="header"/>
-    <w:basedOn w:val="a0"/>
-    <w:link w:val="a9"/>
-    <w:uiPriority w:val="99"/>
-    <w:unhideWhenUsed/>
-    <w:rsid w:val="00506156"/>
-    <w:pPr>
-      <w:tabs>
-        <w:tab w:val="center" w:pos="4536"/>
-        <w:tab w:val="right" w:pos="9072"/>
-      </w:tabs>
-      <w:spacing w:line="240" w:lineRule="auto"/>
-    </w:pPr>
-  </w:style>
-  <w:style w:type="character" w:customStyle="1" w:styleId="a9">
-    <w:name w:val="Горен колонтитул Знак"/>
-    <w:basedOn w:val="a1"/>
-    <w:link w:val="a8"/>
-    <w:uiPriority w:val="99"/>
-    <w:rsid w:val="00506156"/>
-  </w:style>
-  <w:style w:type="paragraph" w:styleId="aa">
-    <w:name w:val="footer"/>
-    <w:basedOn w:val="a0"/>
-    <w:link w:val="ab"/>
-    <w:uiPriority w:val="99"/>
-    <w:unhideWhenUsed/>
-    <w:rsid w:val="00506156"/>
-    <w:pPr>
-      <w:tabs>
-        <w:tab w:val="center" w:pos="4536"/>
-        <w:tab w:val="right" w:pos="9072"/>
-      </w:tabs>
-      <w:spacing w:line="240" w:lineRule="auto"/>
-    </w:pPr>
-  </w:style>
-  <w:style w:type="character" w:customStyle="1" w:styleId="ab">
-    <w:name w:val="Долен колонтитул Знак"/>
-    <w:basedOn w:val="a1"/>
-    <w:link w:val="aa"/>
-    <w:uiPriority w:val="99"/>
-    <w:rsid w:val="00506156"/>
-  </w:style>
-  <w:style w:type="paragraph" w:styleId="ac">
-    <w:name w:val="List Paragraph"/>
-    <w:basedOn w:val="a0"/>
-    <w:link w:val="ad"/>
-    <w:uiPriority w:val="34"/>
-    <w:qFormat/>
-    <w:rsid w:val="00B10012"/>
-    <w:pPr>
-      <w:ind w:firstLine="0"/>
-      <w:contextualSpacing/>
-    </w:pPr>
-    <w:rPr>
-      <w:lang w:val="en-US"/>
-    </w:rPr>
-  </w:style>
-  <w:style w:type="character" w:customStyle="1" w:styleId="10">
-    <w:name w:val="Заглавие 1 Знак"/>
-    <w:basedOn w:val="a1"/>
-    <w:link w:val="1"/>
-    <w:uiPriority w:val="9"/>
-    <w:rsid w:val="00C528A5"/>
-    <w:rPr>
-      <w:rFonts w:asciiTheme="majorHAnsi" w:eastAsia="Times New Roman" w:hAnsiTheme="majorHAnsi" w:cstheme="majorBidi"/>
-      <w:b/>
-      <w:bCs/>
-      <w:smallCaps/>
-      <w:color w:val="000000" w:themeColor="text1"/>
-      <w:sz w:val="36"/>
-      <w:szCs w:val="36"/>
-      <w:lang w:eastAsia="bg-BG"/>
-    </w:rPr>
-  </w:style>
-  <w:style w:type="character" w:customStyle="1" w:styleId="20">
-    <w:name w:val="Заглавие 2 Знак"/>
-    <w:basedOn w:val="a1"/>
-    <w:link w:val="2"/>
-    <w:uiPriority w:val="9"/>
-    <w:rsid w:val="00C66711"/>
-    <w:rPr>
-      <w:rFonts w:asciiTheme="majorHAnsi" w:eastAsiaTheme="majorEastAsia" w:hAnsiTheme="majorHAnsi" w:cstheme="majorBidi"/>
-      <w:b/>
-      <w:bCs/>
-      <w:smallCaps/>
-      <w:color w:val="000000" w:themeColor="text1"/>
-      <w:sz w:val="28"/>
-      <w:szCs w:val="28"/>
-    </w:rPr>
-  </w:style>
-  <w:style w:type="character" w:customStyle="1" w:styleId="30">
-    <w:name w:val="Заглавие 3 Знак"/>
-    <w:basedOn w:val="a1"/>
-    <w:link w:val="3"/>
-    <w:uiPriority w:val="9"/>
-    <w:rsid w:val="00C528A5"/>
-    <w:rPr>
-      <w:rFonts w:asciiTheme="majorHAnsi" w:eastAsia="Times New Roman" w:hAnsiTheme="majorHAnsi" w:cstheme="majorBidi"/>
-      <w:b/>
-      <w:bCs/>
-      <w:color w:val="000000" w:themeColor="text1"/>
-      <w:sz w:val="24"/>
-      <w:szCs w:val="24"/>
-      <w:lang w:eastAsia="bg-BG"/>
-    </w:rPr>
-  </w:style>
-  <w:style w:type="character" w:customStyle="1" w:styleId="40">
-    <w:name w:val="Заглавие 4 Знак"/>
-    <w:basedOn w:val="a1"/>
-    <w:link w:val="4"/>
-    <w:uiPriority w:val="9"/>
-    <w:rsid w:val="00384DA0"/>
-    <w:rPr>
-      <w:rFonts w:asciiTheme="majorHAnsi" w:eastAsiaTheme="majorEastAsia" w:hAnsiTheme="majorHAnsi" w:cstheme="majorBidi"/>
-      <w:b/>
-      <w:bCs/>
-      <w:i/>
-      <w:iCs/>
-      <w:color w:val="000000" w:themeColor="text1"/>
-      <w:sz w:val="24"/>
-      <w:szCs w:val="24"/>
-    </w:rPr>
-  </w:style>
-  <w:style w:type="character" w:customStyle="1" w:styleId="50">
-    <w:name w:val="Заглавие 5 Знак"/>
-    <w:basedOn w:val="a1"/>
-    <w:link w:val="5"/>
-    <w:uiPriority w:val="9"/>
-    <w:semiHidden/>
-    <w:rsid w:val="00384DA0"/>
-    <w:rPr>
-      <w:rFonts w:asciiTheme="majorHAnsi" w:eastAsiaTheme="majorEastAsia" w:hAnsiTheme="majorHAnsi" w:cstheme="majorBidi"/>
-      <w:color w:val="17365D" w:themeColor="text2" w:themeShade="BF"/>
-      <w:sz w:val="24"/>
-      <w:szCs w:val="24"/>
-    </w:rPr>
-  </w:style>
-  <w:style w:type="character" w:customStyle="1" w:styleId="60">
-    <w:name w:val="Заглавие 6 Знак"/>
-    <w:basedOn w:val="a1"/>
-    <w:link w:val="6"/>
-    <w:uiPriority w:val="9"/>
-    <w:semiHidden/>
-    <w:rsid w:val="00384DA0"/>
-    <w:rPr>
-      <w:rFonts w:asciiTheme="majorHAnsi" w:eastAsiaTheme="majorEastAsia" w:hAnsiTheme="majorHAnsi" w:cstheme="majorBidi"/>
-      <w:i/>
-      <w:iCs/>
-      <w:color w:val="17365D" w:themeColor="text2" w:themeShade="BF"/>
-      <w:sz w:val="24"/>
-      <w:szCs w:val="24"/>
-    </w:rPr>
-  </w:style>
-  <w:style w:type="character" w:customStyle="1" w:styleId="70">
-    <w:name w:val="Заглавие 7 Знак"/>
-    <w:basedOn w:val="a1"/>
-    <w:link w:val="7"/>
-    <w:uiPriority w:val="9"/>
-    <w:semiHidden/>
-    <w:rsid w:val="00384DA0"/>
-    <w:rPr>
-      <w:rFonts w:asciiTheme="majorHAnsi" w:eastAsiaTheme="majorEastAsia" w:hAnsiTheme="majorHAnsi" w:cstheme="majorBidi"/>
-      <w:i/>
-      <w:iCs/>
-      <w:color w:val="404040" w:themeColor="text1" w:themeTint="BF"/>
-      <w:sz w:val="24"/>
-      <w:szCs w:val="24"/>
-    </w:rPr>
-  </w:style>
-  <w:style w:type="character" w:customStyle="1" w:styleId="80">
-    <w:name w:val="Заглавие 8 Знак"/>
-    <w:basedOn w:val="a1"/>
-    <w:link w:val="8"/>
-    <w:uiPriority w:val="9"/>
-    <w:semiHidden/>
-    <w:rsid w:val="00384DA0"/>
-    <w:rPr>
-      <w:rFonts w:asciiTheme="majorHAnsi" w:eastAsiaTheme="majorEastAsia" w:hAnsiTheme="majorHAnsi" w:cstheme="majorBidi"/>
-      <w:color w:val="404040" w:themeColor="text1" w:themeTint="BF"/>
-      <w:sz w:val="20"/>
-      <w:szCs w:val="20"/>
-    </w:rPr>
-  </w:style>
-  <w:style w:type="character" w:customStyle="1" w:styleId="90">
-    <w:name w:val="Заглавие 9 Знак"/>
-    <w:basedOn w:val="a1"/>
-    <w:link w:val="9"/>
-    <w:uiPriority w:val="9"/>
-    <w:semiHidden/>
-    <w:rsid w:val="00384DA0"/>
-    <w:rPr>
-      <w:rFonts w:asciiTheme="majorHAnsi" w:eastAsiaTheme="majorEastAsia" w:hAnsiTheme="majorHAnsi" w:cstheme="majorBidi"/>
-      <w:i/>
-      <w:iCs/>
-      <w:color w:val="404040" w:themeColor="text1" w:themeTint="BF"/>
-      <w:sz w:val="20"/>
-      <w:szCs w:val="20"/>
-    </w:rPr>
-  </w:style>
-  <w:style w:type="paragraph" w:styleId="ae">
-    <w:name w:val="caption"/>
-    <w:basedOn w:val="a0"/>
-    <w:next w:val="a0"/>
-    <w:uiPriority w:val="35"/>
-    <w:semiHidden/>
-    <w:unhideWhenUsed/>
-    <w:qFormat/>
-    <w:rsid w:val="00384DA0"/>
-    <w:pPr>
-      <w:spacing w:after="200" w:line="240" w:lineRule="auto"/>
-    </w:pPr>
-    <w:rPr>
-      <w:i/>
-      <w:iCs/>
-      <w:color w:val="1F497D" w:themeColor="text2"/>
-      <w:sz w:val="18"/>
-      <w:szCs w:val="18"/>
-    </w:rPr>
-  </w:style>
-  <w:style w:type="paragraph" w:styleId="af">
-    <w:name w:val="Title"/>
-    <w:basedOn w:val="a0"/>
-    <w:next w:val="a0"/>
-    <w:link w:val="af0"/>
-    <w:uiPriority w:val="10"/>
-    <w:qFormat/>
-    <w:rsid w:val="00384DA0"/>
-    <w:pPr>
-      <w:spacing w:line="240" w:lineRule="auto"/>
-      <w:contextualSpacing/>
-    </w:pPr>
-    <w:rPr>
-      <w:rFonts w:asciiTheme="majorHAnsi" w:eastAsiaTheme="majorEastAsia" w:hAnsiTheme="majorHAnsi" w:cstheme="majorBidi"/>
-      <w:color w:val="000000" w:themeColor="text1"/>
-      <w:sz w:val="56"/>
-      <w:szCs w:val="56"/>
-    </w:rPr>
-  </w:style>
-  <w:style w:type="character" w:customStyle="1" w:styleId="af0">
-    <w:name w:val="Заглавие Знак"/>
-    <w:basedOn w:val="a1"/>
-    <w:link w:val="af"/>
-    <w:uiPriority w:val="10"/>
-    <w:rsid w:val="00384DA0"/>
-    <w:rPr>
-      <w:rFonts w:asciiTheme="majorHAnsi" w:eastAsiaTheme="majorEastAsia" w:hAnsiTheme="majorHAnsi" w:cstheme="majorBidi"/>
-      <w:color w:val="000000" w:themeColor="text1"/>
-      <w:sz w:val="56"/>
-      <w:szCs w:val="56"/>
-    </w:rPr>
-  </w:style>
-  <w:style w:type="paragraph" w:styleId="af1">
-    <w:name w:val="Subtitle"/>
-    <w:basedOn w:val="a0"/>
-    <w:next w:val="a0"/>
-    <w:link w:val="af2"/>
-    <w:uiPriority w:val="11"/>
-    <w:qFormat/>
-    <w:rsid w:val="00384DA0"/>
-    <w:pPr>
-      <w:numPr>
-        <w:ilvl w:val="1"/>
-      </w:numPr>
-      <w:ind w:firstLine="851"/>
-    </w:pPr>
-    <w:rPr>
-      <w:color w:val="5A5A5A" w:themeColor="text1" w:themeTint="A5"/>
-      <w:spacing w:val="10"/>
-    </w:rPr>
-  </w:style>
-  <w:style w:type="character" w:customStyle="1" w:styleId="af2">
-    <w:name w:val="Подзаглавие Знак"/>
-    <w:basedOn w:val="a1"/>
-    <w:link w:val="af1"/>
-    <w:uiPriority w:val="11"/>
-    <w:rsid w:val="00384DA0"/>
-    <w:rPr>
-      <w:color w:val="5A5A5A" w:themeColor="text1" w:themeTint="A5"/>
-      <w:spacing w:val="10"/>
-    </w:rPr>
-  </w:style>
-  <w:style w:type="character" w:styleId="af3">
-    <w:name w:val="Strong"/>
-    <w:basedOn w:val="a1"/>
-    <w:uiPriority w:val="22"/>
-    <w:qFormat/>
-    <w:rsid w:val="00384DA0"/>
-    <w:rPr>
-      <w:b/>
-      <w:bCs/>
-      <w:color w:val="000000" w:themeColor="text1"/>
-    </w:rPr>
-  </w:style>
-  <w:style w:type="character" w:styleId="af4">
-    <w:name w:val="Emphasis"/>
-    <w:basedOn w:val="a1"/>
-    <w:uiPriority w:val="20"/>
-    <w:qFormat/>
-    <w:rsid w:val="00384DA0"/>
-    <w:rPr>
-      <w:i/>
-      <w:iCs/>
-      <w:color w:val="auto"/>
-    </w:rPr>
-  </w:style>
-  <w:style w:type="paragraph" w:styleId="af5">
-    <w:name w:val="No Spacing"/>
-    <w:uiPriority w:val="1"/>
-    <w:qFormat/>
-    <w:rsid w:val="00384DA0"/>
-    <w:pPr>
-      <w:spacing w:after="0" w:line="240" w:lineRule="auto"/>
-    </w:pPr>
-  </w:style>
-  <w:style w:type="paragraph" w:styleId="af6">
-    <w:name w:val="Quote"/>
-    <w:basedOn w:val="a0"/>
-    <w:next w:val="a0"/>
-    <w:link w:val="af7"/>
-    <w:uiPriority w:val="29"/>
-    <w:qFormat/>
-    <w:rsid w:val="00384DA0"/>
-    <w:pPr>
-      <w:spacing w:before="160"/>
-      <w:ind w:left="720" w:right="720"/>
-    </w:pPr>
-    <w:rPr>
-      <w:i/>
-      <w:iCs/>
-      <w:color w:val="000000" w:themeColor="text1"/>
-    </w:rPr>
-  </w:style>
-  <w:style w:type="character" w:customStyle="1" w:styleId="af7">
-    <w:name w:val="Цитат Знак"/>
-    <w:basedOn w:val="a1"/>
-    <w:link w:val="af6"/>
-    <w:uiPriority w:val="29"/>
-    <w:rsid w:val="00384DA0"/>
-    <w:rPr>
-      <w:i/>
-      <w:iCs/>
-      <w:color w:val="000000" w:themeColor="text1"/>
-    </w:rPr>
-  </w:style>
-  <w:style w:type="paragraph" w:styleId="af8">
-    <w:name w:val="Intense Quote"/>
-    <w:basedOn w:val="a0"/>
-    <w:next w:val="a0"/>
-    <w:link w:val="af9"/>
-    <w:uiPriority w:val="30"/>
-    <w:qFormat/>
-    <w:rsid w:val="00384DA0"/>
-    <w:pPr>
-      <w:pBdr>
-        <w:top w:val="single" w:sz="24" w:space="1" w:color="F2F2F2" w:themeColor="background1" w:themeShade="F2"/>
-        <w:bottom w:val="single" w:sz="24" w:space="1" w:color="F2F2F2" w:themeColor="background1" w:themeShade="F2"/>
-      </w:pBdr>
-      <w:shd w:val="clear" w:color="auto" w:fill="F2F2F2" w:themeFill="background1" w:themeFillShade="F2"/>
-      <w:ind w:left="936" w:right="936"/>
-      <w:jc w:val="center"/>
-    </w:pPr>
-    <w:rPr>
-      <w:color w:val="000000" w:themeColor="text1"/>
-    </w:rPr>
-  </w:style>
-  <w:style w:type="character" w:customStyle="1" w:styleId="af9">
-    <w:name w:val="Интензивно цитиране Знак"/>
-    <w:basedOn w:val="a1"/>
-    <w:link w:val="af8"/>
-    <w:uiPriority w:val="30"/>
-    <w:rsid w:val="00384DA0"/>
-    <w:rPr>
-      <w:color w:val="000000" w:themeColor="text1"/>
-      <w:shd w:val="clear" w:color="auto" w:fill="F2F2F2" w:themeFill="background1" w:themeFillShade="F2"/>
-    </w:rPr>
-  </w:style>
-  <w:style w:type="character" w:styleId="afa">
-    <w:name w:val="Subtle Emphasis"/>
-    <w:basedOn w:val="a1"/>
-    <w:uiPriority w:val="19"/>
-    <w:qFormat/>
-    <w:rsid w:val="00384DA0"/>
-    <w:rPr>
-      <w:i/>
-      <w:iCs/>
-      <w:color w:val="404040" w:themeColor="text1" w:themeTint="BF"/>
-    </w:rPr>
-  </w:style>
-  <w:style w:type="character" w:styleId="afb">
-    <w:name w:val="Intense Emphasis"/>
-    <w:basedOn w:val="a1"/>
-    <w:uiPriority w:val="21"/>
-    <w:qFormat/>
-    <w:rsid w:val="00384DA0"/>
-    <w:rPr>
-      <w:b/>
-      <w:bCs/>
-      <w:i/>
-      <w:iCs/>
-      <w:caps/>
-    </w:rPr>
-  </w:style>
-  <w:style w:type="character" w:styleId="afc">
-    <w:name w:val="Subtle Reference"/>
-    <w:basedOn w:val="a1"/>
-    <w:uiPriority w:val="31"/>
-    <w:qFormat/>
-    <w:rsid w:val="00384DA0"/>
-    <w:rPr>
-      <w:smallCaps/>
-      <w:color w:val="404040" w:themeColor="text1" w:themeTint="BF"/>
-      <w:u w:val="single" w:color="7F7F7F" w:themeColor="text1" w:themeTint="80"/>
-    </w:rPr>
-  </w:style>
-  <w:style w:type="character" w:styleId="afd">
-    <w:name w:val="Intense Reference"/>
-    <w:basedOn w:val="a1"/>
-    <w:uiPriority w:val="32"/>
-    <w:qFormat/>
-    <w:rsid w:val="00384DA0"/>
-    <w:rPr>
-      <w:b/>
-      <w:bCs/>
-      <w:smallCaps/>
-      <w:u w:val="single"/>
-    </w:rPr>
-  </w:style>
-  <w:style w:type="character" w:styleId="afe">
-    <w:name w:val="Book Title"/>
-    <w:basedOn w:val="a1"/>
-    <w:uiPriority w:val="33"/>
-    <w:qFormat/>
-    <w:rsid w:val="00384DA0"/>
-    <w:rPr>
-      <w:b w:val="0"/>
-      <w:bCs w:val="0"/>
-      <w:smallCaps/>
-      <w:spacing w:val="5"/>
-    </w:rPr>
-  </w:style>
-  <w:style w:type="paragraph" w:styleId="aff">
-    <w:name w:val="TOC Heading"/>
-    <w:basedOn w:val="1"/>
-    <w:next w:val="a0"/>
-    <w:uiPriority w:val="39"/>
-    <w:unhideWhenUsed/>
-    <w:qFormat/>
-    <w:rsid w:val="00384DA0"/>
-    <w:pPr>
-      <w:outlineLvl w:val="9"/>
-    </w:pPr>
-  </w:style>
-  <w:style w:type="paragraph" w:customStyle="1" w:styleId="aff0">
-    <w:name w:val="код"/>
-    <w:basedOn w:val="a0"/>
-    <w:link w:val="Char"/>
-    <w:qFormat/>
-    <w:rsid w:val="00384DA0"/>
-    <w:pPr>
-      <w:spacing w:line="240" w:lineRule="auto"/>
-      <w:ind w:left="851" w:firstLine="0"/>
-    </w:pPr>
-    <w:rPr>
-      <w:rFonts w:ascii="Tahoma" w:hAnsi="Tahoma" w:cs="Arial"/>
-    </w:rPr>
-  </w:style>
-  <w:style w:type="character" w:customStyle="1" w:styleId="ad">
-    <w:name w:val="Списък на абзаци Знак"/>
-    <w:basedOn w:val="a1"/>
-    <w:link w:val="ac"/>
-    <w:uiPriority w:val="34"/>
-    <w:rsid w:val="00B10012"/>
-    <w:rPr>
-      <w:rFonts w:ascii="Times New Roman" w:hAnsi="Times New Roman" w:cs="Times New Roman"/>
-      <w:sz w:val="24"/>
-      <w:szCs w:val="24"/>
-      <w:lang w:val="en-US"/>
-    </w:rPr>
-  </w:style>
-  <w:style w:type="character" w:customStyle="1" w:styleId="Char">
-    <w:name w:val="код Char"/>
-    <w:basedOn w:val="a1"/>
-    <w:link w:val="aff0"/>
-    <w:rsid w:val="00384DA0"/>
-    <w:rPr>
-      <w:rFonts w:ascii="Tahoma" w:hAnsi="Tahoma" w:cs="Arial"/>
-      <w:sz w:val="24"/>
-      <w:szCs w:val="24"/>
-    </w:rPr>
-  </w:style>
-  <w:style w:type="paragraph" w:styleId="11">
-    <w:name w:val="toc 1"/>
-    <w:basedOn w:val="a0"/>
-    <w:next w:val="a0"/>
-    <w:autoRedefine/>
-    <w:uiPriority w:val="39"/>
-    <w:unhideWhenUsed/>
-    <w:rsid w:val="00231966"/>
-    <w:pPr>
-      <w:spacing w:after="100"/>
-    </w:pPr>
-  </w:style>
-  <w:style w:type="paragraph" w:styleId="21">
-    <w:name w:val="toc 2"/>
-    <w:basedOn w:val="a0"/>
-    <w:next w:val="a0"/>
-    <w:autoRedefine/>
-    <w:uiPriority w:val="39"/>
-    <w:unhideWhenUsed/>
-    <w:rsid w:val="00231966"/>
-    <w:pPr>
-      <w:spacing w:after="100"/>
-      <w:ind w:left="240"/>
-    </w:pPr>
-  </w:style>
-  <w:style w:type="paragraph" w:styleId="31">
-    <w:name w:val="toc 3"/>
-    <w:basedOn w:val="a0"/>
-    <w:next w:val="a0"/>
-    <w:autoRedefine/>
-    <w:uiPriority w:val="39"/>
-    <w:unhideWhenUsed/>
-    <w:rsid w:val="00231966"/>
-    <w:pPr>
-      <w:spacing w:after="100"/>
-      <w:ind w:left="480"/>
-    </w:pPr>
-  </w:style>
-  <w:style w:type="character" w:styleId="HTML">
-    <w:name w:val="HTML Code"/>
-    <w:basedOn w:val="a1"/>
-    <w:uiPriority w:val="99"/>
-    <w:semiHidden/>
-    <w:unhideWhenUsed/>
-    <w:rsid w:val="00FD18AE"/>
-    <w:rPr>
-      <w:rFonts w:ascii="Courier New" w:eastAsia="Times New Roman" w:hAnsi="Courier New" w:cs="Courier New"/>
-      <w:sz w:val="20"/>
-      <w:szCs w:val="20"/>
-    </w:rPr>
-  </w:style>
-  <w:style w:type="paragraph" w:customStyle="1" w:styleId="a">
-    <w:name w:val="точка"/>
-    <w:basedOn w:val="a0"/>
-    <w:link w:val="Char0"/>
-    <w:qFormat/>
-    <w:rsid w:val="00636169"/>
-    <w:pPr>
-      <w:numPr>
-        <w:numId w:val="3"/>
-      </w:numPr>
-      <w:shd w:val="clear" w:color="auto" w:fill="FFFFFF"/>
-      <w:tabs>
-        <w:tab w:val="clear" w:pos="720"/>
-        <w:tab w:val="num" w:pos="993"/>
-      </w:tabs>
-      <w:spacing w:before="120" w:line="276" w:lineRule="auto"/>
-      <w:ind w:firstLine="0"/>
-    </w:pPr>
-    <w:rPr>
-      <w:rFonts w:eastAsia="Times New Roman"/>
-      <w:bCs/>
-      <w:lang w:eastAsia="bg-BG"/>
-    </w:rPr>
-  </w:style>
-  <w:style w:type="character" w:customStyle="1" w:styleId="Char0">
-    <w:name w:val="точка Char"/>
-    <w:basedOn w:val="a1"/>
-    <w:link w:val="a"/>
-    <w:rsid w:val="00636169"/>
-    <w:rPr>
-      <w:rFonts w:ascii="Times New Roman" w:eastAsia="Times New Roman" w:hAnsi="Times New Roman" w:cs="Times New Roman"/>
-      <w:bCs/>
-      <w:sz w:val="24"/>
-      <w:szCs w:val="24"/>
-      <w:shd w:val="clear" w:color="auto" w:fill="FFFFFF"/>
-      <w:lang w:eastAsia="bg-BG"/>
-    </w:rPr>
-  </w:style>
-  <w:style w:type="paragraph" w:styleId="HTML0">
-    <w:name w:val="HTML Preformatted"/>
-    <w:basedOn w:val="a0"/>
-    <w:link w:val="HTML1"/>
-    <w:uiPriority w:val="99"/>
-    <w:unhideWhenUsed/>
-    <w:rsid w:val="00782E28"/>
-    <w:pPr>
-      <w:tabs>
-        <w:tab w:val="left" w:pos="916"/>
-        <w:tab w:val="left" w:pos="1832"/>
-        <w:tab w:val="left" w:pos="2748"/>
-        <w:tab w:val="left" w:pos="3664"/>
-        <w:tab w:val="left" w:pos="4580"/>
-        <w:tab w:val="left" w:pos="5496"/>
-        <w:tab w:val="left" w:pos="6412"/>
-        <w:tab w:val="left" w:pos="7328"/>
-        <w:tab w:val="left" w:pos="8244"/>
-        <w:tab w:val="left" w:pos="9160"/>
-        <w:tab w:val="left" w:pos="10076"/>
-        <w:tab w:val="left" w:pos="10992"/>
-        <w:tab w:val="left" w:pos="11908"/>
-        <w:tab w:val="left" w:pos="12824"/>
-        <w:tab w:val="left" w:pos="13740"/>
-        <w:tab w:val="left" w:pos="14656"/>
-      </w:tabs>
-      <w:spacing w:line="240" w:lineRule="auto"/>
-      <w:ind w:firstLine="0"/>
-      <w:jc w:val="left"/>
-    </w:pPr>
-    <w:rPr>
-      <w:rFonts w:ascii="Courier New" w:eastAsia="Times New Roman" w:hAnsi="Courier New" w:cs="Courier New"/>
-      <w:sz w:val="20"/>
-      <w:szCs w:val="20"/>
-      <w:lang w:eastAsia="bg-BG"/>
-    </w:rPr>
-  </w:style>
-  <w:style w:type="character" w:customStyle="1" w:styleId="HTML1">
-    <w:name w:val="HTML стандартен Знак"/>
-    <w:basedOn w:val="a1"/>
-    <w:link w:val="HTML0"/>
-    <w:uiPriority w:val="99"/>
-    <w:rsid w:val="00782E28"/>
-    <w:rPr>
-      <w:rFonts w:ascii="Courier New" w:eastAsia="Times New Roman" w:hAnsi="Courier New" w:cs="Courier New"/>
-      <w:sz w:val="20"/>
-      <w:szCs w:val="20"/>
-      <w:lang w:eastAsia="bg-BG"/>
-    </w:rPr>
-  </w:style>
-  <w:style w:type="character" w:customStyle="1" w:styleId="text-text-primary-3">
-    <w:name w:val="text-text-primary-3"/>
-    <w:basedOn w:val="a1"/>
-    <w:rsid w:val="00716AEF"/>
-  </w:style>
-  <w:style w:type="character" w:customStyle="1" w:styleId="hljs-keyword">
-    <w:name w:val="hljs-keyword"/>
-    <w:basedOn w:val="a1"/>
-    <w:rsid w:val="00716AEF"/>
-  </w:style>
-  <w:style w:type="character" w:customStyle="1" w:styleId="hljs-title">
-    <w:name w:val="hljs-title"/>
-    <w:basedOn w:val="a1"/>
-    <w:rsid w:val="004E5D4E"/>
-  </w:style>
-  <w:style w:type="character" w:customStyle="1" w:styleId="hljs-number">
-    <w:name w:val="hljs-number"/>
-    <w:basedOn w:val="a1"/>
-    <w:rsid w:val="004E5D4E"/>
-  </w:style>
-  <w:style w:type="character" w:customStyle="1" w:styleId="hljs-literal">
-    <w:name w:val="hljs-literal"/>
-    <w:basedOn w:val="a1"/>
-    <w:rsid w:val="004E5D4E"/>
-  </w:style>
-  <w:style w:type="character" w:customStyle="1" w:styleId="hljs-params">
-    <w:name w:val="hljs-params"/>
-    <w:basedOn w:val="a1"/>
-    <w:rsid w:val="004E5D4E"/>
-  </w:style>
-  <w:style w:type="character" w:customStyle="1" w:styleId="hljs-string">
-    <w:name w:val="hljs-string"/>
-    <w:basedOn w:val="a1"/>
-    <w:rsid w:val="004E5D4E"/>
-  </w:style>
-  <w:style w:type="character" w:customStyle="1" w:styleId="hljs-subst">
-    <w:name w:val="hljs-subst"/>
-    <w:basedOn w:val="a1"/>
-    <w:rsid w:val="004E5D4E"/>
-  </w:style>
-  <w:style w:type="character" w:customStyle="1" w:styleId="hljs-meta">
-    <w:name w:val="hljs-meta"/>
-    <w:basedOn w:val="a1"/>
-    <w:rsid w:val="004E5D4E"/>
-  </w:style>
-  <w:style w:type="character" w:customStyle="1" w:styleId="hljs-builtin">
-    <w:name w:val="hljs-built_in"/>
-    <w:basedOn w:val="a1"/>
-    <w:rsid w:val="00B7581D"/>
-  </w:style>
-  <w:style w:type="character" w:customStyle="1" w:styleId="hljs-comment">
-    <w:name w:val="hljs-comment"/>
-    <w:basedOn w:val="a1"/>
+    <w:basedOn w:val="DefaultParagraphFont"/>
     <w:rsid w:val="00B7581D"/>
   </w:style>
 </w:styles>
@@ -16025,7 +13288,7 @@
 </file>
 
 <file path=customXml/itemProps1.xml><?xml version="1.0" encoding="utf-8"?>
-<ds:datastoreItem xmlns:ds="http://schemas.openxmlformats.org/officeDocument/2006/customXml" ds:itemID="{599E239C-5029-4638-888E-8EE60CDA8AD5}">
+<ds:datastoreItem xmlns:ds="http://schemas.openxmlformats.org/officeDocument/2006/customXml" ds:itemID="{E81721F2-F277-47B6-9DD8-4DCEDBF1F2E5}">
   <ds:schemaRefs>
     <ds:schemaRef ds:uri="http://schemas.openxmlformats.org/officeDocument/2006/bibliography"/>
   </ds:schemaRefs>
